--- a/docs/USER-GUIDE.docx
+++ b/docs/USER-GUIDE.docx
@@ -1864,6 +1864,209 @@
       </w:r>
       <w:r>
         <w:t xml:space="preserve">.</w:t>
+      </w:r>
+    </w:p>
+    <w:p>
+      <w:pPr>
+        <w:pStyle w:val="BodyText"/>
+      </w:pPr>
+      <w:r>
+        <w:rPr>
+          <w:bCs/>
+          <w:b/>
+        </w:rPr>
+        <w:t xml:space="preserve">Two overlays (Timing v2):</w:t>
+      </w:r>
+      <w:r>
+        <w:t xml:space="preserve"> </w:t>
+      </w:r>
+      <w:r>
+        <w:t xml:space="preserve">-</w:t>
+      </w:r>
+      <w:r>
+        <w:t xml:space="preserve"> </w:t>
+      </w:r>
+      <w:r>
+        <w:rPr>
+          <w:bCs/>
+          <w:b/>
+        </w:rPr>
+        <w:t xml:space="preserve">Macro-stress brake (exit-only).</w:t>
+      </w:r>
+      <w:r>
+        <w:t xml:space="preserve"> </w:t>
+      </w:r>
+      <w:r>
+        <w:t xml:space="preserve">Forces</w:t>
+      </w:r>
+      <w:r>
+        <w:t xml:space="preserve"> </w:t>
+      </w:r>
+      <w:r>
+        <w:rPr>
+          <w:iCs/>
+          <w:i/>
+        </w:rPr>
+        <w:t xml:space="preserve">defensive</w:t>
+      </w:r>
+      <w:r>
+        <w:t xml:space="preserve"> </w:t>
+      </w:r>
+      <w:r>
+        <w:t xml:space="preserve">only when</w:t>
+      </w:r>
+      <w:r>
+        <w:t xml:space="preserve"> </w:t>
+      </w:r>
+      <w:r>
+        <w:rPr>
+          <w:bCs/>
+          <w:b/>
+        </w:rPr>
+        <w:t xml:space="preserve">two leading risk signals fire</w:t>
+      </w:r>
+      <w:r>
+        <w:rPr>
+          <w:bCs/>
+          <w:b/>
+        </w:rPr>
+        <w:t xml:space="preserve"> </w:t>
+      </w:r>
+      <w:r>
+        <w:rPr>
+          <w:bCs/>
+          <w:b/>
+        </w:rPr>
+        <w:t xml:space="preserve">together</w:t>
+      </w:r>
+      <w:r>
+        <w:t xml:space="preserve"> </w:t>
+      </w:r>
+      <w:r>
+        <w:t xml:space="preserve">— the</w:t>
+      </w:r>
+      <w:r>
+        <w:t xml:space="preserve"> </w:t>
+      </w:r>
+      <w:r>
+        <w:rPr>
+          <w:bCs/>
+          <w:b/>
+        </w:rPr>
+        <w:t xml:space="preserve">VIX term-structure inverts</w:t>
+      </w:r>
+      <w:r>
+        <w:t xml:space="preserve"> </w:t>
+      </w:r>
+      <w:r>
+        <w:t xml:space="preserve">(front VIX ≥ VIX3M)</w:t>
+      </w:r>
+      <w:r>
+        <w:t xml:space="preserve"> </w:t>
+      </w:r>
+      <w:r>
+        <w:rPr>
+          <w:bCs/>
+          <w:b/>
+        </w:rPr>
+        <w:t xml:space="preserve">AND high-yield credit widens</w:t>
+      </w:r>
+      <w:r>
+        <w:rPr>
+          <w:bCs/>
+          <w:b/>
+        </w:rPr>
+        <w:t xml:space="preserve"> </w:t>
+      </w:r>
+      <w:r>
+        <w:rPr>
+          <w:bCs/>
+          <w:b/>
+        </w:rPr>
+        <w:t xml:space="preserve">fast</w:t>
+      </w:r>
+      <w:r>
+        <w:t xml:space="preserve"> </w:t>
+      </w:r>
+      <w:r>
+        <w:t xml:space="preserve">(HYG ~1-month return ≤ −3%). Requiring both makes false alarms rare; being exit-only means it</w:t>
+      </w:r>
+      <w:r>
+        <w:t xml:space="preserve"> </w:t>
+      </w:r>
+      <w:r>
+        <w:t xml:space="preserve">can only de-risk, never add. When it’s on, the posture note shows</w:t>
+      </w:r>
+      <w:r>
+        <w:t xml:space="preserve"> </w:t>
+      </w:r>
+      <w:r>
+        <w:rPr>
+          <w:bCs/>
+          <w:b/>
+        </w:rPr>
+        <w:t xml:space="preserve">MACRO-STRESS</w:t>
+      </w:r>
+      <w:r>
+        <w:t xml:space="preserve">.</w:t>
+      </w:r>
+      <w:r>
+        <w:t xml:space="preserve"> </w:t>
+      </w:r>
+      <w:r>
+        <w:t xml:space="preserve">-</w:t>
+      </w:r>
+      <w:r>
+        <w:t xml:space="preserve"> </w:t>
+      </w:r>
+      <w:r>
+        <w:rPr>
+          <w:bCs/>
+          <w:b/>
+        </w:rPr>
+        <w:t xml:space="preserve">20-DMA fast re-entry.</w:t>
+      </w:r>
+      <w:r>
+        <w:t xml:space="preserve"> </w:t>
+      </w:r>
+      <w:r>
+        <w:t xml:space="preserve">When ≥60% of holdings reclaim their 20-day average, the posture</w:t>
+      </w:r>
+      <w:r>
+        <w:t xml:space="preserve"> </w:t>
+      </w:r>
+      <w:r>
+        <w:rPr>
+          <w:bCs/>
+          <w:b/>
+        </w:rPr>
+        <w:t xml:space="preserve">re-risks</w:t>
+      </w:r>
+      <w:r>
+        <w:rPr>
+          <w:bCs/>
+          <w:b/>
+        </w:rPr>
+        <w:t xml:space="preserve"> </w:t>
+      </w:r>
+      <w:r>
+        <w:rPr>
+          <w:bCs/>
+          <w:b/>
+        </w:rPr>
+        <w:t xml:space="preserve">one notch</w:t>
+      </w:r>
+      <w:r>
+        <w:t xml:space="preserve"> </w:t>
+      </w:r>
+      <w:r>
+        <w:t xml:space="preserve">— so you don’t stay in cash too long after a V-shaped bottom (the momentum-crash fix). The</w:t>
+      </w:r>
+      <w:r>
+        <w:t xml:space="preserve"> </w:t>
+      </w:r>
+      <w:r>
+        <w:t xml:space="preserve">macro brake always wins over re-entry.</w:t>
       </w:r>
     </w:p>
     <w:bookmarkEnd w:id="36"/>

--- a/docs/USER-GUIDE.docx
+++ b/docs/USER-GUIDE.docx
@@ -2536,7 +2536,93 @@
         <w:t xml:space="preserve"> </w:t>
       </w:r>
       <w:r>
-        <w:t xml:space="preserve">× the latest scan prices.</w:t>
+        <w:t xml:space="preserve">× the latest scan prices. The</w:t>
+      </w:r>
+      <w:r>
+        <w:t xml:space="preserve"> </w:t>
+      </w:r>
+      <w:r>
+        <w:rPr>
+          <w:bCs/>
+          <w:b/>
+        </w:rPr>
+        <w:t xml:space="preserve">Rebalance</w:t>
+      </w:r>
+      <w:r>
+        <w:t xml:space="preserve"> </w:t>
+      </w:r>
+      <w:r>
+        <w:t xml:space="preserve">column flags any holding whose actual weight has drifted</w:t>
+      </w:r>
+      <w:r>
+        <w:t xml:space="preserve"> </w:t>
+      </w:r>
+      <w:r>
+        <w:rPr>
+          <w:bCs/>
+          <w:b/>
+        </w:rPr>
+        <w:t xml:space="preserve">&gt;±25% from its target weight</w:t>
+      </w:r>
+      <w:r>
+        <w:t xml:space="preserve"> </w:t>
+      </w:r>
+      <w:r>
+        <w:t xml:space="preserve">(⚖</w:t>
+      </w:r>
+      <w:r>
+        <w:t xml:space="preserve"> </w:t>
+      </w:r>
+      <w:r>
+        <w:rPr>
+          <w:iCs/>
+          <w:i/>
+        </w:rPr>
+        <w:t xml:space="preserve">trim</w:t>
+      </w:r>
+      <w:r>
+        <w:t xml:space="preserve"> </w:t>
+      </w:r>
+      <w:r>
+        <w:t xml:space="preserve">if overweight,</w:t>
+      </w:r>
+      <w:r>
+        <w:t xml:space="preserve"> </w:t>
+      </w:r>
+      <w:r>
+        <w:rPr>
+          <w:iCs/>
+          <w:i/>
+        </w:rPr>
+        <w:t xml:space="preserve">add</w:t>
+      </w:r>
+      <w:r>
+        <w:t xml:space="preserve"> </w:t>
+      </w:r>
+      <w:r>
+        <w:t xml:space="preserve">if underweight). Foreign-currency lots</w:t>
+      </w:r>
+      <w:r>
+        <w:t xml:space="preserve"> </w:t>
+      </w:r>
+      <w:r>
+        <w:t xml:space="preserve">are</w:t>
+      </w:r>
+      <w:r>
+        <w:t xml:space="preserve"> </w:t>
+      </w:r>
+      <w:r>
+        <w:rPr>
+          <w:bCs/>
+          <w:b/>
+        </w:rPr>
+        <w:t xml:space="preserve">FX-converted to USD</w:t>
+      </w:r>
+      <w:r>
+        <w:t xml:space="preserve"> </w:t>
+      </w:r>
+      <w:r>
+        <w:t xml:space="preserve">for the sleeve total (a lot with no available FX rate is excluded and noted).</w:t>
       </w:r>
     </w:p>
     <w:p>

--- a/docs/USER-GUIDE.docx
+++ b/docs/USER-GUIDE.docx
@@ -60,7 +60,7 @@
         <w:t xml:space="preserve">Layer</w:t>
       </w:r>
     </w:p>
-    <w:bookmarkStart w:id="66" w:name="puck-end-user-guide"/>
+    <w:bookmarkStart w:id="64" w:name="puck-end-user-guide"/>
     <w:p>
       <w:pPr>
         <w:pStyle w:val="Heading1"/>
@@ -3678,7 +3678,7 @@
       </w:r>
     </w:p>
     <w:bookmarkEnd w:id="53"/>
-    <w:bookmarkStart w:id="61" w:name="settings-onboarding"/>
+    <w:bookmarkStart w:id="59" w:name="settings-onboarding"/>
     <w:p>
       <w:pPr>
         <w:pStyle w:val="Heading2"/>
@@ -3940,13 +3940,840 @@
       </w:r>
     </w:p>
     <w:bookmarkEnd w:id="57"/>
-    <w:bookmarkStart w:id="58" w:name="llm-keys-free"/>
+    <w:bookmarkStart w:id="58" w:name="admin-credentials-configuration"/>
     <w:p>
       <w:pPr>
         <w:pStyle w:val="Heading3"/>
       </w:pPr>
       <w:r>
-        <w:t xml:space="preserve">9.2 LLM keys (free)</w:t>
+        <w:t xml:space="preserve">9.2 🔐 Admin — credentials &amp; configuration</w:t>
+      </w:r>
+    </w:p>
+    <w:p>
+      <w:pPr>
+        <w:pStyle w:val="FirstParagraph"/>
+      </w:pPr>
+      <w:r>
+        <w:t xml:space="preserve">One place for every credential, in two tiers:</w:t>
+      </w:r>
+    </w:p>
+    <w:p>
+      <w:pPr>
+        <w:pStyle w:val="BodyText"/>
+      </w:pPr>
+      <w:r>
+        <w:rPr>
+          <w:bCs/>
+          <w:b/>
+        </w:rPr>
+        <w:t xml:space="preserve">Browser keys</w:t>
+      </w:r>
+      <w:r>
+        <w:t xml:space="preserve"> </w:t>
+      </w:r>
+      <w:r>
+        <w:t xml:space="preserve">(stored only in this browser; power client-side features):</w:t>
+      </w:r>
+      <w:r>
+        <w:t xml:space="preserve"> </w:t>
+      </w:r>
+      <w:r>
+        <w:t xml:space="preserve">-</w:t>
+      </w:r>
+      <w:r>
+        <w:t xml:space="preserve"> </w:t>
+      </w:r>
+      <w:r>
+        <w:rPr>
+          <w:bCs/>
+          <w:b/>
+        </w:rPr>
+        <w:t xml:space="preserve">Gemini</w:t>
+      </w:r>
+      <w:r>
+        <w:t xml:space="preserve"> </w:t>
+      </w:r>
+      <w:r>
+        <w:t xml:space="preserve">(aistudio.google.com) — in-browser digest.</w:t>
+      </w:r>
+      <w:r>
+        <w:t xml:space="preserve"> </w:t>
+      </w:r>
+      <w:r>
+        <w:rPr>
+          <w:bCs/>
+          <w:b/>
+        </w:rPr>
+        <w:t xml:space="preserve">Groq</w:t>
+      </w:r>
+      <w:r>
+        <w:t xml:space="preserve"> </w:t>
+      </w:r>
+      <w:r>
+        <w:t xml:space="preserve">(console.groq.com) — second red-team model.</w:t>
+      </w:r>
+      <w:r>
+        <w:t xml:space="preserve"> </w:t>
+      </w:r>
+      <w:r>
+        <w:t xml:space="preserve">-</w:t>
+      </w:r>
+      <w:r>
+        <w:t xml:space="preserve"> </w:t>
+      </w:r>
+      <w:r>
+        <w:rPr>
+          <w:bCs/>
+          <w:b/>
+        </w:rPr>
+        <w:t xml:space="preserve">Finnhub / Twelve Data / Alpha Vantage</w:t>
+      </w:r>
+      <w:r>
+        <w:t xml:space="preserve"> </w:t>
+      </w:r>
+      <w:r>
+        <w:t xml:space="preserve">— data cross-checks; Finnhub also powers</w:t>
+      </w:r>
+      <w:r>
+        <w:t xml:space="preserve"> </w:t>
+      </w:r>
+      <w:r>
+        <w:rPr>
+          <w:bCs/>
+          <w:b/>
+        </w:rPr>
+        <w:t xml:space="preserve">✓ Check live prices</w:t>
+      </w:r>
+      <w:r>
+        <w:t xml:space="preserve">.</w:t>
+      </w:r>
+      <w:r>
+        <w:t xml:space="preserve"> </w:t>
+      </w:r>
+      <w:r>
+        <w:t xml:space="preserve">-</w:t>
+      </w:r>
+      <w:r>
+        <w:t xml:space="preserve"> </w:t>
+      </w:r>
+      <w:r>
+        <w:rPr>
+          <w:bCs/>
+          <w:b/>
+        </w:rPr>
+        <w:t xml:space="preserve">GitHub dispatch token</w:t>
+      </w:r>
+      <w:r>
+        <w:t xml:space="preserve"> </w:t>
+      </w:r>
+      <w:r>
+        <w:t xml:space="preserve">(Contents: R/W) — lets</w:t>
+      </w:r>
+      <w:r>
+        <w:t xml:space="preserve"> </w:t>
+      </w:r>
+      <w:r>
+        <w:rPr>
+          <w:bCs/>
+          <w:b/>
+        </w:rPr>
+        <w:t xml:space="preserve">⟳ Refresh</w:t>
+      </w:r>
+      <w:r>
+        <w:t xml:space="preserve"> </w:t>
+      </w:r>
+      <w:r>
+        <w:t xml:space="preserve">trigger a live scan (§10).</w:t>
+      </w:r>
+      <w:r>
+        <w:t xml:space="preserve"> </w:t>
+      </w:r>
+      <w:r>
+        <w:t xml:space="preserve">- Click</w:t>
+      </w:r>
+      <w:r>
+        <w:t xml:space="preserve"> </w:t>
+      </w:r>
+      <w:r>
+        <w:rPr>
+          <w:bCs/>
+          <w:b/>
+        </w:rPr>
+        <w:t xml:space="preserve">Save browser keys</w:t>
+      </w:r>
+      <w:r>
+        <w:t xml:space="preserve">.</w:t>
+      </w:r>
+    </w:p>
+    <w:p>
+      <w:pPr>
+        <w:pStyle w:val="BodyText"/>
+      </w:pPr>
+      <w:r>
+        <w:rPr>
+          <w:bCs/>
+          <w:b/>
+        </w:rPr>
+        <w:t xml:space="preserve">Repo configuration</w:t>
+      </w:r>
+      <w:r>
+        <w:t xml:space="preserve"> </w:t>
+      </w:r>
+      <w:r>
+        <w:t xml:space="preserve">(what the automated scanner uses). Paste an</w:t>
+      </w:r>
+      <w:r>
+        <w:t xml:space="preserve"> </w:t>
+      </w:r>
+      <w:r>
+        <w:rPr>
+          <w:bCs/>
+          <w:b/>
+        </w:rPr>
+        <w:t xml:space="preserve">admin GitHub token</w:t>
+      </w:r>
+      <w:r>
+        <w:t xml:space="preserve"> </w:t>
+      </w:r>
+      <w:r>
+        <w:t xml:space="preserve">(fine-grained:</w:t>
+      </w:r>
+      <w:r>
+        <w:t xml:space="preserve"> </w:t>
+      </w:r>
+      <w:r>
+        <w:rPr>
+          <w:iCs/>
+          <w:i/>
+        </w:rPr>
+        <w:t xml:space="preserve">Secrets: read</w:t>
+      </w:r>
+      <w:r>
+        <w:t xml:space="preserve">,</w:t>
+      </w:r>
+      <w:r>
+        <w:t xml:space="preserve"> </w:t>
+      </w:r>
+      <w:r>
+        <w:rPr>
+          <w:iCs/>
+          <w:i/>
+        </w:rPr>
+        <w:t xml:space="preserve">Variables: read/write</w:t>
+      </w:r>
+      <w:r>
+        <w:t xml:space="preserve">) and click</w:t>
+      </w:r>
+      <w:r>
+        <w:t xml:space="preserve"> </w:t>
+      </w:r>
+      <w:r>
+        <w:rPr>
+          <w:bCs/>
+          <w:b/>
+        </w:rPr>
+        <w:t xml:space="preserve">⟲ Check configuration</w:t>
+      </w:r>
+      <w:r>
+        <w:t xml:space="preserve"> </w:t>
+      </w:r>
+      <w:r>
+        <w:t xml:space="preserve">to get a ✅/⬜ status for</w:t>
+      </w:r>
+      <w:r>
+        <w:t xml:space="preserve"> </w:t>
+      </w:r>
+      <w:r>
+        <w:rPr>
+          <w:bCs/>
+          <w:b/>
+        </w:rPr>
+        <w:t xml:space="preserve">every</w:t>
+      </w:r>
+      <w:r>
+        <w:t xml:space="preserve"> </w:t>
+      </w:r>
+      <w:r>
+        <w:t xml:space="preserve">secret and variable the scanner can use (LLM keys, data keys,</w:t>
+      </w:r>
+      <w:r>
+        <w:t xml:space="preserve"> </w:t>
+      </w:r>
+      <w:r>
+        <w:rPr>
+          <w:rStyle w:val="VerbatimChar"/>
+        </w:rPr>
+        <w:t xml:space="preserve">SMTP_USER</w:t>
+      </w:r>
+      <w:r>
+        <w:t xml:space="preserve">/</w:t>
+      </w:r>
+      <w:r>
+        <w:rPr>
+          <w:rStyle w:val="VerbatimChar"/>
+        </w:rPr>
+        <w:t xml:space="preserve">SMTP_PASS</w:t>
+      </w:r>
+      <w:r>
+        <w:t xml:space="preserve">,</w:t>
+      </w:r>
+      <w:r>
+        <w:t xml:space="preserve"> </w:t>
+      </w:r>
+      <w:r>
+        <w:rPr>
+          <w:rStyle w:val="VerbatimChar"/>
+        </w:rPr>
+        <w:t xml:space="preserve">ALERT_EMAIL_TO</w:t>
+      </w:r>
+      <w:r>
+        <w:t xml:space="preserve">,</w:t>
+      </w:r>
+      <w:r>
+        <w:t xml:space="preserve"> </w:t>
+      </w:r>
+      <w:r>
+        <w:rPr>
+          <w:rStyle w:val="VerbatimChar"/>
+        </w:rPr>
+        <w:t xml:space="preserve">SEC_USER_AGENT</w:t>
+      </w:r>
+      <w:r>
+        <w:t xml:space="preserve">).</w:t>
+      </w:r>
+      <w:r>
+        <w:t xml:space="preserve"> </w:t>
+      </w:r>
+      <w:r>
+        <w:t xml:space="preserve">-</w:t>
+      </w:r>
+      <w:r>
+        <w:t xml:space="preserve"> </w:t>
+      </w:r>
+      <w:r>
+        <w:rPr>
+          <w:bCs/>
+          <w:b/>
+        </w:rPr>
+        <w:t xml:space="preserve">Variables</w:t>
+      </w:r>
+      <w:r>
+        <w:t xml:space="preserve"> </w:t>
+      </w:r>
+      <w:r>
+        <w:t xml:space="preserve">(alert email, SEC user-agent) are non-secret — set them</w:t>
+      </w:r>
+      <w:r>
+        <w:t xml:space="preserve"> </w:t>
+      </w:r>
+      <w:r>
+        <w:rPr>
+          <w:bCs/>
+          <w:b/>
+        </w:rPr>
+        <w:t xml:space="preserve">right here</w:t>
+      </w:r>
+      <w:r>
+        <w:t xml:space="preserve"> </w:t>
+      </w:r>
+      <w:r>
+        <w:t xml:space="preserve">with</w:t>
+      </w:r>
+      <w:r>
+        <w:t xml:space="preserve"> </w:t>
+      </w:r>
+      <w:r>
+        <w:rPr>
+          <w:bCs/>
+          <w:b/>
+        </w:rPr>
+        <w:t xml:space="preserve">Save</w:t>
+      </w:r>
+      <w:r>
+        <w:rPr>
+          <w:bCs/>
+          <w:b/>
+        </w:rPr>
+        <w:t xml:space="preserve"> </w:t>
+      </w:r>
+      <w:r>
+        <w:rPr>
+          <w:bCs/>
+          <w:b/>
+        </w:rPr>
+        <w:t xml:space="preserve">variables to GitHub</w:t>
+      </w:r>
+      <w:r>
+        <w:t xml:space="preserve">.</w:t>
+      </w:r>
+      <w:r>
+        <w:t xml:space="preserve"> </w:t>
+      </w:r>
+      <w:r>
+        <w:t xml:space="preserve">-</w:t>
+      </w:r>
+      <w:r>
+        <w:t xml:space="preserve"> </w:t>
+      </w:r>
+      <w:r>
+        <w:rPr>
+          <w:bCs/>
+          <w:b/>
+        </w:rPr>
+        <w:t xml:space="preserve">Secrets</w:t>
+      </w:r>
+      <w:r>
+        <w:t xml:space="preserve"> </w:t>
+      </w:r>
+      <w:r>
+        <w:t xml:space="preserve">(API keys, SMTP password) are</w:t>
+      </w:r>
+      <w:r>
+        <w:t xml:space="preserve"> </w:t>
+      </w:r>
+      <w:r>
+        <w:rPr>
+          <w:iCs/>
+          <w:i/>
+        </w:rPr>
+        <w:t xml:space="preserve">write-only</w:t>
+      </w:r>
+      <w:r>
+        <w:t xml:space="preserve"> </w:t>
+      </w:r>
+      <w:r>
+        <w:t xml:space="preserve">in GitHub for security and can’t be set from a</w:t>
+      </w:r>
+      <w:r>
+        <w:t xml:space="preserve"> </w:t>
+      </w:r>
+      <w:r>
+        <w:t xml:space="preserve">static page — the panel shows whether each is configured and links to GitHub’s secrets form to</w:t>
+      </w:r>
+      <w:r>
+        <w:t xml:space="preserve"> </w:t>
+      </w:r>
+      <w:r>
+        <w:t xml:space="preserve">set/rotate them. Email setup details:</w:t>
+      </w:r>
+      <w:r>
+        <w:t xml:space="preserve"> </w:t>
+      </w:r>
+      <w:r>
+        <w:rPr>
+          <w:rStyle w:val="VerbatimChar"/>
+        </w:rPr>
+        <w:t xml:space="preserve">SETUP.md</w:t>
+      </w:r>
+      <w:r>
+        <w:t xml:space="preserve"> </w:t>
+      </w:r>
+      <w:r>
+        <w:t xml:space="preserve">§3c.</w:t>
+      </w:r>
+    </w:p>
+    <w:p>
+      <w:pPr>
+        <w:pStyle w:val="BodyText"/>
+      </w:pPr>
+      <w:r>
+        <w:t xml:space="preserve">Everything you paste here stays in this browser.</w:t>
+      </w:r>
+    </w:p>
+    <w:p>
+      <w:r>
+        <w:pict>
+          <v:rect style="width:0;height:1.5pt" o:hralign="center" o:hrstd="t" o:hr="t"/>
+        </w:pict>
+      </w:r>
+    </w:p>
+    <w:bookmarkEnd w:id="58"/>
+    <w:bookmarkEnd w:id="59"/>
+    <w:bookmarkStart w:id="60" w:name="refresh-on-demand-scan"/>
+    <w:p>
+      <w:pPr>
+        <w:pStyle w:val="Heading2"/>
+      </w:pPr>
+      <w:r>
+        <w:t xml:space="preserve">10. ⟳ Refresh (on-demand scan)</w:t>
+      </w:r>
+    </w:p>
+    <w:p>
+      <w:pPr>
+        <w:pStyle w:val="FirstParagraph"/>
+      </w:pPr>
+      <w:r>
+        <w:t xml:space="preserve">The scanner runs automatically on weekdays. To refresh</w:t>
+      </w:r>
+      <w:r>
+        <w:t xml:space="preserve"> </w:t>
+      </w:r>
+      <w:r>
+        <w:rPr>
+          <w:bCs/>
+          <w:b/>
+        </w:rPr>
+        <w:t xml:space="preserve">now</w:t>
+      </w:r>
+      <w:r>
+        <w:t xml:space="preserve">, click</w:t>
+      </w:r>
+      <w:r>
+        <w:t xml:space="preserve"> </w:t>
+      </w:r>
+      <w:r>
+        <w:rPr>
+          <w:bCs/>
+          <w:b/>
+        </w:rPr>
+        <w:t xml:space="preserve">⟳ Refresh</w:t>
+      </w:r>
+      <w:r>
+        <w:t xml:space="preserve">:</w:t>
+      </w:r>
+      <w:r>
+        <w:t xml:space="preserve"> </w:t>
+      </w:r>
+      <w:r>
+        <w:t xml:space="preserve">- The first time, paste your</w:t>
+      </w:r>
+      <w:r>
+        <w:t xml:space="preserve"> </w:t>
+      </w:r>
+      <w:r>
+        <w:rPr>
+          <w:bCs/>
+          <w:b/>
+        </w:rPr>
+        <w:t xml:space="preserve">dispatch token</w:t>
+      </w:r>
+      <w:r>
+        <w:t xml:space="preserve"> </w:t>
+      </w:r>
+      <w:r>
+        <w:t xml:space="preserve">(stored only in your browser).</w:t>
+      </w:r>
+      <w:r>
+        <w:t xml:space="preserve"> </w:t>
+      </w:r>
+      <w:r>
+        <w:t xml:space="preserve">- It triggers the GitHub Action; the dashboard</w:t>
+      </w:r>
+      <w:r>
+        <w:t xml:space="preserve"> </w:t>
+      </w:r>
+      <w:r>
+        <w:rPr>
+          <w:bCs/>
+          <w:b/>
+        </w:rPr>
+        <w:t xml:space="preserve">auto-polls and live-reloads</w:t>
+      </w:r>
+      <w:r>
+        <w:t xml:space="preserve"> </w:t>
+      </w:r>
+      <w:r>
+        <w:t xml:space="preserve">when fresh data lands</w:t>
+      </w:r>
+      <w:r>
+        <w:t xml:space="preserve"> </w:t>
+      </w:r>
+      <w:r>
+        <w:t xml:space="preserve">(~1–3 min). No manual reload.</w:t>
+      </w:r>
+      <w:r>
+        <w:t xml:space="preserve"> </w:t>
+      </w:r>
+      <w:r>
+        <w:t xml:space="preserve">- No token? Refresh points you to the manual</w:t>
+      </w:r>
+      <w:r>
+        <w:t xml:space="preserve"> </w:t>
+      </w:r>
+      <w:r>
+        <w:rPr>
+          <w:bCs/>
+          <w:b/>
+        </w:rPr>
+        <w:t xml:space="preserve">Actions → scan → Run workflow</w:t>
+      </w:r>
+      <w:r>
+        <w:t xml:space="preserve">.</w:t>
+      </w:r>
+    </w:p>
+    <w:p>
+      <w:r>
+        <w:pict>
+          <v:rect style="width:0;height:1.5pt" o:hralign="center" o:hrstd="t" o:hr="t"/>
+        </w:pict>
+      </w:r>
+    </w:p>
+    <w:bookmarkEnd w:id="60"/>
+    <w:bookmarkStart w:id="61" w:name="Xd2ac6c3d014752893f0670853f643e7f7a007f6"/>
+    <w:p>
+      <w:pPr>
+        <w:pStyle w:val="Heading2"/>
+      </w:pPr>
+      <w:r>
+        <w:t xml:space="preserve">11. Data integrity &amp; quality (why you can trust the numbers)</w:t>
+      </w:r>
+    </w:p>
+    <w:p>
+      <w:pPr>
+        <w:pStyle w:val="FirstParagraph"/>
+      </w:pPr>
+      <w:r>
+        <w:t xml:space="preserve">Puck guards against bad/synthetic data:</w:t>
+      </w:r>
+      <w:r>
+        <w:t xml:space="preserve"> </w:t>
+      </w:r>
+      <w:r>
+        <w:t xml:space="preserve">-</w:t>
+      </w:r>
+      <w:r>
+        <w:t xml:space="preserve"> </w:t>
+      </w:r>
+      <w:r>
+        <w:rPr>
+          <w:bCs/>
+          <w:b/>
+        </w:rPr>
+        <w:t xml:space="preserve">HTTPS-only</w:t>
+      </w:r>
+      <w:r>
+        <w:t xml:space="preserve"> </w:t>
+      </w:r>
+      <w:r>
+        <w:t xml:space="preserve">sources;</w:t>
+      </w:r>
+      <w:r>
+        <w:t xml:space="preserve"> </w:t>
+      </w:r>
+      <w:r>
+        <w:rPr>
+          <w:bCs/>
+          <w:b/>
+        </w:rPr>
+        <w:t xml:space="preserve">plausibility</w:t>
+      </w:r>
+      <w:r>
+        <w:t xml:space="preserve"> </w:t>
+      </w:r>
+      <w:r>
+        <w:t xml:space="preserve">checks (no ≤0 / non-finite prices).</w:t>
+      </w:r>
+      <w:r>
+        <w:t xml:space="preserve"> </w:t>
+      </w:r>
+      <w:r>
+        <w:t xml:space="preserve">-</w:t>
+      </w:r>
+      <w:r>
+        <w:t xml:space="preserve"> </w:t>
+      </w:r>
+      <w:r>
+        <w:rPr>
+          <w:bCs/>
+          <w:b/>
+        </w:rPr>
+        <w:t xml:space="preserve">Cross-source corroboration</w:t>
+      </w:r>
+      <w:r>
+        <w:t xml:space="preserve"> </w:t>
+      </w:r>
+      <w:r>
+        <w:t xml:space="preserve">— Yahoo + Stooq (+ any free keys) are compared; a</w:t>
+      </w:r>
+      <w:r>
+        <w:t xml:space="preserve"> </w:t>
+      </w:r>
+      <w:r>
+        <w:rPr>
+          <w:bCs/>
+          <w:b/>
+        </w:rPr>
+        <w:t xml:space="preserve">&gt;3% divergence</w:t>
+      </w:r>
+      <w:r>
+        <w:t xml:space="preserve"> </w:t>
+      </w:r>
+      <w:r>
+        <w:t xml:space="preserve">flags the quote (</w:t>
+      </w:r>
+      <w:r>
+        <w:rPr>
+          <w:bCs/>
+          <w:b/>
+        </w:rPr>
+        <w:t xml:space="preserve">⚠</w:t>
+      </w:r>
+      <w:r>
+        <w:t xml:space="preserve">).</w:t>
+      </w:r>
+      <w:r>
+        <w:t xml:space="preserve"> </w:t>
+      </w:r>
+      <w:r>
+        <w:t xml:space="preserve">-</w:t>
+      </w:r>
+      <w:r>
+        <w:t xml:space="preserve"> </w:t>
+      </w:r>
+      <w:r>
+        <w:rPr>
+          <w:bCs/>
+          <w:b/>
+        </w:rPr>
+        <w:t xml:space="preserve">Anomaly vs last scan</w:t>
+      </w:r>
+      <w:r>
+        <w:t xml:space="preserve"> </w:t>
+      </w:r>
+      <w:r>
+        <w:t xml:space="preserve">— a</w:t>
+      </w:r>
+      <w:r>
+        <w:t xml:space="preserve"> </w:t>
+      </w:r>
+      <w:r>
+        <w:rPr>
+          <w:bCs/>
+          <w:b/>
+        </w:rPr>
+        <w:t xml:space="preserve">&gt;35%</w:t>
+      </w:r>
+      <w:r>
+        <w:t xml:space="preserve"> </w:t>
+      </w:r>
+      <w:r>
+        <w:t xml:space="preserve">jump (likely a bad print / unadjusted split) is flagged.</w:t>
+      </w:r>
+      <w:r>
+        <w:t xml:space="preserve"> </w:t>
+      </w:r>
+      <w:r>
+        <w:t xml:space="preserve">-</w:t>
+      </w:r>
+      <w:r>
+        <w:t xml:space="preserve"> </w:t>
+      </w:r>
+      <w:r>
+        <w:rPr>
+          <w:bCs/>
+          <w:b/>
+        </w:rPr>
+        <w:t xml:space="preserve">Freshness</w:t>
+      </w:r>
+      <w:r>
+        <w:t xml:space="preserve"> </w:t>
+      </w:r>
+      <w:r>
+        <w:t xml:space="preserve">— a stale/halted last bar is flagged.</w:t>
+      </w:r>
+      <w:r>
+        <w:t xml:space="preserve"> </w:t>
+      </w:r>
+      <w:r>
+        <w:t xml:space="preserve">-</w:t>
+      </w:r>
+      <w:r>
+        <w:t xml:space="preserve"> </w:t>
+      </w:r>
+      <w:r>
+        <w:rPr>
+          <w:bCs/>
+          <w:b/>
+        </w:rPr>
+        <w:t xml:space="preserve">Fail-safe triggers</w:t>
+      </w:r>
+      <w:r>
+        <w:t xml:space="preserve"> </w:t>
+      </w:r>
+      <w:r>
+        <w:t xml:space="preserve">— on a</w:t>
+      </w:r>
+      <w:r>
+        <w:t xml:space="preserve"> </w:t>
+      </w:r>
+      <w:r>
+        <w:rPr>
+          <w:bCs/>
+          <w:b/>
+        </w:rPr>
+        <w:t xml:space="preserve">degraded</w:t>
+      </w:r>
+      <w:r>
+        <w:t xml:space="preserve"> </w:t>
+      </w:r>
+      <w:r>
+        <w:t xml:space="preserve">run (too many errors/flags) the auto-triggers are</w:t>
+      </w:r>
+      <w:r>
+        <w:t xml:space="preserve"> </w:t>
+      </w:r>
+      <w:r>
+        <w:rPr>
+          <w:bCs/>
+          <w:b/>
+        </w:rPr>
+        <w:t xml:space="preserve">held</w:t>
+      </w:r>
+      <w:r>
+        <w:t xml:space="preserve">,</w:t>
+      </w:r>
+      <w:r>
+        <w:t xml:space="preserve"> </w:t>
+      </w:r>
+      <w:r>
+        <w:t xml:space="preserve">so bad data can’t fire an action. The</w:t>
+      </w:r>
+      <w:r>
+        <w:t xml:space="preserve"> </w:t>
+      </w:r>
+      <w:r>
+        <w:rPr>
+          <w:bCs/>
+          <w:b/>
+        </w:rPr>
+        <w:t xml:space="preserve">data-quality card</w:t>
+      </w:r>
+      <w:r>
+        <w:t xml:space="preserve"> </w:t>
+      </w:r>
+      <w:r>
+        <w:t xml:space="preserve">on the Portfolio tab shows ✓ OK or</w:t>
+      </w:r>
+      <w:r>
+        <w:t xml:space="preserve"> </w:t>
+      </w:r>
+      <w:r>
+        <w:t xml:space="preserve">⚠ degraded.</w:t>
+      </w:r>
+    </w:p>
+    <w:p>
+      <w:pPr>
+        <w:pStyle w:val="BodyText"/>
+      </w:pPr>
+      <w:r>
+        <w:t xml:space="preserve">Add free market-data keys (§9.3) for stronger corroboration.</w:t>
+      </w:r>
+    </w:p>
+    <w:p>
+      <w:r>
+        <w:pict>
+          <v:rect style="width:0;height:1.5pt" o:hralign="center" o:hrstd="t" o:hr="t"/>
+        </w:pict>
+      </w:r>
+    </w:p>
+    <w:bookmarkEnd w:id="61"/>
+    <w:bookmarkStart w:id="62" w:name="glossary"/>
+    <w:p>
+      <w:pPr>
+        <w:pStyle w:val="Heading2"/>
+      </w:pPr>
+      <w:r>
+        <w:t xml:space="preserve">12. Glossary</w:t>
       </w:r>
     </w:p>
     <w:p>
@@ -3962,13 +4789,13 @@
           <w:bCs/>
           <w:b/>
         </w:rPr>
-        <w:t xml:space="preserve">Gemini</w:t>
-      </w:r>
-      <w:r>
-        <w:t xml:space="preserve"> </w:t>
-      </w:r>
-      <w:r>
-        <w:t xml:space="preserve">(aistudio.google.com) — powers the in-browser digest; CORS-friendly.</w:t>
+        <w:t xml:space="preserve">Scarcity / chokepoint</w:t>
+      </w:r>
+      <w:r>
+        <w:t xml:space="preserve"> </w:t>
+      </w:r>
+      <w:r>
+        <w:t xml:space="preserve">— an input that’s slow/impossible to expand, so demand outruns supply.</w:t>
       </w:r>
     </w:p>
     <w:p>
@@ -3984,202 +4811,189 @@
           <w:bCs/>
           <w:b/>
         </w:rPr>
-        <w:t xml:space="preserve">Groq</w:t>
-      </w:r>
-      <w:r>
-        <w:t xml:space="preserve"> </w:t>
-      </w:r>
-      <w:r>
-        <w:t xml:space="preserve">(console.groq.com) — the second model for cross-model red-teaming (used by the scanner).</w:t>
-      </w:r>
-    </w:p>
-    <w:bookmarkEnd w:id="58"/>
-    <w:bookmarkStart w:id="59" w:name="market-data-keys-free-optional"/>
-    <w:p>
-      <w:pPr>
-        <w:pStyle w:val="Heading3"/>
-      </w:pPr>
-      <w:r>
-        <w:t xml:space="preserve">9.3 Market-data keys (free, optional)</w:t>
-      </w:r>
-    </w:p>
-    <w:p>
-      <w:pPr>
-        <w:pStyle w:val="FirstParagraph"/>
-      </w:pPr>
-      <w:r>
-        <w:t xml:space="preserve">Keyless Yahoo + Stooq always run. These add</w:t>
-      </w:r>
-      <w:r>
-        <w:t xml:space="preserve"> </w:t>
-      </w:r>
-      <w:r>
-        <w:rPr>
-          <w:bCs/>
-          <w:b/>
-        </w:rPr>
-        <w:t xml:space="preserve">independent cross-check sources</w:t>
-      </w:r>
-      <w:r>
-        <w:t xml:space="preserve"> </w:t>
-      </w:r>
-      <w:r>
-        <w:t xml:space="preserve">so a bad/synthetic price</w:t>
-      </w:r>
-      <w:r>
-        <w:t xml:space="preserve"> </w:t>
-      </w:r>
-      <w:r>
-        <w:t xml:space="preserve">can’t pass silently:</w:t>
-      </w:r>
-      <w:r>
-        <w:t xml:space="preserve"> </w:t>
-      </w:r>
-      <w:r>
-        <w:t xml:space="preserve">-</w:t>
-      </w:r>
-      <w:r>
-        <w:t xml:space="preserve"> </w:t>
-      </w:r>
-      <w:r>
-        <w:rPr>
-          <w:bCs/>
-          <w:b/>
-        </w:rPr>
-        <w:t xml:space="preserve">Finnhub</w:t>
-      </w:r>
-      <w:r>
-        <w:t xml:space="preserve"> </w:t>
-      </w:r>
-      <w:r>
-        <w:t xml:space="preserve">(finnhub.io) — also powers the</w:t>
-      </w:r>
-      <w:r>
-        <w:t xml:space="preserve"> </w:t>
-      </w:r>
-      <w:r>
-        <w:rPr>
-          <w:bCs/>
-          <w:b/>
-        </w:rPr>
-        <w:t xml:space="preserve">✓ Check live prices</w:t>
-      </w:r>
-      <w:r>
-        <w:t xml:space="preserve"> </w:t>
-      </w:r>
-      <w:r>
-        <w:t xml:space="preserve">button (browser-side live vs last</w:t>
-      </w:r>
-      <w:r>
-        <w:t xml:space="preserve"> </w:t>
-      </w:r>
-      <w:r>
-        <w:t xml:space="preserve">scan).</w:t>
-      </w:r>
-      <w:r>
-        <w:t xml:space="preserve"> </w:t>
-      </w:r>
-      <w:r>
-        <w:t xml:space="preserve">-</w:t>
-      </w:r>
-      <w:r>
-        <w:t xml:space="preserve"> </w:t>
-      </w:r>
-      <w:r>
-        <w:rPr>
-          <w:bCs/>
-          <w:b/>
-        </w:rPr>
-        <w:t xml:space="preserve">Twelve Data</w:t>
-      </w:r>
-      <w:r>
-        <w:t xml:space="preserve">,</w:t>
-      </w:r>
-      <w:r>
-        <w:t xml:space="preserve"> </w:t>
-      </w:r>
-      <w:r>
-        <w:rPr>
-          <w:bCs/>
-          <w:b/>
-        </w:rPr>
-        <w:t xml:space="preserve">Alpha Vantage</w:t>
-      </w:r>
-      <w:r>
-        <w:t xml:space="preserve"> </w:t>
-      </w:r>
-      <w:r>
-        <w:t xml:space="preserve">— used by the scanner.</w:t>
-      </w:r>
-    </w:p>
-    <w:p>
-      <w:pPr>
-        <w:pStyle w:val="BodyText"/>
-      </w:pPr>
-      <w:r>
-        <w:t xml:space="preserve">For the</w:t>
-      </w:r>
-      <w:r>
-        <w:t xml:space="preserve"> </w:t>
-      </w:r>
-      <w:r>
-        <w:rPr>
-          <w:iCs/>
-          <w:i/>
-        </w:rPr>
-        <w:t xml:space="preserve">automated</w:t>
-      </w:r>
-      <w:r>
-        <w:t xml:space="preserve"> </w:t>
-      </w:r>
-      <w:r>
-        <w:t xml:space="preserve">scanner, also add each as a GitHub repo secret using the exact name shown (e.g.</w:t>
-      </w:r>
-      <w:r>
-        <w:t xml:space="preserve"> </w:t>
-      </w:r>
-      <w:r>
-        <w:rPr>
-          <w:rStyle w:val="VerbatimChar"/>
-        </w:rPr>
-        <w:t xml:space="preserve">FINNHUB_API_KEY</w:t>
-      </w:r>
-      <w:r>
-        <w:t xml:space="preserve">). Keys typed here stay in your browser.</w:t>
-      </w:r>
-    </w:p>
-    <w:bookmarkEnd w:id="59"/>
-    <w:bookmarkStart w:id="60" w:name="github-dispatch-token"/>
-    <w:p>
-      <w:pPr>
-        <w:pStyle w:val="Heading3"/>
-      </w:pPr>
-      <w:r>
-        <w:t xml:space="preserve">9.4 GitHub dispatch token</w:t>
-      </w:r>
-    </w:p>
-    <w:p>
-      <w:pPr>
-        <w:pStyle w:val="FirstParagraph"/>
-      </w:pPr>
-      <w:r>
-        <w:t xml:space="preserve">A fine-grained PAT (Contents: Read &amp; write) that lets the</w:t>
-      </w:r>
-      <w:r>
-        <w:t xml:space="preserve"> </w:t>
-      </w:r>
-      <w:r>
-        <w:rPr>
-          <w:bCs/>
-          <w:b/>
-        </w:rPr>
-        <w:t xml:space="preserve">⟳ Refresh</w:t>
-      </w:r>
-      <w:r>
-        <w:t xml:space="preserve"> </w:t>
-      </w:r>
-      <w:r>
-        <w:t xml:space="preserve">button trigger a live scan. See §10.</w:t>
+        <w:t xml:space="preserve">Priced-in / crowding</w:t>
+      </w:r>
+      <w:r>
+        <w:t xml:space="preserve"> </w:t>
+      </w:r>
+      <w:r>
+        <w:t xml:space="preserve">— how much the market already reflects a thesis (judgment vs. live price proxy).</w:t>
+      </w:r>
+    </w:p>
+    <w:p>
+      <w:pPr>
+        <w:numPr>
+          <w:ilvl w:val="0"/>
+          <w:numId w:val="1003"/>
+        </w:numPr>
+        <w:pStyle w:val="Compact"/>
+      </w:pPr>
+      <w:r>
+        <w:rPr>
+          <w:bCs/>
+          <w:b/>
+        </w:rPr>
+        <w:t xml:space="preserve">Bind window</w:t>
+      </w:r>
+      <w:r>
+        <w:t xml:space="preserve"> </w:t>
+      </w:r>
+      <w:r>
+        <w:t xml:space="preserve">— when a scarcity starts constraining.</w:t>
+      </w:r>
+    </w:p>
+    <w:p>
+      <w:pPr>
+        <w:numPr>
+          <w:ilvl w:val="0"/>
+          <w:numId w:val="1003"/>
+        </w:numPr>
+        <w:pStyle w:val="Compact"/>
+      </w:pPr>
+      <w:r>
+        <w:rPr>
+          <w:bCs/>
+          <w:b/>
+        </w:rPr>
+        <w:t xml:space="preserve">Tier</w:t>
+      </w:r>
+      <w:r>
+        <w:t xml:space="preserve"> </w:t>
+      </w:r>
+      <w:r>
+        <w:t xml:space="preserve">— how fast a holding is deployed (A/B/C/D/DRY).</w:t>
+      </w:r>
+    </w:p>
+    <w:p>
+      <w:pPr>
+        <w:numPr>
+          <w:ilvl w:val="0"/>
+          <w:numId w:val="1003"/>
+        </w:numPr>
+        <w:pStyle w:val="Compact"/>
+      </w:pPr>
+      <w:r>
+        <w:rPr>
+          <w:bCs/>
+          <w:b/>
+        </w:rPr>
+        <w:t xml:space="preserve">200-DMA</w:t>
+      </w:r>
+      <w:r>
+        <w:t xml:space="preserve"> </w:t>
+      </w:r>
+      <w:r>
+        <w:t xml:space="preserve">— 200-day moving average; price above it = healthier trend (Faber).</w:t>
+      </w:r>
+    </w:p>
+    <w:p>
+      <w:pPr>
+        <w:numPr>
+          <w:ilvl w:val="0"/>
+          <w:numId w:val="1003"/>
+        </w:numPr>
+        <w:pStyle w:val="Compact"/>
+      </w:pPr>
+      <w:r>
+        <w:rPr>
+          <w:bCs/>
+          <w:b/>
+        </w:rPr>
+        <w:t xml:space="preserve">12-month momentum</w:t>
+      </w:r>
+      <w:r>
+        <w:t xml:space="preserve"> </w:t>
+      </w:r>
+      <w:r>
+        <w:t xml:space="preserve">— trailing one-year return; the time-series-momentum signal (MOP 2012).</w:t>
+      </w:r>
+    </w:p>
+    <w:p>
+      <w:pPr>
+        <w:numPr>
+          <w:ilvl w:val="0"/>
+          <w:numId w:val="1003"/>
+        </w:numPr>
+        <w:pStyle w:val="Compact"/>
+      </w:pPr>
+      <w:r>
+        <w:rPr>
+          <w:bCs/>
+          <w:b/>
+        </w:rPr>
+        <w:t xml:space="preserve">Realized vol</w:t>
+      </w:r>
+      <w:r>
+        <w:t xml:space="preserve"> </w:t>
+      </w:r>
+      <w:r>
+        <w:t xml:space="preserve">— actual recent volatility of the underlying.</w:t>
+      </w:r>
+    </w:p>
+    <w:p>
+      <w:pPr>
+        <w:numPr>
+          <w:ilvl w:val="0"/>
+          <w:numId w:val="1003"/>
+        </w:numPr>
+        <w:pStyle w:val="Compact"/>
+      </w:pPr>
+      <w:r>
+        <w:rPr>
+          <w:bCs/>
+          <w:b/>
+        </w:rPr>
+        <w:t xml:space="preserve">Implied vol (IV)</w:t>
+      </w:r>
+      <w:r>
+        <w:t xml:space="preserve"> </w:t>
+      </w:r>
+      <w:r>
+        <w:t xml:space="preserve">— volatility implied by an option’s price.</w:t>
+      </w:r>
+    </w:p>
+    <w:p>
+      <w:pPr>
+        <w:numPr>
+          <w:ilvl w:val="0"/>
+          <w:numId w:val="1003"/>
+        </w:numPr>
+        <w:pStyle w:val="Compact"/>
+      </w:pPr>
+      <w:r>
+        <w:rPr>
+          <w:bCs/>
+          <w:b/>
+        </w:rPr>
+        <w:t xml:space="preserve">Forward P/E</w:t>
+      </w:r>
+      <w:r>
+        <w:t xml:space="preserve"> </w:t>
+      </w:r>
+      <w:r>
+        <w:t xml:space="preserve">— price ÷ next-year expected earnings.</w:t>
+      </w:r>
+    </w:p>
+    <w:p>
+      <w:pPr>
+        <w:numPr>
+          <w:ilvl w:val="0"/>
+          <w:numId w:val="1003"/>
+        </w:numPr>
+        <w:pStyle w:val="Compact"/>
+      </w:pPr>
+      <w:r>
+        <w:rPr>
+          <w:bCs/>
+          <w:b/>
+        </w:rPr>
+        <w:t xml:space="preserve">Posture / regime</w:t>
+      </w:r>
+      <w:r>
+        <w:t xml:space="preserve"> </w:t>
+      </w:r>
+      <w:r>
+        <w:t xml:space="preserve">— the timing dial (risk-on → defensive).</w:t>
       </w:r>
     </w:p>
     <w:p>
@@ -4189,393 +5003,14 @@
         </w:pict>
       </w:r>
     </w:p>
-    <w:bookmarkEnd w:id="60"/>
-    <w:bookmarkEnd w:id="61"/>
-    <w:bookmarkStart w:id="62" w:name="refresh-on-demand-scan"/>
+    <w:bookmarkEnd w:id="62"/>
+    <w:bookmarkStart w:id="63" w:name="faq-troubleshooting"/>
     <w:p>
       <w:pPr>
         <w:pStyle w:val="Heading2"/>
       </w:pPr>
       <w:r>
-        <w:t xml:space="preserve">10. ⟳ Refresh (on-demand scan)</w:t>
-      </w:r>
-    </w:p>
-    <w:p>
-      <w:pPr>
-        <w:pStyle w:val="FirstParagraph"/>
-      </w:pPr>
-      <w:r>
-        <w:t xml:space="preserve">The scanner runs automatically on weekdays. To refresh</w:t>
-      </w:r>
-      <w:r>
-        <w:t xml:space="preserve"> </w:t>
-      </w:r>
-      <w:r>
-        <w:rPr>
-          <w:bCs/>
-          <w:b/>
-        </w:rPr>
-        <w:t xml:space="preserve">now</w:t>
-      </w:r>
-      <w:r>
-        <w:t xml:space="preserve">, click</w:t>
-      </w:r>
-      <w:r>
-        <w:t xml:space="preserve"> </w:t>
-      </w:r>
-      <w:r>
-        <w:rPr>
-          <w:bCs/>
-          <w:b/>
-        </w:rPr>
-        <w:t xml:space="preserve">⟳ Refresh</w:t>
-      </w:r>
-      <w:r>
-        <w:t xml:space="preserve">:</w:t>
-      </w:r>
-      <w:r>
-        <w:t xml:space="preserve"> </w:t>
-      </w:r>
-      <w:r>
-        <w:t xml:space="preserve">- The first time, paste your</w:t>
-      </w:r>
-      <w:r>
-        <w:t xml:space="preserve"> </w:t>
-      </w:r>
-      <w:r>
-        <w:rPr>
-          <w:bCs/>
-          <w:b/>
-        </w:rPr>
-        <w:t xml:space="preserve">dispatch token</w:t>
-      </w:r>
-      <w:r>
-        <w:t xml:space="preserve"> </w:t>
-      </w:r>
-      <w:r>
-        <w:t xml:space="preserve">(stored only in your browser).</w:t>
-      </w:r>
-      <w:r>
-        <w:t xml:space="preserve"> </w:t>
-      </w:r>
-      <w:r>
-        <w:t xml:space="preserve">- It triggers the GitHub Action; the dashboard</w:t>
-      </w:r>
-      <w:r>
-        <w:t xml:space="preserve"> </w:t>
-      </w:r>
-      <w:r>
-        <w:rPr>
-          <w:bCs/>
-          <w:b/>
-        </w:rPr>
-        <w:t xml:space="preserve">auto-polls and live-reloads</w:t>
-      </w:r>
-      <w:r>
-        <w:t xml:space="preserve"> </w:t>
-      </w:r>
-      <w:r>
-        <w:t xml:space="preserve">when fresh data lands</w:t>
-      </w:r>
-      <w:r>
-        <w:t xml:space="preserve"> </w:t>
-      </w:r>
-      <w:r>
-        <w:t xml:space="preserve">(~1–3 min). No manual reload.</w:t>
-      </w:r>
-      <w:r>
-        <w:t xml:space="preserve"> </w:t>
-      </w:r>
-      <w:r>
-        <w:t xml:space="preserve">- No token? Refresh points you to the manual</w:t>
-      </w:r>
-      <w:r>
-        <w:t xml:space="preserve"> </w:t>
-      </w:r>
-      <w:r>
-        <w:rPr>
-          <w:bCs/>
-          <w:b/>
-        </w:rPr>
-        <w:t xml:space="preserve">Actions → scan → Run workflow</w:t>
-      </w:r>
-      <w:r>
-        <w:t xml:space="preserve">.</w:t>
-      </w:r>
-    </w:p>
-    <w:p>
-      <w:r>
-        <w:pict>
-          <v:rect style="width:0;height:1.5pt" o:hralign="center" o:hrstd="t" o:hr="t"/>
-        </w:pict>
-      </w:r>
-    </w:p>
-    <w:bookmarkEnd w:id="62"/>
-    <w:bookmarkStart w:id="63" w:name="Xd2ac6c3d014752893f0670853f643e7f7a007f6"/>
-    <w:p>
-      <w:pPr>
-        <w:pStyle w:val="Heading2"/>
-      </w:pPr>
-      <w:r>
-        <w:t xml:space="preserve">11. Data integrity &amp; quality (why you can trust the numbers)</w:t>
-      </w:r>
-    </w:p>
-    <w:p>
-      <w:pPr>
-        <w:pStyle w:val="FirstParagraph"/>
-      </w:pPr>
-      <w:r>
-        <w:t xml:space="preserve">Puck guards against bad/synthetic data:</w:t>
-      </w:r>
-      <w:r>
-        <w:t xml:space="preserve"> </w:t>
-      </w:r>
-      <w:r>
-        <w:t xml:space="preserve">-</w:t>
-      </w:r>
-      <w:r>
-        <w:t xml:space="preserve"> </w:t>
-      </w:r>
-      <w:r>
-        <w:rPr>
-          <w:bCs/>
-          <w:b/>
-        </w:rPr>
-        <w:t xml:space="preserve">HTTPS-only</w:t>
-      </w:r>
-      <w:r>
-        <w:t xml:space="preserve"> </w:t>
-      </w:r>
-      <w:r>
-        <w:t xml:space="preserve">sources;</w:t>
-      </w:r>
-      <w:r>
-        <w:t xml:space="preserve"> </w:t>
-      </w:r>
-      <w:r>
-        <w:rPr>
-          <w:bCs/>
-          <w:b/>
-        </w:rPr>
-        <w:t xml:space="preserve">plausibility</w:t>
-      </w:r>
-      <w:r>
-        <w:t xml:space="preserve"> </w:t>
-      </w:r>
-      <w:r>
-        <w:t xml:space="preserve">checks (no ≤0 / non-finite prices).</w:t>
-      </w:r>
-      <w:r>
-        <w:t xml:space="preserve"> </w:t>
-      </w:r>
-      <w:r>
-        <w:t xml:space="preserve">-</w:t>
-      </w:r>
-      <w:r>
-        <w:t xml:space="preserve"> </w:t>
-      </w:r>
-      <w:r>
-        <w:rPr>
-          <w:bCs/>
-          <w:b/>
-        </w:rPr>
-        <w:t xml:space="preserve">Cross-source corroboration</w:t>
-      </w:r>
-      <w:r>
-        <w:t xml:space="preserve"> </w:t>
-      </w:r>
-      <w:r>
-        <w:t xml:space="preserve">— Yahoo + Stooq (+ any free keys) are compared; a</w:t>
-      </w:r>
-      <w:r>
-        <w:t xml:space="preserve"> </w:t>
-      </w:r>
-      <w:r>
-        <w:rPr>
-          <w:bCs/>
-          <w:b/>
-        </w:rPr>
-        <w:t xml:space="preserve">&gt;3% divergence</w:t>
-      </w:r>
-      <w:r>
-        <w:t xml:space="preserve"> </w:t>
-      </w:r>
-      <w:r>
-        <w:t xml:space="preserve">flags the quote (</w:t>
-      </w:r>
-      <w:r>
-        <w:rPr>
-          <w:bCs/>
-          <w:b/>
-        </w:rPr>
-        <w:t xml:space="preserve">⚠</w:t>
-      </w:r>
-      <w:r>
-        <w:t xml:space="preserve">).</w:t>
-      </w:r>
-      <w:r>
-        <w:t xml:space="preserve"> </w:t>
-      </w:r>
-      <w:r>
-        <w:t xml:space="preserve">-</w:t>
-      </w:r>
-      <w:r>
-        <w:t xml:space="preserve"> </w:t>
-      </w:r>
-      <w:r>
-        <w:rPr>
-          <w:bCs/>
-          <w:b/>
-        </w:rPr>
-        <w:t xml:space="preserve">Anomaly vs last scan</w:t>
-      </w:r>
-      <w:r>
-        <w:t xml:space="preserve"> </w:t>
-      </w:r>
-      <w:r>
-        <w:t xml:space="preserve">— a</w:t>
-      </w:r>
-      <w:r>
-        <w:t xml:space="preserve"> </w:t>
-      </w:r>
-      <w:r>
-        <w:rPr>
-          <w:bCs/>
-          <w:b/>
-        </w:rPr>
-        <w:t xml:space="preserve">&gt;35%</w:t>
-      </w:r>
-      <w:r>
-        <w:t xml:space="preserve"> </w:t>
-      </w:r>
-      <w:r>
-        <w:t xml:space="preserve">jump (likely a bad print / unadjusted split) is flagged.</w:t>
-      </w:r>
-      <w:r>
-        <w:t xml:space="preserve"> </w:t>
-      </w:r>
-      <w:r>
-        <w:t xml:space="preserve">-</w:t>
-      </w:r>
-      <w:r>
-        <w:t xml:space="preserve"> </w:t>
-      </w:r>
-      <w:r>
-        <w:rPr>
-          <w:bCs/>
-          <w:b/>
-        </w:rPr>
-        <w:t xml:space="preserve">Freshness</w:t>
-      </w:r>
-      <w:r>
-        <w:t xml:space="preserve"> </w:t>
-      </w:r>
-      <w:r>
-        <w:t xml:space="preserve">— a stale/halted last bar is flagged.</w:t>
-      </w:r>
-      <w:r>
-        <w:t xml:space="preserve"> </w:t>
-      </w:r>
-      <w:r>
-        <w:t xml:space="preserve">-</w:t>
-      </w:r>
-      <w:r>
-        <w:t xml:space="preserve"> </w:t>
-      </w:r>
-      <w:r>
-        <w:rPr>
-          <w:bCs/>
-          <w:b/>
-        </w:rPr>
-        <w:t xml:space="preserve">Fail-safe triggers</w:t>
-      </w:r>
-      <w:r>
-        <w:t xml:space="preserve"> </w:t>
-      </w:r>
-      <w:r>
-        <w:t xml:space="preserve">— on a</w:t>
-      </w:r>
-      <w:r>
-        <w:t xml:space="preserve"> </w:t>
-      </w:r>
-      <w:r>
-        <w:rPr>
-          <w:bCs/>
-          <w:b/>
-        </w:rPr>
-        <w:t xml:space="preserve">degraded</w:t>
-      </w:r>
-      <w:r>
-        <w:t xml:space="preserve"> </w:t>
-      </w:r>
-      <w:r>
-        <w:t xml:space="preserve">run (too many errors/flags) the auto-triggers are</w:t>
-      </w:r>
-      <w:r>
-        <w:t xml:space="preserve"> </w:t>
-      </w:r>
-      <w:r>
-        <w:rPr>
-          <w:bCs/>
-          <w:b/>
-        </w:rPr>
-        <w:t xml:space="preserve">held</w:t>
-      </w:r>
-      <w:r>
-        <w:t xml:space="preserve">,</w:t>
-      </w:r>
-      <w:r>
-        <w:t xml:space="preserve"> </w:t>
-      </w:r>
-      <w:r>
-        <w:t xml:space="preserve">so bad data can’t fire an action. The</w:t>
-      </w:r>
-      <w:r>
-        <w:t xml:space="preserve"> </w:t>
-      </w:r>
-      <w:r>
-        <w:rPr>
-          <w:bCs/>
-          <w:b/>
-        </w:rPr>
-        <w:t xml:space="preserve">data-quality card</w:t>
-      </w:r>
-      <w:r>
-        <w:t xml:space="preserve"> </w:t>
-      </w:r>
-      <w:r>
-        <w:t xml:space="preserve">on the Portfolio tab shows ✓ OK or</w:t>
-      </w:r>
-      <w:r>
-        <w:t xml:space="preserve"> </w:t>
-      </w:r>
-      <w:r>
-        <w:t xml:space="preserve">⚠ degraded.</w:t>
-      </w:r>
-    </w:p>
-    <w:p>
-      <w:pPr>
-        <w:pStyle w:val="BodyText"/>
-      </w:pPr>
-      <w:r>
-        <w:t xml:space="preserve">Add free market-data keys (§9.3) for stronger corroboration.</w:t>
-      </w:r>
-    </w:p>
-    <w:p>
-      <w:r>
-        <w:pict>
-          <v:rect style="width:0;height:1.5pt" o:hralign="center" o:hrstd="t" o:hr="t"/>
-        </w:pict>
-      </w:r>
-    </w:p>
-    <w:bookmarkEnd w:id="63"/>
-    <w:bookmarkStart w:id="64" w:name="glossary"/>
-    <w:p>
-      <w:pPr>
-        <w:pStyle w:val="Heading2"/>
-      </w:pPr>
-      <w:r>
-        <w:t xml:space="preserve">12. Glossary</w:t>
+        <w:t xml:space="preserve">13. FAQ &amp; troubleshooting</w:t>
       </w:r>
     </w:p>
     <w:p>
@@ -4591,13 +5026,70 @@
           <w:bCs/>
           <w:b/>
         </w:rPr>
-        <w:t xml:space="preserve">Scarcity / chokepoint</w:t>
-      </w:r>
-      <w:r>
-        <w:t xml:space="preserve"> </w:t>
-      </w:r>
-      <w:r>
-        <w:t xml:space="preserve">— an input that’s slow/impossible to expand, so demand outruns supply.</w:t>
+        <w:t xml:space="preserve">Prices/options/holdings show</w:t>
+      </w:r>
+      <w:r>
+        <w:rPr>
+          <w:bCs/>
+          <w:b/>
+        </w:rPr>
+        <w:t xml:space="preserve"> </w:t>
+      </w:r>
+      <w:r>
+        <w:rPr>
+          <w:bCs/>
+          <w:b/>
+        </w:rPr>
+        <w:t xml:space="preserve">“</w:t>
+      </w:r>
+      <w:r>
+        <w:rPr>
+          <w:bCs/>
+          <w:b/>
+        </w:rPr>
+        <w:t xml:space="preserve">—</w:t>
+      </w:r>
+      <w:r>
+        <w:rPr>
+          <w:bCs/>
+          <w:b/>
+        </w:rPr>
+        <w:t xml:space="preserve">”</w:t>
+      </w:r>
+      <w:r>
+        <w:rPr>
+          <w:bCs/>
+          <w:b/>
+        </w:rPr>
+        <w:t xml:space="preserve">.</w:t>
+      </w:r>
+      <w:r>
+        <w:t xml:space="preserve"> </w:t>
+      </w:r>
+      <w:r>
+        <w:t xml:space="preserve">The dashboard needs a completed live scan. Run</w:t>
+      </w:r>
+      <w:r>
+        <w:t xml:space="preserve"> </w:t>
+      </w:r>
+      <w:r>
+        <w:rPr>
+          <w:bCs/>
+          <w:b/>
+        </w:rPr>
+        <w:t xml:space="preserve">⟳ Refresh</w:t>
+      </w:r>
+      <w:r>
+        <w:t xml:space="preserve"> </w:t>
+      </w:r>
+      <w:r>
+        <w:t xml:space="preserve">(or</w:t>
+      </w:r>
+      <w:r>
+        <w:t xml:space="preserve"> </w:t>
+      </w:r>
+      <w:r>
+        <w:t xml:space="preserve">the scan Action), then reload.</w:t>
       </w:r>
     </w:p>
     <w:p>
@@ -4613,13 +5105,41 @@
           <w:bCs/>
           <w:b/>
         </w:rPr>
-        <w:t xml:space="preserve">Priced-in / crowding</w:t>
-      </w:r>
-      <w:r>
-        <w:t xml:space="preserve"> </w:t>
-      </w:r>
-      <w:r>
-        <w:t xml:space="preserve">— how much the market already reflects a thesis (judgment vs. live price proxy).</w:t>
+        <w:t xml:space="preserve">“</w:t>
+      </w:r>
+      <w:r>
+        <w:rPr>
+          <w:bCs/>
+          <w:b/>
+        </w:rPr>
+        <w:t xml:space="preserve">Stale data</w:t>
+      </w:r>
+      <w:r>
+        <w:rPr>
+          <w:bCs/>
+          <w:b/>
+        </w:rPr>
+        <w:t xml:space="preserve">”</w:t>
+      </w:r>
+      <w:r>
+        <w:rPr>
+          <w:bCs/>
+          <w:b/>
+        </w:rPr>
+        <w:t xml:space="preserve"> </w:t>
+      </w:r>
+      <w:r>
+        <w:rPr>
+          <w:bCs/>
+          <w:b/>
+        </w:rPr>
+        <w:t xml:space="preserve">banner.</w:t>
+      </w:r>
+      <w:r>
+        <w:t xml:space="preserve"> </w:t>
+      </w:r>
+      <w:r>
+        <w:t xml:space="preserve">The last scan is &gt;3 days old — trigger a refresh.</w:t>
       </w:r>
     </w:p>
     <w:p>
@@ -4635,13 +5155,19 @@
           <w:bCs/>
           <w:b/>
         </w:rPr>
-        <w:t xml:space="preserve">Bind window</w:t>
-      </w:r>
-      <w:r>
-        <w:t xml:space="preserve"> </w:t>
-      </w:r>
-      <w:r>
-        <w:t xml:space="preserve">— when a scarcity starts constraining.</w:t>
+        <w:t xml:space="preserve">A holding has a ⚠.</w:t>
+      </w:r>
+      <w:r>
+        <w:t xml:space="preserve"> </w:t>
+      </w:r>
+      <w:r>
+        <w:t xml:space="preserve">Sources diverged, a big jump, or a stale quote — hover to see which. Treat the</w:t>
+      </w:r>
+      <w:r>
+        <w:t xml:space="preserve"> </w:t>
+      </w:r>
+      <w:r>
+        <w:t xml:space="preserve">number with caution.</w:t>
       </w:r>
     </w:p>
     <w:p>
@@ -4657,13 +5183,48 @@
           <w:bCs/>
           <w:b/>
         </w:rPr>
-        <w:t xml:space="preserve">Tier</w:t>
-      </w:r>
-      <w:r>
-        <w:t xml:space="preserve"> </w:t>
-      </w:r>
-      <w:r>
-        <w:t xml:space="preserve">— how fast a holding is deployed (A/B/C/D/DRY).</w:t>
+        <w:t xml:space="preserve">Digest says</w:t>
+      </w:r>
+      <w:r>
+        <w:rPr>
+          <w:bCs/>
+          <w:b/>
+        </w:rPr>
+        <w:t xml:space="preserve"> </w:t>
+      </w:r>
+      <w:r>
+        <w:rPr>
+          <w:bCs/>
+          <w:b/>
+        </w:rPr>
+        <w:t xml:space="preserve">“</w:t>
+      </w:r>
+      <w:r>
+        <w:rPr>
+          <w:bCs/>
+          <w:b/>
+        </w:rPr>
+        <w:t xml:space="preserve">no LLM key set</w:t>
+      </w:r>
+      <w:r>
+        <w:rPr>
+          <w:bCs/>
+          <w:b/>
+        </w:rPr>
+        <w:t xml:space="preserve">”</w:t>
+      </w:r>
+      <w:r>
+        <w:rPr>
+          <w:bCs/>
+          <w:b/>
+        </w:rPr>
+        <w:t xml:space="preserve">.</w:t>
+      </w:r>
+      <w:r>
+        <w:t xml:space="preserve"> </w:t>
+      </w:r>
+      <w:r>
+        <w:t xml:space="preserve">Add a Gemini/Groq key (Settings or repo secret).</w:t>
       </w:r>
     </w:p>
     <w:p>
@@ -4679,13 +5240,19 @@
           <w:bCs/>
           <w:b/>
         </w:rPr>
-        <w:t xml:space="preserve">200-DMA</w:t>
-      </w:r>
-      <w:r>
-        <w:t xml:space="preserve"> </w:t>
-      </w:r>
-      <w:r>
-        <w:t xml:space="preserve">— 200-day moving average; price above it = healthier trend (Faber).</w:t>
+        <w:t xml:space="preserve">Refresh rejected (401/403/404).</w:t>
+      </w:r>
+      <w:r>
+        <w:t xml:space="preserve"> </w:t>
+      </w:r>
+      <w:r>
+        <w:t xml:space="preserve">The dispatch token is missing/insufficient — it needs Contents:</w:t>
+      </w:r>
+      <w:r>
+        <w:t xml:space="preserve"> </w:t>
+      </w:r>
+      <w:r>
+        <w:t xml:space="preserve">Read &amp; write on this repo. It’s auto-cleared so you can re-paste.</w:t>
       </w:r>
     </w:p>
     <w:p>
@@ -4701,101 +5268,28 @@
           <w:bCs/>
           <w:b/>
         </w:rPr>
-        <w:t xml:space="preserve">12-month momentum</w:t>
-      </w:r>
-      <w:r>
-        <w:t xml:space="preserve"> </w:t>
-      </w:r>
-      <w:r>
-        <w:t xml:space="preserve">— trailing one-year return; the time-series-momentum signal (MOP 2012).</w:t>
-      </w:r>
-    </w:p>
-    <w:p>
-      <w:pPr>
-        <w:numPr>
-          <w:ilvl w:val="0"/>
-          <w:numId w:val="1004"/>
-        </w:numPr>
-        <w:pStyle w:val="Compact"/>
-      </w:pPr>
-      <w:r>
-        <w:rPr>
-          <w:bCs/>
-          <w:b/>
-        </w:rPr>
-        <w:t xml:space="preserve">Realized vol</w:t>
-      </w:r>
-      <w:r>
-        <w:t xml:space="preserve"> </w:t>
-      </w:r>
-      <w:r>
-        <w:t xml:space="preserve">— actual recent volatility of the underlying.</w:t>
-      </w:r>
-    </w:p>
-    <w:p>
-      <w:pPr>
-        <w:numPr>
-          <w:ilvl w:val="0"/>
-          <w:numId w:val="1004"/>
-        </w:numPr>
-        <w:pStyle w:val="Compact"/>
-      </w:pPr>
-      <w:r>
-        <w:rPr>
-          <w:bCs/>
-          <w:b/>
-        </w:rPr>
-        <w:t xml:space="preserve">Implied vol (IV)</w:t>
-      </w:r>
-      <w:r>
-        <w:t xml:space="preserve"> </w:t>
-      </w:r>
-      <w:r>
-        <w:t xml:space="preserve">— volatility implied by an option’s price.</w:t>
-      </w:r>
-    </w:p>
-    <w:p>
-      <w:pPr>
-        <w:numPr>
-          <w:ilvl w:val="0"/>
-          <w:numId w:val="1004"/>
-        </w:numPr>
-        <w:pStyle w:val="Compact"/>
-      </w:pPr>
-      <w:r>
-        <w:rPr>
-          <w:bCs/>
-          <w:b/>
-        </w:rPr>
-        <w:t xml:space="preserve">Forward P/E</w:t>
-      </w:r>
-      <w:r>
-        <w:t xml:space="preserve"> </w:t>
-      </w:r>
-      <w:r>
-        <w:t xml:space="preserve">— price ÷ next-year expected earnings.</w:t>
-      </w:r>
-    </w:p>
-    <w:p>
-      <w:pPr>
-        <w:numPr>
-          <w:ilvl w:val="0"/>
-          <w:numId w:val="1004"/>
-        </w:numPr>
-        <w:pStyle w:val="Compact"/>
-      </w:pPr>
-      <w:r>
-        <w:rPr>
-          <w:bCs/>
-          <w:b/>
-        </w:rPr>
-        <w:t xml:space="preserve">Posture / regime</w:t>
-      </w:r>
-      <w:r>
-        <w:t xml:space="preserve"> </w:t>
-      </w:r>
-      <w:r>
-        <w:t xml:space="preserve">— the timing dial (risk-on → defensive).</w:t>
+        <w:t xml:space="preserve">I don’t want my real holdings anywhere shared.</w:t>
+      </w:r>
+      <w:r>
+        <w:t xml:space="preserve"> </w:t>
+      </w:r>
+      <w:r>
+        <w:t xml:space="preserve">They never leave your browser (localStorage), and</w:t>
+      </w:r>
+      <w:r>
+        <w:t xml:space="preserve"> </w:t>
+      </w:r>
+      <w:r>
+        <w:rPr>
+          <w:rStyle w:val="VerbatimChar"/>
+        </w:rPr>
+        <w:t xml:space="preserve">positions.local.json</w:t>
+      </w:r>
+      <w:r>
+        <w:t xml:space="preserve"> </w:t>
+      </w:r>
+      <w:r>
+        <w:t xml:space="preserve">is gitignored.</w:t>
       </w:r>
     </w:p>
     <w:p>
@@ -4805,302 +5299,6 @@
         </w:pict>
       </w:r>
     </w:p>
-    <w:bookmarkEnd w:id="64"/>
-    <w:bookmarkStart w:id="65" w:name="faq-troubleshooting"/>
-    <w:p>
-      <w:pPr>
-        <w:pStyle w:val="Heading2"/>
-      </w:pPr>
-      <w:r>
-        <w:t xml:space="preserve">13. FAQ &amp; troubleshooting</w:t>
-      </w:r>
-    </w:p>
-    <w:p>
-      <w:pPr>
-        <w:numPr>
-          <w:ilvl w:val="0"/>
-          <w:numId w:val="1005"/>
-        </w:numPr>
-        <w:pStyle w:val="Compact"/>
-      </w:pPr>
-      <w:r>
-        <w:rPr>
-          <w:bCs/>
-          <w:b/>
-        </w:rPr>
-        <w:t xml:space="preserve">Prices/options/holdings show</w:t>
-      </w:r>
-      <w:r>
-        <w:rPr>
-          <w:bCs/>
-          <w:b/>
-        </w:rPr>
-        <w:t xml:space="preserve"> </w:t>
-      </w:r>
-      <w:r>
-        <w:rPr>
-          <w:bCs/>
-          <w:b/>
-        </w:rPr>
-        <w:t xml:space="preserve">“</w:t>
-      </w:r>
-      <w:r>
-        <w:rPr>
-          <w:bCs/>
-          <w:b/>
-        </w:rPr>
-        <w:t xml:space="preserve">—</w:t>
-      </w:r>
-      <w:r>
-        <w:rPr>
-          <w:bCs/>
-          <w:b/>
-        </w:rPr>
-        <w:t xml:space="preserve">”</w:t>
-      </w:r>
-      <w:r>
-        <w:rPr>
-          <w:bCs/>
-          <w:b/>
-        </w:rPr>
-        <w:t xml:space="preserve">.</w:t>
-      </w:r>
-      <w:r>
-        <w:t xml:space="preserve"> </w:t>
-      </w:r>
-      <w:r>
-        <w:t xml:space="preserve">The dashboard needs a completed live scan. Run</w:t>
-      </w:r>
-      <w:r>
-        <w:t xml:space="preserve"> </w:t>
-      </w:r>
-      <w:r>
-        <w:rPr>
-          <w:bCs/>
-          <w:b/>
-        </w:rPr>
-        <w:t xml:space="preserve">⟳ Refresh</w:t>
-      </w:r>
-      <w:r>
-        <w:t xml:space="preserve"> </w:t>
-      </w:r>
-      <w:r>
-        <w:t xml:space="preserve">(or</w:t>
-      </w:r>
-      <w:r>
-        <w:t xml:space="preserve"> </w:t>
-      </w:r>
-      <w:r>
-        <w:t xml:space="preserve">the scan Action), then reload.</w:t>
-      </w:r>
-    </w:p>
-    <w:p>
-      <w:pPr>
-        <w:numPr>
-          <w:ilvl w:val="0"/>
-          <w:numId w:val="1005"/>
-        </w:numPr>
-        <w:pStyle w:val="Compact"/>
-      </w:pPr>
-      <w:r>
-        <w:rPr>
-          <w:bCs/>
-          <w:b/>
-        </w:rPr>
-        <w:t xml:space="preserve">“</w:t>
-      </w:r>
-      <w:r>
-        <w:rPr>
-          <w:bCs/>
-          <w:b/>
-        </w:rPr>
-        <w:t xml:space="preserve">Stale data</w:t>
-      </w:r>
-      <w:r>
-        <w:rPr>
-          <w:bCs/>
-          <w:b/>
-        </w:rPr>
-        <w:t xml:space="preserve">”</w:t>
-      </w:r>
-      <w:r>
-        <w:rPr>
-          <w:bCs/>
-          <w:b/>
-        </w:rPr>
-        <w:t xml:space="preserve"> </w:t>
-      </w:r>
-      <w:r>
-        <w:rPr>
-          <w:bCs/>
-          <w:b/>
-        </w:rPr>
-        <w:t xml:space="preserve">banner.</w:t>
-      </w:r>
-      <w:r>
-        <w:t xml:space="preserve"> </w:t>
-      </w:r>
-      <w:r>
-        <w:t xml:space="preserve">The last scan is &gt;3 days old — trigger a refresh.</w:t>
-      </w:r>
-    </w:p>
-    <w:p>
-      <w:pPr>
-        <w:numPr>
-          <w:ilvl w:val="0"/>
-          <w:numId w:val="1005"/>
-        </w:numPr>
-        <w:pStyle w:val="Compact"/>
-      </w:pPr>
-      <w:r>
-        <w:rPr>
-          <w:bCs/>
-          <w:b/>
-        </w:rPr>
-        <w:t xml:space="preserve">A holding has a ⚠.</w:t>
-      </w:r>
-      <w:r>
-        <w:t xml:space="preserve"> </w:t>
-      </w:r>
-      <w:r>
-        <w:t xml:space="preserve">Sources diverged, a big jump, or a stale quote — hover to see which. Treat the</w:t>
-      </w:r>
-      <w:r>
-        <w:t xml:space="preserve"> </w:t>
-      </w:r>
-      <w:r>
-        <w:t xml:space="preserve">number with caution.</w:t>
-      </w:r>
-    </w:p>
-    <w:p>
-      <w:pPr>
-        <w:numPr>
-          <w:ilvl w:val="0"/>
-          <w:numId w:val="1005"/>
-        </w:numPr>
-        <w:pStyle w:val="Compact"/>
-      </w:pPr>
-      <w:r>
-        <w:rPr>
-          <w:bCs/>
-          <w:b/>
-        </w:rPr>
-        <w:t xml:space="preserve">Digest says</w:t>
-      </w:r>
-      <w:r>
-        <w:rPr>
-          <w:bCs/>
-          <w:b/>
-        </w:rPr>
-        <w:t xml:space="preserve"> </w:t>
-      </w:r>
-      <w:r>
-        <w:rPr>
-          <w:bCs/>
-          <w:b/>
-        </w:rPr>
-        <w:t xml:space="preserve">“</w:t>
-      </w:r>
-      <w:r>
-        <w:rPr>
-          <w:bCs/>
-          <w:b/>
-        </w:rPr>
-        <w:t xml:space="preserve">no LLM key set</w:t>
-      </w:r>
-      <w:r>
-        <w:rPr>
-          <w:bCs/>
-          <w:b/>
-        </w:rPr>
-        <w:t xml:space="preserve">”</w:t>
-      </w:r>
-      <w:r>
-        <w:rPr>
-          <w:bCs/>
-          <w:b/>
-        </w:rPr>
-        <w:t xml:space="preserve">.</w:t>
-      </w:r>
-      <w:r>
-        <w:t xml:space="preserve"> </w:t>
-      </w:r>
-      <w:r>
-        <w:t xml:space="preserve">Add a Gemini/Groq key (Settings or repo secret).</w:t>
-      </w:r>
-    </w:p>
-    <w:p>
-      <w:pPr>
-        <w:numPr>
-          <w:ilvl w:val="0"/>
-          <w:numId w:val="1005"/>
-        </w:numPr>
-        <w:pStyle w:val="Compact"/>
-      </w:pPr>
-      <w:r>
-        <w:rPr>
-          <w:bCs/>
-          <w:b/>
-        </w:rPr>
-        <w:t xml:space="preserve">Refresh rejected (401/403/404).</w:t>
-      </w:r>
-      <w:r>
-        <w:t xml:space="preserve"> </w:t>
-      </w:r>
-      <w:r>
-        <w:t xml:space="preserve">The dispatch token is missing/insufficient — it needs Contents:</w:t>
-      </w:r>
-      <w:r>
-        <w:t xml:space="preserve"> </w:t>
-      </w:r>
-      <w:r>
-        <w:t xml:space="preserve">Read &amp; write on this repo. It’s auto-cleared so you can re-paste.</w:t>
-      </w:r>
-    </w:p>
-    <w:p>
-      <w:pPr>
-        <w:numPr>
-          <w:ilvl w:val="0"/>
-          <w:numId w:val="1005"/>
-        </w:numPr>
-        <w:pStyle w:val="Compact"/>
-      </w:pPr>
-      <w:r>
-        <w:rPr>
-          <w:bCs/>
-          <w:b/>
-        </w:rPr>
-        <w:t xml:space="preserve">I don’t want my real holdings anywhere shared.</w:t>
-      </w:r>
-      <w:r>
-        <w:t xml:space="preserve"> </w:t>
-      </w:r>
-      <w:r>
-        <w:t xml:space="preserve">They never leave your browser (localStorage), and</w:t>
-      </w:r>
-      <w:r>
-        <w:t xml:space="preserve"> </w:t>
-      </w:r>
-      <w:r>
-        <w:rPr>
-          <w:rStyle w:val="VerbatimChar"/>
-        </w:rPr>
-        <w:t xml:space="preserve">positions.local.json</w:t>
-      </w:r>
-      <w:r>
-        <w:t xml:space="preserve"> </w:t>
-      </w:r>
-      <w:r>
-        <w:t xml:space="preserve">is gitignored.</w:t>
-      </w:r>
-    </w:p>
-    <w:p>
-      <w:r>
-        <w:pict>
-          <v:rect style="width:0;height:1.5pt" o:hralign="center" o:hrstd="t" o:hr="t"/>
-        </w:pict>
-      </w:r>
-    </w:p>
     <w:p>
       <w:pPr>
         <w:pStyle w:val="FirstParagraph"/>
@@ -5214,8 +5412,8 @@
         <w:t xml:space="preserve">§6–§7.</w:t>
       </w:r>
     </w:p>
-    <w:bookmarkEnd w:id="65"/>
-    <w:bookmarkEnd w:id="66"/>
+    <w:bookmarkEnd w:id="63"/>
+    <w:bookmarkEnd w:id="64"/>
     <w:sectPr/>
   </w:body>
 </w:document>
@@ -5523,9 +5721,6 @@
     <w:abstractNumId w:val="991"/>
   </w:num>
   <w:num w:numId="1004">
-    <w:abstractNumId w:val="991"/>
-  </w:num>
-  <w:num w:numId="1005">
     <w:abstractNumId w:val="991"/>
   </w:num>
 </w:numbering>

--- a/docs/USER-GUIDE.docx
+++ b/docs/USER-GUIDE.docx
@@ -3442,7 +3442,35 @@
         <w:t xml:space="preserve">verdict</w:t>
       </w:r>
       <w:r>
-        <w:t xml:space="preserve">, and the greeks (delta/vega/theta).</w:t>
+        <w:t xml:space="preserve">, and the greeks (delta/vega/theta). When the scan has it, the result also shows</w:t>
+      </w:r>
+      <w:r>
+        <w:t xml:space="preserve"> </w:t>
+      </w:r>
+      <w:r>
+        <w:t xml:space="preserve">the underlying’s</w:t>
+      </w:r>
+      <w:r>
+        <w:t xml:space="preserve"> </w:t>
+      </w:r>
+      <w:r>
+        <w:rPr>
+          <w:bCs/>
+          <w:b/>
+        </w:rPr>
+        <w:t xml:space="preserve">market ATM implied vol</w:t>
+      </w:r>
+      <w:r>
+        <w:t xml:space="preserve"> </w:t>
+      </w:r>
+      <w:r>
+        <w:t xml:space="preserve">(from the free Yahoo options chain) next to your option’s IV —</w:t>
+      </w:r>
+      <w:r>
+        <w:t xml:space="preserve"> </w:t>
+      </w:r>
+      <w:r>
+        <w:t xml:space="preserve">a quick check of whether your contract is priced rich/cheap vs the at-the-money market.</w:t>
       </w:r>
     </w:p>
     <w:tbl>

--- a/docs/USER-GUIDE.docx
+++ b/docs/USER-GUIDE.docx
@@ -60,7 +60,7 @@
         <w:t xml:space="preserve">Layer</w:t>
       </w:r>
     </w:p>
-    <w:bookmarkStart w:id="64" w:name="puck-end-user-guide"/>
+    <w:bookmarkStart w:id="65" w:name="puck-end-user-guide"/>
     <w:p>
       <w:pPr>
         <w:pStyle w:val="Heading1"/>
@@ -1399,7 +1399,7 @@
       </w:r>
     </w:p>
     <w:bookmarkEnd w:id="32"/>
-    <w:bookmarkStart w:id="41" w:name="portfolio-triggers"/>
+    <w:bookmarkStart w:id="42" w:name="portfolio-triggers"/>
     <w:p>
       <w:pPr>
         <w:pStyle w:val="Heading2"/>
@@ -2859,8 +2859,64 @@
       </w:r>
     </w:p>
     <w:bookmarkEnd w:id="40"/>
+    <w:bookmarkStart w:id="41" w:name="dca-progress"/>
+    <w:p>
+      <w:pPr>
+        <w:pStyle w:val="Heading3"/>
+      </w:pPr>
+      <w:r>
+        <w:t xml:space="preserve">5.6 DCA progress</w:t>
+      </w:r>
+    </w:p>
+    <w:p>
+      <w:pPr>
+        <w:pStyle w:val="FirstParagraph"/>
+      </w:pPr>
+      <w:r>
+        <w:t xml:space="preserve">Once you’ve entered positions, this shows how much of each holding’s</w:t>
+      </w:r>
+      <w:r>
+        <w:t xml:space="preserve"> </w:t>
+      </w:r>
+      <w:r>
+        <w:rPr>
+          <w:bCs/>
+          <w:b/>
+        </w:rPr>
+        <w:t xml:space="preserve">target</w:t>
+      </w:r>
+      <w:r>
+        <w:t xml:space="preserve"> </w:t>
+      </w:r>
+      <w:r>
+        <w:t xml:space="preserve">you’ve</w:t>
+      </w:r>
+      <w:r>
+        <w:t xml:space="preserve"> </w:t>
+      </w:r>
+      <w:r>
+        <w:rPr>
+          <w:bCs/>
+          <w:b/>
+        </w:rPr>
+        <w:t xml:space="preserve">deployed</w:t>
+      </w:r>
+      <w:r>
+        <w:t xml:space="preserve"> </w:t>
+      </w:r>
+      <w:r>
+        <w:t xml:space="preserve">(shares × cost basis) against the 9-month dollar-cost-averaging calendar — a progress bar + % per</w:t>
+      </w:r>
+      <w:r>
+        <w:t xml:space="preserve"> </w:t>
+      </w:r>
+      <w:r>
+        <w:t xml:space="preserve">holding, and the sleeve total deployed. Use it to stay on the plan and see where dry powder still goes.</w:t>
+      </w:r>
+    </w:p>
     <w:bookmarkEnd w:id="41"/>
-    <w:bookmarkStart w:id="45" w:name="filings-news"/>
+    <w:bookmarkEnd w:id="42"/>
+    <w:bookmarkStart w:id="46" w:name="filings-news"/>
     <w:p>
       <w:pPr>
         <w:pStyle w:val="Heading2"/>
@@ -2878,18 +2934,18 @@
           <wp:inline>
             <wp:extent cx="5334000" cy="3750468"/>
             <wp:effectExtent b="0" l="0" r="0" t="0"/>
-            <wp:docPr descr="Filings and news" title="" id="43" name="Picture"/>
+            <wp:docPr descr="Filings and news" title="" id="44" name="Picture"/>
             <a:graphic>
               <a:graphicData uri="http://schemas.openxmlformats.org/drawingml/2006/picture">
                 <pic:pic>
                   <pic:nvPicPr>
-                    <pic:cNvPr descr="img/catalysts.png" id="44" name="Picture"/>
+                    <pic:cNvPr descr="img/catalysts.png" id="45" name="Picture"/>
                     <pic:cNvPicPr>
                       <a:picLocks noChangeArrowheads="1" noChangeAspect="1"/>
                     </pic:cNvPicPr>
                   </pic:nvPicPr>
                   <pic:blipFill>
-                    <a:blip r:embed="rId42"/>
+                    <a:blip r:embed="rId43"/>
                     <a:stretch>
                       <a:fillRect/>
                     </a:stretch>
@@ -3115,8 +3171,8 @@
         </w:pict>
       </w:r>
     </w:p>
-    <w:bookmarkEnd w:id="45"/>
-    <w:bookmarkStart w:id="49" w:name="options-check-fair-value-before-you-buy"/>
+    <w:bookmarkEnd w:id="46"/>
+    <w:bookmarkStart w:id="50" w:name="options-check-fair-value-before-you-buy"/>
     <w:p>
       <w:pPr>
         <w:pStyle w:val="Heading2"/>
@@ -3134,18 +3190,18 @@
           <wp:inline>
             <wp:extent cx="5334000" cy="3750468"/>
             <wp:effectExtent b="0" l="0" r="0" t="0"/>
-            <wp:docPr descr="Options check" title="" id="47" name="Picture"/>
+            <wp:docPr descr="Options check" title="" id="48" name="Picture"/>
             <a:graphic>
               <a:graphicData uri="http://schemas.openxmlformats.org/drawingml/2006/picture">
                 <pic:pic>
                   <pic:nvPicPr>
-                    <pic:cNvPr descr="img/options.png" id="48" name="Picture"/>
+                    <pic:cNvPr descr="img/options.png" id="49" name="Picture"/>
                     <pic:cNvPicPr>
                       <a:picLocks noChangeArrowheads="1" noChangeAspect="1"/>
                     </pic:cNvPicPr>
                   </pic:nvPicPr>
                   <pic:blipFill>
-                    <a:blip r:embed="rId46"/>
+                    <a:blip r:embed="rId47"/>
                     <a:stretch>
                       <a:fillRect/>
                     </a:stretch>
@@ -3687,8 +3743,8 @@
         </w:pict>
       </w:r>
     </w:p>
-    <w:bookmarkEnd w:id="49"/>
-    <w:bookmarkStart w:id="53" w:name="agent-digest"/>
+    <w:bookmarkEnd w:id="50"/>
+    <w:bookmarkStart w:id="54" w:name="agent-digest"/>
     <w:p>
       <w:pPr>
         <w:pStyle w:val="Heading2"/>
@@ -3706,18 +3762,18 @@
           <wp:inline>
             <wp:extent cx="5334000" cy="3750468"/>
             <wp:effectExtent b="0" l="0" r="0" t="0"/>
-            <wp:docPr descr="Agent digest" title="" id="51" name="Picture"/>
+            <wp:docPr descr="Agent digest" title="" id="52" name="Picture"/>
             <a:graphic>
               <a:graphicData uri="http://schemas.openxmlformats.org/drawingml/2006/picture">
                 <pic:pic>
                   <pic:nvPicPr>
-                    <pic:cNvPr descr="img/digest.png" id="52" name="Picture"/>
+                    <pic:cNvPr descr="img/digest.png" id="53" name="Picture"/>
                     <pic:cNvPicPr>
                       <a:picLocks noChangeArrowheads="1" noChangeAspect="1"/>
                     </pic:cNvPicPr>
                   </pic:nvPicPr>
                   <pic:blipFill>
-                    <a:blip r:embed="rId50"/>
+                    <a:blip r:embed="rId51"/>
                     <a:stretch>
                       <a:fillRect/>
                     </a:stretch>
@@ -3931,8 +3987,8 @@
         </w:pict>
       </w:r>
     </w:p>
-    <w:bookmarkEnd w:id="53"/>
-    <w:bookmarkStart w:id="59" w:name="settings-onboarding"/>
+    <w:bookmarkEnd w:id="54"/>
+    <w:bookmarkStart w:id="60" w:name="settings-onboarding"/>
     <w:p>
       <w:pPr>
         <w:pStyle w:val="Heading2"/>
@@ -3950,18 +4006,18 @@
           <wp:inline>
             <wp:extent cx="5334000" cy="3750468"/>
             <wp:effectExtent b="0" l="0" r="0" t="0"/>
-            <wp:docPr descr="Settings" title="" id="55" name="Picture"/>
+            <wp:docPr descr="Settings" title="" id="56" name="Picture"/>
             <a:graphic>
               <a:graphicData uri="http://schemas.openxmlformats.org/drawingml/2006/picture">
                 <pic:pic>
                   <pic:nvPicPr>
-                    <pic:cNvPr descr="img/settings.png" id="56" name="Picture"/>
+                    <pic:cNvPr descr="img/settings.png" id="57" name="Picture"/>
                     <pic:cNvPicPr>
                       <a:picLocks noChangeArrowheads="1" noChangeAspect="1"/>
                     </pic:cNvPicPr>
                   </pic:nvPicPr>
                   <pic:blipFill>
-                    <a:blip r:embed="rId54"/>
+                    <a:blip r:embed="rId55"/>
                     <a:stretch>
                       <a:fillRect/>
                     </a:stretch>
@@ -4033,7 +4089,7 @@
         <w:t xml:space="preserve">.</w:t>
       </w:r>
     </w:p>
-    <w:bookmarkStart w:id="57" w:name="your-holdings-per-account"/>
+    <w:bookmarkStart w:id="58" w:name="your-holdings-per-account"/>
     <w:p>
       <w:pPr>
         <w:pStyle w:val="Heading3"/>
@@ -4193,8 +4249,8 @@
         <w:t xml:space="preserve">— wipe them from this browser.</w:t>
       </w:r>
     </w:p>
-    <w:bookmarkEnd w:id="57"/>
-    <w:bookmarkStart w:id="58" w:name="admin-credentials-configuration"/>
+    <w:bookmarkEnd w:id="58"/>
+    <w:bookmarkStart w:id="59" w:name="admin-credentials-configuration"/>
     <w:p>
       <w:pPr>
         <w:pStyle w:val="Heading3"/>
@@ -4641,9 +4697,9 @@
         </w:pict>
       </w:r>
     </w:p>
-    <w:bookmarkEnd w:id="58"/>
     <w:bookmarkEnd w:id="59"/>
-    <w:bookmarkStart w:id="60" w:name="refresh-on-demand-scan"/>
+    <w:bookmarkEnd w:id="60"/>
+    <w:bookmarkStart w:id="61" w:name="refresh-on-demand-scan"/>
     <w:p>
       <w:pPr>
         <w:pStyle w:val="Heading2"/>
@@ -4762,8 +4818,8 @@
         </w:pict>
       </w:r>
     </w:p>
-    <w:bookmarkEnd w:id="60"/>
-    <w:bookmarkStart w:id="61" w:name="Xd2ac6c3d014752893f0670853f643e7f7a007f6"/>
+    <w:bookmarkEnd w:id="61"/>
+    <w:bookmarkStart w:id="62" w:name="Xd2ac6c3d014752893f0670853f643e7f7a007f6"/>
     <w:p>
       <w:pPr>
         <w:pStyle w:val="Heading2"/>
@@ -5020,8 +5076,8 @@
         </w:pict>
       </w:r>
     </w:p>
-    <w:bookmarkEnd w:id="61"/>
-    <w:bookmarkStart w:id="62" w:name="glossary"/>
+    <w:bookmarkEnd w:id="62"/>
+    <w:bookmarkStart w:id="63" w:name="glossary"/>
     <w:p>
       <w:pPr>
         <w:pStyle w:val="Heading2"/>
@@ -5257,8 +5313,8 @@
         </w:pict>
       </w:r>
     </w:p>
-    <w:bookmarkEnd w:id="62"/>
-    <w:bookmarkStart w:id="63" w:name="faq-troubleshooting"/>
+    <w:bookmarkEnd w:id="63"/>
+    <w:bookmarkStart w:id="64" w:name="faq-troubleshooting"/>
     <w:p>
       <w:pPr>
         <w:pStyle w:val="Heading2"/>
@@ -5666,8 +5722,8 @@
         <w:t xml:space="preserve">§6–§7.</w:t>
       </w:r>
     </w:p>
-    <w:bookmarkEnd w:id="63"/>
     <w:bookmarkEnd w:id="64"/>
+    <w:bookmarkEnd w:id="65"/>
     <w:sectPr/>
   </w:body>
 </w:document>

--- a/docs/USER-GUIDE.docx
+++ b/docs/USER-GUIDE.docx
@@ -60,7 +60,7 @@
         <w:t xml:space="preserve">Layer</w:t>
       </w:r>
     </w:p>
-    <w:bookmarkStart w:id="65" w:name="puck-end-user-guide"/>
+    <w:bookmarkStart w:id="66" w:name="puck-end-user-guide"/>
     <w:p>
       <w:pPr>
         <w:pStyle w:val="Heading1"/>
@@ -1399,7 +1399,7 @@
       </w:r>
     </w:p>
     <w:bookmarkEnd w:id="32"/>
-    <w:bookmarkStart w:id="42" w:name="portfolio-triggers"/>
+    <w:bookmarkStart w:id="43" w:name="portfolio-triggers"/>
     <w:p>
       <w:pPr>
         <w:pStyle w:val="Heading2"/>
@@ -2186,12 +2186,155 @@
       </w:r>
     </w:p>
     <w:bookmarkEnd w:id="36"/>
-    <w:bookmarkStart w:id="37" w:name="summary-cards"/>
+    <w:bookmarkStart w:id="37" w:name="b-objective-scorecard"/>
     <w:p>
       <w:pPr>
         <w:pStyle w:val="Heading3"/>
       </w:pPr>
       <w:r>
+        <w:t xml:space="preserve">5.1b Objective scorecard</w:t>
+      </w:r>
+    </w:p>
+    <w:p>
+      <w:pPr>
+        <w:pStyle w:val="FirstParagraph"/>
+      </w:pPr>
+      <w:r>
+        <w:t xml:space="preserve">The app’s goal is</w:t>
+      </w:r>
+      <w:r>
+        <w:t xml:space="preserve"> </w:t>
+      </w:r>
+      <w:r>
+        <w:rPr>
+          <w:bCs/>
+          <w:b/>
+        </w:rPr>
+        <w:t xml:space="preserve">max 10-year return with max drawdown &lt; 35%, and the best Calmar/Sortino.</w:t>
+      </w:r>
+      <w:r>
+        <w:t xml:space="preserve"> </w:t>
+      </w:r>
+      <w:r>
+        <w:t xml:space="preserve">This card</w:t>
+      </w:r>
+      <w:r>
+        <w:t xml:space="preserve"> </w:t>
+      </w:r>
+      <w:r>
+        <w:t xml:space="preserve">measures your</w:t>
+      </w:r>
+      <w:r>
+        <w:t xml:space="preserve"> </w:t>
+      </w:r>
+      <w:r>
+        <w:rPr>
+          <w:bCs/>
+          <w:b/>
+        </w:rPr>
+        <w:t xml:space="preserve">strategy basket</w:t>
+      </w:r>
+      <w:r>
+        <w:t xml:space="preserve"> </w:t>
+      </w:r>
+      <w:r>
+        <w:t xml:space="preserve">(target-weighted holdings) over the trailing window:</w:t>
+      </w:r>
+      <w:r>
+        <w:t xml:space="preserve"> </w:t>
+      </w:r>
+      <w:r>
+        <w:rPr>
+          <w:bCs/>
+          <w:b/>
+        </w:rPr>
+        <w:t xml:space="preserve">CAGR</w:t>
+      </w:r>
+      <w:r>
+        <w:t xml:space="preserve">,</w:t>
+      </w:r>
+      <w:r>
+        <w:t xml:space="preserve"> </w:t>
+      </w:r>
+      <w:r>
+        <w:rPr>
+          <w:bCs/>
+          <w:b/>
+        </w:rPr>
+        <w:t xml:space="preserve">max</w:t>
+      </w:r>
+      <w:r>
+        <w:rPr>
+          <w:bCs/>
+          <w:b/>
+        </w:rPr>
+        <w:t xml:space="preserve"> </w:t>
+      </w:r>
+      <w:r>
+        <w:rPr>
+          <w:bCs/>
+          <w:b/>
+        </w:rPr>
+        <w:t xml:space="preserve">drawdown</w:t>
+      </w:r>
+      <w:r>
+        <w:t xml:space="preserve"> </w:t>
+      </w:r>
+      <w:r>
+        <w:t xml:space="preserve">(turns ⚠ red if it breaches −35%),</w:t>
+      </w:r>
+      <w:r>
+        <w:t xml:space="preserve"> </w:t>
+      </w:r>
+      <w:r>
+        <w:rPr>
+          <w:bCs/>
+          <w:b/>
+        </w:rPr>
+        <w:t xml:space="preserve">Calmar</w:t>
+      </w:r>
+      <w:r>
+        <w:t xml:space="preserve"> </w:t>
+      </w:r>
+      <w:r>
+        <w:t xml:space="preserve">(CAGR ÷ maxDD), and</w:t>
+      </w:r>
+      <w:r>
+        <w:t xml:space="preserve"> </w:t>
+      </w:r>
+      <w:r>
+        <w:rPr>
+          <w:bCs/>
+          <w:b/>
+        </w:rPr>
+        <w:t xml:space="preserve">Sortino</w:t>
+      </w:r>
+      <w:r>
+        <w:t xml:space="preserve"> </w:t>
+      </w:r>
+      <w:r>
+        <w:t xml:space="preserve">(return ÷</w:t>
+      </w:r>
+      <w:r>
+        <w:t xml:space="preserve"> </w:t>
+      </w:r>
+      <w:r>
+        <w:t xml:space="preserve">downside risk). It’s a live check on whether the timing/risk layer is actually holding drawdown under the</w:t>
+      </w:r>
+      <w:r>
+        <w:t xml:space="preserve"> </w:t>
+      </w:r>
+      <w:r>
+        <w:t xml:space="preserve">limit while earning a good risk-adjusted return — a backward-looking proxy, not a forecast.</w:t>
+      </w:r>
+    </w:p>
+    <w:bookmarkEnd w:id="37"/>
+    <w:bookmarkStart w:id="38" w:name="summary-cards"/>
+    <w:p>
+      <w:pPr>
+        <w:pStyle w:val="Heading3"/>
+      </w:pPr>
+      <w:r>
         <w:t xml:space="preserve">5.2 Summary cards</w:t>
       </w:r>
     </w:p>
@@ -2225,8 +2368,8 @@
         <w:t xml:space="preserve">see §11).</w:t>
       </w:r>
     </w:p>
-    <w:bookmarkEnd w:id="37"/>
-    <w:bookmarkStart w:id="38" w:name="triggers"/>
+    <w:bookmarkEnd w:id="38"/>
+    <w:bookmarkStart w:id="39" w:name="triggers"/>
     <w:p>
       <w:pPr>
         <w:pStyle w:val="Heading3"/>
@@ -2549,8 +2692,8 @@
         <w:t xml:space="preserve">so bad data can’t fire an action (§11).</w:t>
       </w:r>
     </w:p>
-    <w:bookmarkEnd w:id="38"/>
-    <w:bookmarkStart w:id="39" w:name="holdings-table"/>
+    <w:bookmarkEnd w:id="39"/>
+    <w:bookmarkStart w:id="40" w:name="holdings-table"/>
     <w:p>
       <w:pPr>
         <w:pStyle w:val="Heading3"/>
@@ -2711,8 +2854,8 @@
         <w:t xml:space="preserve">sleeve · DRY = cash held for triggers.</w:t>
       </w:r>
     </w:p>
-    <w:bookmarkEnd w:id="39"/>
-    <w:bookmarkStart w:id="40" w:name="your-holdings-live"/>
+    <w:bookmarkEnd w:id="40"/>
+    <w:bookmarkStart w:id="41" w:name="your-holdings-live"/>
     <w:p>
       <w:pPr>
         <w:pStyle w:val="Heading3"/>
@@ -2858,8 +3001,8 @@
         </w:pict>
       </w:r>
     </w:p>
-    <w:bookmarkEnd w:id="40"/>
-    <w:bookmarkStart w:id="41" w:name="dca-progress"/>
+    <w:bookmarkEnd w:id="41"/>
+    <w:bookmarkStart w:id="42" w:name="dca-progress"/>
     <w:p>
       <w:pPr>
         <w:pStyle w:val="Heading3"/>
@@ -2914,9 +3057,9 @@
         <w:t xml:space="preserve">holding, and the sleeve total deployed. Use it to stay on the plan and see where dry powder still goes.</w:t>
       </w:r>
     </w:p>
-    <w:bookmarkEnd w:id="41"/>
     <w:bookmarkEnd w:id="42"/>
-    <w:bookmarkStart w:id="46" w:name="filings-news"/>
+    <w:bookmarkEnd w:id="43"/>
+    <w:bookmarkStart w:id="47" w:name="filings-news"/>
     <w:p>
       <w:pPr>
         <w:pStyle w:val="Heading2"/>
@@ -2934,18 +3077,18 @@
           <wp:inline>
             <wp:extent cx="5334000" cy="3750468"/>
             <wp:effectExtent b="0" l="0" r="0" t="0"/>
-            <wp:docPr descr="Filings and news" title="" id="44" name="Picture"/>
+            <wp:docPr descr="Filings and news" title="" id="45" name="Picture"/>
             <a:graphic>
               <a:graphicData uri="http://schemas.openxmlformats.org/drawingml/2006/picture">
                 <pic:pic>
                   <pic:nvPicPr>
-                    <pic:cNvPr descr="img/catalysts.png" id="45" name="Picture"/>
+                    <pic:cNvPr descr="img/catalysts.png" id="46" name="Picture"/>
                     <pic:cNvPicPr>
                       <a:picLocks noChangeArrowheads="1" noChangeAspect="1"/>
                     </pic:cNvPicPr>
                   </pic:nvPicPr>
                   <pic:blipFill>
-                    <a:blip r:embed="rId43"/>
+                    <a:blip r:embed="rId44"/>
                     <a:stretch>
                       <a:fillRect/>
                     </a:stretch>
@@ -3171,8 +3314,8 @@
         </w:pict>
       </w:r>
     </w:p>
-    <w:bookmarkEnd w:id="46"/>
-    <w:bookmarkStart w:id="50" w:name="options-check-fair-value-before-you-buy"/>
+    <w:bookmarkEnd w:id="47"/>
+    <w:bookmarkStart w:id="51" w:name="options-check-fair-value-before-you-buy"/>
     <w:p>
       <w:pPr>
         <w:pStyle w:val="Heading2"/>
@@ -3190,18 +3333,18 @@
           <wp:inline>
             <wp:extent cx="5334000" cy="3750468"/>
             <wp:effectExtent b="0" l="0" r="0" t="0"/>
-            <wp:docPr descr="Options check" title="" id="48" name="Picture"/>
+            <wp:docPr descr="Options check" title="" id="49" name="Picture"/>
             <a:graphic>
               <a:graphicData uri="http://schemas.openxmlformats.org/drawingml/2006/picture">
                 <pic:pic>
                   <pic:nvPicPr>
-                    <pic:cNvPr descr="img/options.png" id="49" name="Picture"/>
+                    <pic:cNvPr descr="img/options.png" id="50" name="Picture"/>
                     <pic:cNvPicPr>
                       <a:picLocks noChangeArrowheads="1" noChangeAspect="1"/>
                     </pic:cNvPicPr>
                   </pic:nvPicPr>
                   <pic:blipFill>
-                    <a:blip r:embed="rId47"/>
+                    <a:blip r:embed="rId48"/>
                     <a:stretch>
                       <a:fillRect/>
                     </a:stretch>
@@ -3743,8 +3886,8 @@
         </w:pict>
       </w:r>
     </w:p>
-    <w:bookmarkEnd w:id="50"/>
-    <w:bookmarkStart w:id="54" w:name="agent-digest"/>
+    <w:bookmarkEnd w:id="51"/>
+    <w:bookmarkStart w:id="55" w:name="agent-digest"/>
     <w:p>
       <w:pPr>
         <w:pStyle w:val="Heading2"/>
@@ -3762,18 +3905,18 @@
           <wp:inline>
             <wp:extent cx="5334000" cy="3750468"/>
             <wp:effectExtent b="0" l="0" r="0" t="0"/>
-            <wp:docPr descr="Agent digest" title="" id="52" name="Picture"/>
+            <wp:docPr descr="Agent digest" title="" id="53" name="Picture"/>
             <a:graphic>
               <a:graphicData uri="http://schemas.openxmlformats.org/drawingml/2006/picture">
                 <pic:pic>
                   <pic:nvPicPr>
-                    <pic:cNvPr descr="img/digest.png" id="53" name="Picture"/>
+                    <pic:cNvPr descr="img/digest.png" id="54" name="Picture"/>
                     <pic:cNvPicPr>
                       <a:picLocks noChangeArrowheads="1" noChangeAspect="1"/>
                     </pic:cNvPicPr>
                   </pic:nvPicPr>
                   <pic:blipFill>
-                    <a:blip r:embed="rId51"/>
+                    <a:blip r:embed="rId52"/>
                     <a:stretch>
                       <a:fillRect/>
                     </a:stretch>
@@ -3987,8 +4130,8 @@
         </w:pict>
       </w:r>
     </w:p>
-    <w:bookmarkEnd w:id="54"/>
-    <w:bookmarkStart w:id="60" w:name="settings-onboarding"/>
+    <w:bookmarkEnd w:id="55"/>
+    <w:bookmarkStart w:id="61" w:name="settings-onboarding"/>
     <w:p>
       <w:pPr>
         <w:pStyle w:val="Heading2"/>
@@ -4006,18 +4149,18 @@
           <wp:inline>
             <wp:extent cx="5334000" cy="3750468"/>
             <wp:effectExtent b="0" l="0" r="0" t="0"/>
-            <wp:docPr descr="Settings" title="" id="56" name="Picture"/>
+            <wp:docPr descr="Settings" title="" id="57" name="Picture"/>
             <a:graphic>
               <a:graphicData uri="http://schemas.openxmlformats.org/drawingml/2006/picture">
                 <pic:pic>
                   <pic:nvPicPr>
-                    <pic:cNvPr descr="img/settings.png" id="57" name="Picture"/>
+                    <pic:cNvPr descr="img/settings.png" id="58" name="Picture"/>
                     <pic:cNvPicPr>
                       <a:picLocks noChangeArrowheads="1" noChangeAspect="1"/>
                     </pic:cNvPicPr>
                   </pic:nvPicPr>
                   <pic:blipFill>
-                    <a:blip r:embed="rId55"/>
+                    <a:blip r:embed="rId56"/>
                     <a:stretch>
                       <a:fillRect/>
                     </a:stretch>
@@ -4089,7 +4232,7 @@
         <w:t xml:space="preserve">.</w:t>
       </w:r>
     </w:p>
-    <w:bookmarkStart w:id="58" w:name="your-holdings-per-account"/>
+    <w:bookmarkStart w:id="59" w:name="your-holdings-per-account"/>
     <w:p>
       <w:pPr>
         <w:pStyle w:val="Heading3"/>
@@ -4249,8 +4392,8 @@
         <w:t xml:space="preserve">— wipe them from this browser.</w:t>
       </w:r>
     </w:p>
-    <w:bookmarkEnd w:id="58"/>
-    <w:bookmarkStart w:id="59" w:name="admin-credentials-configuration"/>
+    <w:bookmarkEnd w:id="59"/>
+    <w:bookmarkStart w:id="60" w:name="admin-credentials-configuration"/>
     <w:p>
       <w:pPr>
         <w:pStyle w:val="Heading3"/>
@@ -4697,9 +4840,9 @@
         </w:pict>
       </w:r>
     </w:p>
-    <w:bookmarkEnd w:id="59"/>
     <w:bookmarkEnd w:id="60"/>
-    <w:bookmarkStart w:id="61" w:name="refresh-on-demand-scan"/>
+    <w:bookmarkEnd w:id="61"/>
+    <w:bookmarkStart w:id="62" w:name="refresh-on-demand-scan"/>
     <w:p>
       <w:pPr>
         <w:pStyle w:val="Heading2"/>
@@ -4818,8 +4961,8 @@
         </w:pict>
       </w:r>
     </w:p>
-    <w:bookmarkEnd w:id="61"/>
-    <w:bookmarkStart w:id="62" w:name="Xd2ac6c3d014752893f0670853f643e7f7a007f6"/>
+    <w:bookmarkEnd w:id="62"/>
+    <w:bookmarkStart w:id="63" w:name="Xd2ac6c3d014752893f0670853f643e7f7a007f6"/>
     <w:p>
       <w:pPr>
         <w:pStyle w:val="Heading2"/>
@@ -5177,8 +5320,8 @@
         </w:pict>
       </w:r>
     </w:p>
-    <w:bookmarkEnd w:id="62"/>
-    <w:bookmarkStart w:id="63" w:name="glossary"/>
+    <w:bookmarkEnd w:id="63"/>
+    <w:bookmarkStart w:id="64" w:name="glossary"/>
     <w:p>
       <w:pPr>
         <w:pStyle w:val="Heading2"/>
@@ -5414,8 +5557,8 @@
         </w:pict>
       </w:r>
     </w:p>
-    <w:bookmarkEnd w:id="63"/>
-    <w:bookmarkStart w:id="64" w:name="faq-troubleshooting"/>
+    <w:bookmarkEnd w:id="64"/>
+    <w:bookmarkStart w:id="65" w:name="faq-troubleshooting"/>
     <w:p>
       <w:pPr>
         <w:pStyle w:val="Heading2"/>
@@ -5823,8 +5966,8 @@
         <w:t xml:space="preserve">§6–§7.</w:t>
       </w:r>
     </w:p>
-    <w:bookmarkEnd w:id="64"/>
     <w:bookmarkEnd w:id="65"/>
+    <w:bookmarkEnd w:id="66"/>
     <w:sectPr/>
   </w:body>
 </w:document>

--- a/docs/USER-GUIDE.docx
+++ b/docs/USER-GUIDE.docx
@@ -2343,7 +2343,23 @@
         <w:t xml:space="preserve"> </w:t>
       </w:r>
       <w:r>
-        <w:t xml:space="preserve">limit while earning a good risk-adjusted return — a backward-looking proxy, not a forecast.</w:t>
+        <w:t xml:space="preserve">limit while earning a good risk-adjusted return — a backward-looking proxy, not a forecast. A</w:t>
+      </w:r>
+      <w:r>
+        <w:t xml:space="preserve"> </w:t>
+      </w:r>
+      <w:r>
+        <w:rPr>
+          <w:bCs/>
+          <w:b/>
+        </w:rPr>
+        <w:t xml:space="preserve">trend-brake backtest</w:t>
+      </w:r>
+      <w:r>
+        <w:t xml:space="preserve"> </w:t>
+      </w:r>
+      <w:r>
+        <w:t xml:space="preserve">line below it shows, on this basket and with no look-ahead, whether a moving-average brake actually cut max-drawdown and improved Calmar vs. buy-and-hold (the dial’s premise, tested).</w:t>
       </w:r>
     </w:p>
     <w:bookmarkEnd w:id="37"/>

--- a/docs/USER-GUIDE.docx
+++ b/docs/USER-GUIDE.docx
@@ -1934,7 +1934,23 @@
         <w:t xml:space="preserve">REGIME.md</w:t>
       </w:r>
       <w:r>
-        <w:t xml:space="preserve">.</w:t>
+        <w:t xml:space="preserve">. The posture shows a</w:t>
+      </w:r>
+      <w:r>
+        <w:t xml:space="preserve"> </w:t>
+      </w:r>
+      <w:r>
+        <w:rPr>
+          <w:bCs/>
+          <w:b/>
+        </w:rPr>
+        <w:t xml:space="preserve">confidence</w:t>
+      </w:r>
+      <w:r>
+        <w:t xml:space="preserve"> </w:t>
+      </w:r>
+      <w:r>
+        <w:t xml:space="preserve">label (low/medium/high) and warns when the score sits near a band edge — it’s a coarse dial, not a precise number.</w:t>
       </w:r>
     </w:p>
     <w:p>

--- a/docs/USER-GUIDE.docx
+++ b/docs/USER-GUIDE.docx
@@ -60,7 +60,7 @@
         <w:t xml:space="preserve">Layer</w:t>
       </w:r>
     </w:p>
-    <w:bookmarkStart w:id="68" w:name="puck-end-user-guide"/>
+    <w:bookmarkStart w:id="70" w:name="puck-end-user-guide"/>
     <w:p>
       <w:pPr>
         <w:pStyle w:val="Heading1"/>
@@ -3243,7 +3243,7 @@
     </w:p>
     <w:bookmarkEnd w:id="43"/>
     <w:bookmarkEnd w:id="44"/>
-    <w:bookmarkStart w:id="45" w:name="Xb1e0b37cd2cec0cdc4f078d3157da65985b98c8"/>
+    <w:bookmarkStart w:id="47" w:name="Xb1e0b37cd2cec0cdc4f078d3157da65985b98c8"/>
     <w:p>
       <w:pPr>
         <w:pStyle w:val="Heading2"/>
@@ -3356,8 +3356,187 @@
         <w:t xml:space="preserve">relative strength vs the AI-capex complex. Discovered names are research leads, not recommendations.</w:t>
       </w:r>
     </w:p>
+    <w:bookmarkStart w:id="45" w:name="stress-test"/>
+    <w:p>
+      <w:pPr>
+        <w:pStyle w:val="Heading3"/>
+      </w:pPr>
+      <w:r>
+        <w:t xml:space="preserve">5.7 Stress test</w:t>
+      </w:r>
+    </w:p>
+    <w:p>
+      <w:pPr>
+        <w:pStyle w:val="FirstParagraph"/>
+      </w:pPr>
+      <w:r>
+        <w:t xml:space="preserve">Applies the thesis’s named shocks to</w:t>
+      </w:r>
+      <w:r>
+        <w:t xml:space="preserve"> </w:t>
+      </w:r>
+      <w:r>
+        <w:rPr>
+          <w:bCs/>
+          <w:b/>
+        </w:rPr>
+        <w:t xml:space="preserve">your</w:t>
+      </w:r>
+      <w:r>
+        <w:t xml:space="preserve"> </w:t>
+      </w:r>
+      <w:r>
+        <w:t xml:space="preserve">sleeve and shows the drawdown vs the</w:t>
+      </w:r>
+      <w:r>
+        <w:t xml:space="preserve"> </w:t>
+      </w:r>
+      <w:r>
+        <w:rPr>
+          <w:bCs/>
+          <w:b/>
+        </w:rPr>
+        <w:t xml:space="preserve">−35% objective</w:t>
+      </w:r>
+      <w:r>
+        <w:rPr>
+          <w:bCs/>
+          <w:b/>
+        </w:rPr>
+        <w:t xml:space="preserve"> </w:t>
+      </w:r>
+      <w:r>
+        <w:rPr>
+          <w:bCs/>
+          <w:b/>
+        </w:rPr>
+        <w:t xml:space="preserve">limit</w:t>
+      </w:r>
+      <w:r>
+        <w:t xml:space="preserve">: 2027–28 AI-capex digestion, a 2022-style rate shock, a broad recession, and a China</w:t>
+      </w:r>
+      <w:r>
+        <w:t xml:space="preserve"> </w:t>
+      </w:r>
+      <w:r>
+        <w:t xml:space="preserve">rare-earth</w:t>
+      </w:r>
+      <w:r>
+        <w:t xml:space="preserve"> </w:t>
+      </w:r>
+      <w:r>
+        <w:t xml:space="preserve">“</w:t>
+      </w:r>
+      <w:r>
+        <w:t xml:space="preserve">peace.</w:t>
+      </w:r>
+      <w:r>
+        <w:t xml:space="preserve">”</w:t>
+      </w:r>
+      <w:r>
+        <w:t xml:space="preserve"> </w:t>
+      </w:r>
+      <w:r>
+        <w:t xml:space="preserve">Coarse, documented high-beta shock vectors (not fitted) — a feel for tail risk.</w:t>
+      </w:r>
+      <w:r>
+        <w:t xml:space="preserve"> </w:t>
+      </w:r>
+      <w:r>
+        <w:t xml:space="preserve">Runs entirely in your browser on your stored positions.</w:t>
+      </w:r>
+    </w:p>
     <w:bookmarkEnd w:id="45"/>
-    <w:bookmarkStart w:id="49" w:name="filings-news"/>
+    <w:bookmarkStart w:id="46" w:name="suggested-ira-tilts"/>
+    <w:p>
+      <w:pPr>
+        <w:pStyle w:val="Heading3"/>
+      </w:pPr>
+      <w:r>
+        <w:t xml:space="preserve">5.8 Suggested IRA tilts</w:t>
+      </w:r>
+    </w:p>
+    <w:p>
+      <w:pPr>
+        <w:pStyle w:val="FirstParagraph"/>
+      </w:pPr>
+      <w:r>
+        <w:t xml:space="preserve">The last mile from analysis to allocation: per-name</w:t>
+      </w:r>
+      <w:r>
+        <w:t xml:space="preserve"> </w:t>
+      </w:r>
+      <w:r>
+        <w:rPr>
+          <w:bCs/>
+          <w:b/>
+        </w:rPr>
+        <w:t xml:space="preserve">TSMOM tilt × regime</w:t>
+      </w:r>
+      <w:r>
+        <w:t xml:space="preserve"> </w:t>
+      </w:r>
+      <w:r>
+        <w:t xml:space="preserve">→ concrete, bounded (±25%)</w:t>
+      </w:r>
+      <w:r>
+        <w:t xml:space="preserve"> </w:t>
+      </w:r>
+      <w:r>
+        <w:t xml:space="preserve">weight deltas.</w:t>
+      </w:r>
+      <w:r>
+        <w:t xml:space="preserve"> </w:t>
+      </w:r>
+      <w:r>
+        <w:rPr>
+          <w:bCs/>
+          <w:b/>
+        </w:rPr>
+        <w:t xml:space="preserve">Add</w:t>
+      </w:r>
+      <w:r>
+        <w:t xml:space="preserve"> </w:t>
+      </w:r>
+      <w:r>
+        <w:t xml:space="preserve">overweights only in a risk-on regime;</w:t>
+      </w:r>
+      <w:r>
+        <w:t xml:space="preserve"> </w:t>
+      </w:r>
+      <w:r>
+        <w:rPr>
+          <w:bCs/>
+          <w:b/>
+        </w:rPr>
+        <w:t xml:space="preserve">trim</w:t>
+      </w:r>
+      <w:r>
+        <w:t xml:space="preserve"> </w:t>
+      </w:r>
+      <w:r>
+        <w:t xml:space="preserve">underweights in any regime; the</w:t>
+      </w:r>
+      <w:r>
+        <w:t xml:space="preserve"> </w:t>
+      </w:r>
+      <w:r>
+        <w:rPr>
+          <w:bCs/>
+          <w:b/>
+        </w:rPr>
+        <w:t xml:space="preserve">taxable</w:t>
+      </w:r>
+      <w:r>
+        <w:t xml:space="preserve"> </w:t>
+      </w:r>
+      <w:r>
+        <w:t xml:space="preserve">sleeve stays buy-and-hold. Graded over time by the Track record. Not advice.</w:t>
+      </w:r>
+    </w:p>
+    <w:bookmarkEnd w:id="46"/>
+    <w:bookmarkEnd w:id="47"/>
+    <w:bookmarkStart w:id="51" w:name="filings-news"/>
     <w:p>
       <w:pPr>
         <w:pStyle w:val="Heading2"/>
@@ -3375,18 +3554,18 @@
           <wp:inline>
             <wp:extent cx="5334000" cy="3750468"/>
             <wp:effectExtent b="0" l="0" r="0" t="0"/>
-            <wp:docPr descr="Filings and news" title="" id="47" name="Picture"/>
+            <wp:docPr descr="Filings and news" title="" id="49" name="Picture"/>
             <a:graphic>
               <a:graphicData uri="http://schemas.openxmlformats.org/drawingml/2006/picture">
                 <pic:pic>
                   <pic:nvPicPr>
-                    <pic:cNvPr descr="img/catalysts.png" id="48" name="Picture"/>
+                    <pic:cNvPr descr="img/catalysts.png" id="50" name="Picture"/>
                     <pic:cNvPicPr>
                       <a:picLocks noChangeArrowheads="1" noChangeAspect="1"/>
                     </pic:cNvPicPr>
                   </pic:nvPicPr>
                   <pic:blipFill>
-                    <a:blip r:embed="rId46"/>
+                    <a:blip r:embed="rId48"/>
                     <a:stretch>
                       <a:fillRect/>
                     </a:stretch>
@@ -3612,8 +3791,8 @@
         </w:pict>
       </w:r>
     </w:p>
-    <w:bookmarkEnd w:id="49"/>
-    <w:bookmarkStart w:id="53" w:name="options-check-fair-value-before-you-buy"/>
+    <w:bookmarkEnd w:id="51"/>
+    <w:bookmarkStart w:id="55" w:name="options-check-fair-value-before-you-buy"/>
     <w:p>
       <w:pPr>
         <w:pStyle w:val="Heading2"/>
@@ -3631,18 +3810,18 @@
           <wp:inline>
             <wp:extent cx="5334000" cy="3750468"/>
             <wp:effectExtent b="0" l="0" r="0" t="0"/>
-            <wp:docPr descr="Options check" title="" id="51" name="Picture"/>
+            <wp:docPr descr="Options check" title="" id="53" name="Picture"/>
             <a:graphic>
               <a:graphicData uri="http://schemas.openxmlformats.org/drawingml/2006/picture">
                 <pic:pic>
                   <pic:nvPicPr>
-                    <pic:cNvPr descr="img/options.png" id="52" name="Picture"/>
+                    <pic:cNvPr descr="img/options.png" id="54" name="Picture"/>
                     <pic:cNvPicPr>
                       <a:picLocks noChangeArrowheads="1" noChangeAspect="1"/>
                     </pic:cNvPicPr>
                   </pic:nvPicPr>
                   <pic:blipFill>
-                    <a:blip r:embed="rId50"/>
+                    <a:blip r:embed="rId52"/>
                     <a:stretch>
                       <a:fillRect/>
                     </a:stretch>
@@ -4184,8 +4363,8 @@
         </w:pict>
       </w:r>
     </w:p>
-    <w:bookmarkEnd w:id="53"/>
-    <w:bookmarkStart w:id="57" w:name="agent-digest"/>
+    <w:bookmarkEnd w:id="55"/>
+    <w:bookmarkStart w:id="59" w:name="agent-digest"/>
     <w:p>
       <w:pPr>
         <w:pStyle w:val="Heading2"/>
@@ -4203,18 +4382,18 @@
           <wp:inline>
             <wp:extent cx="5334000" cy="3750468"/>
             <wp:effectExtent b="0" l="0" r="0" t="0"/>
-            <wp:docPr descr="Agent digest" title="" id="55" name="Picture"/>
+            <wp:docPr descr="Agent digest" title="" id="57" name="Picture"/>
             <a:graphic>
               <a:graphicData uri="http://schemas.openxmlformats.org/drawingml/2006/picture">
                 <pic:pic>
                   <pic:nvPicPr>
-                    <pic:cNvPr descr="img/digest.png" id="56" name="Picture"/>
+                    <pic:cNvPr descr="img/digest.png" id="58" name="Picture"/>
                     <pic:cNvPicPr>
                       <a:picLocks noChangeArrowheads="1" noChangeAspect="1"/>
                     </pic:cNvPicPr>
                   </pic:nvPicPr>
                   <pic:blipFill>
-                    <a:blip r:embed="rId54"/>
+                    <a:blip r:embed="rId56"/>
                     <a:stretch>
                       <a:fillRect/>
                     </a:stretch>
@@ -4428,8 +4607,8 @@
         </w:pict>
       </w:r>
     </w:p>
-    <w:bookmarkEnd w:id="57"/>
-    <w:bookmarkStart w:id="63" w:name="settings-onboarding"/>
+    <w:bookmarkEnd w:id="59"/>
+    <w:bookmarkStart w:id="65" w:name="settings-onboarding"/>
     <w:p>
       <w:pPr>
         <w:pStyle w:val="Heading2"/>
@@ -4447,18 +4626,18 @@
           <wp:inline>
             <wp:extent cx="5334000" cy="3750468"/>
             <wp:effectExtent b="0" l="0" r="0" t="0"/>
-            <wp:docPr descr="Settings" title="" id="59" name="Picture"/>
+            <wp:docPr descr="Settings" title="" id="61" name="Picture"/>
             <a:graphic>
               <a:graphicData uri="http://schemas.openxmlformats.org/drawingml/2006/picture">
                 <pic:pic>
                   <pic:nvPicPr>
-                    <pic:cNvPr descr="img/settings.png" id="60" name="Picture"/>
+                    <pic:cNvPr descr="img/settings.png" id="62" name="Picture"/>
                     <pic:cNvPicPr>
                       <a:picLocks noChangeArrowheads="1" noChangeAspect="1"/>
                     </pic:cNvPicPr>
                   </pic:nvPicPr>
                   <pic:blipFill>
-                    <a:blip r:embed="rId58"/>
+                    <a:blip r:embed="rId60"/>
                     <a:stretch>
                       <a:fillRect/>
                     </a:stretch>
@@ -4530,7 +4709,7 @@
         <w:t xml:space="preserve">.</w:t>
       </w:r>
     </w:p>
-    <w:bookmarkStart w:id="61" w:name="your-holdings-per-account"/>
+    <w:bookmarkStart w:id="63" w:name="your-holdings-per-account"/>
     <w:p>
       <w:pPr>
         <w:pStyle w:val="Heading3"/>
@@ -4690,8 +4869,8 @@
         <w:t xml:space="preserve">— wipe them from this browser.</w:t>
       </w:r>
     </w:p>
-    <w:bookmarkEnd w:id="61"/>
-    <w:bookmarkStart w:id="62" w:name="admin-credentials-configuration"/>
+    <w:bookmarkEnd w:id="63"/>
+    <w:bookmarkStart w:id="64" w:name="admin-credentials-configuration"/>
     <w:p>
       <w:pPr>
         <w:pStyle w:val="Heading3"/>
@@ -5138,9 +5317,9 @@
         </w:pict>
       </w:r>
     </w:p>
-    <w:bookmarkEnd w:id="62"/>
-    <w:bookmarkEnd w:id="63"/>
-    <w:bookmarkStart w:id="64" w:name="refresh-on-demand-scan"/>
+    <w:bookmarkEnd w:id="64"/>
+    <w:bookmarkEnd w:id="65"/>
+    <w:bookmarkStart w:id="66" w:name="refresh-on-demand-scan"/>
     <w:p>
       <w:pPr>
         <w:pStyle w:val="Heading2"/>
@@ -5259,8 +5438,8 @@
         </w:pict>
       </w:r>
     </w:p>
-    <w:bookmarkEnd w:id="64"/>
-    <w:bookmarkStart w:id="65" w:name="Xd2ac6c3d014752893f0670853f643e7f7a007f6"/>
+    <w:bookmarkEnd w:id="66"/>
+    <w:bookmarkStart w:id="67" w:name="Xd2ac6c3d014752893f0670853f643e7f7a007f6"/>
     <w:p>
       <w:pPr>
         <w:pStyle w:val="Heading2"/>
@@ -5618,8 +5797,8 @@
         </w:pict>
       </w:r>
     </w:p>
-    <w:bookmarkEnd w:id="65"/>
-    <w:bookmarkStart w:id="66" w:name="glossary"/>
+    <w:bookmarkEnd w:id="67"/>
+    <w:bookmarkStart w:id="68" w:name="glossary"/>
     <w:p>
       <w:pPr>
         <w:pStyle w:val="Heading2"/>
@@ -5855,8 +6034,8 @@
         </w:pict>
       </w:r>
     </w:p>
-    <w:bookmarkEnd w:id="66"/>
-    <w:bookmarkStart w:id="67" w:name="faq-troubleshooting"/>
+    <w:bookmarkEnd w:id="68"/>
+    <w:bookmarkStart w:id="69" w:name="faq-troubleshooting"/>
     <w:p>
       <w:pPr>
         <w:pStyle w:val="Heading2"/>
@@ -6264,8 +6443,8 @@
         <w:t xml:space="preserve">§6–§7.</w:t>
       </w:r>
     </w:p>
-    <w:bookmarkEnd w:id="67"/>
-    <w:bookmarkEnd w:id="68"/>
+    <w:bookmarkEnd w:id="69"/>
+    <w:bookmarkEnd w:id="70"/>
     <w:sectPr/>
   </w:body>
 </w:document>

--- a/docs/USER-GUIDE.docx
+++ b/docs/USER-GUIDE.docx
@@ -2510,6 +2510,80 @@
       </w:r>
       <w:r>
         <w:t xml:space="preserve">hit-rate persistently below ~50% means the signal isn’t working (which is what you want to know).</w:t>
+      </w:r>
+    </w:p>
+    <w:p>
+      <w:pPr>
+        <w:pStyle w:val="BodyText"/>
+      </w:pPr>
+      <w:r>
+        <w:t xml:space="preserve">A second</w:t>
+      </w:r>
+      <w:r>
+        <w:t xml:space="preserve"> </w:t>
+      </w:r>
+      <w:r>
+        <w:rPr>
+          <w:bCs/>
+          <w:b/>
+        </w:rPr>
+        <w:t xml:space="preserve">Alpha edge</w:t>
+      </w:r>
+      <w:r>
+        <w:t xml:space="preserve"> </w:t>
+      </w:r>
+      <w:r>
+        <w:t xml:space="preserve">line grades the harder claim. Each</w:t>
+      </w:r>
+      <w:r>
+        <w:t xml:space="preserve"> </w:t>
+      </w:r>
+      <w:r>
+        <w:rPr>
+          <w:bCs/>
+          <w:b/>
+        </w:rPr>
+        <w:t xml:space="preserve">de-rating / inflecting</w:t>
+      </w:r>
+      <w:r>
+        <w:t xml:space="preserve"> </w:t>
+      </w:r>
+      <w:r>
+        <w:t xml:space="preserve">flag becomes a</w:t>
+      </w:r>
+      <w:r>
+        <w:t xml:space="preserve"> </w:t>
+      </w:r>
+      <w:r>
+        <w:t xml:space="preserve">42-day</w:t>
+      </w:r>
+      <w:r>
+        <w:t xml:space="preserve"> </w:t>
+      </w:r>
+      <w:r>
+        <w:rPr>
+          <w:iCs/>
+          <w:i/>
+        </w:rPr>
+        <w:t xml:space="preserve">relative</w:t>
+      </w:r>
+      <w:r>
+        <w:t xml:space="preserve"> </w:t>
+      </w:r>
+      <w:r>
+        <w:t xml:space="preserve">forecast — does the flagged scarcity basket actually under/out-perform the AI-capex</w:t>
+      </w:r>
+      <w:r>
+        <w:t xml:space="preserve"> </w:t>
+      </w:r>
+      <w:r>
+        <w:t xml:space="preserve">complex (the theme ETFs)? That relative move, not raw direction, is the thesis’s real edge, so it is</w:t>
+      </w:r>
+      <w:r>
+        <w:t xml:space="preserve"> </w:t>
+      </w:r>
+      <w:r>
+        <w:t xml:space="preserve">scored separately (de-rating and inflecting buckets). It tells you whether the alpha signal earns its keep.</w:t>
       </w:r>
     </w:p>
     <w:bookmarkEnd w:id="38"/>

--- a/docs/USER-GUIDE.docx
+++ b/docs/USER-GUIDE.docx
@@ -3405,7 +3405,70 @@
         <w:t xml:space="preserve"> </w:t>
       </w:r>
       <w:r>
-        <w:t xml:space="preserve">partners), ranked by mention count, and shows a</w:t>
+        <w:t xml:space="preserve">partners). They’re ranked by</w:t>
+      </w:r>
+      <w:r>
+        <w:t xml:space="preserve"> </w:t>
+      </w:r>
+      <w:r>
+        <w:rPr>
+          <w:bCs/>
+          <w:b/>
+        </w:rPr>
+        <w:t xml:space="preserve">specificity</w:t>
+      </w:r>
+      <w:r>
+        <w:t xml:space="preserve"> </w:t>
+      </w:r>
+      <w:r>
+        <w:t xml:space="preserve">(a TF-IDF score, 0–1) rather than raw mention count: a</w:t>
+      </w:r>
+      <w:r>
+        <w:t xml:space="preserve"> </w:t>
+      </w:r>
+      <w:r>
+        <w:t xml:space="preserve">diversified megacap that mentions everything once in boilerplate — and shows up across many chokepoints —</w:t>
+      </w:r>
+      <w:r>
+        <w:t xml:space="preserve"> </w:t>
+      </w:r>
+      <w:r>
+        <w:t xml:space="preserve">is a</w:t>
+      </w:r>
+      <w:r>
+        <w:t xml:space="preserve"> </w:t>
+      </w:r>
+      <w:r>
+        <w:rPr>
+          <w:iCs/>
+          <w:i/>
+        </w:rPr>
+        <w:t xml:space="preserve">weak</w:t>
+      </w:r>
+      <w:r>
+        <w:t xml:space="preserve"> </w:t>
+      </w:r>
+      <w:r>
+        <w:t xml:space="preserve">proxy, so it’s dimmed and flagged</w:t>
+      </w:r>
+      <w:r>
+        <w:t xml:space="preserve"> </w:t>
+      </w:r>
+      <w:r>
+        <w:rPr>
+          <w:bCs/>
+          <w:b/>
+        </w:rPr>
+        <w:t xml:space="preserve">⚠ generic</w:t>
+      </w:r>
+      <w:r>
+        <w:t xml:space="preserve">, while a concentrated pure-play is surfaced</w:t>
+      </w:r>
+      <w:r>
+        <w:t xml:space="preserve"> </w:t>
+      </w:r>
+      <w:r>
+        <w:t xml:space="preserve">first. The app also shows a</w:t>
       </w:r>
       <w:r>
         <w:t xml:space="preserve"> </w:t>
@@ -3421,13 +3484,19 @@
         <w:t xml:space="preserve"> </w:t>
       </w:r>
       <w:r>
-        <w:t xml:space="preserve">(attention + proxy momentum) and the proxies’</w:t>
-      </w:r>
-      <w:r>
-        <w:t xml:space="preserve"> </w:t>
-      </w:r>
-      <w:r>
-        <w:t xml:space="preserve">relative strength vs the AI-capex complex. Discovered names are research leads, not recommendations.</w:t>
+        <w:t xml:space="preserve">(attention + proxy momentum) and the proxies’ relative strength vs</w:t>
+      </w:r>
+      <w:r>
+        <w:t xml:space="preserve"> </w:t>
+      </w:r>
+      <w:r>
+        <w:t xml:space="preserve">the AI-capex complex. All data-derived (no hand-picked lists); discovered names are research leads, not</w:t>
+      </w:r>
+      <w:r>
+        <w:t xml:space="preserve"> </w:t>
+      </w:r>
+      <w:r>
+        <w:t xml:space="preserve">recommendations.</w:t>
       </w:r>
     </w:p>
     <w:bookmarkStart w:id="45" w:name="stress-test"/>

--- a/docs/USER-GUIDE.docx
+++ b/docs/USER-GUIDE.docx
@@ -1444,6 +1444,211 @@
       </w:r>
       <w:r>
         <w:t xml:space="preserve">(an under-priced thesis gaining → accumulate). This operationalizes the thesis’s core claim and is graded by the Track record over time.</w:t>
+      </w:r>
+    </w:p>
+    <w:p>
+      <w:pPr>
+        <w:pStyle w:val="BodyText"/>
+      </w:pPr>
+      <w:r>
+        <w:t xml:space="preserve">It may also carry a</w:t>
+      </w:r>
+      <w:r>
+        <w:t xml:space="preserve"> </w:t>
+      </w:r>
+      <w:r>
+        <w:rPr>
+          <w:bCs/>
+          <w:b/>
+        </w:rPr>
+        <w:t xml:space="preserve">forced-flow flag</w:t>
+      </w:r>
+      <w:r>
+        <w:t xml:space="preserve"> </w:t>
+      </w:r>
+      <w:r>
+        <w:t xml:space="preserve">(ALPHA.md Edge 3 — buying what others are</w:t>
+      </w:r>
+      <w:r>
+        <w:t xml:space="preserve"> </w:t>
+      </w:r>
+      <w:r>
+        <w:rPr>
+          <w:iCs/>
+          <w:i/>
+        </w:rPr>
+        <w:t xml:space="preserve">forced</w:t>
+      </w:r>
+      <w:r>
+        <w:t xml:space="preserve"> </w:t>
+      </w:r>
+      <w:r>
+        <w:t xml:space="preserve">to sell):</w:t>
+      </w:r>
+      <w:r>
+        <w:t xml:space="preserve"> </w:t>
+      </w:r>
+      <w:r>
+        <w:rPr>
+          <w:bCs/>
+          <w:b/>
+        </w:rPr>
+        <w:t xml:space="preserve">✚ accumulate</w:t>
+      </w:r>
+      <w:r>
+        <w:t xml:space="preserve"> </w:t>
+      </w:r>
+      <w:r>
+        <w:t xml:space="preserve">= the name is mechanically de-rated (off highs, below trend, falling)</w:t>
+      </w:r>
+      <w:r>
+        <w:t xml:space="preserve"> </w:t>
+      </w:r>
+      <w:r>
+        <w:rPr>
+          <w:iCs/>
+          <w:i/>
+        </w:rPr>
+        <w:t xml:space="preserve">while its</w:t>
+      </w:r>
+      <w:r>
+        <w:rPr>
+          <w:iCs/>
+          <w:i/>
+        </w:rPr>
+        <w:t xml:space="preserve"> </w:t>
+      </w:r>
+      <w:r>
+        <w:rPr>
+          <w:iCs/>
+          <w:i/>
+        </w:rPr>
+        <w:t xml:space="preserve">structural thesis is intact</w:t>
+      </w:r>
+      <w:r>
+        <w:t xml:space="preserve"> </w:t>
+      </w:r>
+      <w:r>
+        <w:t xml:space="preserve">— the footprint of forced/neglect selling. This flag is</w:t>
+      </w:r>
+      <w:r>
+        <w:t xml:space="preserve"> </w:t>
+      </w:r>
+      <w:r>
+        <w:rPr>
+          <w:bCs/>
+          <w:b/>
+        </w:rPr>
+        <w:t xml:space="preserve">regime-aware</w:t>
+      </w:r>
+      <w:r>
+        <w:t xml:space="preserve">:</w:t>
+      </w:r>
+      <w:r>
+        <w:t xml:space="preserve"> </w:t>
+      </w:r>
+      <w:r>
+        <w:t xml:space="preserve">when the timing dial has the brakes on it shows</w:t>
+      </w:r>
+      <w:r>
+        <w:t xml:space="preserve"> </w:t>
+      </w:r>
+      <w:r>
+        <w:rPr>
+          <w:bCs/>
+          <w:b/>
+        </w:rPr>
+        <w:t xml:space="preserve">⏳ accumulate on trigger</w:t>
+      </w:r>
+      <w:r>
+        <w:t xml:space="preserve"> </w:t>
+      </w:r>
+      <w:r>
+        <w:t xml:space="preserve">— a</w:t>
+      </w:r>
+      <w:r>
+        <w:t xml:space="preserve"> </w:t>
+      </w:r>
+      <w:r>
+        <w:rPr>
+          <w:iCs/>
+          <w:i/>
+        </w:rPr>
+        <w:t xml:space="preserve">deploy-when-the-</w:t>
+      </w:r>
+      <w:r>
+        <w:rPr>
+          <w:iCs/>
+          <w:i/>
+        </w:rPr>
+        <w:t xml:space="preserve"> </w:t>
+      </w:r>
+      <w:r>
+        <w:rPr>
+          <w:iCs/>
+          <w:i/>
+        </w:rPr>
+        <w:t xml:space="preserve">drawdown-trigger-fires</w:t>
+      </w:r>
+      <w:r>
+        <w:t xml:space="preserve"> </w:t>
+      </w:r>
+      <w:r>
+        <w:t xml:space="preserve">priority,</w:t>
+      </w:r>
+      <w:r>
+        <w:t xml:space="preserve"> </w:t>
+      </w:r>
+      <w:r>
+        <w:rPr>
+          <w:bCs/>
+          <w:b/>
+        </w:rPr>
+        <w:t xml:space="preserve">not</w:t>
+      </w:r>
+      <w:r>
+        <w:t xml:space="preserve"> </w:t>
+      </w:r>
+      <w:r>
+        <w:t xml:space="preserve">a buy-now call — so selection (what) and timing (when) never</w:t>
+      </w:r>
+      <w:r>
+        <w:t xml:space="preserve"> </w:t>
+      </w:r>
+      <w:r>
+        <w:t xml:space="preserve">contradict.</w:t>
+      </w:r>
+      <w:r>
+        <w:t xml:space="preserve"> </w:t>
+      </w:r>
+      <w:r>
+        <w:rPr>
+          <w:bCs/>
+          <w:b/>
+        </w:rPr>
+        <w:t xml:space="preserve">⚠ broken</w:t>
+      </w:r>
+      <w:r>
+        <w:t xml:space="preserve"> </w:t>
+      </w:r>
+      <w:r>
+        <w:t xml:space="preserve">= de-rated</w:t>
+      </w:r>
+      <w:r>
+        <w:t xml:space="preserve"> </w:t>
+      </w:r>
+      <w:r>
+        <w:rPr>
+          <w:iCs/>
+          <w:i/>
+        </w:rPr>
+        <w:t xml:space="preserve">and</w:t>
+      </w:r>
+      <w:r>
+        <w:t xml:space="preserve"> </w:t>
+      </w:r>
+      <w:r>
+        <w:t xml:space="preserve">the thesis is weak → real deterioration, not an opportunity.</w:t>
       </w:r>
     </w:p>
     <w:p>

--- a/docs/USER-GUIDE.docx
+++ b/docs/USER-GUIDE.docx
@@ -3056,23 +3056,23 @@
         <w:t xml:space="preserve"> </w:t>
       </w:r>
       <w:r>
-        <w:t xml:space="preserve">independently computes a V2.3-style</w:t>
-      </w:r>
-      <w:r>
-        <w:t xml:space="preserve"> </w:t>
-      </w:r>
-      <w:r>
-        <w:rPr>
-          <w:bCs/>
-          <w:b/>
-        </w:rPr>
-        <w:t xml:space="preserve">FULL/DEFENSIVE</w:t>
-      </w:r>
-      <w:r>
-        <w:t xml:space="preserve"> </w:t>
-      </w:r>
-      <w:r>
-        <w:t xml:space="preserve">state on</w:t>
+        <w:t xml:space="preserve">is a</w:t>
+      </w:r>
+      <w:r>
+        <w:t xml:space="preserve"> </w:t>
+      </w:r>
+      <w:r>
+        <w:rPr>
+          <w:bCs/>
+          <w:b/>
+        </w:rPr>
+        <w:t xml:space="preserve">faithful replica</w:t>
+      </w:r>
+      <w:r>
+        <w:t xml:space="preserve"> </w:t>
+      </w:r>
+      <w:r>
+        <w:t xml:space="preserve">of your F+C Thrust rule, recomputed on</w:t>
       </w:r>
       <w:r>
         <w:t xml:space="preserve"> </w:t>
@@ -3085,22 +3085,39 @@
         <w:t xml:space="preserve">QQQ</w:t>
       </w:r>
       <w:r>
-        <w:t xml:space="preserve"> </w:t>
-      </w:r>
-      <w:r>
-        <w:t xml:space="preserve">(Faber</w:t>
-      </w:r>
-      <w:r>
-        <w:t xml:space="preserve"> </w:t>
-      </w:r>
-      <w:r>
-        <w:t xml:space="preserve">200-DMA + 20-DMA fast re-entry + the exit-only composite-stress AND-gate) and compares it to Puck’s</w:t>
-      </w:r>
-      <w:r>
-        <w:t xml:space="preserve"> </w:t>
-      </w:r>
-      <w:r>
-        <w:t xml:space="preserve">regime posture:</w:t>
+        <w:t xml:space="preserve">, and</w:t>
+      </w:r>
+      <w:r>
+        <w:t xml:space="preserve"> </w:t>
+      </w:r>
+      <w:r>
+        <w:t xml:space="preserve">shows which instrument it holds (</w:t>
+      </w:r>
+      <w:r>
+        <w:rPr>
+          <w:bCs/>
+          <w:b/>
+        </w:rPr>
+        <w:t xml:space="preserve">QLD</w:t>
+      </w:r>
+      <w:r>
+        <w:t xml:space="preserve"> </w:t>
+      </w:r>
+      <w:r>
+        <w:t xml:space="preserve">2× or</w:t>
+      </w:r>
+      <w:r>
+        <w:t xml:space="preserve"> </w:t>
+      </w:r>
+      <w:r>
+        <w:rPr>
+          <w:bCs/>
+          <w:b/>
+        </w:rPr>
+        <w:t xml:space="preserve">SGOV</w:t>
+      </w:r>
+      <w:r>
+        <w:t xml:space="preserve">) next to Puck’s regime posture —</w:t>
       </w:r>
       <w:r>
         <w:t xml:space="preserve"> </w:t>
@@ -3116,7 +3133,13 @@
         <w:t xml:space="preserve"> </w:t>
       </w:r>
       <w:r>
-        <w:t xml:space="preserve">= confirmation,</w:t>
+        <w:t xml:space="preserve">=</w:t>
+      </w:r>
+      <w:r>
+        <w:t xml:space="preserve"> </w:t>
+      </w:r>
+      <w:r>
+        <w:t xml:space="preserve">confirmation,</w:t>
       </w:r>
       <w:r>
         <w:t xml:space="preserve"> </w:t>
@@ -3132,45 +3155,262 @@
         <w:t xml:space="preserve"> </w:t>
       </w:r>
       <w:r>
-        <w:t xml:space="preserve">= look closer. It is a faithful</w:t>
-      </w:r>
-      <w:r>
-        <w:t xml:space="preserve"> </w:t>
-      </w:r>
-      <w:r>
-        <w:rPr>
-          <w:iCs/>
-          <w:i/>
-        </w:rPr>
-        <w:t xml:space="preserve">approximation</w:t>
-      </w:r>
-      <w:r>
-        <w:t xml:space="preserve"> </w:t>
-      </w:r>
-      <w:r>
-        <w:t xml:space="preserve">for cross-checking your separate V2.3 strategy —</w:t>
-      </w:r>
-      <w:r>
-        <w:t xml:space="preserve"> </w:t>
-      </w:r>
-      <w:r>
-        <w:rPr>
-          <w:bCs/>
-          <w:b/>
-        </w:rPr>
-        <w:t xml:space="preserve">not</w:t>
-      </w:r>
-      <w:r>
-        <w:t xml:space="preserve"> </w:t>
-      </w:r>
-      <w:r>
-        <w:t xml:space="preserve">the proprietary production</w:t>
-      </w:r>
-      <w:r>
-        <w:t xml:space="preserve"> </w:t>
-      </w:r>
-      <w:r>
-        <w:t xml:space="preserve">rule — and</w:t>
+        <w:t xml:space="preserve">= look closer. The exact ladder (first match wins):</w:t>
+      </w:r>
+    </w:p>
+    <w:p>
+      <w:pPr>
+        <w:numPr>
+          <w:ilvl w:val="0"/>
+          <w:numId w:val="1003"/>
+        </w:numPr>
+        <w:pStyle w:val="Compact"/>
+      </w:pPr>
+      <w:r>
+        <w:rPr>
+          <w:bCs/>
+          <w:b/>
+        </w:rPr>
+        <w:t xml:space="preserve">CRASH_OFF</w:t>
+      </w:r>
+      <w:r>
+        <w:t xml:space="preserve"> </w:t>
+      </w:r>
+      <w:r>
+        <w:t xml:space="preserve">(trailing 252-day return &lt; 0</w:t>
+      </w:r>
+      <w:r>
+        <w:t xml:space="preserve"> </w:t>
+      </w:r>
+      <w:r>
+        <w:rPr>
+          <w:bCs/>
+          <w:b/>
+        </w:rPr>
+        <w:t xml:space="preserve">AND</w:t>
+      </w:r>
+      <w:r>
+        <w:t xml:space="preserve"> </w:t>
+      </w:r>
+      <w:r>
+        <w:t xml:space="preserve">60-day annualized vol &gt; 25%) →</w:t>
+      </w:r>
+      <w:r>
+        <w:t xml:space="preserve"> </w:t>
+      </w:r>
+      <w:r>
+        <w:rPr>
+          <w:bCs/>
+          <w:b/>
+        </w:rPr>
+        <w:t xml:space="preserve">SGOV</w:t>
+      </w:r>
+    </w:p>
+    <w:p>
+      <w:pPr>
+        <w:numPr>
+          <w:ilvl w:val="0"/>
+          <w:numId w:val="1003"/>
+        </w:numPr>
+        <w:pStyle w:val="Compact"/>
+      </w:pPr>
+      <w:r>
+        <w:t xml:space="preserve">else</w:t>
+      </w:r>
+      <w:r>
+        <w:t xml:space="preserve"> </w:t>
+      </w:r>
+      <w:r>
+        <w:rPr>
+          <w:bCs/>
+          <w:b/>
+        </w:rPr>
+        <w:t xml:space="preserve">TREND</w:t>
+      </w:r>
+      <w:r>
+        <w:t xml:space="preserve"> </w:t>
+      </w:r>
+      <w:r>
+        <w:t xml:space="preserve">(close &gt; 200-DMA) →</w:t>
+      </w:r>
+      <w:r>
+        <w:t xml:space="preserve"> </w:t>
+      </w:r>
+      <w:r>
+        <w:rPr>
+          <w:bCs/>
+          <w:b/>
+        </w:rPr>
+        <w:t xml:space="preserve">QLD</w:t>
+      </w:r>
+    </w:p>
+    <w:p>
+      <w:pPr>
+        <w:numPr>
+          <w:ilvl w:val="0"/>
+          <w:numId w:val="1003"/>
+        </w:numPr>
+        <w:pStyle w:val="Compact"/>
+      </w:pPr>
+      <w:r>
+        <w:t xml:space="preserve">else</w:t>
+      </w:r>
+      <w:r>
+        <w:t xml:space="preserve"> </w:t>
+      </w:r>
+      <w:r>
+        <w:rPr>
+          <w:bCs/>
+          <w:b/>
+        </w:rPr>
+        <w:t xml:space="preserve">THRUST</w:t>
+      </w:r>
+      <w:r>
+        <w:t xml:space="preserve"> </w:t>
+      </w:r>
+      <w:r>
+        <w:t xml:space="preserve">(close &gt; 20-DMA</w:t>
+      </w:r>
+      <w:r>
+        <w:t xml:space="preserve"> </w:t>
+      </w:r>
+      <w:r>
+        <w:rPr>
+          <w:bCs/>
+          <w:b/>
+        </w:rPr>
+        <w:t xml:space="preserve">AND</w:t>
+      </w:r>
+      <w:r>
+        <w:t xml:space="preserve"> </w:t>
+      </w:r>
+      <w:r>
+        <w:t xml:space="preserve">the 20-DMA is higher than 10 trading days ago) →</w:t>
+      </w:r>
+      <w:r>
+        <w:t xml:space="preserve"> </w:t>
+      </w:r>
+      <w:r>
+        <w:rPr>
+          <w:bCs/>
+          <w:b/>
+        </w:rPr>
+        <w:t xml:space="preserve">QLD</w:t>
+      </w:r>
+    </w:p>
+    <w:p>
+      <w:pPr>
+        <w:numPr>
+          <w:ilvl w:val="0"/>
+          <w:numId w:val="1003"/>
+        </w:numPr>
+        <w:pStyle w:val="Compact"/>
+      </w:pPr>
+      <w:r>
+        <w:t xml:space="preserve">else →</w:t>
+      </w:r>
+      <w:r>
+        <w:t xml:space="preserve"> </w:t>
+      </w:r>
+      <w:r>
+        <w:rPr>
+          <w:bCs/>
+          <w:b/>
+        </w:rPr>
+        <w:t xml:space="preserve">SGOV</w:t>
+      </w:r>
+    </w:p>
+    <w:p>
+      <w:pPr>
+        <w:pStyle w:val="FirstParagraph"/>
+      </w:pPr>
+      <w:r>
+        <w:t xml:space="preserve">…with an</w:t>
+      </w:r>
+      <w:r>
+        <w:t xml:space="preserve"> </w:t>
+      </w:r>
+      <w:r>
+        <w:rPr>
+          <w:bCs/>
+          <w:b/>
+        </w:rPr>
+        <w:t xml:space="preserve">exit-only composite-stress overlay</w:t>
+      </w:r>
+      <w:r>
+        <w:t xml:space="preserve">: if the ladder picked QLD</w:t>
+      </w:r>
+      <w:r>
+        <w:t xml:space="preserve"> </w:t>
+      </w:r>
+      <w:r>
+        <w:rPr>
+          <w:bCs/>
+          <w:b/>
+        </w:rPr>
+        <w:t xml:space="preserve">and</w:t>
+      </w:r>
+      <w:r>
+        <w:t xml:space="preserve"> </w:t>
+      </w:r>
+      <w:r>
+        <w:t xml:space="preserve">VIX/VIX3M ≥ 1.0 for 3</w:t>
+      </w:r>
+      <w:r>
+        <w:t xml:space="preserve"> </w:t>
+      </w:r>
+      <w:r>
+        <w:t xml:space="preserve">consecutive days</w:t>
+      </w:r>
+      <w:r>
+        <w:t xml:space="preserve"> </w:t>
+      </w:r>
+      <w:r>
+        <w:rPr>
+          <w:bCs/>
+          <w:b/>
+        </w:rPr>
+        <w:t xml:space="preserve">and</w:t>
+      </w:r>
+      <w:r>
+        <w:t xml:space="preserve"> </w:t>
+      </w:r>
+      <w:r>
+        <w:t xml:space="preserve">HY-velocity (20-day change in −log(HYG)) sits in the top 5% of its trailing</w:t>
+      </w:r>
+      <w:r>
+        <w:t xml:space="preserve"> </w:t>
+      </w:r>
+      <w:r>
+        <w:t xml:space="preserve">252-day distribution, it forces</w:t>
+      </w:r>
+      <w:r>
+        <w:t xml:space="preserve"> </w:t>
+      </w:r>
+      <w:r>
+        <w:rPr>
+          <w:bCs/>
+          <w:b/>
+        </w:rPr>
+        <w:t xml:space="preserve">SGOV</w:t>
+      </w:r>
+      <w:r>
+        <w:t xml:space="preserve">. If any overlay input (</w:t>
+      </w:r>
+      <w:r>
+        <w:rPr>
+          <w:vertAlign w:val="superscript"/>
+        </w:rPr>
+        <w:t xml:space="preserve">VIX/</w:t>
+      </w:r>
+      <w:r>
+        <w:t xml:space="preserve">VIX3M/HYG) is missing, the overlay</w:t>
+      </w:r>
+      <w:r>
+        <w:t xml:space="preserve"> </w:t>
+      </w:r>
+      <w:r>
+        <w:t xml:space="preserve">is suppressed (it won’t act on fake data).</w:t>
       </w:r>
       <w:r>
         <w:t xml:space="preserve"> </w:t>
@@ -3186,13 +3426,13 @@
         <w:t xml:space="preserve"> </w:t>
       </w:r>
       <w:r>
-        <w:t xml:space="preserve">(a 2× QLD sleeve would breach the −35% max-drawdown</w:t>
-      </w:r>
-      <w:r>
-        <w:t xml:space="preserve"> </w:t>
-      </w:r>
-      <w:r>
-        <w:t xml:space="preserve">objective unless gated by a full exit to cash).</w:t>
+        <w:t xml:space="preserve">— a 2× QLD sleeve would</w:t>
+      </w:r>
+      <w:r>
+        <w:t xml:space="preserve"> </w:t>
+      </w:r>
+      <w:r>
+        <w:t xml:space="preserve">breach the −35% max-drawdown objective unless gated by a full exit to cash.</w:t>
       </w:r>
     </w:p>
     <w:bookmarkEnd w:id="37"/>
@@ -5668,7 +5908,7 @@
       <w:pPr>
         <w:numPr>
           <w:ilvl w:val="0"/>
-          <w:numId w:val="1003"/>
+          <w:numId w:val="1004"/>
         </w:numPr>
         <w:pStyle w:val="Compact"/>
       </w:pPr>
@@ -5723,7 +5963,7 @@
       <w:pPr>
         <w:numPr>
           <w:ilvl w:val="0"/>
-          <w:numId w:val="1003"/>
+          <w:numId w:val="1004"/>
         </w:numPr>
         <w:pStyle w:val="Compact"/>
       </w:pPr>
@@ -6839,7 +7079,7 @@
       <w:pPr>
         <w:numPr>
           <w:ilvl w:val="0"/>
-          <w:numId w:val="1004"/>
+          <w:numId w:val="1005"/>
         </w:numPr>
         <w:pStyle w:val="Compact"/>
       </w:pPr>
@@ -6891,74 +7131,6 @@
       </w:r>
       <w:r>
         <w:t xml:space="preserve">never silently summed as USD.</w:t>
-      </w:r>
-    </w:p>
-    <w:p>
-      <w:pPr>
-        <w:numPr>
-          <w:ilvl w:val="0"/>
-          <w:numId w:val="1004"/>
-        </w:numPr>
-        <w:pStyle w:val="Compact"/>
-      </w:pPr>
-      <w:r>
-        <w:rPr>
-          <w:bCs/>
-          <w:b/>
-        </w:rPr>
-        <w:t xml:space="preserve">XSS-safe</w:t>
-      </w:r>
-      <w:r>
-        <w:t xml:space="preserve"> </w:t>
-      </w:r>
-      <w:r>
-        <w:t xml:space="preserve">— all third-party text (news headlines, filing fields) is HTML-escaped and links are</w:t>
-      </w:r>
-      <w:r>
-        <w:t xml:space="preserve"> </w:t>
-      </w:r>
-      <w:r>
-        <w:t xml:space="preserve">restricted to</w:t>
-      </w:r>
-      <w:r>
-        <w:t xml:space="preserve"> </w:t>
-      </w:r>
-      <w:r>
-        <w:rPr>
-          <w:rStyle w:val="VerbatimChar"/>
-        </w:rPr>
-        <w:t xml:space="preserve">http(s)</w:t>
-      </w:r>
-      <w:r>
-        <w:t xml:space="preserve"> </w:t>
-      </w:r>
-      <w:r>
-        <w:t xml:space="preserve">before display, so a poisoned feed can’t run code in your browser.</w:t>
-      </w:r>
-    </w:p>
-    <w:p>
-      <w:pPr>
-        <w:pStyle w:val="FirstParagraph"/>
-      </w:pPr>
-      <w:r>
-        <w:t xml:space="preserve">Add free market-data keys (§9.3) for stronger corroboration.</w:t>
-      </w:r>
-    </w:p>
-    <w:p>
-      <w:r>
-        <w:pict>
-          <v:rect style="width:0;height:1.5pt" o:hralign="center" o:hrstd="t" o:hr="t"/>
-        </w:pict>
-      </w:r>
-    </w:p>
-    <w:bookmarkEnd w:id="68"/>
-    <w:bookmarkStart w:id="69" w:name="glossary"/>
-    <w:p>
-      <w:pPr>
-        <w:pStyle w:val="Heading2"/>
-      </w:pPr>
-      <w:r>
-        <w:t xml:space="preserve">12. Glossary</w:t>
       </w:r>
     </w:p>
     <w:p>
@@ -6974,211 +7146,42 @@
           <w:bCs/>
           <w:b/>
         </w:rPr>
-        <w:t xml:space="preserve">Scarcity / chokepoint</w:t>
-      </w:r>
-      <w:r>
-        <w:t xml:space="preserve"> </w:t>
-      </w:r>
-      <w:r>
-        <w:t xml:space="preserve">— an input that’s slow/impossible to expand, so demand outruns supply.</w:t>
-      </w:r>
-    </w:p>
-    <w:p>
-      <w:pPr>
-        <w:numPr>
-          <w:ilvl w:val="0"/>
-          <w:numId w:val="1005"/>
-        </w:numPr>
-        <w:pStyle w:val="Compact"/>
-      </w:pPr>
-      <w:r>
-        <w:rPr>
-          <w:bCs/>
-          <w:b/>
-        </w:rPr>
-        <w:t xml:space="preserve">Priced-in / crowding</w:t>
-      </w:r>
-      <w:r>
-        <w:t xml:space="preserve"> </w:t>
-      </w:r>
-      <w:r>
-        <w:t xml:space="preserve">— how much the market already reflects a thesis (judgment vs. live price proxy).</w:t>
-      </w:r>
-    </w:p>
-    <w:p>
-      <w:pPr>
-        <w:numPr>
-          <w:ilvl w:val="0"/>
-          <w:numId w:val="1005"/>
-        </w:numPr>
-        <w:pStyle w:val="Compact"/>
-      </w:pPr>
-      <w:r>
-        <w:rPr>
-          <w:bCs/>
-          <w:b/>
-        </w:rPr>
-        <w:t xml:space="preserve">Bind window</w:t>
-      </w:r>
-      <w:r>
-        <w:t xml:space="preserve"> </w:t>
-      </w:r>
-      <w:r>
-        <w:t xml:space="preserve">— when a scarcity starts constraining.</w:t>
-      </w:r>
-    </w:p>
-    <w:p>
-      <w:pPr>
-        <w:numPr>
-          <w:ilvl w:val="0"/>
-          <w:numId w:val="1005"/>
-        </w:numPr>
-        <w:pStyle w:val="Compact"/>
-      </w:pPr>
-      <w:r>
-        <w:rPr>
-          <w:bCs/>
-          <w:b/>
-        </w:rPr>
-        <w:t xml:space="preserve">Tier</w:t>
-      </w:r>
-      <w:r>
-        <w:t xml:space="preserve"> </w:t>
-      </w:r>
-      <w:r>
-        <w:t xml:space="preserve">— how fast a holding is deployed (A/B/C/D/DRY).</w:t>
-      </w:r>
-    </w:p>
-    <w:p>
-      <w:pPr>
-        <w:numPr>
-          <w:ilvl w:val="0"/>
-          <w:numId w:val="1005"/>
-        </w:numPr>
-        <w:pStyle w:val="Compact"/>
-      </w:pPr>
-      <w:r>
-        <w:rPr>
-          <w:bCs/>
-          <w:b/>
-        </w:rPr>
-        <w:t xml:space="preserve">200-DMA</w:t>
-      </w:r>
-      <w:r>
-        <w:t xml:space="preserve"> </w:t>
-      </w:r>
-      <w:r>
-        <w:t xml:space="preserve">— 200-day moving average; price above it = healthier trend (Faber).</w:t>
-      </w:r>
-    </w:p>
-    <w:p>
-      <w:pPr>
-        <w:numPr>
-          <w:ilvl w:val="0"/>
-          <w:numId w:val="1005"/>
-        </w:numPr>
-        <w:pStyle w:val="Compact"/>
-      </w:pPr>
-      <w:r>
-        <w:rPr>
-          <w:bCs/>
-          <w:b/>
-        </w:rPr>
-        <w:t xml:space="preserve">12-month momentum</w:t>
-      </w:r>
-      <w:r>
-        <w:t xml:space="preserve"> </w:t>
-      </w:r>
-      <w:r>
-        <w:t xml:space="preserve">— trailing one-year return; the time-series-momentum signal (MOP 2012).</w:t>
-      </w:r>
-    </w:p>
-    <w:p>
-      <w:pPr>
-        <w:numPr>
-          <w:ilvl w:val="0"/>
-          <w:numId w:val="1005"/>
-        </w:numPr>
-        <w:pStyle w:val="Compact"/>
-      </w:pPr>
-      <w:r>
-        <w:rPr>
-          <w:bCs/>
-          <w:b/>
-        </w:rPr>
-        <w:t xml:space="preserve">Realized vol</w:t>
-      </w:r>
-      <w:r>
-        <w:t xml:space="preserve"> </w:t>
-      </w:r>
-      <w:r>
-        <w:t xml:space="preserve">— actual recent volatility of the underlying.</w:t>
-      </w:r>
-    </w:p>
-    <w:p>
-      <w:pPr>
-        <w:numPr>
-          <w:ilvl w:val="0"/>
-          <w:numId w:val="1005"/>
-        </w:numPr>
-        <w:pStyle w:val="Compact"/>
-      </w:pPr>
-      <w:r>
-        <w:rPr>
-          <w:bCs/>
-          <w:b/>
-        </w:rPr>
-        <w:t xml:space="preserve">Implied vol (IV)</w:t>
-      </w:r>
-      <w:r>
-        <w:t xml:space="preserve"> </w:t>
-      </w:r>
-      <w:r>
-        <w:t xml:space="preserve">— volatility implied by an option’s price.</w:t>
-      </w:r>
-    </w:p>
-    <w:p>
-      <w:pPr>
-        <w:numPr>
-          <w:ilvl w:val="0"/>
-          <w:numId w:val="1005"/>
-        </w:numPr>
-        <w:pStyle w:val="Compact"/>
-      </w:pPr>
-      <w:r>
-        <w:rPr>
-          <w:bCs/>
-          <w:b/>
-        </w:rPr>
-        <w:t xml:space="preserve">Forward P/E</w:t>
-      </w:r>
-      <w:r>
-        <w:t xml:space="preserve"> </w:t>
-      </w:r>
-      <w:r>
-        <w:t xml:space="preserve">— price ÷ next-year expected earnings.</w:t>
-      </w:r>
-    </w:p>
-    <w:p>
-      <w:pPr>
-        <w:numPr>
-          <w:ilvl w:val="0"/>
-          <w:numId w:val="1005"/>
-        </w:numPr>
-        <w:pStyle w:val="Compact"/>
-      </w:pPr>
-      <w:r>
-        <w:rPr>
-          <w:bCs/>
-          <w:b/>
-        </w:rPr>
-        <w:t xml:space="preserve">Posture / regime</w:t>
-      </w:r>
-      <w:r>
-        <w:t xml:space="preserve"> </w:t>
-      </w:r>
-      <w:r>
-        <w:t xml:space="preserve">— the timing dial (risk-on → defensive).</w:t>
+        <w:t xml:space="preserve">XSS-safe</w:t>
+      </w:r>
+      <w:r>
+        <w:t xml:space="preserve"> </w:t>
+      </w:r>
+      <w:r>
+        <w:t xml:space="preserve">— all third-party text (news headlines, filing fields) is HTML-escaped and links are</w:t>
+      </w:r>
+      <w:r>
+        <w:t xml:space="preserve"> </w:t>
+      </w:r>
+      <w:r>
+        <w:t xml:space="preserve">restricted to</w:t>
+      </w:r>
+      <w:r>
+        <w:t xml:space="preserve"> </w:t>
+      </w:r>
+      <w:r>
+        <w:rPr>
+          <w:rStyle w:val="VerbatimChar"/>
+        </w:rPr>
+        <w:t xml:space="preserve">http(s)</w:t>
+      </w:r>
+      <w:r>
+        <w:t xml:space="preserve"> </w:t>
+      </w:r>
+      <w:r>
+        <w:t xml:space="preserve">before display, so a poisoned feed can’t run code in your browser.</w:t>
+      </w:r>
+    </w:p>
+    <w:p>
+      <w:pPr>
+        <w:pStyle w:val="FirstParagraph"/>
+      </w:pPr>
+      <w:r>
+        <w:t xml:space="preserve">Add free market-data keys (§9.3) for stronger corroboration.</w:t>
       </w:r>
     </w:p>
     <w:p>
@@ -7188,14 +7191,14 @@
         </w:pict>
       </w:r>
     </w:p>
-    <w:bookmarkEnd w:id="69"/>
-    <w:bookmarkStart w:id="70" w:name="faq-troubleshooting"/>
+    <w:bookmarkEnd w:id="68"/>
+    <w:bookmarkStart w:id="69" w:name="glossary"/>
     <w:p>
       <w:pPr>
         <w:pStyle w:val="Heading2"/>
       </w:pPr>
       <w:r>
-        <w:t xml:space="preserve">13. FAQ &amp; troubleshooting</w:t>
+        <w:t xml:space="preserve">12. Glossary</w:t>
       </w:r>
     </w:p>
     <w:p>
@@ -7211,70 +7214,13 @@
           <w:bCs/>
           <w:b/>
         </w:rPr>
-        <w:t xml:space="preserve">Prices/options/holdings show</w:t>
-      </w:r>
-      <w:r>
-        <w:rPr>
-          <w:bCs/>
-          <w:b/>
-        </w:rPr>
-        <w:t xml:space="preserve"> </w:t>
-      </w:r>
-      <w:r>
-        <w:rPr>
-          <w:bCs/>
-          <w:b/>
-        </w:rPr>
-        <w:t xml:space="preserve">“</w:t>
-      </w:r>
-      <w:r>
-        <w:rPr>
-          <w:bCs/>
-          <w:b/>
-        </w:rPr>
-        <w:t xml:space="preserve">—</w:t>
-      </w:r>
-      <w:r>
-        <w:rPr>
-          <w:bCs/>
-          <w:b/>
-        </w:rPr>
-        <w:t xml:space="preserve">”</w:t>
-      </w:r>
-      <w:r>
-        <w:rPr>
-          <w:bCs/>
-          <w:b/>
-        </w:rPr>
-        <w:t xml:space="preserve">.</w:t>
-      </w:r>
-      <w:r>
-        <w:t xml:space="preserve"> </w:t>
-      </w:r>
-      <w:r>
-        <w:t xml:space="preserve">The dashboard needs a completed live scan. Run</w:t>
-      </w:r>
-      <w:r>
-        <w:t xml:space="preserve"> </w:t>
-      </w:r>
-      <w:r>
-        <w:rPr>
-          <w:bCs/>
-          <w:b/>
-        </w:rPr>
-        <w:t xml:space="preserve">⟳ Refresh</w:t>
-      </w:r>
-      <w:r>
-        <w:t xml:space="preserve"> </w:t>
-      </w:r>
-      <w:r>
-        <w:t xml:space="preserve">(or</w:t>
-      </w:r>
-      <w:r>
-        <w:t xml:space="preserve"> </w:t>
-      </w:r>
-      <w:r>
-        <w:t xml:space="preserve">the scan Action), then reload.</w:t>
+        <w:t xml:space="preserve">Scarcity / chokepoint</w:t>
+      </w:r>
+      <w:r>
+        <w:t xml:space="preserve"> </w:t>
+      </w:r>
+      <w:r>
+        <w:t xml:space="preserve">— an input that’s slow/impossible to expand, so demand outruns supply.</w:t>
       </w:r>
     </w:p>
     <w:p>
@@ -7290,41 +7236,13 @@
           <w:bCs/>
           <w:b/>
         </w:rPr>
-        <w:t xml:space="preserve">“</w:t>
-      </w:r>
-      <w:r>
-        <w:rPr>
-          <w:bCs/>
-          <w:b/>
-        </w:rPr>
-        <w:t xml:space="preserve">Stale data</w:t>
-      </w:r>
-      <w:r>
-        <w:rPr>
-          <w:bCs/>
-          <w:b/>
-        </w:rPr>
-        <w:t xml:space="preserve">”</w:t>
-      </w:r>
-      <w:r>
-        <w:rPr>
-          <w:bCs/>
-          <w:b/>
-        </w:rPr>
-        <w:t xml:space="preserve"> </w:t>
-      </w:r>
-      <w:r>
-        <w:rPr>
-          <w:bCs/>
-          <w:b/>
-        </w:rPr>
-        <w:t xml:space="preserve">banner.</w:t>
-      </w:r>
-      <w:r>
-        <w:t xml:space="preserve"> </w:t>
-      </w:r>
-      <w:r>
-        <w:t xml:space="preserve">The last scan is &gt;3 days old — trigger a refresh.</w:t>
+        <w:t xml:space="preserve">Priced-in / crowding</w:t>
+      </w:r>
+      <w:r>
+        <w:t xml:space="preserve"> </w:t>
+      </w:r>
+      <w:r>
+        <w:t xml:space="preserve">— how much the market already reflects a thesis (judgment vs. live price proxy).</w:t>
       </w:r>
     </w:p>
     <w:p>
@@ -7340,19 +7258,13 @@
           <w:bCs/>
           <w:b/>
         </w:rPr>
-        <w:t xml:space="preserve">A holding has a ⚠.</w:t>
-      </w:r>
-      <w:r>
-        <w:t xml:space="preserve"> </w:t>
-      </w:r>
-      <w:r>
-        <w:t xml:space="preserve">Sources diverged, a big jump, or a stale quote — hover to see which. Treat the</w:t>
-      </w:r>
-      <w:r>
-        <w:t xml:space="preserve"> </w:t>
-      </w:r>
-      <w:r>
-        <w:t xml:space="preserve">number with caution.</w:t>
+        <w:t xml:space="preserve">Bind window</w:t>
+      </w:r>
+      <w:r>
+        <w:t xml:space="preserve"> </w:t>
+      </w:r>
+      <w:r>
+        <w:t xml:space="preserve">— when a scarcity starts constraining.</w:t>
       </w:r>
     </w:p>
     <w:p>
@@ -7368,48 +7280,13 @@
           <w:bCs/>
           <w:b/>
         </w:rPr>
-        <w:t xml:space="preserve">Digest says</w:t>
-      </w:r>
-      <w:r>
-        <w:rPr>
-          <w:bCs/>
-          <w:b/>
-        </w:rPr>
-        <w:t xml:space="preserve"> </w:t>
-      </w:r>
-      <w:r>
-        <w:rPr>
-          <w:bCs/>
-          <w:b/>
-        </w:rPr>
-        <w:t xml:space="preserve">“</w:t>
-      </w:r>
-      <w:r>
-        <w:rPr>
-          <w:bCs/>
-          <w:b/>
-        </w:rPr>
-        <w:t xml:space="preserve">no LLM key set</w:t>
-      </w:r>
-      <w:r>
-        <w:rPr>
-          <w:bCs/>
-          <w:b/>
-        </w:rPr>
-        <w:t xml:space="preserve">”</w:t>
-      </w:r>
-      <w:r>
-        <w:rPr>
-          <w:bCs/>
-          <w:b/>
-        </w:rPr>
-        <w:t xml:space="preserve">.</w:t>
-      </w:r>
-      <w:r>
-        <w:t xml:space="preserve"> </w:t>
-      </w:r>
-      <w:r>
-        <w:t xml:space="preserve">Add a Gemini/Groq key (Settings or repo secret).</w:t>
+        <w:t xml:space="preserve">Tier</w:t>
+      </w:r>
+      <w:r>
+        <w:t xml:space="preserve"> </w:t>
+      </w:r>
+      <w:r>
+        <w:t xml:space="preserve">— how fast a holding is deployed (A/B/C/D/DRY).</w:t>
       </w:r>
     </w:p>
     <w:p>
@@ -7425,19 +7302,13 @@
           <w:bCs/>
           <w:b/>
         </w:rPr>
-        <w:t xml:space="preserve">Refresh rejected (401/403/404).</w:t>
-      </w:r>
-      <w:r>
-        <w:t xml:space="preserve"> </w:t>
-      </w:r>
-      <w:r>
-        <w:t xml:space="preserve">The dispatch token is missing/insufficient — it needs Contents:</w:t>
-      </w:r>
-      <w:r>
-        <w:t xml:space="preserve"> </w:t>
-      </w:r>
-      <w:r>
-        <w:t xml:space="preserve">Read &amp; write on this repo. It’s auto-cleared so you can re-paste.</w:t>
+        <w:t xml:space="preserve">200-DMA</w:t>
+      </w:r>
+      <w:r>
+        <w:t xml:space="preserve"> </w:t>
+      </w:r>
+      <w:r>
+        <w:t xml:space="preserve">— 200-day moving average; price above it = healthier trend (Faber).</w:t>
       </w:r>
     </w:p>
     <w:p>
@@ -7445,6 +7316,375 @@
         <w:numPr>
           <w:ilvl w:val="0"/>
           <w:numId w:val="1006"/>
+        </w:numPr>
+        <w:pStyle w:val="Compact"/>
+      </w:pPr>
+      <w:r>
+        <w:rPr>
+          <w:bCs/>
+          <w:b/>
+        </w:rPr>
+        <w:t xml:space="preserve">12-month momentum</w:t>
+      </w:r>
+      <w:r>
+        <w:t xml:space="preserve"> </w:t>
+      </w:r>
+      <w:r>
+        <w:t xml:space="preserve">— trailing one-year return; the time-series-momentum signal (MOP 2012).</w:t>
+      </w:r>
+    </w:p>
+    <w:p>
+      <w:pPr>
+        <w:numPr>
+          <w:ilvl w:val="0"/>
+          <w:numId w:val="1006"/>
+        </w:numPr>
+        <w:pStyle w:val="Compact"/>
+      </w:pPr>
+      <w:r>
+        <w:rPr>
+          <w:bCs/>
+          <w:b/>
+        </w:rPr>
+        <w:t xml:space="preserve">Realized vol</w:t>
+      </w:r>
+      <w:r>
+        <w:t xml:space="preserve"> </w:t>
+      </w:r>
+      <w:r>
+        <w:t xml:space="preserve">— actual recent volatility of the underlying.</w:t>
+      </w:r>
+    </w:p>
+    <w:p>
+      <w:pPr>
+        <w:numPr>
+          <w:ilvl w:val="0"/>
+          <w:numId w:val="1006"/>
+        </w:numPr>
+        <w:pStyle w:val="Compact"/>
+      </w:pPr>
+      <w:r>
+        <w:rPr>
+          <w:bCs/>
+          <w:b/>
+        </w:rPr>
+        <w:t xml:space="preserve">Implied vol (IV)</w:t>
+      </w:r>
+      <w:r>
+        <w:t xml:space="preserve"> </w:t>
+      </w:r>
+      <w:r>
+        <w:t xml:space="preserve">— volatility implied by an option’s price.</w:t>
+      </w:r>
+    </w:p>
+    <w:p>
+      <w:pPr>
+        <w:numPr>
+          <w:ilvl w:val="0"/>
+          <w:numId w:val="1006"/>
+        </w:numPr>
+        <w:pStyle w:val="Compact"/>
+      </w:pPr>
+      <w:r>
+        <w:rPr>
+          <w:bCs/>
+          <w:b/>
+        </w:rPr>
+        <w:t xml:space="preserve">Forward P/E</w:t>
+      </w:r>
+      <w:r>
+        <w:t xml:space="preserve"> </w:t>
+      </w:r>
+      <w:r>
+        <w:t xml:space="preserve">— price ÷ next-year expected earnings.</w:t>
+      </w:r>
+    </w:p>
+    <w:p>
+      <w:pPr>
+        <w:numPr>
+          <w:ilvl w:val="0"/>
+          <w:numId w:val="1006"/>
+        </w:numPr>
+        <w:pStyle w:val="Compact"/>
+      </w:pPr>
+      <w:r>
+        <w:rPr>
+          <w:bCs/>
+          <w:b/>
+        </w:rPr>
+        <w:t xml:space="preserve">Posture / regime</w:t>
+      </w:r>
+      <w:r>
+        <w:t xml:space="preserve"> </w:t>
+      </w:r>
+      <w:r>
+        <w:t xml:space="preserve">— the timing dial (risk-on → defensive).</w:t>
+      </w:r>
+    </w:p>
+    <w:p>
+      <w:r>
+        <w:pict>
+          <v:rect style="width:0;height:1.5pt" o:hralign="center" o:hrstd="t" o:hr="t"/>
+        </w:pict>
+      </w:r>
+    </w:p>
+    <w:bookmarkEnd w:id="69"/>
+    <w:bookmarkStart w:id="70" w:name="faq-troubleshooting"/>
+    <w:p>
+      <w:pPr>
+        <w:pStyle w:val="Heading2"/>
+      </w:pPr>
+      <w:r>
+        <w:t xml:space="preserve">13. FAQ &amp; troubleshooting</w:t>
+      </w:r>
+    </w:p>
+    <w:p>
+      <w:pPr>
+        <w:numPr>
+          <w:ilvl w:val="0"/>
+          <w:numId w:val="1007"/>
+        </w:numPr>
+        <w:pStyle w:val="Compact"/>
+      </w:pPr>
+      <w:r>
+        <w:rPr>
+          <w:bCs/>
+          <w:b/>
+        </w:rPr>
+        <w:t xml:space="preserve">Prices/options/holdings show</w:t>
+      </w:r>
+      <w:r>
+        <w:rPr>
+          <w:bCs/>
+          <w:b/>
+        </w:rPr>
+        <w:t xml:space="preserve"> </w:t>
+      </w:r>
+      <w:r>
+        <w:rPr>
+          <w:bCs/>
+          <w:b/>
+        </w:rPr>
+        <w:t xml:space="preserve">“</w:t>
+      </w:r>
+      <w:r>
+        <w:rPr>
+          <w:bCs/>
+          <w:b/>
+        </w:rPr>
+        <w:t xml:space="preserve">—</w:t>
+      </w:r>
+      <w:r>
+        <w:rPr>
+          <w:bCs/>
+          <w:b/>
+        </w:rPr>
+        <w:t xml:space="preserve">”</w:t>
+      </w:r>
+      <w:r>
+        <w:rPr>
+          <w:bCs/>
+          <w:b/>
+        </w:rPr>
+        <w:t xml:space="preserve">.</w:t>
+      </w:r>
+      <w:r>
+        <w:t xml:space="preserve"> </w:t>
+      </w:r>
+      <w:r>
+        <w:t xml:space="preserve">The dashboard needs a completed live scan. Run</w:t>
+      </w:r>
+      <w:r>
+        <w:t xml:space="preserve"> </w:t>
+      </w:r>
+      <w:r>
+        <w:rPr>
+          <w:bCs/>
+          <w:b/>
+        </w:rPr>
+        <w:t xml:space="preserve">⟳ Refresh</w:t>
+      </w:r>
+      <w:r>
+        <w:t xml:space="preserve"> </w:t>
+      </w:r>
+      <w:r>
+        <w:t xml:space="preserve">(or</w:t>
+      </w:r>
+      <w:r>
+        <w:t xml:space="preserve"> </w:t>
+      </w:r>
+      <w:r>
+        <w:t xml:space="preserve">the scan Action), then reload.</w:t>
+      </w:r>
+    </w:p>
+    <w:p>
+      <w:pPr>
+        <w:numPr>
+          <w:ilvl w:val="0"/>
+          <w:numId w:val="1007"/>
+        </w:numPr>
+        <w:pStyle w:val="Compact"/>
+      </w:pPr>
+      <w:r>
+        <w:rPr>
+          <w:bCs/>
+          <w:b/>
+        </w:rPr>
+        <w:t xml:space="preserve">“</w:t>
+      </w:r>
+      <w:r>
+        <w:rPr>
+          <w:bCs/>
+          <w:b/>
+        </w:rPr>
+        <w:t xml:space="preserve">Stale data</w:t>
+      </w:r>
+      <w:r>
+        <w:rPr>
+          <w:bCs/>
+          <w:b/>
+        </w:rPr>
+        <w:t xml:space="preserve">”</w:t>
+      </w:r>
+      <w:r>
+        <w:rPr>
+          <w:bCs/>
+          <w:b/>
+        </w:rPr>
+        <w:t xml:space="preserve"> </w:t>
+      </w:r>
+      <w:r>
+        <w:rPr>
+          <w:bCs/>
+          <w:b/>
+        </w:rPr>
+        <w:t xml:space="preserve">banner.</w:t>
+      </w:r>
+      <w:r>
+        <w:t xml:space="preserve"> </w:t>
+      </w:r>
+      <w:r>
+        <w:t xml:space="preserve">The last scan is &gt;3 days old — trigger a refresh.</w:t>
+      </w:r>
+    </w:p>
+    <w:p>
+      <w:pPr>
+        <w:numPr>
+          <w:ilvl w:val="0"/>
+          <w:numId w:val="1007"/>
+        </w:numPr>
+        <w:pStyle w:val="Compact"/>
+      </w:pPr>
+      <w:r>
+        <w:rPr>
+          <w:bCs/>
+          <w:b/>
+        </w:rPr>
+        <w:t xml:space="preserve">A holding has a ⚠.</w:t>
+      </w:r>
+      <w:r>
+        <w:t xml:space="preserve"> </w:t>
+      </w:r>
+      <w:r>
+        <w:t xml:space="preserve">Sources diverged, a big jump, or a stale quote — hover to see which. Treat the</w:t>
+      </w:r>
+      <w:r>
+        <w:t xml:space="preserve"> </w:t>
+      </w:r>
+      <w:r>
+        <w:t xml:space="preserve">number with caution.</w:t>
+      </w:r>
+    </w:p>
+    <w:p>
+      <w:pPr>
+        <w:numPr>
+          <w:ilvl w:val="0"/>
+          <w:numId w:val="1007"/>
+        </w:numPr>
+        <w:pStyle w:val="Compact"/>
+      </w:pPr>
+      <w:r>
+        <w:rPr>
+          <w:bCs/>
+          <w:b/>
+        </w:rPr>
+        <w:t xml:space="preserve">Digest says</w:t>
+      </w:r>
+      <w:r>
+        <w:rPr>
+          <w:bCs/>
+          <w:b/>
+        </w:rPr>
+        <w:t xml:space="preserve"> </w:t>
+      </w:r>
+      <w:r>
+        <w:rPr>
+          <w:bCs/>
+          <w:b/>
+        </w:rPr>
+        <w:t xml:space="preserve">“</w:t>
+      </w:r>
+      <w:r>
+        <w:rPr>
+          <w:bCs/>
+          <w:b/>
+        </w:rPr>
+        <w:t xml:space="preserve">no LLM key set</w:t>
+      </w:r>
+      <w:r>
+        <w:rPr>
+          <w:bCs/>
+          <w:b/>
+        </w:rPr>
+        <w:t xml:space="preserve">”</w:t>
+      </w:r>
+      <w:r>
+        <w:rPr>
+          <w:bCs/>
+          <w:b/>
+        </w:rPr>
+        <w:t xml:space="preserve">.</w:t>
+      </w:r>
+      <w:r>
+        <w:t xml:space="preserve"> </w:t>
+      </w:r>
+      <w:r>
+        <w:t xml:space="preserve">Add a Gemini/Groq key (Settings or repo secret).</w:t>
+      </w:r>
+    </w:p>
+    <w:p>
+      <w:pPr>
+        <w:numPr>
+          <w:ilvl w:val="0"/>
+          <w:numId w:val="1007"/>
+        </w:numPr>
+        <w:pStyle w:val="Compact"/>
+      </w:pPr>
+      <w:r>
+        <w:rPr>
+          <w:bCs/>
+          <w:b/>
+        </w:rPr>
+        <w:t xml:space="preserve">Refresh rejected (401/403/404).</w:t>
+      </w:r>
+      <w:r>
+        <w:t xml:space="preserve"> </w:t>
+      </w:r>
+      <w:r>
+        <w:t xml:space="preserve">The dispatch token is missing/insufficient — it needs Contents:</w:t>
+      </w:r>
+      <w:r>
+        <w:t xml:space="preserve"> </w:t>
+      </w:r>
+      <w:r>
+        <w:t xml:space="preserve">Read &amp; write on this repo. It’s auto-cleared so you can re-paste.</w:t>
+      </w:r>
+    </w:p>
+    <w:p>
+      <w:pPr>
+        <w:numPr>
+          <w:ilvl w:val="0"/>
+          <w:numId w:val="1007"/>
         </w:numPr>
         <w:pStyle w:val="Compact"/>
       </w:pPr>
@@ -7903,7 +8143,34 @@
     <w:abstractNumId w:val="991"/>
   </w:num>
   <w:num w:numId="1003">
-    <w:abstractNumId w:val="991"/>
+    <w:abstractNumId w:val="99411"/>
+    <w:lvlOverride w:ilvl="0">
+      <w:startOverride w:val="1"/>
+    </w:lvlOverride>
+    <w:lvlOverride w:ilvl="1">
+      <w:startOverride w:val="1"/>
+    </w:lvlOverride>
+    <w:lvlOverride w:ilvl="2">
+      <w:startOverride w:val="1"/>
+    </w:lvlOverride>
+    <w:lvlOverride w:ilvl="3">
+      <w:startOverride w:val="1"/>
+    </w:lvlOverride>
+    <w:lvlOverride w:ilvl="4">
+      <w:startOverride w:val="1"/>
+    </w:lvlOverride>
+    <w:lvlOverride w:ilvl="5">
+      <w:startOverride w:val="1"/>
+    </w:lvlOverride>
+    <w:lvlOverride w:ilvl="6">
+      <w:startOverride w:val="1"/>
+    </w:lvlOverride>
+    <w:lvlOverride w:ilvl="7">
+      <w:startOverride w:val="1"/>
+    </w:lvlOverride>
+    <w:lvlOverride w:ilvl="8">
+      <w:startOverride w:val="1"/>
+    </w:lvlOverride>
   </w:num>
   <w:num w:numId="1004">
     <w:abstractNumId w:val="991"/>
@@ -7912,6 +8179,9 @@
     <w:abstractNumId w:val="991"/>
   </w:num>
   <w:num w:numId="1006">
+    <w:abstractNumId w:val="991"/>
+  </w:num>
+  <w:num w:numId="1007">
     <w:abstractNumId w:val="991"/>
   </w:num>
 </w:numbering>

--- a/docs/USER-GUIDE.docx
+++ b/docs/USER-GUIDE.docx
@@ -6694,6 +6694,275 @@
       </w:r>
       <w:r>
         <w:t xml:space="preserve">§3c.</w:t>
+      </w:r>
+    </w:p>
+    <w:p>
+      <w:pPr>
+        <w:pStyle w:val="BodyText"/>
+      </w:pPr>
+      <w:r>
+        <w:rPr>
+          <w:bCs/>
+          <w:b/>
+        </w:rPr>
+        <w:t xml:space="preserve">Optional: price-history database (Supabase).</w:t>
+      </w:r>
+      <w:r>
+        <w:t xml:space="preserve"> </w:t>
+      </w:r>
+      <w:r>
+        <w:t xml:space="preserve">The app persists daily price history to a Postgres</w:t>
+      </w:r>
+      <w:r>
+        <w:t xml:space="preserve"> </w:t>
+      </w:r>
+      <w:r>
+        <w:t xml:space="preserve">database so backtests, the objective metrics, and the V2.3 cross-check can use a growing record</w:t>
+      </w:r>
+      <w:r>
+        <w:t xml:space="preserve"> </w:t>
+      </w:r>
+      <w:r>
+        <w:t xml:space="preserve">instead of re-fetching 1–2 years from Yahoo each run. To enable it:</w:t>
+      </w:r>
+      <w:r>
+        <w:t xml:space="preserve"> </w:t>
+      </w:r>
+      <w:r>
+        <w:t xml:space="preserve">1. Create a free</w:t>
+      </w:r>
+      <w:r>
+        <w:t xml:space="preserve"> </w:t>
+      </w:r>
+      <w:r>
+        <w:rPr>
+          <w:bCs/>
+          <w:b/>
+        </w:rPr>
+        <w:t xml:space="preserve">Supabase</w:t>
+      </w:r>
+      <w:r>
+        <w:t xml:space="preserve"> </w:t>
+      </w:r>
+      <w:r>
+        <w:t xml:space="preserve">project; in the SQL Editor, run</w:t>
+      </w:r>
+      <w:r>
+        <w:t xml:space="preserve"> </w:t>
+      </w:r>
+      <w:r>
+        <w:rPr>
+          <w:rStyle w:val="VerbatimChar"/>
+          <w:bCs/>
+          <w:b/>
+        </w:rPr>
+        <w:t xml:space="preserve">db/schema.sql</w:t>
+      </w:r>
+      <w:r>
+        <w:t xml:space="preserve"> </w:t>
+      </w:r>
+      <w:r>
+        <w:t xml:space="preserve">(creates the</w:t>
+      </w:r>
+      <w:r>
+        <w:t xml:space="preserve"> </w:t>
+      </w:r>
+      <w:r>
+        <w:rPr>
+          <w:rStyle w:val="VerbatimChar"/>
+        </w:rPr>
+        <w:t xml:space="preserve">price_history</w:t>
+      </w:r>
+      <w:r>
+        <w:t xml:space="preserve"> </w:t>
+      </w:r>
+      <w:r>
+        <w:t xml:space="preserve">table with row-level security on).</w:t>
+      </w:r>
+      <w:r>
+        <w:t xml:space="preserve"> </w:t>
+      </w:r>
+      <w:r>
+        <w:t xml:space="preserve">2. In</w:t>
+      </w:r>
+      <w:r>
+        <w:t xml:space="preserve"> </w:t>
+      </w:r>
+      <w:r>
+        <w:rPr>
+          <w:bCs/>
+          <w:b/>
+        </w:rPr>
+        <w:t xml:space="preserve">Admin</w:t>
+      </w:r>
+      <w:r>
+        <w:t xml:space="preserve">, set</w:t>
+      </w:r>
+      <w:r>
+        <w:t xml:space="preserve"> </w:t>
+      </w:r>
+      <w:r>
+        <w:rPr>
+          <w:bCs/>
+          <w:b/>
+        </w:rPr>
+        <w:t xml:space="preserve">SUPABASE_URL</w:t>
+      </w:r>
+      <w:r>
+        <w:t xml:space="preserve"> </w:t>
+      </w:r>
+      <w:r>
+        <w:t xml:space="preserve">(your project URL) and</w:t>
+      </w:r>
+      <w:r>
+        <w:t xml:space="preserve"> </w:t>
+      </w:r>
+      <w:r>
+        <w:rPr>
+          <w:bCs/>
+          <w:b/>
+        </w:rPr>
+        <w:t xml:space="preserve">Save variables to GitHub</w:t>
+      </w:r>
+      <w:r>
+        <w:t xml:space="preserve">.</w:t>
+      </w:r>
+      <w:r>
+        <w:t xml:space="preserve"> </w:t>
+      </w:r>
+      <w:r>
+        <w:t xml:space="preserve">3. In GitHub repo</w:t>
+      </w:r>
+      <w:r>
+        <w:t xml:space="preserve"> </w:t>
+      </w:r>
+      <w:r>
+        <w:rPr>
+          <w:bCs/>
+          <w:b/>
+        </w:rPr>
+        <w:t xml:space="preserve">Settings → Secrets</w:t>
+      </w:r>
+      <w:r>
+        <w:t xml:space="preserve">, add</w:t>
+      </w:r>
+      <w:r>
+        <w:t xml:space="preserve"> </w:t>
+      </w:r>
+      <w:r>
+        <w:rPr>
+          <w:bCs/>
+          <w:b/>
+        </w:rPr>
+        <w:t xml:space="preserve">SUPABASE_SERVICE_KEY</w:t>
+      </w:r>
+      <w:r>
+        <w:t xml:space="preserve"> </w:t>
+      </w:r>
+      <w:r>
+        <w:t xml:space="preserve">= your project’s</w:t>
+      </w:r>
+      <w:r>
+        <w:t xml:space="preserve"> </w:t>
+      </w:r>
+      <w:r>
+        <w:rPr>
+          <w:iCs/>
+          <w:i/>
+        </w:rPr>
+        <w:t xml:space="preserve">service_role</w:t>
+      </w:r>
+      <w:r>
+        <w:t xml:space="preserve"> </w:t>
+      </w:r>
+      <w:r>
+        <w:t xml:space="preserve">key (it’s a secret, so it can’t be set from this page).</w:t>
+      </w:r>
+    </w:p>
+    <w:p>
+      <w:pPr>
+        <w:pStyle w:val="BodyText"/>
+      </w:pPr>
+      <w:r>
+        <w:t xml:space="preserve">That’s it — the daily scanner starts accumulating history. The</w:t>
+      </w:r>
+      <w:r>
+        <w:t xml:space="preserve"> </w:t>
+      </w:r>
+      <w:r>
+        <w:rPr>
+          <w:bCs/>
+          <w:b/>
+        </w:rPr>
+        <w:t xml:space="preserve">service_role key is used only by the</w:t>
+      </w:r>
+      <w:r>
+        <w:rPr>
+          <w:bCs/>
+          <w:b/>
+        </w:rPr>
+        <w:t xml:space="preserve"> </w:t>
+      </w:r>
+      <w:r>
+        <w:rPr>
+          <w:bCs/>
+          <w:b/>
+        </w:rPr>
+        <w:t xml:space="preserve">scanner (server-side)</w:t>
+      </w:r>
+      <w:r>
+        <w:t xml:space="preserve">; the dashboard never touches the database, and</w:t>
+      </w:r>
+      <w:r>
+        <w:t xml:space="preserve"> </w:t>
+      </w:r>
+      <w:r>
+        <w:rPr>
+          <w:bCs/>
+          <w:b/>
+        </w:rPr>
+        <w:t xml:space="preserve">nothing breaks if you skip</w:t>
+      </w:r>
+      <w:r>
+        <w:rPr>
+          <w:bCs/>
+          <w:b/>
+        </w:rPr>
+        <w:t xml:space="preserve"> </w:t>
+      </w:r>
+      <w:r>
+        <w:rPr>
+          <w:bCs/>
+          <w:b/>
+        </w:rPr>
+        <w:t xml:space="preserve">this</w:t>
+      </w:r>
+      <w:r>
+        <w:t xml:space="preserve"> </w:t>
+      </w:r>
+      <w:r>
+        <w:t xml:space="preserve">(history persistence is simply disabled). For a one-time deep backfill, run the scan workflow</w:t>
+      </w:r>
+      <w:r>
+        <w:t xml:space="preserve"> </w:t>
+      </w:r>
+      <w:r>
+        <w:t xml:space="preserve">with the</w:t>
+      </w:r>
+      <w:r>
+        <w:t xml:space="preserve"> </w:t>
+      </w:r>
+      <w:r>
+        <w:rPr>
+          <w:rStyle w:val="VerbatimChar"/>
+        </w:rPr>
+        <w:t xml:space="preserve">--backfill</w:t>
+      </w:r>
+      <w:r>
+        <w:t xml:space="preserve"> </w:t>
+      </w:r>
+      <w:r>
+        <w:t xml:space="preserve">argument (fetches each ticker’s full available history once).</w:t>
       </w:r>
     </w:p>
     <w:p>

--- a/docs/USER-GUIDE.docx
+++ b/docs/USER-GUIDE.docx
@@ -190,7 +190,7 @@
       <w:r>
         <w:drawing>
           <wp:inline>
-            <wp:extent cx="5334000" cy="9230320"/>
+            <wp:extent cx="5334000" cy="9392840"/>
             <wp:effectExtent b="0" l="0" r="0" t="0"/>
             <wp:docPr descr="Puck overview" title="" id="21" name="Picture"/>
             <a:graphic>
@@ -211,7 +211,7 @@
                   <pic:spPr bwMode="auto">
                     <a:xfrm>
                       <a:off x="0" y="0"/>
-                      <a:ext cx="5334000" cy="9230320"/>
+                      <a:ext cx="5334000" cy="9392840"/>
                     </a:xfrm>
                     <a:prstGeom prst="rect">
                       <a:avLst/>
@@ -713,7 +713,7 @@
       <w:r>
         <w:drawing>
           <wp:inline>
-            <wp:extent cx="5334000" cy="9234487"/>
+            <wp:extent cx="5334000" cy="9397007"/>
             <wp:effectExtent b="0" l="0" r="0" t="0"/>
             <wp:docPr descr="Scarcity radar" title="" id="26" name="Picture"/>
             <a:graphic>
@@ -734,7 +734,7 @@
                   <pic:spPr bwMode="auto">
                     <a:xfrm>
                       <a:off x="0" y="0"/>
-                      <a:ext cx="5334000" cy="9234487"/>
+                      <a:ext cx="5334000" cy="9397007"/>
                     </a:xfrm>
                     <a:prstGeom prst="rect">
                       <a:avLst/>
@@ -2017,7 +2017,7 @@
       <w:r>
         <w:drawing>
           <wp:inline>
-            <wp:extent cx="5334000" cy="9363670"/>
+            <wp:extent cx="5334000" cy="10801350"/>
             <wp:effectExtent b="0" l="0" r="0" t="0"/>
             <wp:docPr descr="Portfolio and triggers" title="" id="34" name="Picture"/>
             <a:graphic>
@@ -2038,7 +2038,7 @@
                   <pic:spPr bwMode="auto">
                     <a:xfrm>
                       <a:off x="0" y="0"/>
-                      <a:ext cx="5334000" cy="9363670"/>
+                      <a:ext cx="5334000" cy="10801350"/>
                     </a:xfrm>
                     <a:prstGeom prst="rect">
                       <a:avLst/>
@@ -4946,7 +4946,7 @@
       <w:r>
         <w:drawing>
           <wp:inline>
-            <wp:extent cx="5334000" cy="3750468"/>
+            <wp:extent cx="5334000" cy="6813351"/>
             <wp:effectExtent b="0" l="0" r="0" t="0"/>
             <wp:docPr descr="Filings and news" title="" id="50" name="Picture"/>
             <a:graphic>
@@ -4967,7 +4967,7 @@
                   <pic:spPr bwMode="auto">
                     <a:xfrm>
                       <a:off x="0" y="0"/>
-                      <a:ext cx="5334000" cy="3750468"/>
+                      <a:ext cx="5334000" cy="6813351"/>
                     </a:xfrm>
                     <a:prstGeom prst="rect">
                       <a:avLst/>

--- a/docs/USER-GUIDE.docx
+++ b/docs/USER-GUIDE.docx
@@ -2017,7 +2017,7 @@
       <w:r>
         <w:drawing>
           <wp:inline>
-            <wp:extent cx="5334000" cy="12730757"/>
+            <wp:extent cx="5334000" cy="10801350"/>
             <wp:effectExtent b="0" l="0" r="0" t="0"/>
             <wp:docPr descr="Portfolio and triggers" title="" id="34" name="Picture"/>
             <a:graphic>
@@ -2038,7 +2038,7 @@
                   <pic:spPr bwMode="auto">
                     <a:xfrm>
                       <a:off x="0" y="0"/>
-                      <a:ext cx="5334000" cy="12730757"/>
+                      <a:ext cx="5334000" cy="10801350"/>
                     </a:xfrm>
                     <a:prstGeom prst="rect">
                       <a:avLst/>
@@ -5126,31 +5126,72 @@
         <w:t xml:space="preserve"> </w:t>
       </w:r>
       <w:r>
-        <w:t xml:space="preserve">with</w:t>
-      </w:r>
-      <w:r>
-        <w:t xml:space="preserve"> </w:t>
-      </w:r>
-      <w:r>
-        <w:rPr>
-          <w:bCs/>
-          <w:b/>
-        </w:rPr>
-        <w:t xml:space="preserve">Contents:</w:t>
-      </w:r>
-      <w:r>
-        <w:rPr>
-          <w:bCs/>
-          <w:b/>
-        </w:rPr>
-        <w:t xml:space="preserve"> </w:t>
-      </w:r>
-      <w:r>
-        <w:rPr>
-          <w:bCs/>
-          <w:b/>
-        </w:rPr>
-        <w:t xml:space="preserve">read/write</w:t>
+        <w:t xml:space="preserve">with write access —</w:t>
+      </w:r>
+      <w:r>
+        <w:t xml:space="preserve"> </w:t>
+      </w:r>
+      <w:r>
+        <w:t xml:space="preserve">a</w:t>
+      </w:r>
+      <w:r>
+        <w:t xml:space="preserve"> </w:t>
+      </w:r>
+      <w:r>
+        <w:rPr>
+          <w:bCs/>
+          <w:b/>
+        </w:rPr>
+        <w:t xml:space="preserve">classic</w:t>
+      </w:r>
+      <w:r>
+        <w:t xml:space="preserve"> </w:t>
+      </w:r>
+      <w:r>
+        <w:t xml:space="preserve">token with the</w:t>
+      </w:r>
+      <w:r>
+        <w:t xml:space="preserve"> </w:t>
+      </w:r>
+      <w:r>
+        <w:rPr>
+          <w:rStyle w:val="VerbatimChar"/>
+          <w:bCs/>
+          <w:b/>
+        </w:rPr>
+        <w:t xml:space="preserve">repo</w:t>
+      </w:r>
+      <w:r>
+        <w:t xml:space="preserve"> </w:t>
+      </w:r>
+      <w:r>
+        <w:t xml:space="preserve">scope, or a</w:t>
+      </w:r>
+      <w:r>
+        <w:t xml:space="preserve"> </w:t>
+      </w:r>
+      <w:r>
+        <w:rPr>
+          <w:bCs/>
+          <w:b/>
+        </w:rPr>
+        <w:t xml:space="preserve">fine-grained</w:t>
+      </w:r>
+      <w:r>
+        <w:t xml:space="preserve"> </w:t>
+      </w:r>
+      <w:r>
+        <w:t xml:space="preserve">token with</w:t>
+      </w:r>
+      <w:r>
+        <w:t xml:space="preserve"> </w:t>
+      </w:r>
+      <w:r>
+        <w:rPr>
+          <w:bCs/>
+          <w:b/>
+        </w:rPr>
+        <w:t xml:space="preserve">Contents</w:t>
       </w:r>
       <w:r>
         <w:t xml:space="preserve"> </w:t>
@@ -5166,10 +5207,34 @@
           <w:bCs/>
           <w:b/>
         </w:rPr>
-        <w:t xml:space="preserve">Pull requests: read/write</w:t>
-      </w:r>
-      <w:r>
-        <w:t xml:space="preserve">.</w:t>
+        <w:t xml:space="preserve">Pull requests</w:t>
+      </w:r>
+      <w:r>
+        <w:t xml:space="preserve"> </w:t>
+      </w:r>
+      <w:r>
+        <w:t xml:space="preserve">both read/write. (A 404/403 on a public repo means the token can read but not</w:t>
+      </w:r>
+      <w:r>
+        <w:t xml:space="preserve"> </w:t>
+      </w:r>
+      <w:r>
+        <w:t xml:space="preserve">write — usually the classic</w:t>
+      </w:r>
+      <w:r>
+        <w:t xml:space="preserve"> </w:t>
+      </w:r>
+      <w:r>
+        <w:rPr>
+          <w:rStyle w:val="VerbatimChar"/>
+        </w:rPr>
+        <w:t xml:space="preserve">repo</w:t>
+      </w:r>
+      <w:r>
+        <w:t xml:space="preserve"> </w:t>
+      </w:r>
+      <w:r>
+        <w:t xml:space="preserve">scope wasn’t ticked.)</w:t>
       </w:r>
       <w:r>
         <w:t xml:space="preserve"> </w:t>
@@ -6775,13 +6840,19 @@
           <w:bCs/>
           <w:b/>
         </w:rPr>
-        <w:t xml:space="preserve">Repo configuration</w:t>
-      </w:r>
-      <w:r>
-        <w:t xml:space="preserve"> </w:t>
-      </w:r>
-      <w:r>
-        <w:t xml:space="preserve">(what the automated scanner uses). Paste an</w:t>
+        <w:t xml:space="preserve">Repo configuration + research review</w:t>
+      </w:r>
+      <w:r>
+        <w:t xml:space="preserve"> </w:t>
+      </w:r>
+      <w:r>
+        <w:t xml:space="preserve">(what the automated scanner uses, and what approves research</w:t>
+      </w:r>
+      <w:r>
+        <w:t xml:space="preserve"> </w:t>
+      </w:r>
+      <w:r>
+        <w:t xml:space="preserve">proposals). Paste an</w:t>
       </w:r>
       <w:r>
         <w:t xml:space="preserve"> </w:t>
@@ -6797,7 +6868,56 @@
         <w:t xml:space="preserve"> </w:t>
       </w:r>
       <w:r>
-        <w:t xml:space="preserve">(fine-grained:</w:t>
+        <w:t xml:space="preserve">— a</w:t>
+      </w:r>
+      <w:r>
+        <w:t xml:space="preserve"> </w:t>
+      </w:r>
+      <w:r>
+        <w:rPr>
+          <w:bCs/>
+          <w:b/>
+        </w:rPr>
+        <w:t xml:space="preserve">classic</w:t>
+      </w:r>
+      <w:r>
+        <w:t xml:space="preserve"> </w:t>
+      </w:r>
+      <w:r>
+        <w:t xml:space="preserve">token with the</w:t>
+      </w:r>
+      <w:r>
+        <w:t xml:space="preserve"> </w:t>
+      </w:r>
+      <w:r>
+        <w:rPr>
+          <w:rStyle w:val="VerbatimChar"/>
+          <w:bCs/>
+          <w:b/>
+        </w:rPr>
+        <w:t xml:space="preserve">repo</w:t>
+      </w:r>
+      <w:r>
+        <w:t xml:space="preserve"> </w:t>
+      </w:r>
+      <w:r>
+        <w:t xml:space="preserve">scope, or a</w:t>
+      </w:r>
+      <w:r>
+        <w:t xml:space="preserve"> </w:t>
+      </w:r>
+      <w:r>
+        <w:rPr>
+          <w:bCs/>
+          <w:b/>
+        </w:rPr>
+        <w:t xml:space="preserve">fine-grained</w:t>
+      </w:r>
+      <w:r>
+        <w:t xml:space="preserve"> </w:t>
+      </w:r>
+      <w:r>
+        <w:t xml:space="preserve">token with</w:t>
       </w:r>
       <w:r>
         <w:t xml:space="preserve"> </w:t>
@@ -6807,10 +6927,19 @@
           <w:iCs/>
           <w:i/>
         </w:rPr>
-        <w:t xml:space="preserve">Secrets: read</w:t>
-      </w:r>
-      <w:r>
-        <w:t xml:space="preserve">,</w:t>
+        <w:t xml:space="preserve">Contents + Pull requests</w:t>
+      </w:r>
+      <w:r>
+        <w:t xml:space="preserve"> </w:t>
+      </w:r>
+      <w:r>
+        <w:t xml:space="preserve">(read/write, for accepting proposals on the</w:t>
+      </w:r>
+      <w:r>
+        <w:t xml:space="preserve"> </w:t>
+      </w:r>
+      <w:r>
+        <w:t xml:space="preserve">Research tab) plus</w:t>
       </w:r>
       <w:r>
         <w:t xml:space="preserve"> </w:t>
@@ -6820,10 +6949,29 @@
           <w:iCs/>
           <w:i/>
         </w:rPr>
+        <w:t xml:space="preserve">Secrets: read</w:t>
+      </w:r>
+      <w:r>
+        <w:t xml:space="preserve"> </w:t>
+      </w:r>
+      <w:r>
+        <w:t xml:space="preserve">and</w:t>
+      </w:r>
+      <w:r>
+        <w:t xml:space="preserve"> </w:t>
+      </w:r>
+      <w:r>
+        <w:rPr>
+          <w:iCs/>
+          <w:i/>
+        </w:rPr>
         <w:t xml:space="preserve">Variables: read/write</w:t>
       </w:r>
       <w:r>
-        <w:t xml:space="preserve">) and click</w:t>
+        <w:t xml:space="preserve"> </w:t>
+      </w:r>
+      <w:r>
+        <w:t xml:space="preserve">(for the config check). Click</w:t>
       </w:r>
       <w:r>
         <w:t xml:space="preserve"> </w:t>
@@ -8284,6 +8432,83 @@
       </w:r>
       <w:r>
         <w:t xml:space="preserve">Read &amp; write on this repo. It’s auto-cleared so you can re-paste.</w:t>
+      </w:r>
+    </w:p>
+    <w:p>
+      <w:pPr>
+        <w:numPr>
+          <w:ilvl w:val="0"/>
+          <w:numId w:val="1007"/>
+        </w:numPr>
+        <w:pStyle w:val="Compact"/>
+      </w:pPr>
+      <w:r>
+        <w:rPr>
+          <w:bCs/>
+          <w:b/>
+        </w:rPr>
+        <w:t xml:space="preserve">Accept → open PR fails (branch 404/403).</w:t>
+      </w:r>
+      <w:r>
+        <w:t xml:space="preserve"> </w:t>
+      </w:r>
+      <w:r>
+        <w:t xml:space="preserve">The admin token can read but not write. Give it write</w:t>
+      </w:r>
+      <w:r>
+        <w:t xml:space="preserve"> </w:t>
+      </w:r>
+      <w:r>
+        <w:t xml:space="preserve">access: a classic token needs the</w:t>
+      </w:r>
+      <w:r>
+        <w:t xml:space="preserve"> </w:t>
+      </w:r>
+      <w:r>
+        <w:rPr>
+          <w:rStyle w:val="VerbatimChar"/>
+          <w:bCs/>
+          <w:b/>
+        </w:rPr>
+        <w:t xml:space="preserve">repo</w:t>
+      </w:r>
+      <w:r>
+        <w:t xml:space="preserve"> </w:t>
+      </w:r>
+      <w:r>
+        <w:t xml:space="preserve">scope ticked, or a fine-grained token needs</w:t>
+      </w:r>
+      <w:r>
+        <w:t xml:space="preserve"> </w:t>
+      </w:r>
+      <w:r>
+        <w:rPr>
+          <w:bCs/>
+          <w:b/>
+        </w:rPr>
+        <w:t xml:space="preserve">Contents</w:t>
+      </w:r>
+    </w:p>
+    <w:p>
+      <w:pPr>
+        <w:numPr>
+          <w:ilvl w:val="1"/>
+          <w:numId w:val="1008"/>
+        </w:numPr>
+        <w:pStyle w:val="Compact"/>
+      </w:pPr>
+      <w:r>
+        <w:rPr>
+          <w:bCs/>
+          <w:b/>
+        </w:rPr>
+        <w:t xml:space="preserve">Pull requests</w:t>
+      </w:r>
+      <w:r>
+        <w:t xml:space="preserve"> </w:t>
+      </w:r>
+      <w:r>
+        <w:t xml:space="preserve">read/write on this repo.</w:t>
       </w:r>
     </w:p>
     <w:p>
@@ -8788,6 +9013,9 @@
     <w:abstractNumId w:val="991"/>
   </w:num>
   <w:num w:numId="1007">
+    <w:abstractNumId w:val="991"/>
+  </w:num>
+  <w:num w:numId="1008">
     <w:abstractNumId w:val="991"/>
   </w:num>
 </w:numbering>

--- a/docs/USER-GUIDE.docx
+++ b/docs/USER-GUIDE.docx
@@ -6304,6 +6304,94 @@
       </w:r>
       <w:r>
         <w:t xml:space="preserve">analyst on one model, the red-team on another — so it isn’t a model grading itself.</w:t>
+      </w:r>
+    </w:p>
+    <w:p>
+      <w:pPr>
+        <w:pStyle w:val="BodyText"/>
+      </w:pPr>
+      <w:r>
+        <w:t xml:space="preserve">It uses the</w:t>
+      </w:r>
+      <w:r>
+        <w:t xml:space="preserve"> </w:t>
+      </w:r>
+      <w:r>
+        <w:rPr>
+          <w:bCs/>
+          <w:b/>
+        </w:rPr>
+        <w:t xml:space="preserve">latest free thinking models</w:t>
+      </w:r>
+      <w:r>
+        <w:t xml:space="preserve"> </w:t>
+      </w:r>
+      <w:r>
+        <w:t xml:space="preserve">by default — Gemini 3.5 Flash and Groq’s gpt-oss-120b — so</w:t>
+      </w:r>
+      <w:r>
+        <w:t xml:space="preserve"> </w:t>
+      </w:r>
+      <w:r>
+        <w:t xml:space="preserve">the analysis actually reasons rather than pattern-matches. Both are overridable via the</w:t>
+      </w:r>
+      <w:r>
+        <w:t xml:space="preserve"> </w:t>
+      </w:r>
+      <w:r>
+        <w:rPr>
+          <w:rStyle w:val="VerbatimChar"/>
+        </w:rPr>
+        <w:t xml:space="preserve">GEMINI_MODEL</w:t>
+      </w:r>
+      <w:r>
+        <w:t xml:space="preserve"> </w:t>
+      </w:r>
+      <w:r>
+        <w:t xml:space="preserve">/</w:t>
+      </w:r>
+      <w:r>
+        <w:t xml:space="preserve"> </w:t>
+      </w:r>
+      <w:r>
+        <w:rPr>
+          <w:rStyle w:val="VerbatimChar"/>
+        </w:rPr>
+        <w:t xml:space="preserve">GROQ_MODEL</w:t>
+      </w:r>
+      <w:r>
+        <w:t xml:space="preserve"> </w:t>
+      </w:r>
+      <w:r>
+        <w:t xml:space="preserve">repo variables when newer models ship, so a model retirement needs no code change. If a</w:t>
+      </w:r>
+      <w:r>
+        <w:t xml:space="preserve"> </w:t>
+      </w:r>
+      <w:r>
+        <w:t xml:space="preserve">model is unreachable (retired/blocked/rate-limited) the run now says so</w:t>
+      </w:r>
+      <w:r>
+        <w:t xml:space="preserve"> </w:t>
+      </w:r>
+      <w:r>
+        <w:rPr>
+          <w:bCs/>
+          <w:b/>
+        </w:rPr>
+        <w:t xml:space="preserve">loudly</w:t>
+      </w:r>
+      <w:r>
+        <w:t xml:space="preserve"> </w:t>
+      </w:r>
+      <w:r>
+        <w:t xml:space="preserve">in its report</w:t>
+      </w:r>
+      <w:r>
+        <w:t xml:space="preserve"> </w:t>
+      </w:r>
+      <w:r>
+        <w:t xml:space="preserve">instead of silently producing nothing.</w:t>
       </w:r>
     </w:p>
     <w:p>

--- a/docs/USER-GUIDE.docx
+++ b/docs/USER-GUIDE.docx
@@ -60,7 +60,7 @@
         <w:t xml:space="preserve">Layer</w:t>
       </w:r>
     </w:p>
-    <w:bookmarkStart w:id="72" w:name="puck-end-user-guide"/>
+    <w:bookmarkStart w:id="73" w:name="puck-end-user-guide"/>
     <w:p>
       <w:pPr>
         <w:pStyle w:val="Heading1"/>
@@ -5332,7 +5332,570 @@
       </w:r>
     </w:p>
     <w:bookmarkEnd w:id="49"/>
-    <w:bookmarkStart w:id="53" w:name="filings-news"/>
+    <w:bookmarkStart w:id="50" w:name="d.-scout-finding-new-scarcities"/>
+    <w:p>
+      <w:pPr>
+        <w:pStyle w:val="Heading2"/>
+      </w:pPr>
+      <w:r>
+        <w:t xml:space="preserve">5d. Scout (finding NEW scarcities)</w:t>
+      </w:r>
+    </w:p>
+    <w:p>
+      <w:pPr>
+        <w:pStyle w:val="FirstParagraph"/>
+      </w:pPr>
+      <w:r>
+        <w:t xml:space="preserve">The Research tab re-scores the</w:t>
+      </w:r>
+      <w:r>
+        <w:t xml:space="preserve"> </w:t>
+      </w:r>
+      <w:r>
+        <w:rPr>
+          <w:iCs/>
+          <w:i/>
+        </w:rPr>
+        <w:t xml:space="preserve">known</w:t>
+      </w:r>
+      <w:r>
+        <w:t xml:space="preserve"> </w:t>
+      </w:r>
+      <w:r>
+        <w:t xml:space="preserve">scarcities; the</w:t>
+      </w:r>
+      <w:r>
+        <w:t xml:space="preserve"> </w:t>
+      </w:r>
+      <w:r>
+        <w:rPr>
+          <w:bCs/>
+          <w:b/>
+        </w:rPr>
+        <w:t xml:space="preserve">Scout</w:t>
+      </w:r>
+      <w:r>
+        <w:t xml:space="preserve"> </w:t>
+      </w:r>
+      <w:r>
+        <w:t xml:space="preserve">tab hunts for</w:t>
+      </w:r>
+      <w:r>
+        <w:t xml:space="preserve"> </w:t>
+      </w:r>
+      <w:r>
+        <w:rPr>
+          <w:iCs/>
+          <w:i/>
+        </w:rPr>
+        <w:t xml:space="preserve">new</w:t>
+      </w:r>
+      <w:r>
+        <w:t xml:space="preserve"> </w:t>
+      </w:r>
+      <w:r>
+        <w:t xml:space="preserve">ones — the</w:t>
+      </w:r>
+      <w:r>
+        <w:t xml:space="preserve"> </w:t>
+      </w:r>
+      <w:r>
+        <w:t xml:space="preserve">alpha-generation frontier. It is deliberately</w:t>
+      </w:r>
+      <w:r>
+        <w:t xml:space="preserve"> </w:t>
+      </w:r>
+      <w:r>
+        <w:rPr>
+          <w:bCs/>
+          <w:b/>
+        </w:rPr>
+        <w:t xml:space="preserve">not</w:t>
+      </w:r>
+      <w:r>
+        <w:t xml:space="preserve"> </w:t>
+      </w:r>
+      <w:r>
+        <w:t xml:space="preserve">a trend-finder: by the time something reads as a</w:t>
+      </w:r>
+      <w:r>
+        <w:t xml:space="preserve"> </w:t>
+      </w:r>
+      <w:r>
+        <w:t xml:space="preserve">trend it’s already priced, and</w:t>
+      </w:r>
+      <w:r>
+        <w:t xml:space="preserve"> </w:t>
+      </w:r>
+      <w:r>
+        <w:rPr>
+          <w:bCs/>
+          <w:b/>
+        </w:rPr>
+        <w:t xml:space="preserve">ALPHA.md</w:t>
+      </w:r>
+      <w:r>
+        <w:t xml:space="preserve"> </w:t>
+      </w:r>
+      <w:r>
+        <w:t xml:space="preserve">is explicit that there’s no edge in what’s priced. Instead</w:t>
+      </w:r>
+      <w:r>
+        <w:t xml:space="preserve"> </w:t>
+      </w:r>
+      <w:r>
+        <w:t xml:space="preserve">the scout looks for the</w:t>
+      </w:r>
+      <w:r>
+        <w:t xml:space="preserve"> </w:t>
+      </w:r>
+      <w:r>
+        <w:rPr>
+          <w:bCs/>
+          <w:b/>
+        </w:rPr>
+        <w:t xml:space="preserve">fingerprint of a binding constraint before anyone names it.</w:t>
+      </w:r>
+    </w:p>
+    <w:p>
+      <w:pPr>
+        <w:pStyle w:val="BodyText"/>
+      </w:pPr>
+      <w:r>
+        <w:rPr>
+          <w:bCs/>
+          <w:b/>
+        </w:rPr>
+        <w:t xml:space="preserve">How it works (constraint-shadow):</w:t>
+      </w:r>
+      <w:r>
+        <w:t xml:space="preserve"> </w:t>
+      </w:r>
+      <w:r>
+        <w:t xml:space="preserve">a real shortage shows up first as downstream companies</w:t>
+      </w:r>
+      <w:r>
+        <w:t xml:space="preserve"> </w:t>
+      </w:r>
+      <w:r>
+        <w:rPr>
+          <w:iCs/>
+          <w:i/>
+        </w:rPr>
+        <w:t xml:space="preserve">complaining</w:t>
+      </w:r>
+      <w:r>
+        <w:t xml:space="preserve"> </w:t>
+      </w:r>
+      <w:r>
+        <w:t xml:space="preserve">in their SEC filings —</w:t>
+      </w:r>
+      <w:r>
+        <w:t xml:space="preserve"> </w:t>
+      </w:r>
+      <w:r>
+        <w:rPr>
+          <w:iCs/>
+          <w:i/>
+        </w:rPr>
+        <w:t xml:space="preserve">“</w:t>
+      </w:r>
+      <w:r>
+        <w:rPr>
+          <w:iCs/>
+          <w:i/>
+        </w:rPr>
+        <w:t xml:space="preserve">lead times extended</w:t>
+      </w:r>
+      <w:r>
+        <w:rPr>
+          <w:iCs/>
+          <w:i/>
+        </w:rPr>
+        <w:t xml:space="preserve">”</w:t>
+      </w:r>
+      <w:r>
+        <w:rPr>
+          <w:iCs/>
+          <w:i/>
+        </w:rPr>
+        <w:t xml:space="preserve">,</w:t>
+      </w:r>
+      <w:r>
+        <w:rPr>
+          <w:iCs/>
+          <w:i/>
+        </w:rPr>
+        <w:t xml:space="preserve"> </w:t>
+      </w:r>
+      <w:r>
+        <w:rPr>
+          <w:iCs/>
+          <w:i/>
+        </w:rPr>
+        <w:t xml:space="preserve">“</w:t>
+      </w:r>
+      <w:r>
+        <w:rPr>
+          <w:iCs/>
+          <w:i/>
+        </w:rPr>
+        <w:t xml:space="preserve">unable to secure allocation</w:t>
+      </w:r>
+      <w:r>
+        <w:rPr>
+          <w:iCs/>
+          <w:i/>
+        </w:rPr>
+        <w:t xml:space="preserve">”</w:t>
+      </w:r>
+      <w:r>
+        <w:rPr>
+          <w:iCs/>
+          <w:i/>
+        </w:rPr>
+        <w:t xml:space="preserve">,</w:t>
+      </w:r>
+      <w:r>
+        <w:rPr>
+          <w:iCs/>
+          <w:i/>
+        </w:rPr>
+        <w:t xml:space="preserve"> </w:t>
+      </w:r>
+      <w:r>
+        <w:rPr>
+          <w:iCs/>
+          <w:i/>
+        </w:rPr>
+        <w:t xml:space="preserve">“</w:t>
+      </w:r>
+      <w:r>
+        <w:rPr>
+          <w:iCs/>
+          <w:i/>
+        </w:rPr>
+        <w:t xml:space="preserve">qualified a</w:t>
+      </w:r>
+      <w:r>
+        <w:rPr>
+          <w:iCs/>
+          <w:i/>
+        </w:rPr>
+        <w:t xml:space="preserve"> </w:t>
+      </w:r>
+      <w:r>
+        <w:rPr>
+          <w:iCs/>
+          <w:i/>
+        </w:rPr>
+        <w:t xml:space="preserve">second source</w:t>
+      </w:r>
+      <w:r>
+        <w:rPr>
+          <w:iCs/>
+          <w:i/>
+        </w:rPr>
+        <w:t xml:space="preserve">”</w:t>
+      </w:r>
+      <w:r>
+        <w:t xml:space="preserve">. The scout searches that complaint language across all filers,</w:t>
+      </w:r>
+      <w:r>
+        <w:t xml:space="preserve"> </w:t>
+      </w:r>
+      <w:r>
+        <w:rPr>
+          <w:bCs/>
+          <w:b/>
+        </w:rPr>
+        <w:t xml:space="preserve">clusters which companies</w:t>
+      </w:r>
+      <w:r>
+        <w:rPr>
+          <w:bCs/>
+          <w:b/>
+        </w:rPr>
+        <w:t xml:space="preserve"> </w:t>
+      </w:r>
+      <w:r>
+        <w:rPr>
+          <w:bCs/>
+          <w:b/>
+        </w:rPr>
+        <w:t xml:space="preserve">are under broad supply stress</w:t>
+      </w:r>
+      <w:r>
+        <w:t xml:space="preserve"> </w:t>
+      </w:r>
+      <w:r>
+        <w:t xml:space="preserve">(a filer griping under many distinct constraint phrases is a strong</w:t>
+      </w:r>
+      <w:r>
+        <w:t xml:space="preserve"> </w:t>
+      </w:r>
+      <w:r>
+        <w:t xml:space="preserve">lead), and infers the candidate chokepoint from the</w:t>
+      </w:r>
+      <w:r>
+        <w:t xml:space="preserve"> </w:t>
+      </w:r>
+      <w:r>
+        <w:rPr>
+          <w:iCs/>
+          <w:i/>
+        </w:rPr>
+        <w:t xml:space="preserve">pattern of who’s complaining</w:t>
+      </w:r>
+      <w:r>
+        <w:t xml:space="preserve"> </w:t>
+      </w:r>
+      <w:r>
+        <w:t xml:space="preserve">— not from a headline.</w:t>
+      </w:r>
+      <w:r>
+        <w:t xml:space="preserve"> </w:t>
+      </w:r>
+      <w:r>
+        <w:t xml:space="preserve">Filers already explained by a known scarcity are dropped (novelty filter); candidates already discussed</w:t>
+      </w:r>
+      <w:r>
+        <w:t xml:space="preserve"> </w:t>
+      </w:r>
+      <w:r>
+        <w:t xml:space="preserve">widely in financial media are down-weighted (the edge is being early, not loud).</w:t>
+      </w:r>
+    </w:p>
+    <w:p>
+      <w:pPr>
+        <w:pStyle w:val="BodyText"/>
+      </w:pPr>
+      <w:r>
+        <w:rPr>
+          <w:bCs/>
+          <w:b/>
+        </w:rPr>
+        <w:t xml:space="preserve">The same committee vets it.</w:t>
+      </w:r>
+      <w:r>
+        <w:t xml:space="preserve"> </w:t>
+      </w:r>
+      <w:r>
+        <w:t xml:space="preserve">Each lead is synthesized into a draft scarcity and run through the</w:t>
+      </w:r>
+      <w:r>
+        <w:t xml:space="preserve"> </w:t>
+      </w:r>
+      <w:r>
+        <w:t xml:space="preserve">identical</w:t>
+      </w:r>
+      <w:r>
+        <w:t xml:space="preserve"> </w:t>
+      </w:r>
+      <w:r>
+        <w:rPr>
+          <w:bCs/>
+          <w:b/>
+        </w:rPr>
+        <w:t xml:space="preserve">Bull / Bear / Skeptic → CIO + CRO</w:t>
+      </w:r>
+      <w:r>
+        <w:t xml:space="preserve"> </w:t>
+      </w:r>
+      <w:r>
+        <w:t xml:space="preserve">committee that scores the known 24 — so you only ever</w:t>
+      </w:r>
+      <w:r>
+        <w:t xml:space="preserve"> </w:t>
+      </w:r>
+      <w:r>
+        <w:t xml:space="preserve">review</w:t>
+      </w:r>
+      <w:r>
+        <w:t xml:space="preserve"> </w:t>
+      </w:r>
+      <w:r>
+        <w:rPr>
+          <w:iCs/>
+          <w:i/>
+        </w:rPr>
+        <w:t xml:space="preserve">adversarially-vetted</w:t>
+      </w:r>
+      <w:r>
+        <w:t xml:space="preserve"> </w:t>
+      </w:r>
+      <w:r>
+        <w:t xml:space="preserve">candidates, never raw noise. The Bear seat (</w:t>
+      </w:r>
+      <w:r>
+        <w:t xml:space="preserve">“</w:t>
+      </w:r>
+      <w:r>
+        <w:t xml:space="preserve">the specific thing that kills</w:t>
+      </w:r>
+      <w:r>
+        <w:t xml:space="preserve"> </w:t>
+      </w:r>
+      <w:r>
+        <w:t xml:space="preserve">it — supply response, substitution, policy reversal</w:t>
+      </w:r>
+      <w:r>
+        <w:t xml:space="preserve">”</w:t>
+      </w:r>
+      <w:r>
+        <w:t xml:space="preserve">) does the brutal filtering before anything reaches</w:t>
+      </w:r>
+      <w:r>
+        <w:t xml:space="preserve"> </w:t>
+      </w:r>
+      <w:r>
+        <w:t xml:space="preserve">you.</w:t>
+      </w:r>
+    </w:p>
+    <w:p>
+      <w:pPr>
+        <w:pStyle w:val="BodyText"/>
+      </w:pPr>
+      <w:r>
+        <w:t xml:space="preserve">Each card shows the inferred scarcity, the</w:t>
+      </w:r>
+      <w:r>
+        <w:t xml:space="preserve"> </w:t>
+      </w:r>
+      <w:r>
+        <w:rPr>
+          <w:bCs/>
+          <w:b/>
+        </w:rPr>
+        <w:t xml:space="preserve">filer that flagged it</w:t>
+      </w:r>
+      <w:r>
+        <w:t xml:space="preserve"> </w:t>
+      </w:r>
+      <w:r>
+        <w:t xml:space="preserve">+ the constraint phrases that fired,</w:t>
+      </w:r>
+      <w:r>
+        <w:t xml:space="preserve"> </w:t>
+      </w:r>
+      <w:r>
+        <w:t xml:space="preserve">the proposed fields, and the committee’s confidence:</w:t>
+      </w:r>
+      <w:r>
+        <w:t xml:space="preserve"> </w:t>
+      </w:r>
+      <w:r>
+        <w:t xml:space="preserve">-</w:t>
+      </w:r>
+      <w:r>
+        <w:t xml:space="preserve"> </w:t>
+      </w:r>
+      <w:r>
+        <w:rPr>
+          <w:bCs/>
+          <w:b/>
+        </w:rPr>
+        <w:t xml:space="preserve">✓ Accept → open PR (add scarcity)</w:t>
+      </w:r>
+      <w:r>
+        <w:t xml:space="preserve"> </w:t>
+      </w:r>
+      <w:r>
+        <w:t xml:space="preserve">opens a pull request that</w:t>
+      </w:r>
+      <w:r>
+        <w:t xml:space="preserve"> </w:t>
+      </w:r>
+      <w:r>
+        <w:rPr>
+          <w:iCs/>
+          <w:i/>
+        </w:rPr>
+        <w:t xml:space="preserve">adds</w:t>
+      </w:r>
+      <w:r>
+        <w:t xml:space="preserve"> </w:t>
+      </w:r>
+      <w:r>
+        <w:t xml:space="preserve">the new scarcity to</w:t>
+      </w:r>
+      <w:r>
+        <w:t xml:space="preserve"> </w:t>
+      </w:r>
+      <w:r>
+        <w:rPr>
+          <w:rStyle w:val="VerbatimChar"/>
+        </w:rPr>
+        <w:t xml:space="preserve">scarcities.json</w:t>
+      </w:r>
+      <w:r>
+        <w:t xml:space="preserve">, which you merge. Same token requirement as the Research tab.</w:t>
+      </w:r>
+      <w:r>
+        <w:t xml:space="preserve"> </w:t>
+      </w:r>
+      <w:r>
+        <w:t xml:space="preserve">-</w:t>
+      </w:r>
+      <w:r>
+        <w:t xml:space="preserve"> </w:t>
+      </w:r>
+      <w:r>
+        <w:rPr>
+          <w:bCs/>
+          <w:b/>
+        </w:rPr>
+        <w:t xml:space="preserve">✕ Reject</w:t>
+      </w:r>
+      <w:r>
+        <w:t xml:space="preserve"> </w:t>
+      </w:r>
+      <w:r>
+        <w:t xml:space="preserve">dismisses it.</w:t>
+      </w:r>
+    </w:p>
+    <w:p>
+      <w:pPr>
+        <w:pStyle w:val="BodyText"/>
+      </w:pPr>
+      <w:r>
+        <w:t xml:space="preserve">The scout runs</w:t>
+      </w:r>
+      <w:r>
+        <w:t xml:space="preserve"> </w:t>
+      </w:r>
+      <w:r>
+        <w:rPr>
+          <w:bCs/>
+          <w:b/>
+        </w:rPr>
+        <w:t xml:space="preserve">weekly</w:t>
+      </w:r>
+      <w:r>
+        <w:t xml:space="preserve"> </w:t>
+      </w:r>
+      <w:r>
+        <w:t xml:space="preserve">and never edits the watchlist itself — it only proposes;</w:t>
+      </w:r>
+      <w:r>
+        <w:t xml:space="preserve"> </w:t>
+      </w:r>
+      <w:r>
+        <w:rPr>
+          <w:bCs/>
+          <w:b/>
+        </w:rPr>
+        <w:t xml:space="preserve">you approve</w:t>
+      </w:r>
+      <w:r>
+        <w:t xml:space="preserve"> </w:t>
+      </w:r>
+      <w:r>
+        <w:t xml:space="preserve">admission (F9). Not advice; every candidate is a lead to investigate, and most should fail the committee.</w:t>
+      </w:r>
+    </w:p>
+    <w:bookmarkEnd w:id="50"/>
+    <w:bookmarkStart w:id="54" w:name="filings-news"/>
     <w:p>
       <w:pPr>
         <w:pStyle w:val="Heading2"/>
@@ -5350,18 +5913,18 @@
           <wp:inline>
             <wp:extent cx="5334000" cy="6813351"/>
             <wp:effectExtent b="0" l="0" r="0" t="0"/>
-            <wp:docPr descr="Filings and news" title="" id="51" name="Picture"/>
+            <wp:docPr descr="Filings and news" title="" id="52" name="Picture"/>
             <a:graphic>
               <a:graphicData uri="http://schemas.openxmlformats.org/drawingml/2006/picture">
                 <pic:pic>
                   <pic:nvPicPr>
-                    <pic:cNvPr descr="img/catalysts.png" id="52" name="Picture"/>
+                    <pic:cNvPr descr="img/catalysts.png" id="53" name="Picture"/>
                     <pic:cNvPicPr>
                       <a:picLocks noChangeArrowheads="1" noChangeAspect="1"/>
                     </pic:cNvPicPr>
                   </pic:nvPicPr>
                   <pic:blipFill>
-                    <a:blip r:embed="rId50"/>
+                    <a:blip r:embed="rId51"/>
                     <a:stretch>
                       <a:fillRect/>
                     </a:stretch>
@@ -5587,8 +6150,8 @@
         </w:pict>
       </w:r>
     </w:p>
-    <w:bookmarkEnd w:id="53"/>
-    <w:bookmarkStart w:id="57" w:name="options-check-fair-value-before-you-buy"/>
+    <w:bookmarkEnd w:id="54"/>
+    <w:bookmarkStart w:id="58" w:name="options-check-fair-value-before-you-buy"/>
     <w:p>
       <w:pPr>
         <w:pStyle w:val="Heading2"/>
@@ -5606,18 +6169,18 @@
           <wp:inline>
             <wp:extent cx="5334000" cy="3750468"/>
             <wp:effectExtent b="0" l="0" r="0" t="0"/>
-            <wp:docPr descr="Options check" title="" id="55" name="Picture"/>
+            <wp:docPr descr="Options check" title="" id="56" name="Picture"/>
             <a:graphic>
               <a:graphicData uri="http://schemas.openxmlformats.org/drawingml/2006/picture">
                 <pic:pic>
                   <pic:nvPicPr>
-                    <pic:cNvPr descr="img/options.png" id="56" name="Picture"/>
+                    <pic:cNvPr descr="img/options.png" id="57" name="Picture"/>
                     <pic:cNvPicPr>
                       <a:picLocks noChangeArrowheads="1" noChangeAspect="1"/>
                     </pic:cNvPicPr>
                   </pic:nvPicPr>
                   <pic:blipFill>
-                    <a:blip r:embed="rId54"/>
+                    <a:blip r:embed="rId55"/>
                     <a:stretch>
                       <a:fillRect/>
                     </a:stretch>
@@ -6159,8 +6722,8 @@
         </w:pict>
       </w:r>
     </w:p>
-    <w:bookmarkEnd w:id="57"/>
-    <w:bookmarkStart w:id="61" w:name="agent-digest"/>
+    <w:bookmarkEnd w:id="58"/>
+    <w:bookmarkStart w:id="62" w:name="agent-digest"/>
     <w:p>
       <w:pPr>
         <w:pStyle w:val="Heading2"/>
@@ -6178,18 +6741,18 @@
           <wp:inline>
             <wp:extent cx="5334000" cy="3750468"/>
             <wp:effectExtent b="0" l="0" r="0" t="0"/>
-            <wp:docPr descr="Agent digest" title="" id="59" name="Picture"/>
+            <wp:docPr descr="Agent digest" title="" id="60" name="Picture"/>
             <a:graphic>
               <a:graphicData uri="http://schemas.openxmlformats.org/drawingml/2006/picture">
                 <pic:pic>
                   <pic:nvPicPr>
-                    <pic:cNvPr descr="img/digest.png" id="60" name="Picture"/>
+                    <pic:cNvPr descr="img/digest.png" id="61" name="Picture"/>
                     <pic:cNvPicPr>
                       <a:picLocks noChangeArrowheads="1" noChangeAspect="1"/>
                     </pic:cNvPicPr>
                   </pic:nvPicPr>
                   <pic:blipFill>
-                    <a:blip r:embed="rId58"/>
+                    <a:blip r:embed="rId59"/>
                     <a:stretch>
                       <a:fillRect/>
                     </a:stretch>
@@ -6491,8 +7054,8 @@
         </w:pict>
       </w:r>
     </w:p>
-    <w:bookmarkEnd w:id="61"/>
-    <w:bookmarkStart w:id="67" w:name="settings-onboarding"/>
+    <w:bookmarkEnd w:id="62"/>
+    <w:bookmarkStart w:id="68" w:name="settings-onboarding"/>
     <w:p>
       <w:pPr>
         <w:pStyle w:val="Heading2"/>
@@ -6510,18 +7073,18 @@
           <wp:inline>
             <wp:extent cx="5334000" cy="3750468"/>
             <wp:effectExtent b="0" l="0" r="0" t="0"/>
-            <wp:docPr descr="Settings" title="" id="63" name="Picture"/>
+            <wp:docPr descr="Settings" title="" id="64" name="Picture"/>
             <a:graphic>
               <a:graphicData uri="http://schemas.openxmlformats.org/drawingml/2006/picture">
                 <pic:pic>
                   <pic:nvPicPr>
-                    <pic:cNvPr descr="img/settings.png" id="64" name="Picture"/>
+                    <pic:cNvPr descr="img/settings.png" id="65" name="Picture"/>
                     <pic:cNvPicPr>
                       <a:picLocks noChangeArrowheads="1" noChangeAspect="1"/>
                     </pic:cNvPicPr>
                   </pic:nvPicPr>
                   <pic:blipFill>
-                    <a:blip r:embed="rId62"/>
+                    <a:blip r:embed="rId63"/>
                     <a:stretch>
                       <a:fillRect/>
                     </a:stretch>
@@ -6593,7 +7156,7 @@
         <w:t xml:space="preserve">.</w:t>
       </w:r>
     </w:p>
-    <w:bookmarkStart w:id="65" w:name="your-holdings-per-account"/>
+    <w:bookmarkStart w:id="66" w:name="your-holdings-per-account"/>
     <w:p>
       <w:pPr>
         <w:pStyle w:val="Heading3"/>
@@ -6753,8 +7316,8 @@
         <w:t xml:space="preserve">— wipe them from this browser.</w:t>
       </w:r>
     </w:p>
-    <w:bookmarkEnd w:id="65"/>
-    <w:bookmarkStart w:id="66" w:name="admin-credentials-configuration"/>
+    <w:bookmarkEnd w:id="66"/>
+    <w:bookmarkStart w:id="67" w:name="admin-credentials-configuration"/>
     <w:p>
       <w:pPr>
         <w:pStyle w:val="Heading3"/>
@@ -7553,9 +8116,9 @@
         </w:pict>
       </w:r>
     </w:p>
-    <w:bookmarkEnd w:id="66"/>
     <w:bookmarkEnd w:id="67"/>
-    <w:bookmarkStart w:id="68" w:name="refresh-on-demand-scan"/>
+    <w:bookmarkEnd w:id="68"/>
+    <w:bookmarkStart w:id="69" w:name="refresh-on-demand-scan"/>
     <w:p>
       <w:pPr>
         <w:pStyle w:val="Heading2"/>
@@ -7674,8 +8237,8 @@
         </w:pict>
       </w:r>
     </w:p>
-    <w:bookmarkEnd w:id="68"/>
-    <w:bookmarkStart w:id="69" w:name="Xd2ac6c3d014752893f0670853f643e7f7a007f6"/>
+    <w:bookmarkEnd w:id="69"/>
+    <w:bookmarkStart w:id="70" w:name="Xd2ac6c3d014752893f0670853f643e7f7a007f6"/>
     <w:p>
       <w:pPr>
         <w:pStyle w:val="Heading2"/>
@@ -8033,8 +8596,8 @@
         </w:pict>
       </w:r>
     </w:p>
-    <w:bookmarkEnd w:id="69"/>
-    <w:bookmarkStart w:id="70" w:name="glossary"/>
+    <w:bookmarkEnd w:id="70"/>
+    <w:bookmarkStart w:id="71" w:name="glossary"/>
     <w:p>
       <w:pPr>
         <w:pStyle w:val="Heading2"/>
@@ -8270,8 +8833,8 @@
         </w:pict>
       </w:r>
     </w:p>
-    <w:bookmarkEnd w:id="70"/>
-    <w:bookmarkStart w:id="71" w:name="faq-troubleshooting"/>
+    <w:bookmarkEnd w:id="71"/>
+    <w:bookmarkStart w:id="72" w:name="faq-troubleshooting"/>
     <w:p>
       <w:pPr>
         <w:pStyle w:val="Heading2"/>
@@ -8756,8 +9319,8 @@
         <w:t xml:space="preserve">§6–§7.</w:t>
       </w:r>
     </w:p>
-    <w:bookmarkEnd w:id="71"/>
     <w:bookmarkEnd w:id="72"/>
+    <w:bookmarkEnd w:id="73"/>
     <w:sectPr/>
   </w:body>
 </w:document>

--- a/docs/USER-GUIDE.docx
+++ b/docs/USER-GUIDE.docx
@@ -5892,6 +5892,130 @@
       </w:r>
       <w:r>
         <w:t xml:space="preserve">admission (F9). Not advice; every candidate is a lead to investigate, and most should fail the committee.</w:t>
+      </w:r>
+    </w:p>
+    <w:p>
+      <w:pPr>
+        <w:pStyle w:val="BodyText"/>
+      </w:pPr>
+      <w:r>
+        <w:rPr>
+          <w:bCs/>
+          <w:b/>
+        </w:rPr>
+        <w:t xml:space="preserve">Constraint phrases (what the scout searches for).</w:t>
+      </w:r>
+      <w:r>
+        <w:t xml:space="preserve"> </w:t>
+      </w:r>
+      <w:r>
+        <w:t xml:space="preserve">The search phrases are themselves</w:t>
+      </w:r>
+      <w:r>
+        <w:t xml:space="preserve"> </w:t>
+      </w:r>
+      <w:r>
+        <w:rPr>
+          <w:bCs/>
+          <w:b/>
+        </w:rPr>
+        <w:t xml:space="preserve">LLM-generated and human-vetted</w:t>
+      </w:r>
+      <w:r>
+        <w:t xml:space="preserve">: run the scout workflow in</w:t>
+      </w:r>
+      <w:r>
+        <w:t xml:space="preserve"> </w:t>
+      </w:r>
+      <w:r>
+        <w:rPr>
+          <w:rStyle w:val="VerbatimChar"/>
+        </w:rPr>
+        <w:t xml:space="preserve">generate-phrases</w:t>
+      </w:r>
+      <w:r>
+        <w:t xml:space="preserve"> </w:t>
+      </w:r>
+      <w:r>
+        <w:t xml:space="preserve">mode and the frontier</w:t>
+      </w:r>
+      <w:r>
+        <w:t xml:space="preserve"> </w:t>
+      </w:r>
+      <w:r>
+        <w:t xml:space="preserve">model proposes candidate complaint phrases, which land</w:t>
+      </w:r>
+      <w:r>
+        <w:t xml:space="preserve"> </w:t>
+      </w:r>
+      <w:r>
+        <w:rPr>
+          <w:bCs/>
+          <w:b/>
+        </w:rPr>
+        <w:t xml:space="preserve">pending</w:t>
+      </w:r>
+      <w:r>
+        <w:t xml:space="preserve"> </w:t>
+      </w:r>
+      <w:r>
+        <w:t xml:space="preserve">on this tab. A generated phrase is</w:t>
+      </w:r>
+      <w:r>
+        <w:t xml:space="preserve"> </w:t>
+      </w:r>
+      <w:r>
+        <w:rPr>
+          <w:bCs/>
+          <w:b/>
+        </w:rPr>
+        <w:t xml:space="preserve">never searched until you approve it</w:t>
+      </w:r>
+      <w:r>
+        <w:t xml:space="preserve"> </w:t>
+      </w:r>
+      <w:r>
+        <w:t xml:space="preserve">— click</w:t>
+      </w:r>
+      <w:r>
+        <w:t xml:space="preserve"> </w:t>
+      </w:r>
+      <w:r>
+        <w:rPr>
+          <w:bCs/>
+          <w:b/>
+        </w:rPr>
+        <w:t xml:space="preserve">✓ Approve pending phrases → open PR</w:t>
+      </w:r>
+      <w:r>
+        <w:t xml:space="preserve"> </w:t>
+      </w:r>
+      <w:r>
+        <w:t xml:space="preserve">to vet them</w:t>
+      </w:r>
+      <w:r>
+        <w:t xml:space="preserve"> </w:t>
+      </w:r>
+      <w:r>
+        <w:t xml:space="preserve">(it opens a PR updating</w:t>
+      </w:r>
+      <w:r>
+        <w:t xml:space="preserve"> </w:t>
+      </w:r>
+      <w:r>
+        <w:rPr>
+          <w:rStyle w:val="VerbatimChar"/>
+        </w:rPr>
+        <w:t xml:space="preserve">scout-phrases.json</w:t>
+      </w:r>
+      <w:r>
+        <w:t xml:space="preserve">; after merge the weekly sweep searches them). Until any are</w:t>
+      </w:r>
+      <w:r>
+        <w:t xml:space="preserve"> </w:t>
+      </w:r>
+      <w:r>
+        <w:t xml:space="preserve">approved, the scout falls back to a built-in seed list, so it always works.</w:t>
       </w:r>
     </w:p>
     <w:bookmarkEnd w:id="50"/>

--- a/docs/USER-GUIDE.docx
+++ b/docs/USER-GUIDE.docx
@@ -60,7 +60,7 @@
         <w:t xml:space="preserve">Layer</w:t>
       </w:r>
     </w:p>
-    <w:bookmarkStart w:id="75" w:name="puck-end-user-guide"/>
+    <w:bookmarkStart w:id="76" w:name="puck-end-user-guide"/>
     <w:p>
       <w:pPr>
         <w:pStyle w:val="Heading1"/>
@@ -2001,7 +2001,7 @@
       </w:r>
     </w:p>
     <w:bookmarkEnd w:id="32"/>
-    <w:bookmarkStart w:id="46" w:name="portfolio-triggers"/>
+    <w:bookmarkStart w:id="47" w:name="portfolio-triggers"/>
     <w:p>
       <w:pPr>
         <w:pStyle w:val="Heading2"/>
@@ -2017,7 +2017,7 @@
       <w:r>
         <w:drawing>
           <wp:inline>
-            <wp:extent cx="5334000" cy="12730757"/>
+            <wp:extent cx="5334000" cy="10801350"/>
             <wp:effectExtent b="0" l="0" r="0" t="0"/>
             <wp:docPr descr="Portfolio and triggers" title="" id="34" name="Picture"/>
             <a:graphic>
@@ -2038,7 +2038,7 @@
                   <pic:spPr bwMode="auto">
                     <a:xfrm>
                       <a:off x="0" y="0"/>
-                      <a:ext cx="5334000" cy="12730757"/>
+                      <a:ext cx="5334000" cy="10801350"/>
                     </a:xfrm>
                     <a:prstGeom prst="rect">
                       <a:avLst/>
@@ -4044,13 +4044,13 @@
       </w:r>
     </w:p>
     <w:bookmarkEnd w:id="40"/>
-    <w:bookmarkStart w:id="41" w:name="summary-cards"/>
+    <w:bookmarkStart w:id="41" w:name="X336ae12debfd4ff74519f1b1639d9068d7a8499"/>
     <w:p>
       <w:pPr>
         <w:pStyle w:val="Heading3"/>
       </w:pPr>
       <w:r>
-        <w:t xml:space="preserve">5.2 Summary cards</w:t>
+        <w:t xml:space="preserve">5.1e Signal backtest (historical, cross-sectional)</w:t>
       </w:r>
     </w:p>
     <w:p>
@@ -4058,117 +4058,124 @@
         <w:pStyle w:val="FirstParagraph"/>
       </w:pPr>
       <w:r>
-        <w:t xml:space="preserve">Sleeve size, IRA vs taxable split, holding count, and a</w:t>
-      </w:r>
-      <w:r>
-        <w:t xml:space="preserve"> </w:t>
-      </w:r>
-      <w:r>
-        <w:rPr>
-          <w:bCs/>
-          <w:b/>
-        </w:rPr>
-        <w:t xml:space="preserve">data-quality</w:t>
-      </w:r>
-      <w:r>
-        <w:t xml:space="preserve"> </w:t>
-      </w:r>
-      <w:r>
-        <w:t xml:space="preserve">card (✓ OK or ⚠ degraded —</w:t>
-      </w:r>
-      <w:r>
-        <w:t xml:space="preserve"> </w:t>
-      </w:r>
-      <w:r>
-        <w:t xml:space="preserve">see §11).</w:t>
-      </w:r>
-    </w:p>
-    <w:bookmarkEnd w:id="41"/>
-    <w:bookmarkStart w:id="42" w:name="triggers"/>
-    <w:p>
-      <w:pPr>
-        <w:pStyle w:val="Heading3"/>
-      </w:pPr>
-      <w:r>
-        <w:t xml:space="preserve">5.3 Triggers</w:t>
-      </w:r>
-    </w:p>
-    <w:p>
-      <w:pPr>
-        <w:pStyle w:val="FirstParagraph"/>
-      </w:pPr>
-      <w:r>
-        <w:t xml:space="preserve">Rules that tell you to act. Each shows a state —</w:t>
-      </w:r>
-      <w:r>
-        <w:t xml:space="preserve"> </w:t>
-      </w:r>
-      <w:r>
-        <w:rPr>
-          <w:bCs/>
-          <w:b/>
-        </w:rPr>
-        <w:t xml:space="preserve">armed</w:t>
-      </w:r>
-      <w:r>
-        <w:t xml:space="preserve"> </w:t>
-      </w:r>
-      <w:r>
-        <w:t xml:space="preserve">(active),</w:t>
-      </w:r>
-      <w:r>
-        <w:t xml:space="preserve"> </w:t>
-      </w:r>
-      <w:r>
-        <w:rPr>
-          <w:bCs/>
-          <w:b/>
-        </w:rPr>
-        <w:t xml:space="preserve">monitor</w:t>
-      </w:r>
-      <w:r>
-        <w:t xml:space="preserve"> </w:t>
-      </w:r>
-      <w:r>
-        <w:t xml:space="preserve">(manual watch), or</w:t>
-      </w:r>
-      <w:r>
-        <w:t xml:space="preserve"> </w:t>
-      </w:r>
-      <w:r>
-        <w:rPr>
-          <w:bCs/>
-          <w:b/>
-        </w:rPr>
-        <w:t xml:space="preserve">fired</w:t>
-      </w:r>
-      <w:r>
-        <w:t xml:space="preserve"> </w:t>
-      </w:r>
-      <w:r>
-        <w:t xml:space="preserve">(condition met). Auto triggers require</w:t>
-      </w:r>
-      <w:r>
-        <w:t xml:space="preserve"> </w:t>
-      </w:r>
-      <w:r>
-        <w:rPr>
-          <w:bCs/>
-          <w:b/>
-        </w:rPr>
-        <w:t xml:space="preserve">two consecutive scans</w:t>
-      </w:r>
-      <w:r>
-        <w:t xml:space="preserve"> </w:t>
-      </w:r>
-      <w:r>
-        <w:t xml:space="preserve">to confirm before they fire</w:t>
-      </w:r>
-      <w:r>
-        <w:t xml:space="preserve"> </w:t>
-      </w:r>
-      <w:r>
-        <w:t xml:space="preserve">(the first time a condition is met it shows</w:t>
+        <w:t xml:space="preserve">The Track record is unbiased but slow. This line evidences the same edge on</w:t>
+      </w:r>
+      <w:r>
+        <w:t xml:space="preserve"> </w:t>
+      </w:r>
+      <w:r>
+        <w:rPr>
+          <w:bCs/>
+          <w:b/>
+        </w:rPr>
+        <w:t xml:space="preserve">history</w:t>
+      </w:r>
+      <w:r>
+        <w:t xml:space="preserve">: across the</w:t>
+      </w:r>
+      <w:r>
+        <w:t xml:space="preserve"> </w:t>
+      </w:r>
+      <w:r>
+        <w:t xml:space="preserve">scarcity baskets and many past dates, does</w:t>
+      </w:r>
+      <w:r>
+        <w:t xml:space="preserve"> </w:t>
+      </w:r>
+      <w:r>
+        <w:rPr>
+          <w:bCs/>
+          <w:b/>
+        </w:rPr>
+        <w:t xml:space="preserve">trailing relative strength vs the AI-capex complex predict the</w:t>
+      </w:r>
+      <w:r>
+        <w:rPr>
+          <w:bCs/>
+          <w:b/>
+        </w:rPr>
+        <w:t xml:space="preserve"> </w:t>
+      </w:r>
+      <w:r>
+        <w:rPr>
+          <w:bCs/>
+          <w:b/>
+        </w:rPr>
+        <w:t xml:space="preserve">forward relative return?</w:t>
+      </w:r>
+      <w:r>
+        <w:t xml:space="preserve"> </w:t>
+      </w:r>
+      <w:r>
+        <w:t xml:space="preserve">It reports the rank</w:t>
+      </w:r>
+      <w:r>
+        <w:t xml:space="preserve"> </w:t>
+      </w:r>
+      <w:r>
+        <w:rPr>
+          <w:bCs/>
+          <w:b/>
+        </w:rPr>
+        <w:t xml:space="preserve">IC</w:t>
+      </w:r>
+      <w:r>
+        <w:t xml:space="preserve"> </w:t>
+      </w:r>
+      <w:r>
+        <w:t xml:space="preserve">(predictive ordering) and a directional</w:t>
+      </w:r>
+      <w:r>
+        <w:t xml:space="preserve"> </w:t>
+      </w:r>
+      <w:r>
+        <w:rPr>
+          <w:bCs/>
+          <w:b/>
+        </w:rPr>
+        <w:t xml:space="preserve">hit-rate</w:t>
+      </w:r>
+      <w:r>
+        <w:rPr>
+          <w:bCs/>
+          <w:b/>
+        </w:rPr>
+        <w:t xml:space="preserve"> </w:t>
+      </w:r>
+      <w:r>
+        <w:rPr>
+          <w:bCs/>
+          <w:b/>
+        </w:rPr>
+        <w:t xml:space="preserve">with a 95% confidence interval</w:t>
+      </w:r>
+      <w:r>
+        <w:t xml:space="preserve"> </w:t>
+      </w:r>
+      <w:r>
+        <w:t xml:space="preserve">(wide at small samples — honestly so).</w:t>
+      </w:r>
+      <w:r>
+        <w:t xml:space="preserve"> </w:t>
+      </w:r>
+      <w:r>
+        <w:rPr>
+          <w:bCs/>
+          <w:b/>
+        </w:rPr>
+        <w:t xml:space="preserve">Important caveat:</w:t>
+      </w:r>
+      <w:r>
+        <w:t xml:space="preserve"> </w:t>
+      </w:r>
+      <w:r>
+        <w:t xml:space="preserve">the</w:t>
+      </w:r>
+      <w:r>
+        <w:t xml:space="preserve"> </w:t>
+      </w:r>
+      <w:r>
+        <w:t xml:space="preserve">basket→ticker map is</w:t>
       </w:r>
       <w:r>
         <w:t xml:space="preserve"> </w:t>
@@ -4178,156 +4185,13 @@
           <w:iCs/>
           <w:i/>
         </w:rPr>
-        <w:t xml:space="preserve">pending — needs a 2nd confirming scan</w:t>
-      </w:r>
-      <w:r>
-        <w:t xml:space="preserve">), so a single bad</w:t>
-      </w:r>
-      <w:r>
-        <w:t xml:space="preserve"> </w:t>
-      </w:r>
-      <w:r>
-        <w:t xml:space="preserve">print or one-day spike can’t fire an action:</w:t>
-      </w:r>
-      <w:r>
-        <w:t xml:space="preserve"> </w:t>
-      </w:r>
-      <w:r>
-        <w:t xml:space="preserve">-</w:t>
-      </w:r>
-      <w:r>
-        <w:t xml:space="preserve"> </w:t>
-      </w:r>
-      <w:r>
-        <w:rPr>
-          <w:bCs/>
-          <w:b/>
-        </w:rPr>
-        <w:t xml:space="preserve">Drawdown</w:t>
-      </w:r>
-      <w:r>
-        <w:t xml:space="preserve"> </w:t>
-      </w:r>
-      <w:r>
-        <w:t xml:space="preserve">(auto): complex down ≥20–25% from highs → deploy dry powder.</w:t>
-      </w:r>
-      <w:r>
-        <w:t xml:space="preserve"> </w:t>
-      </w:r>
-      <w:r>
-        <w:t xml:space="preserve">-</w:t>
-      </w:r>
-      <w:r>
-        <w:t xml:space="preserve"> </w:t>
-      </w:r>
-      <w:r>
-        <w:rPr>
-          <w:bCs/>
-          <w:b/>
-        </w:rPr>
-        <w:t xml:space="preserve">Trim rule</w:t>
-      </w:r>
-      <w:r>
-        <w:t xml:space="preserve"> </w:t>
-      </w:r>
-      <w:r>
-        <w:t xml:space="preserve">(auto): a name &gt;2× cost basis</w:t>
-      </w:r>
-      <w:r>
-        <w:t xml:space="preserve"> </w:t>
-      </w:r>
-      <w:r>
-        <w:rPr>
-          <w:bCs/>
-          <w:b/>
-        </w:rPr>
-        <w:t xml:space="preserve">and</w:t>
-      </w:r>
-      <w:r>
-        <w:t xml:space="preserve"> </w:t>
-      </w:r>
-      <w:r>
-        <w:t xml:space="preserve">&gt;50× forward P/E → trim ⅓ (needs your cost basis</w:t>
-      </w:r>
-      <w:r>
-        <w:t xml:space="preserve"> </w:t>
-      </w:r>
-      <w:r>
-        <w:t xml:space="preserve">from Settings).</w:t>
-      </w:r>
-      <w:r>
-        <w:t xml:space="preserve"> </w:t>
-      </w:r>
-      <w:r>
-        <w:t xml:space="preserve">-</w:t>
-      </w:r>
-      <w:r>
-        <w:t xml:space="preserve"> </w:t>
-      </w:r>
-      <w:r>
-        <w:rPr>
-          <w:bCs/>
-          <w:b/>
-        </w:rPr>
-        <w:t xml:space="preserve">Sleeve cap</w:t>
-      </w:r>
-      <w:r>
-        <w:t xml:space="preserve"> </w:t>
-      </w:r>
-      <w:r>
-        <w:t xml:space="preserve">(auto): sleeve value &gt; ~$1.72mm → trim back (needs your holdings from Settings).</w:t>
-      </w:r>
-      <w:r>
-        <w:t xml:space="preserve"> </w:t>
-      </w:r>
-      <w:r>
-        <w:t xml:space="preserve">-</w:t>
-      </w:r>
-      <w:r>
-        <w:t xml:space="preserve"> </w:t>
-      </w:r>
-      <w:r>
-        <w:rPr>
-          <w:bCs/>
-          <w:b/>
-        </w:rPr>
-        <w:t xml:space="preserve">Policy triggers</w:t>
-      </w:r>
-      <w:r>
-        <w:t xml:space="preserve"> </w:t>
-      </w:r>
-      <w:r>
-        <w:t xml:space="preserve">(manual): e.g. rare-earth/uranium policy shifts.</w:t>
-      </w:r>
-    </w:p>
-    <w:p>
-      <w:pPr>
-        <w:pStyle w:val="BodyText"/>
-      </w:pPr>
-      <w:r>
-        <w:t xml:space="preserve">When a trigger fires, the scanner opens a GitHub issue (deduped — one open issue at a time). You can</w:t>
-      </w:r>
-      <w:r>
-        <w:t xml:space="preserve"> </w:t>
-      </w:r>
-      <w:r>
-        <w:t xml:space="preserve">also get an</w:t>
-      </w:r>
-      <w:r>
-        <w:t xml:space="preserve"> </w:t>
-      </w:r>
-      <w:r>
-        <w:rPr>
-          <w:bCs/>
-          <w:b/>
-        </w:rPr>
-        <w:t xml:space="preserve">email</w:t>
-      </w:r>
-      <w:r>
-        <w:t xml:space="preserve"> </w:t>
-      </w:r>
-      <w:r>
-        <w:t xml:space="preserve">the moment a trigger</w:t>
+        <w:t xml:space="preserve">today’s</w:t>
+      </w:r>
+      <w:r>
+        <w:t xml:space="preserve"> </w:t>
+      </w:r>
+      <w:r>
+        <w:t xml:space="preserve">— these names were partly chosen</w:t>
       </w:r>
       <w:r>
         <w:t xml:space="preserve"> </w:t>
@@ -4337,6 +4201,355 @@
           <w:iCs/>
           <w:i/>
         </w:rPr>
+        <w:t xml:space="preserve">because</w:t>
+      </w:r>
+      <w:r>
+        <w:t xml:space="preserve"> </w:t>
+      </w:r>
+      <w:r>
+        <w:t xml:space="preserve">they worked, so the universe</w:t>
+      </w:r>
+      <w:r>
+        <w:t xml:space="preserve"> </w:t>
+      </w:r>
+      <w:r>
+        <w:t xml:space="preserve">carries selection/survivorship bias and this IC is an</w:t>
+      </w:r>
+      <w:r>
+        <w:t xml:space="preserve"> </w:t>
+      </w:r>
+      <w:r>
+        <w:rPr>
+          <w:bCs/>
+          <w:b/>
+        </w:rPr>
+        <w:t xml:space="preserve">upper bound</w:t>
+      </w:r>
+      <w:r>
+        <w:t xml:space="preserve">, not the true edge (prices themselves</w:t>
+      </w:r>
+      <w:r>
+        <w:t xml:space="preserve"> </w:t>
+      </w:r>
+      <w:r>
+        <w:t xml:space="preserve">are strictly point-in-time). Read it as</w:t>
+      </w:r>
+      <w:r>
+        <w:t xml:space="preserve"> </w:t>
+      </w:r>
+      <w:r>
+        <w:t xml:space="preserve">“</w:t>
+      </w:r>
+      <w:r>
+        <w:t xml:space="preserve">has the signal logic worked on these names</w:t>
+      </w:r>
+      <w:r>
+        <w:t xml:space="preserve">”</w:t>
+      </w:r>
+      <w:r>
+        <w:t xml:space="preserve">; the live ledger is</w:t>
+      </w:r>
+      <w:r>
+        <w:t xml:space="preserve"> </w:t>
+      </w:r>
+      <w:r>
+        <w:t xml:space="preserve">the unbiased confirmation. Runs when the accumulated price warehouse is available.</w:t>
+      </w:r>
+    </w:p>
+    <w:bookmarkEnd w:id="41"/>
+    <w:bookmarkStart w:id="42" w:name="summary-cards"/>
+    <w:p>
+      <w:pPr>
+        <w:pStyle w:val="Heading3"/>
+      </w:pPr>
+      <w:r>
+        <w:t xml:space="preserve">5.2 Summary cards</w:t>
+      </w:r>
+    </w:p>
+    <w:p>
+      <w:pPr>
+        <w:pStyle w:val="FirstParagraph"/>
+      </w:pPr>
+      <w:r>
+        <w:t xml:space="preserve">Sleeve size, IRA vs taxable split, holding count, and a</w:t>
+      </w:r>
+      <w:r>
+        <w:t xml:space="preserve"> </w:t>
+      </w:r>
+      <w:r>
+        <w:rPr>
+          <w:bCs/>
+          <w:b/>
+        </w:rPr>
+        <w:t xml:space="preserve">data-quality</w:t>
+      </w:r>
+      <w:r>
+        <w:t xml:space="preserve"> </w:t>
+      </w:r>
+      <w:r>
+        <w:t xml:space="preserve">card (✓ OK or ⚠ degraded —</w:t>
+      </w:r>
+      <w:r>
+        <w:t xml:space="preserve"> </w:t>
+      </w:r>
+      <w:r>
+        <w:t xml:space="preserve">see §11).</w:t>
+      </w:r>
+    </w:p>
+    <w:bookmarkEnd w:id="42"/>
+    <w:bookmarkStart w:id="43" w:name="triggers"/>
+    <w:p>
+      <w:pPr>
+        <w:pStyle w:val="Heading3"/>
+      </w:pPr>
+      <w:r>
+        <w:t xml:space="preserve">5.3 Triggers</w:t>
+      </w:r>
+    </w:p>
+    <w:p>
+      <w:pPr>
+        <w:pStyle w:val="FirstParagraph"/>
+      </w:pPr>
+      <w:r>
+        <w:t xml:space="preserve">Rules that tell you to act. Each shows a state —</w:t>
+      </w:r>
+      <w:r>
+        <w:t xml:space="preserve"> </w:t>
+      </w:r>
+      <w:r>
+        <w:rPr>
+          <w:bCs/>
+          <w:b/>
+        </w:rPr>
+        <w:t xml:space="preserve">armed</w:t>
+      </w:r>
+      <w:r>
+        <w:t xml:space="preserve"> </w:t>
+      </w:r>
+      <w:r>
+        <w:t xml:space="preserve">(active),</w:t>
+      </w:r>
+      <w:r>
+        <w:t xml:space="preserve"> </w:t>
+      </w:r>
+      <w:r>
+        <w:rPr>
+          <w:bCs/>
+          <w:b/>
+        </w:rPr>
+        <w:t xml:space="preserve">monitor</w:t>
+      </w:r>
+      <w:r>
+        <w:t xml:space="preserve"> </w:t>
+      </w:r>
+      <w:r>
+        <w:t xml:space="preserve">(manual watch), or</w:t>
+      </w:r>
+      <w:r>
+        <w:t xml:space="preserve"> </w:t>
+      </w:r>
+      <w:r>
+        <w:rPr>
+          <w:bCs/>
+          <w:b/>
+        </w:rPr>
+        <w:t xml:space="preserve">fired</w:t>
+      </w:r>
+      <w:r>
+        <w:t xml:space="preserve"> </w:t>
+      </w:r>
+      <w:r>
+        <w:t xml:space="preserve">(condition met). Auto triggers require</w:t>
+      </w:r>
+      <w:r>
+        <w:t xml:space="preserve"> </w:t>
+      </w:r>
+      <w:r>
+        <w:rPr>
+          <w:bCs/>
+          <w:b/>
+        </w:rPr>
+        <w:t xml:space="preserve">two consecutive scans</w:t>
+      </w:r>
+      <w:r>
+        <w:t xml:space="preserve"> </w:t>
+      </w:r>
+      <w:r>
+        <w:t xml:space="preserve">to confirm before they fire</w:t>
+      </w:r>
+      <w:r>
+        <w:t xml:space="preserve"> </w:t>
+      </w:r>
+      <w:r>
+        <w:t xml:space="preserve">(the first time a condition is met it shows</w:t>
+      </w:r>
+      <w:r>
+        <w:t xml:space="preserve"> </w:t>
+      </w:r>
+      <w:r>
+        <w:rPr>
+          <w:iCs/>
+          <w:i/>
+        </w:rPr>
+        <w:t xml:space="preserve">pending — needs a 2nd confirming scan</w:t>
+      </w:r>
+      <w:r>
+        <w:t xml:space="preserve">), so a single bad</w:t>
+      </w:r>
+      <w:r>
+        <w:t xml:space="preserve"> </w:t>
+      </w:r>
+      <w:r>
+        <w:t xml:space="preserve">print or one-day spike can’t fire an action:</w:t>
+      </w:r>
+      <w:r>
+        <w:t xml:space="preserve"> </w:t>
+      </w:r>
+      <w:r>
+        <w:t xml:space="preserve">-</w:t>
+      </w:r>
+      <w:r>
+        <w:t xml:space="preserve"> </w:t>
+      </w:r>
+      <w:r>
+        <w:rPr>
+          <w:bCs/>
+          <w:b/>
+        </w:rPr>
+        <w:t xml:space="preserve">Drawdown</w:t>
+      </w:r>
+      <w:r>
+        <w:t xml:space="preserve"> </w:t>
+      </w:r>
+      <w:r>
+        <w:t xml:space="preserve">(auto): complex down ≥20–25% from highs → deploy dry powder.</w:t>
+      </w:r>
+      <w:r>
+        <w:t xml:space="preserve"> </w:t>
+      </w:r>
+      <w:r>
+        <w:t xml:space="preserve">-</w:t>
+      </w:r>
+      <w:r>
+        <w:t xml:space="preserve"> </w:t>
+      </w:r>
+      <w:r>
+        <w:rPr>
+          <w:bCs/>
+          <w:b/>
+        </w:rPr>
+        <w:t xml:space="preserve">Trim rule</w:t>
+      </w:r>
+      <w:r>
+        <w:t xml:space="preserve"> </w:t>
+      </w:r>
+      <w:r>
+        <w:t xml:space="preserve">(auto): a name &gt;2× cost basis</w:t>
+      </w:r>
+      <w:r>
+        <w:t xml:space="preserve"> </w:t>
+      </w:r>
+      <w:r>
+        <w:rPr>
+          <w:bCs/>
+          <w:b/>
+        </w:rPr>
+        <w:t xml:space="preserve">and</w:t>
+      </w:r>
+      <w:r>
+        <w:t xml:space="preserve"> </w:t>
+      </w:r>
+      <w:r>
+        <w:t xml:space="preserve">&gt;50× forward P/E → trim ⅓ (needs your cost basis</w:t>
+      </w:r>
+      <w:r>
+        <w:t xml:space="preserve"> </w:t>
+      </w:r>
+      <w:r>
+        <w:t xml:space="preserve">from Settings).</w:t>
+      </w:r>
+      <w:r>
+        <w:t xml:space="preserve"> </w:t>
+      </w:r>
+      <w:r>
+        <w:t xml:space="preserve">-</w:t>
+      </w:r>
+      <w:r>
+        <w:t xml:space="preserve"> </w:t>
+      </w:r>
+      <w:r>
+        <w:rPr>
+          <w:bCs/>
+          <w:b/>
+        </w:rPr>
+        <w:t xml:space="preserve">Sleeve cap</w:t>
+      </w:r>
+      <w:r>
+        <w:t xml:space="preserve"> </w:t>
+      </w:r>
+      <w:r>
+        <w:t xml:space="preserve">(auto): sleeve value &gt; ~$1.72mm → trim back (needs your holdings from Settings).</w:t>
+      </w:r>
+      <w:r>
+        <w:t xml:space="preserve"> </w:t>
+      </w:r>
+      <w:r>
+        <w:t xml:space="preserve">-</w:t>
+      </w:r>
+      <w:r>
+        <w:t xml:space="preserve"> </w:t>
+      </w:r>
+      <w:r>
+        <w:rPr>
+          <w:bCs/>
+          <w:b/>
+        </w:rPr>
+        <w:t xml:space="preserve">Policy triggers</w:t>
+      </w:r>
+      <w:r>
+        <w:t xml:space="preserve"> </w:t>
+      </w:r>
+      <w:r>
+        <w:t xml:space="preserve">(manual): e.g. rare-earth/uranium policy shifts.</w:t>
+      </w:r>
+    </w:p>
+    <w:p>
+      <w:pPr>
+        <w:pStyle w:val="BodyText"/>
+      </w:pPr>
+      <w:r>
+        <w:t xml:space="preserve">When a trigger fires, the scanner opens a GitHub issue (deduped — one open issue at a time). You can</w:t>
+      </w:r>
+      <w:r>
+        <w:t xml:space="preserve"> </w:t>
+      </w:r>
+      <w:r>
+        <w:t xml:space="preserve">also get an</w:t>
+      </w:r>
+      <w:r>
+        <w:t xml:space="preserve"> </w:t>
+      </w:r>
+      <w:r>
+        <w:rPr>
+          <w:bCs/>
+          <w:b/>
+        </w:rPr>
+        <w:t xml:space="preserve">email</w:t>
+      </w:r>
+      <w:r>
+        <w:t xml:space="preserve"> </w:t>
+      </w:r>
+      <w:r>
+        <w:t xml:space="preserve">the moment a trigger</w:t>
+      </w:r>
+      <w:r>
+        <w:t xml:space="preserve"> </w:t>
+      </w:r>
+      <w:r>
+        <w:rPr>
+          <w:iCs/>
+          <w:i/>
+        </w:rPr>
         <w:t xml:space="preserve">newly</w:t>
       </w:r>
       <w:r>
@@ -4407,8 +4620,8 @@
         <w:t xml:space="preserve">so bad data can’t fire an action (§11).</w:t>
       </w:r>
     </w:p>
-    <w:bookmarkEnd w:id="42"/>
-    <w:bookmarkStart w:id="43" w:name="holdings-table"/>
+    <w:bookmarkEnd w:id="43"/>
+    <w:bookmarkStart w:id="44" w:name="holdings-table"/>
     <w:p>
       <w:pPr>
         <w:pStyle w:val="Heading3"/>
@@ -4569,8 +4782,8 @@
         <w:t xml:space="preserve">sleeve · DRY = cash held for triggers.</w:t>
       </w:r>
     </w:p>
-    <w:bookmarkEnd w:id="43"/>
-    <w:bookmarkStart w:id="44" w:name="your-holdings-live"/>
+    <w:bookmarkEnd w:id="44"/>
+    <w:bookmarkStart w:id="45" w:name="your-holdings-live"/>
     <w:p>
       <w:pPr>
         <w:pStyle w:val="Heading3"/>
@@ -4716,8 +4929,8 @@
         </w:pict>
       </w:r>
     </w:p>
-    <w:bookmarkEnd w:id="44"/>
-    <w:bookmarkStart w:id="45" w:name="dca-progress"/>
+    <w:bookmarkEnd w:id="45"/>
+    <w:bookmarkStart w:id="46" w:name="dca-progress"/>
     <w:p>
       <w:pPr>
         <w:pStyle w:val="Heading3"/>
@@ -4772,9 +4985,9 @@
         <w:t xml:space="preserve">holding, and the sleeve total deployed. Use it to stay on the plan and see where dry powder still goes.</w:t>
       </w:r>
     </w:p>
-    <w:bookmarkEnd w:id="45"/>
     <w:bookmarkEnd w:id="46"/>
-    <w:bookmarkStart w:id="50" w:name="Xb1e0b37cd2cec0cdc4f078d3157da65985b98c8"/>
+    <w:bookmarkEnd w:id="47"/>
+    <w:bookmarkStart w:id="51" w:name="Xb1e0b37cd2cec0cdc4f078d3157da65985b98c8"/>
     <w:p>
       <w:pPr>
         <w:pStyle w:val="Heading2"/>
@@ -5044,7 +5257,7 @@
         <w:t xml:space="preserve">data-derived (no hand-picked lists); discovered names are research leads, not recommendations.</w:t>
       </w:r>
     </w:p>
-    <w:bookmarkStart w:id="47" w:name="stress-test"/>
+    <w:bookmarkStart w:id="48" w:name="stress-test"/>
     <w:p>
       <w:pPr>
         <w:pStyle w:val="Heading3"/>
@@ -5134,8 +5347,8 @@
         <w:t xml:space="preserve">Runs entirely in your browser on your stored positions.</w:t>
       </w:r>
     </w:p>
-    <w:bookmarkEnd w:id="47"/>
-    <w:bookmarkStart w:id="48" w:name="suggested-ira-tilts"/>
+    <w:bookmarkEnd w:id="48"/>
+    <w:bookmarkStart w:id="49" w:name="suggested-ira-tilts"/>
     <w:p>
       <w:pPr>
         <w:pStyle w:val="Heading3"/>
@@ -5222,8 +5435,8 @@
         <w:t xml:space="preserve">sleeve stays buy-and-hold. Graded over time by the Track record. Not advice.</w:t>
       </w:r>
     </w:p>
-    <w:bookmarkEnd w:id="48"/>
-    <w:bookmarkStart w:id="49" w:name="Xbceddce322048c5d80798aee7cf845116272575"/>
+    <w:bookmarkEnd w:id="49"/>
+    <w:bookmarkStart w:id="50" w:name="Xbceddce322048c5d80798aee7cf845116272575"/>
     <w:p>
       <w:pPr>
         <w:pStyle w:val="Heading3"/>
@@ -5846,9 +6059,9 @@
         <w:t xml:space="preserve">— it never edits your portfolio or places trades. Not advice.</w:t>
       </w:r>
     </w:p>
-    <w:bookmarkEnd w:id="49"/>
     <w:bookmarkEnd w:id="50"/>
-    <w:bookmarkStart w:id="51" w:name="c.-research-llm-proposals-you-approve"/>
+    <w:bookmarkEnd w:id="51"/>
+    <w:bookmarkStart w:id="52" w:name="c.-research-llm-proposals-you-approve"/>
     <w:p>
       <w:pPr>
         <w:pStyle w:val="Heading2"/>
@@ -6249,8 +6462,8 @@
         <w:t xml:space="preserve">the scanner). Not advice.</w:t>
       </w:r>
     </w:p>
-    <w:bookmarkEnd w:id="51"/>
-    <w:bookmarkStart w:id="52" w:name="d.-scout-finding-new-scarcities"/>
+    <w:bookmarkEnd w:id="52"/>
+    <w:bookmarkStart w:id="53" w:name="d.-scout-finding-new-scarcities"/>
     <w:p>
       <w:pPr>
         <w:pStyle w:val="Heading2"/>
@@ -7021,8 +7234,8 @@
         <w:t xml:space="preserve">approved, the scout falls back to a built-in seed list, so it always works.</w:t>
       </w:r>
     </w:p>
-    <w:bookmarkEnd w:id="52"/>
-    <w:bookmarkStart w:id="56" w:name="filings-news"/>
+    <w:bookmarkEnd w:id="53"/>
+    <w:bookmarkStart w:id="57" w:name="filings-news"/>
     <w:p>
       <w:pPr>
         <w:pStyle w:val="Heading2"/>
@@ -7040,18 +7253,18 @@
           <wp:inline>
             <wp:extent cx="5334000" cy="6813351"/>
             <wp:effectExtent b="0" l="0" r="0" t="0"/>
-            <wp:docPr descr="Filings and news" title="" id="54" name="Picture"/>
+            <wp:docPr descr="Filings and news" title="" id="55" name="Picture"/>
             <a:graphic>
               <a:graphicData uri="http://schemas.openxmlformats.org/drawingml/2006/picture">
                 <pic:pic>
                   <pic:nvPicPr>
-                    <pic:cNvPr descr="img/catalysts.png" id="55" name="Picture"/>
+                    <pic:cNvPr descr="img/catalysts.png" id="56" name="Picture"/>
                     <pic:cNvPicPr>
                       <a:picLocks noChangeArrowheads="1" noChangeAspect="1"/>
                     </pic:cNvPicPr>
                   </pic:nvPicPr>
                   <pic:blipFill>
-                    <a:blip r:embed="rId53"/>
+                    <a:blip r:embed="rId54"/>
                     <a:stretch>
                       <a:fillRect/>
                     </a:stretch>
@@ -7277,8 +7490,8 @@
         </w:pict>
       </w:r>
     </w:p>
-    <w:bookmarkEnd w:id="56"/>
-    <w:bookmarkStart w:id="60" w:name="options-check-fair-value-before-you-buy"/>
+    <w:bookmarkEnd w:id="57"/>
+    <w:bookmarkStart w:id="61" w:name="options-check-fair-value-before-you-buy"/>
     <w:p>
       <w:pPr>
         <w:pStyle w:val="Heading2"/>
@@ -7296,18 +7509,18 @@
           <wp:inline>
             <wp:extent cx="5334000" cy="3750468"/>
             <wp:effectExtent b="0" l="0" r="0" t="0"/>
-            <wp:docPr descr="Options check" title="" id="58" name="Picture"/>
+            <wp:docPr descr="Options check" title="" id="59" name="Picture"/>
             <a:graphic>
               <a:graphicData uri="http://schemas.openxmlformats.org/drawingml/2006/picture">
                 <pic:pic>
                   <pic:nvPicPr>
-                    <pic:cNvPr descr="img/options.png" id="59" name="Picture"/>
+                    <pic:cNvPr descr="img/options.png" id="60" name="Picture"/>
                     <pic:cNvPicPr>
                       <a:picLocks noChangeArrowheads="1" noChangeAspect="1"/>
                     </pic:cNvPicPr>
                   </pic:nvPicPr>
                   <pic:blipFill>
-                    <a:blip r:embed="rId57"/>
+                    <a:blip r:embed="rId58"/>
                     <a:stretch>
                       <a:fillRect/>
                     </a:stretch>
@@ -7849,8 +8062,8 @@
         </w:pict>
       </w:r>
     </w:p>
-    <w:bookmarkEnd w:id="60"/>
-    <w:bookmarkStart w:id="64" w:name="agent-digest"/>
+    <w:bookmarkEnd w:id="61"/>
+    <w:bookmarkStart w:id="65" w:name="agent-digest"/>
     <w:p>
       <w:pPr>
         <w:pStyle w:val="Heading2"/>
@@ -7868,18 +8081,18 @@
           <wp:inline>
             <wp:extent cx="5334000" cy="3750468"/>
             <wp:effectExtent b="0" l="0" r="0" t="0"/>
-            <wp:docPr descr="Agent digest" title="" id="62" name="Picture"/>
+            <wp:docPr descr="Agent digest" title="" id="63" name="Picture"/>
             <a:graphic>
               <a:graphicData uri="http://schemas.openxmlformats.org/drawingml/2006/picture">
                 <pic:pic>
                   <pic:nvPicPr>
-                    <pic:cNvPr descr="img/digest.png" id="63" name="Picture"/>
+                    <pic:cNvPr descr="img/digest.png" id="64" name="Picture"/>
                     <pic:cNvPicPr>
                       <a:picLocks noChangeArrowheads="1" noChangeAspect="1"/>
                     </pic:cNvPicPr>
                   </pic:nvPicPr>
                   <pic:blipFill>
-                    <a:blip r:embed="rId61"/>
+                    <a:blip r:embed="rId62"/>
                     <a:stretch>
                       <a:fillRect/>
                     </a:stretch>
@@ -8181,8 +8394,8 @@
         </w:pict>
       </w:r>
     </w:p>
-    <w:bookmarkEnd w:id="64"/>
-    <w:bookmarkStart w:id="70" w:name="settings-onboarding"/>
+    <w:bookmarkEnd w:id="65"/>
+    <w:bookmarkStart w:id="71" w:name="settings-onboarding"/>
     <w:p>
       <w:pPr>
         <w:pStyle w:val="Heading2"/>
@@ -8200,18 +8413,18 @@
           <wp:inline>
             <wp:extent cx="5334000" cy="3750468"/>
             <wp:effectExtent b="0" l="0" r="0" t="0"/>
-            <wp:docPr descr="Settings" title="" id="66" name="Picture"/>
+            <wp:docPr descr="Settings" title="" id="67" name="Picture"/>
             <a:graphic>
               <a:graphicData uri="http://schemas.openxmlformats.org/drawingml/2006/picture">
                 <pic:pic>
                   <pic:nvPicPr>
-                    <pic:cNvPr descr="img/settings.png" id="67" name="Picture"/>
+                    <pic:cNvPr descr="img/settings.png" id="68" name="Picture"/>
                     <pic:cNvPicPr>
                       <a:picLocks noChangeArrowheads="1" noChangeAspect="1"/>
                     </pic:cNvPicPr>
                   </pic:nvPicPr>
                   <pic:blipFill>
-                    <a:blip r:embed="rId65"/>
+                    <a:blip r:embed="rId66"/>
                     <a:stretch>
                       <a:fillRect/>
                     </a:stretch>
@@ -8283,7 +8496,7 @@
         <w:t xml:space="preserve">.</w:t>
       </w:r>
     </w:p>
-    <w:bookmarkStart w:id="68" w:name="your-holdings-per-account"/>
+    <w:bookmarkStart w:id="69" w:name="your-holdings-per-account"/>
     <w:p>
       <w:pPr>
         <w:pStyle w:val="Heading3"/>
@@ -8443,8 +8656,8 @@
         <w:t xml:space="preserve">— wipe them from this browser.</w:t>
       </w:r>
     </w:p>
-    <w:bookmarkEnd w:id="68"/>
-    <w:bookmarkStart w:id="69" w:name="admin-credentials-configuration"/>
+    <w:bookmarkEnd w:id="69"/>
+    <w:bookmarkStart w:id="70" w:name="admin-credentials-configuration"/>
     <w:p>
       <w:pPr>
         <w:pStyle w:val="Heading3"/>
@@ -9243,9 +9456,9 @@
         </w:pict>
       </w:r>
     </w:p>
-    <w:bookmarkEnd w:id="69"/>
     <w:bookmarkEnd w:id="70"/>
-    <w:bookmarkStart w:id="71" w:name="refresh-on-demand-scan"/>
+    <w:bookmarkEnd w:id="71"/>
+    <w:bookmarkStart w:id="72" w:name="refresh-on-demand-scan"/>
     <w:p>
       <w:pPr>
         <w:pStyle w:val="Heading2"/>
@@ -9364,8 +9577,8 @@
         </w:pict>
       </w:r>
     </w:p>
-    <w:bookmarkEnd w:id="71"/>
-    <w:bookmarkStart w:id="72" w:name="Xd2ac6c3d014752893f0670853f643e7f7a007f6"/>
+    <w:bookmarkEnd w:id="72"/>
+    <w:bookmarkStart w:id="73" w:name="Xd2ac6c3d014752893f0670853f643e7f7a007f6"/>
     <w:p>
       <w:pPr>
         <w:pStyle w:val="Heading2"/>
@@ -9723,8 +9936,8 @@
         </w:pict>
       </w:r>
     </w:p>
-    <w:bookmarkEnd w:id="72"/>
-    <w:bookmarkStart w:id="73" w:name="glossary"/>
+    <w:bookmarkEnd w:id="73"/>
+    <w:bookmarkStart w:id="74" w:name="glossary"/>
     <w:p>
       <w:pPr>
         <w:pStyle w:val="Heading2"/>
@@ -9960,8 +10173,8 @@
         </w:pict>
       </w:r>
     </w:p>
-    <w:bookmarkEnd w:id="73"/>
-    <w:bookmarkStart w:id="74" w:name="faq-troubleshooting"/>
+    <w:bookmarkEnd w:id="74"/>
+    <w:bookmarkStart w:id="75" w:name="faq-troubleshooting"/>
     <w:p>
       <w:pPr>
         <w:pStyle w:val="Heading2"/>
@@ -10446,8 +10659,8 @@
         <w:t xml:space="preserve">§6–§7.</w:t>
       </w:r>
     </w:p>
-    <w:bookmarkEnd w:id="74"/>
     <w:bookmarkEnd w:id="75"/>
+    <w:bookmarkEnd w:id="76"/>
     <w:sectPr/>
   </w:body>
 </w:document>

--- a/docs/USER-GUIDE.docx
+++ b/docs/USER-GUIDE.docx
@@ -1295,35 +1295,64 @@
         <w:t xml:space="preserve"> </w:t>
       </w:r>
       <w:r>
-        <w:t xml:space="preserve">sleeve is a bigger decision than a single scarcity, so it goes through the</w:t>
-      </w:r>
-      <w:r>
-        <w:t xml:space="preserve"> </w:t>
-      </w:r>
-      <w:r>
-        <w:rPr>
-          <w:bCs/>
-          <w:b/>
-        </w:rPr>
-        <w:t xml:space="preserve">axis-check</w:t>
-      </w:r>
-      <w:r>
-        <w:t xml:space="preserve"> </w:t>
-      </w:r>
-      <w:r>
-        <w:t xml:space="preserve">workflow</w:t>
-      </w:r>
-      <w:r>
-        <w:t xml:space="preserve"> </w:t>
-      </w:r>
-      <w:r>
-        <w:t xml:space="preserve">(manual — Actions → axis-check) which back-tests candidate baskets apples-to-apples before any are curated in. That’s</w:t>
-      </w:r>
-      <w:r>
-        <w:t xml:space="preserve"> </w:t>
-      </w:r>
-      <w:r>
-        <w:t xml:space="preserve">how the second (diversifier) axis was chosen. Diversifiers then live in</w:t>
+        <w:t xml:space="preserve">sleeve runs through the</w:t>
+      </w:r>
+      <w:r>
+        <w:t xml:space="preserve"> </w:t>
+      </w:r>
+      <w:r>
+        <w:rPr>
+          <w:bCs/>
+          <w:b/>
+        </w:rPr>
+        <w:t xml:space="preserve">diversifier</w:t>
+      </w:r>
+      <w:r>
+        <w:t xml:space="preserve"> </w:t>
+      </w:r>
+      <w:r>
+        <w:t xml:space="preserve">workflow (Actions →</w:t>
+      </w:r>
+      <w:r>
+        <w:t xml:space="preserve"> </w:t>
+      </w:r>
+      <w:r>
+        <w:rPr>
+          <w:iCs/>
+          <w:i/>
+        </w:rPr>
+        <w:t xml:space="preserve">diversifier</w:t>
+      </w:r>
+      <w:r>
+        <w:t xml:space="preserve">, monthly + manual): it screens</w:t>
+      </w:r>
+      <w:r>
+        <w:t xml:space="preserve"> </w:t>
+      </w:r>
+      <w:r>
+        <w:t xml:space="preserve">candidate defensive baskets</w:t>
+      </w:r>
+      <w:r>
+        <w:t xml:space="preserve"> </w:t>
+      </w:r>
+      <w:r>
+        <w:rPr>
+          <w:bCs/>
+          <w:b/>
+        </w:rPr>
+        <w:t xml:space="preserve">book-aware</w:t>
+      </w:r>
+      <w:r>
+        <w:t xml:space="preserve"> </w:t>
+      </w:r>
+      <w:r>
+        <w:t xml:space="preserve">(the pipeline below), scores conviction, and proposes a sized</w:t>
+      </w:r>
+      <w:r>
+        <w:t xml:space="preserve"> </w:t>
+      </w:r>
+      <w:r>
+        <w:t xml:space="preserve">sleeve for your PR approval. That’s how the second (diversifier) axis is built. Diversifiers live in</w:t>
       </w:r>
       <w:r>
         <w:t xml:space="preserve"> </w:t>
@@ -1363,19 +1392,27 @@
           <w:bCs/>
           <w:b/>
         </w:rPr>
-        <w:t xml:space="preserve">tracked/priced but held out of the AI-capex ranking and sizing</w:t>
-      </w:r>
-      <w:r>
-        <w:t xml:space="preserve"> </w:t>
-      </w:r>
-      <w:r>
-        <w:t xml:space="preserve">— they</w:t>
-      </w:r>
-      <w:r>
-        <w:t xml:space="preserve"> </w:t>
-      </w:r>
-      <w:r>
-        <w:t xml:space="preserve">earn their place by lowering drawdown, shown with a</w:t>
+        <w:t xml:space="preserve">tracked/priced but held out of the AI-capex</w:t>
+      </w:r>
+      <w:r>
+        <w:rPr>
+          <w:bCs/>
+          <w:b/>
+        </w:rPr>
+        <w:t xml:space="preserve"> </w:t>
+      </w:r>
+      <w:r>
+        <w:rPr>
+          <w:bCs/>
+          <w:b/>
+        </w:rPr>
+        <w:t xml:space="preserve">ranking and sizing</w:t>
+      </w:r>
+      <w:r>
+        <w:t xml:space="preserve"> </w:t>
+      </w:r>
+      <w:r>
+        <w:t xml:space="preserve">— they earn their place by lowering drawdown, shown with a</w:t>
       </w:r>
       <w:r>
         <w:t xml:space="preserve"> </w:t>
@@ -2397,7 +2434,7 @@
                 <w:bCs/>
                 <w:b/>
               </w:rPr>
-              <w:t xml:space="preserve">Axis-check</w:t>
+              <w:t xml:space="preserve">Diversifier</w:t>
             </w:r>
           </w:p>
         </w:tc>
@@ -2412,7 +2449,7 @@
               <w:rPr>
                 <w:rStyle w:val="VerbatimChar"/>
               </w:rPr>
-              <w:t xml:space="preserve">axis-check</w:t>
+              <w:t xml:space="preserve">diversifier</w:t>
             </w:r>
           </w:p>
         </w:tc>
@@ -2424,7 +2461,7 @@
               <w:jc w:val="left"/>
             </w:pPr>
             <w:r>
-              <w:t xml:space="preserve">— (manual only)</w:t>
+              <w:t xml:space="preserve">1st of month 08:00 UTC</w:t>
             </w:r>
           </w:p>
         </w:tc>
@@ -2446,7 +2483,7 @@
                 <w:iCs/>
                 <w:i/>
               </w:rPr>
-              <w:t xml:space="preserve">axis-check</w:t>
+              <w:t xml:space="preserve">diversifier</w:t>
             </w:r>
             <w:r>
               <w:t xml:space="preserve"> </w:t>
@@ -2465,10 +2502,9 @@
             </w:pPr>
             <w:r>
               <w:rPr>
-                <w:iCs/>
-                <w:i/>
+                <w:rStyle w:val="VerbatimChar"/>
               </w:rPr>
-              <w:t xml:space="preserve">(run log / summary only)</w:t>
+              <w:t xml:space="preserve">diversifier-candidates.json</w:t>
             </w:r>
           </w:p>
         </w:tc>
@@ -2480,23 +2516,17 @@
               <w:jc w:val="left"/>
             </w:pPr>
             <w:r>
-              <w:t xml:space="preserve">Actions run</w:t>
+              <w:t xml:space="preserve">review/funding UI</w:t>
             </w:r>
             <w:r>
               <w:t xml:space="preserve"> </w:t>
             </w:r>
             <w:r>
               <w:rPr>
-                <w:bCs/>
-                <w:b/>
+                <w:iCs/>
+                <w:i/>
               </w:rPr>
-              <w:t xml:space="preserve">Summary</w:t>
-            </w:r>
-            <w:r>
-              <w:t xml:space="preserve"> </w:t>
-            </w:r>
-            <w:r>
-              <w:t xml:space="preserve">(no UI tab)</w:t>
+              <w:t xml:space="preserve">(in build)</w:t>
             </w:r>
           </w:p>
         </w:tc>
@@ -4367,7 +4397,7 @@
       <w:r>
         <w:drawing>
           <wp:inline>
-            <wp:extent cx="5334000" cy="17827228"/>
+            <wp:extent cx="5334000" cy="16018668"/>
             <wp:effectExtent b="0" l="0" r="0" t="0"/>
             <wp:docPr descr="Portfolio and triggers" title="" id="42" name="Picture"/>
             <a:graphic>
@@ -4388,7 +4418,7 @@
                   <pic:spPr bwMode="auto">
                     <a:xfrm>
                       <a:off x="0" y="0"/>
-                      <a:ext cx="5334000" cy="17827228"/>
+                      <a:ext cx="5334000" cy="16018668"/>
                     </a:xfrm>
                     <a:prstGeom prst="rect">
                       <a:avLst/>

--- a/docs/USER-GUIDE.docx
+++ b/docs/USER-GUIDE.docx
@@ -190,7 +190,7 @@
       <w:r>
         <w:drawing>
           <wp:inline>
-            <wp:extent cx="5334000" cy="11026378"/>
+            <wp:extent cx="5334000" cy="11788973"/>
             <wp:effectExtent b="0" l="0" r="0" t="0"/>
             <wp:docPr descr="Puck overview" title="" id="21" name="Picture"/>
             <a:graphic>
@@ -211,7 +211,7 @@
                   <pic:spPr bwMode="auto">
                     <a:xfrm>
                       <a:off x="0" y="0"/>
-                      <a:ext cx="5334000" cy="11026378"/>
+                      <a:ext cx="5334000" cy="11788973"/>
                     </a:xfrm>
                     <a:prstGeom prst="rect">
                       <a:avLst/>
@@ -1392,7 +1392,7 @@
           <w:bCs/>
           <w:b/>
         </w:rPr>
-        <w:t xml:space="preserve">tracked/priced but held out of the AI-capex</w:t>
+        <w:t xml:space="preserve">tracked/priced but held out of the deep-tech build-out</w:t>
       </w:r>
       <w:r>
         <w:rPr>
@@ -1466,7 +1466,7 @@
         <w:t xml:space="preserve"> </w:t>
       </w:r>
       <w:r>
-        <w:t xml:space="preserve">pipeline, distinct from the AI-capex Opportunity logic:</w:t>
+        <w:t xml:space="preserve">pipeline, distinct from the deep-tech build-out Opportunity logic:</w:t>
       </w:r>
     </w:p>
     <w:p>
@@ -1586,7 +1586,7 @@
           <w:bCs/>
           <w:b/>
         </w:rPr>
-        <w:t xml:space="preserve">AI-capex β</w:t>
+        <w:t xml:space="preserve">deep-tech build-out β</w:t>
       </w:r>
       <w:r>
         <w:t xml:space="preserve"> </w:t>
@@ -3217,7 +3217,7 @@
       <w:r>
         <w:drawing>
           <wp:inline>
-            <wp:extent cx="5334000" cy="11030545"/>
+            <wp:extent cx="5334000" cy="11793140"/>
             <wp:effectExtent b="0" l="0" r="0" t="0"/>
             <wp:docPr descr="Scarcity radar" title="" id="38" name="Picture"/>
             <a:graphic>
@@ -3238,7 +3238,7 @@
                   <pic:spPr bwMode="auto">
                     <a:xfrm>
                       <a:off x="0" y="0"/>
-                      <a:ext cx="5334000" cy="11030545"/>
+                      <a:ext cx="5334000" cy="11793140"/>
                     </a:xfrm>
                     <a:prstGeom prst="rect">
                       <a:avLst/>
@@ -3931,7 +3931,7 @@
         <w:t xml:space="preserve"> </w:t>
       </w:r>
       <w:r>
-        <w:t xml:space="preserve">(a crowded thesis losing relative strength vs the AI-capex complex → reduce) or</w:t>
+        <w:t xml:space="preserve">(a crowded thesis losing relative strength vs the deep-tech build-out complex → reduce) or</w:t>
       </w:r>
       <w:r>
         <w:t xml:space="preserve"> </w:t>
@@ -4397,7 +4397,7 @@
       <w:r>
         <w:drawing>
           <wp:inline>
-            <wp:extent cx="5334000" cy="16318706"/>
+            <wp:extent cx="5334000" cy="18127265"/>
             <wp:effectExtent b="0" l="0" r="0" t="0"/>
             <wp:docPr descr="Portfolio and triggers" title="" id="42" name="Picture"/>
             <a:graphic>
@@ -4418,7 +4418,7 @@
                   <pic:spPr bwMode="auto">
                     <a:xfrm>
                       <a:off x="0" y="0"/>
-                      <a:ext cx="5334000" cy="16318706"/>
+                      <a:ext cx="5334000" cy="18127265"/>
                     </a:xfrm>
                     <a:prstGeom prst="rect">
                       <a:avLst/>
@@ -6277,7 +6277,7 @@
         <w:t xml:space="preserve"> </w:t>
       </w:r>
       <w:r>
-        <w:t xml:space="preserve">forecast — does the flagged scarcity basket actually under/out-perform the AI-capex</w:t>
+        <w:t xml:space="preserve">forecast — does the flagged scarcity basket actually under/out-perform the deep-tech build-out</w:t>
       </w:r>
       <w:r>
         <w:t xml:space="preserve"> </w:t>
@@ -6422,7 +6422,7 @@
         <w:t xml:space="preserve"> </w:t>
       </w:r>
       <w:r>
-        <w:t xml:space="preserve">it, this single-factor AI-capex book’s beta would masquerade as alpha (exactly the trap an adversarial</w:t>
+        <w:t xml:space="preserve">it, this single-factor deep-tech build-out book’s beta would masquerade as alpha (exactly the trap an adversarial</w:t>
       </w:r>
       <w:r>
         <w:t xml:space="preserve"> </w:t>
@@ -6630,7 +6630,7 @@
           <w:bCs/>
           <w:b/>
         </w:rPr>
-        <w:t xml:space="preserve">trailing relative strength vs the AI-capex complex predict the</w:t>
+        <w:t xml:space="preserve">trailing relative strength vs the deep-tech build-out complex predict the</w:t>
       </w:r>
       <w:r>
         <w:rPr>
@@ -7703,7 +7703,7 @@
         <w:t xml:space="preserve"> </w:t>
       </w:r>
       <w:r>
-        <w:t xml:space="preserve">the AI-capex complex. A</w:t>
+        <w:t xml:space="preserve">the deep-tech build-out complex. A</w:t>
       </w:r>
       <w:r>
         <w:t xml:space="preserve"> </w:t>
@@ -7857,7 +7857,7 @@
         <w:t xml:space="preserve">limit</w:t>
       </w:r>
       <w:r>
-        <w:t xml:space="preserve">: 2027–28 AI-capex digestion, a 2022-style rate shock, a broad recession, and a China</w:t>
+        <w:t xml:space="preserve">: 2027–28 deep-tech build-out digestion, a 2022-style rate shock, a broad recession, and a China</w:t>
       </w:r>
       <w:r>
         <w:t xml:space="preserve"> </w:t>

--- a/docs/USER-GUIDE.docx
+++ b/docs/USER-GUIDE.docx
@@ -4397,7 +4397,7 @@
       <w:r>
         <w:drawing>
           <wp:inline>
-            <wp:extent cx="5334000" cy="18127265"/>
+            <wp:extent cx="5334000" cy="16318706"/>
             <wp:effectExtent b="0" l="0" r="0" t="0"/>
             <wp:docPr descr="Portfolio and triggers" title="" id="42" name="Picture"/>
             <a:graphic>
@@ -4418,7 +4418,7 @@
                   <pic:spPr bwMode="auto">
                     <a:xfrm>
                       <a:off x="0" y="0"/>
-                      <a:ext cx="5334000" cy="18127265"/>
+                      <a:ext cx="5334000" cy="16318706"/>
                     </a:xfrm>
                     <a:prstGeom prst="rect">
                       <a:avLst/>

--- a/docs/USER-GUIDE.docx
+++ b/docs/USER-GUIDE.docx
@@ -4489,7 +4489,7 @@
       <w:r>
         <w:drawing>
           <wp:inline>
-            <wp:extent cx="5334000" cy="16735425"/>
+            <wp:extent cx="5334000" cy="17068800"/>
             <wp:effectExtent b="0" l="0" r="0" t="0"/>
             <wp:docPr descr="Portfolio and triggers" title="" id="46" name="Picture"/>
             <a:graphic>
@@ -4510,7 +4510,7 @@
                   <pic:spPr bwMode="auto">
                     <a:xfrm>
                       <a:off x="0" y="0"/>
-                      <a:ext cx="5334000" cy="16735425"/>
+                      <a:ext cx="5334000" cy="17068800"/>
                     </a:xfrm>
                     <a:prstGeom prst="rect">
                       <a:avLst/>

--- a/docs/USER-GUIDE.docx
+++ b/docs/USER-GUIDE.docx
@@ -8311,6 +8311,140 @@
       </w:r>
       <w:r>
         <w:t xml:space="preserve">.</w:t>
+      </w:r>
+    </w:p>
+    <w:p>
+      <w:pPr>
+        <w:pStyle w:val="BodyText"/>
+      </w:pPr>
+      <w:r>
+        <w:rPr>
+          <w:bCs/>
+          <w:b/>
+        </w:rPr>
+        <w:t xml:space="preserve">Grouped by sleeve.</w:t>
+      </w:r>
+      <w:r>
+        <w:t xml:space="preserve"> </w:t>
+      </w:r>
+      <w:r>
+        <w:t xml:space="preserve">The buy/sell rows are split into</w:t>
+      </w:r>
+      <w:r>
+        <w:t xml:space="preserve"> </w:t>
+      </w:r>
+      <w:r>
+        <w:rPr>
+          <w:bCs/>
+          <w:b/>
+        </w:rPr>
+        <w:t xml:space="preserve">Deep-tech build-out</w:t>
+      </w:r>
+      <w:r>
+        <w:t xml:space="preserve"> </w:t>
+      </w:r>
+      <w:r>
+        <w:t xml:space="preserve">and</w:t>
+      </w:r>
+      <w:r>
+        <w:t xml:space="preserve"> </w:t>
+      </w:r>
+      <w:r>
+        <w:rPr>
+          <w:bCs/>
+          <w:b/>
+        </w:rPr>
+        <w:t xml:space="preserve">◇ Diversifier · 2nd</w:t>
+      </w:r>
+      <w:r>
+        <w:rPr>
+          <w:bCs/>
+          <w:b/>
+        </w:rPr>
+        <w:t xml:space="preserve"> </w:t>
+      </w:r>
+      <w:r>
+        <w:rPr>
+          <w:bCs/>
+          <w:b/>
+        </w:rPr>
+        <w:t xml:space="preserve">axis</w:t>
+      </w:r>
+      <w:r>
+        <w:t xml:space="preserve"> </w:t>
+      </w:r>
+      <w:r>
+        <w:t xml:space="preserve">sub-sections, each rebalanced</w:t>
+      </w:r>
+      <w:r>
+        <w:t xml:space="preserve"> </w:t>
+      </w:r>
+      <w:r>
+        <w:rPr>
+          <w:iCs/>
+          <w:i/>
+        </w:rPr>
+        <w:t xml:space="preserve">within its own budget</w:t>
+      </w:r>
+      <w:r>
+        <w:t xml:space="preserve"> </w:t>
+      </w:r>
+      <w:r>
+        <w:t xml:space="preserve">— so the diversifier sleeve is held to its</w:t>
+      </w:r>
+      <w:r>
+        <w:t xml:space="preserve"> </w:t>
+      </w:r>
+      <w:r>
+        <w:t xml:space="preserve">target % and never drifts into the build-out under the inverse-vol/opportunity tilts (and the opportunity</w:t>
+      </w:r>
+      <w:r>
+        <w:t xml:space="preserve"> </w:t>
+      </w:r>
+      <w:r>
+        <w:t xml:space="preserve">tilt is never applied to the diversifier). The diversifier line reads</w:t>
+      </w:r>
+      <w:r>
+        <w:t xml:space="preserve"> </w:t>
+      </w:r>
+      <w:r>
+        <w:t xml:space="preserve">“</w:t>
+      </w:r>
+      <w:r>
+        <w:t xml:space="preserve">no moves this scan</w:t>
+      </w:r>
+      <w:r>
+        <w:t xml:space="preserve">”</w:t>
+      </w:r>
+      <w:r>
+        <w:t xml:space="preserve"> </w:t>
+      </w:r>
+      <w:r>
+        <w:t xml:space="preserve">or</w:t>
+      </w:r>
+      <w:r>
+        <w:t xml:space="preserve"> </w:t>
+      </w:r>
+      <w:r>
+        <w:t xml:space="preserve">“</w:t>
+      </w:r>
+      <w:r>
+        <w:t xml:space="preserve">not funded</w:t>
+      </w:r>
+      <w:r>
+        <w:t xml:space="preserve"> </w:t>
+      </w:r>
+      <w:r>
+        <w:t xml:space="preserve">yet</w:t>
+      </w:r>
+      <w:r>
+        <w:t xml:space="preserve">”</w:t>
+      </w:r>
+      <w:r>
+        <w:t xml:space="preserve"> </w:t>
+      </w:r>
+      <w:r>
+        <w:t xml:space="preserve">when it has nothing to change.</w:t>
       </w:r>
     </w:p>
     <w:p>

--- a/docs/USER-GUIDE.docx
+++ b/docs/USER-GUIDE.docx
@@ -4489,7 +4489,7 @@
       <w:r>
         <w:drawing>
           <wp:inline>
-            <wp:extent cx="5334000" cy="17068800"/>
+            <wp:extent cx="5334000" cy="17831395"/>
             <wp:effectExtent b="0" l="0" r="0" t="0"/>
             <wp:docPr descr="Portfolio and triggers" title="" id="46" name="Picture"/>
             <a:graphic>
@@ -4510,7 +4510,7 @@
                   <pic:spPr bwMode="auto">
                     <a:xfrm>
                       <a:off x="0" y="0"/>
-                      <a:ext cx="5334000" cy="17068800"/>
+                      <a:ext cx="5334000" cy="17831395"/>
                     </a:xfrm>
                     <a:prstGeom prst="rect">
                       <a:avLst/>
@@ -8868,6 +8868,87 @@
     <w:p>
       <w:pPr>
         <w:pStyle w:val="FirstParagraph"/>
+      </w:pPr>
+      <w:r>
+        <w:t xml:space="preserve">Find it in the</w:t>
+      </w:r>
+      <w:r>
+        <w:t xml:space="preserve"> </w:t>
+      </w:r>
+      <w:r>
+        <w:rPr>
+          <w:bCs/>
+          <w:b/>
+        </w:rPr>
+        <w:t xml:space="preserve">Portfolio</w:t>
+      </w:r>
+      <w:r>
+        <w:t xml:space="preserve"> </w:t>
+      </w:r>
+      <w:r>
+        <w:t xml:space="preserve">tab, between</w:t>
+      </w:r>
+      <w:r>
+        <w:t xml:space="preserve"> </w:t>
+      </w:r>
+      <w:r>
+        <w:rPr>
+          <w:bCs/>
+          <w:b/>
+        </w:rPr>
+        <w:t xml:space="preserve">🎯 Suggestions</w:t>
+      </w:r>
+      <w:r>
+        <w:t xml:space="preserve"> </w:t>
+      </w:r>
+      <w:r>
+        <w:t xml:space="preserve">and</w:t>
+      </w:r>
+      <w:r>
+        <w:t xml:space="preserve"> </w:t>
+      </w:r>
+      <w:r>
+        <w:rPr>
+          <w:bCs/>
+          <w:b/>
+        </w:rPr>
+        <w:t xml:space="preserve">🔔 Triggers</w:t>
+      </w:r>
+      <w:r>
+        <w:t xml:space="preserve">. You don’t tell anyone your</w:t>
+      </w:r>
+      <w:r>
+        <w:t xml:space="preserve"> </w:t>
+      </w:r>
+      <w:r>
+        <w:t xml:space="preserve">tax rate ahead of time — the</w:t>
+      </w:r>
+      <w:r>
+        <w:t xml:space="preserve"> </w:t>
+      </w:r>
+      <w:r>
+        <w:rPr>
+          <w:bCs/>
+          <w:b/>
+        </w:rPr>
+        <w:t xml:space="preserve">marginal rate, horizon, and account balances are inline inputs</w:t>
+      </w:r>
+      <w:r>
+        <w:t xml:space="preserve"> </w:t>
+      </w:r>
+      <w:r>
+        <w:t xml:space="preserve">in this</w:t>
+      </w:r>
+      <w:r>
+        <w:t xml:space="preserve"> </w:t>
+      </w:r>
+      <w:r>
+        <w:t xml:space="preserve">section (browser-stored; defaults 35% / 20yr), so it recomputes as you type.</w:t>
+      </w:r>
+    </w:p>
+    <w:p>
+      <w:pPr>
+        <w:pStyle w:val="BodyText"/>
       </w:pPr>
       <w:r>
         <w:t xml:space="preserve">Same holdings, smarter</w:t>

--- a/docs/USER-GUIDE.docx
+++ b/docs/USER-GUIDE.docx
@@ -4489,7 +4489,7 @@
       <w:r>
         <w:drawing>
           <wp:inline>
-            <wp:extent cx="5334000" cy="17831395"/>
+            <wp:extent cx="5334000" cy="17523023"/>
             <wp:effectExtent b="0" l="0" r="0" t="0"/>
             <wp:docPr descr="Portfolio and triggers" title="" id="46" name="Picture"/>
             <a:graphic>
@@ -4510,7 +4510,7 @@
                   <pic:spPr bwMode="auto">
                     <a:xfrm>
                       <a:off x="0" y="0"/>
-                      <a:ext cx="5334000" cy="17831395"/>
+                      <a:ext cx="5334000" cy="17523023"/>
                     </a:xfrm>
                     <a:prstGeom prst="rect">
                       <a:avLst/>
@@ -4542,7 +4542,7 @@
         <w:pStyle w:val="BodyText"/>
       </w:pPr>
       <w:r>
-        <w:t xml:space="preserve">This tab is organized into six labelled blocks, each with its own</w:t>
+        <w:t xml:space="preserve">This tab is organized into five labelled blocks, each with its own</w:t>
       </w:r>
       <w:r>
         <w:t xml:space="preserve"> </w:t>
@@ -4618,26 +4618,29 @@
           <w:bCs/>
           <w:b/>
         </w:rPr>
-        <w:t xml:space="preserve">🎯 Suggestions</w:t>
-      </w:r>
-      <w:r>
-        <w:t xml:space="preserve"> </w:t>
-      </w:r>
-      <w:r>
-        <w:t xml:space="preserve">—</w:t>
-      </w:r>
-      <w:r>
-        <w:t xml:space="preserve"> </w:t>
-      </w:r>
-      <w:r>
-        <w:rPr>
-          <w:iCs/>
-          <w:i/>
-        </w:rPr>
-        <w:t xml:space="preserve">what to change</w:t>
-      </w:r>
-      <w:r>
-        <w:t xml:space="preserve">: the rebalance plan (grouped by sleeve, IRA tilts folded into its signal column) and a stress check.</w:t>
+        <w:t xml:space="preserve">🎯 Suggestions — what to buy &amp; where</w:t>
+      </w:r>
+      <w:r>
+        <w:t xml:space="preserve"> </w:t>
+      </w:r>
+      <w:r>
+        <w:t xml:space="preserve">— the rebalance plan (grouped by sleeve), the</w:t>
+      </w:r>
+      <w:r>
+        <w:t xml:space="preserve"> </w:t>
+      </w:r>
+      <w:r>
+        <w:rPr>
+          <w:bCs/>
+          <w:b/>
+        </w:rPr>
+        <w:t xml:space="preserve">tax-located buy plan</w:t>
+      </w:r>
+      <w:r>
+        <w:t xml:space="preserve"> </w:t>
+      </w:r>
+      <w:r>
+        <w:t xml:space="preserve">that deploys your cash across Roth / Traditional / taxable, and a stress check.</w:t>
       </w:r>
       <w:r>
         <w:t xml:space="preserve"> </w:t>
@@ -4653,29 +4656,7 @@
         <w:t xml:space="preserve"> </w:t>
       </w:r>
       <w:r>
-        <w:t xml:space="preserve">§4.7, §4.9</w:t>
-      </w:r>
-    </w:p>
-    <w:p>
-      <w:pPr>
-        <w:numPr>
-          <w:ilvl w:val="0"/>
-          <w:numId w:val="1004"/>
-        </w:numPr>
-        <w:pStyle w:val="Compact"/>
-      </w:pPr>
-      <w:r>
-        <w:rPr>
-          <w:bCs/>
-          <w:b/>
-        </w:rPr>
-        <w:t xml:space="preserve">💰 Tax &amp; asset location</w:t>
-      </w:r>
-      <w:r>
-        <w:t xml:space="preserve"> </w:t>
-      </w:r>
-      <w:r>
-        <w:t xml:space="preserve">— which account (Roth / Traditional / taxable) each name should sit in to maximize after-tax terminal value. §4.10</w:t>
+        <w:t xml:space="preserve">§4.7, §4.9, §4.10</w:t>
       </w:r>
     </w:p>
     <w:p>
@@ -8856,13 +8837,13 @@
       </w:r>
     </w:p>
     <w:bookmarkEnd w:id="62"/>
-    <w:bookmarkStart w:id="63" w:name="asset-location-roth-traditional-taxable"/>
+    <w:bookmarkStart w:id="63" w:name="X97c08d3d5fdd9afe5bbfb26f7455ccca4681339"/>
     <w:p>
       <w:pPr>
         <w:pStyle w:val="Heading3"/>
       </w:pPr>
       <w:r>
-        <w:t xml:space="preserve">4.10 Asset location (Roth / Traditional / taxable)</w:t>
+        <w:t xml:space="preserve">4.10 Tax-located buy plan (Roth / Traditional / taxable)</w:t>
       </w:r>
     </w:p>
     <w:p>
@@ -8870,23 +8851,7 @@
         <w:pStyle w:val="FirstParagraph"/>
       </w:pPr>
       <w:r>
-        <w:t xml:space="preserve">Find it in the</w:t>
-      </w:r>
-      <w:r>
-        <w:t xml:space="preserve"> </w:t>
-      </w:r>
-      <w:r>
-        <w:rPr>
-          <w:bCs/>
-          <w:b/>
-        </w:rPr>
-        <w:t xml:space="preserve">Portfolio</w:t>
-      </w:r>
-      <w:r>
-        <w:t xml:space="preserve"> </w:t>
-      </w:r>
-      <w:r>
-        <w:t xml:space="preserve">tab, between</w:t>
+        <w:t xml:space="preserve">Inside</w:t>
       </w:r>
       <w:r>
         <w:t xml:space="preserve"> </w:t>
@@ -8899,51 +8864,69 @@
         <w:t xml:space="preserve">🎯 Suggestions</w:t>
       </w:r>
       <w:r>
-        <w:t xml:space="preserve"> </w:t>
-      </w:r>
-      <w:r>
-        <w:t xml:space="preserve">and</w:t>
-      </w:r>
-      <w:r>
-        <w:t xml:space="preserve"> </w:t>
-      </w:r>
-      <w:r>
-        <w:rPr>
-          <w:bCs/>
-          <w:b/>
-        </w:rPr>
-        <w:t xml:space="preserve">🔔 Triggers</w:t>
-      </w:r>
-      <w:r>
-        <w:t xml:space="preserve">. You don’t tell anyone your</w:t>
-      </w:r>
-      <w:r>
-        <w:t xml:space="preserve"> </w:t>
-      </w:r>
-      <w:r>
-        <w:t xml:space="preserve">tax rate ahead of time — the</w:t>
-      </w:r>
-      <w:r>
-        <w:t xml:space="preserve"> </w:t>
-      </w:r>
-      <w:r>
-        <w:rPr>
-          <w:bCs/>
-          <w:b/>
-        </w:rPr>
-        <w:t xml:space="preserve">marginal rate, horizon, and account balances are inline inputs</w:t>
-      </w:r>
-      <w:r>
-        <w:t xml:space="preserve"> </w:t>
-      </w:r>
-      <w:r>
-        <w:t xml:space="preserve">in this</w:t>
-      </w:r>
-      <w:r>
-        <w:t xml:space="preserve"> </w:t>
-      </w:r>
-      <w:r>
-        <w:t xml:space="preserve">section (browser-stored; defaults 35% / 20yr), so it recomputes as you type.</w:t>
+        <w:t xml:space="preserve">. This is the</w:t>
+      </w:r>
+      <w:r>
+        <w:t xml:space="preserve"> </w:t>
+      </w:r>
+      <w:r>
+        <w:rPr>
+          <w:bCs/>
+          <w:b/>
+        </w:rPr>
+        <w:t xml:space="preserve">deployment plan</w:t>
+      </w:r>
+      <w:r>
+        <w:t xml:space="preserve">: it takes the committee’s suggested holdings</w:t>
+      </w:r>
+      <w:r>
+        <w:t xml:space="preserve"> </w:t>
+      </w:r>
+      <w:r>
+        <w:t xml:space="preserve">(build-out + the diversifier sleeve), spreads your cash across the target weights, and</w:t>
+      </w:r>
+      <w:r>
+        <w:t xml:space="preserve"> </w:t>
+      </w:r>
+      <w:r>
+        <w:rPr>
+          <w:bCs/>
+          <w:b/>
+        </w:rPr>
+        <w:t xml:space="preserve">places each name</w:t>
+      </w:r>
+      <w:r>
+        <w:rPr>
+          <w:bCs/>
+          <w:b/>
+        </w:rPr>
+        <w:t xml:space="preserve"> </w:t>
+      </w:r>
+      <w:r>
+        <w:rPr>
+          <w:bCs/>
+          <w:b/>
+        </w:rPr>
+        <w:t xml:space="preserve">in the account that maximizes after-tax terminal value</w:t>
+      </w:r>
+      <w:r>
+        <w:t xml:space="preserve"> </w:t>
+      </w:r>
+      <w:r>
+        <w:t xml:space="preserve">— shown as a</w:t>
+      </w:r>
+      <w:r>
+        <w:t xml:space="preserve"> </w:t>
+      </w:r>
+      <w:r>
+        <w:rPr>
+          <w:bCs/>
+          <w:b/>
+        </w:rPr>
+        <w:t xml:space="preserve">buy list grouped by account</w:t>
+      </w:r>
+      <w:r>
+        <w:t xml:space="preserve">.</w:t>
       </w:r>
     </w:p>
     <w:p>
@@ -8951,42 +8934,7 @@
         <w:pStyle w:val="BodyText"/>
       </w:pPr>
       <w:r>
-        <w:t xml:space="preserve">Same holdings, smarter</w:t>
-      </w:r>
-      <w:r>
-        <w:t xml:space="preserve"> </w:t>
-      </w:r>
-      <w:r>
-        <w:rPr>
-          <w:bCs/>
-          <w:b/>
-        </w:rPr>
-        <w:t xml:space="preserve">accounts</w:t>
-      </w:r>
-      <w:r>
-        <w:t xml:space="preserve"> </w:t>
-      </w:r>
-      <w:r>
-        <w:t xml:space="preserve">— where a name sits changes its</w:t>
-      </w:r>
-      <w:r>
-        <w:t xml:space="preserve"> </w:t>
-      </w:r>
-      <w:r>
-        <w:rPr>
-          <w:bCs/>
-          <w:b/>
-        </w:rPr>
-        <w:t xml:space="preserve">after-tax terminal value</w:t>
-      </w:r>
-      <w:r>
-        <w:t xml:space="preserve">. This</w:t>
-      </w:r>
-      <w:r>
-        <w:t xml:space="preserve"> </w:t>
-      </w:r>
-      <w:r>
-        <w:t xml:space="preserve">suggests the account for each name on two robust rules:</w:t>
+        <w:t xml:space="preserve">Two robust rules:</w:t>
       </w:r>
       <w:r>
         <w:t xml:space="preserve"> </w:t>
@@ -9012,19 +8960,19 @@
           <w:bCs/>
           <w:b/>
         </w:rPr>
-        <w:t xml:space="preserve">tax drag</w:t>
-      </w:r>
-      <w:r>
-        <w:t xml:space="preserve"> </w:t>
-      </w:r>
-      <w:r>
-        <w:t xml:space="preserve">(high</w:t>
-      </w:r>
-      <w:r>
-        <w:t xml:space="preserve"> </w:t>
-      </w:r>
-      <w:r>
-        <w:t xml:space="preserve">dividend-yield / high-turnover names → a tax-advantaged account; tax-efficient names →</w:t>
+        <w:t xml:space="preserve">dividend tax drag</w:t>
+      </w:r>
+      <w:r>
+        <w:t xml:space="preserve"> </w:t>
+      </w:r>
+      <w:r>
+        <w:t xml:space="preserve">— income-heavy names → a tax-advantaged</w:t>
+      </w:r>
+      <w:r>
+        <w:t xml:space="preserve"> </w:t>
+      </w:r>
+      <w:r>
+        <w:t xml:space="preserve">account; tax-efficient (low-yield) names →</w:t>
       </w:r>
       <w:r>
         <w:t xml:space="preserve"> </w:t>
@@ -9037,13 +8985,10 @@
         <w:t xml:space="preserve">taxable</w:t>
       </w:r>
       <w:r>
-        <w:t xml:space="preserve">, where</w:t>
-      </w:r>
-      <w:r>
-        <w:t xml:space="preserve"> </w:t>
-      </w:r>
-      <w:r>
-        <w:t xml:space="preserve">they get qualified rates, step-up at death, and loss-harvesting);</w:t>
+        <w:t xml:space="preserve"> </w:t>
+      </w:r>
+      <w:r>
+        <w:t xml:space="preserve">(qualified rates, step-up at death, loss-harvesting);</w:t>
       </w:r>
       <w:r>
         <w:t xml:space="preserve"> </w:t>
@@ -9059,45 +9004,29 @@
         <w:t xml:space="preserve"> </w:t>
       </w:r>
       <w:r>
-        <w:t xml:space="preserve">within tax-advantaged, the</w:t>
-      </w:r>
-      <w:r>
-        <w:t xml:space="preserve"> </w:t>
-      </w:r>
-      <w:r>
-        <w:rPr>
-          <w:bCs/>
-          <w:b/>
-        </w:rPr>
-        <w:t xml:space="preserve">highest-growth</w:t>
-      </w:r>
-      <w:r>
-        <w:t xml:space="preserve"> </w:t>
-      </w:r>
-      <w:r>
-        <w:t xml:space="preserve">names go to</w:t>
-      </w:r>
-      <w:r>
-        <w:t xml:space="preserve"> </w:t>
-      </w:r>
-      <w:r>
-        <w:rPr>
-          <w:bCs/>
-          <w:b/>
-        </w:rPr>
-        <w:t xml:space="preserve">Roth</w:t>
-      </w:r>
-      <w:r>
-        <w:t xml:space="preserve"> </w:t>
-      </w:r>
-      <w:r>
-        <w:t xml:space="preserve">(the biggest balance compounds tax-free forever), income/lower-</w:t>
-      </w:r>
-      <w:r>
-        <w:t xml:space="preserve"> </w:t>
-      </w:r>
-      <w:r>
-        <w:t xml:space="preserve">growth to</w:t>
+        <w:t xml:space="preserve">within tax-advantaged,</w:t>
+      </w:r>
+      <w:r>
+        <w:t xml:space="preserve"> </w:t>
+      </w:r>
+      <w:r>
+        <w:rPr>
+          <w:bCs/>
+          <w:b/>
+        </w:rPr>
+        <w:t xml:space="preserve">highest-growth → Roth</w:t>
+      </w:r>
+      <w:r>
+        <w:t xml:space="preserve"> </w:t>
+      </w:r>
+      <w:r>
+        <w:t xml:space="preserve">(the biggest balance compounds tax-free), income/</w:t>
+      </w:r>
+      <w:r>
+        <w:t xml:space="preserve"> </w:t>
+      </w:r>
+      <w:r>
+        <w:t xml:space="preserve">lower-growth →</w:t>
       </w:r>
       <w:r>
         <w:t xml:space="preserve"> </w:t>
@@ -9118,89 +9047,148 @@
         <w:pStyle w:val="BodyText"/>
       </w:pPr>
       <w:r>
-        <w:t xml:space="preserve">Enter your</w:t>
-      </w:r>
-      <w:r>
-        <w:t xml:space="preserve"> </w:t>
-      </w:r>
-      <w:r>
-        <w:rPr>
-          <w:bCs/>
-          <w:b/>
-        </w:rPr>
-        <w:t xml:space="preserve">Roth / Traditional / taxable balances</w:t>
-      </w:r>
-      <w:r>
-        <w:t xml:space="preserve"> </w:t>
-      </w:r>
-      <w:r>
-        <w:t xml:space="preserve">+ marginal rate + horizon in the inline inputs. Until</w:t>
-      </w:r>
-      <w:r>
-        <w:t xml:space="preserve"> </w:t>
-      </w:r>
-      <w:r>
-        <w:t xml:space="preserve">you split Roth vs Traditional it runs a</w:t>
-      </w:r>
-      <w:r>
-        <w:t xml:space="preserve"> </w:t>
-      </w:r>
-      <w:r>
-        <w:rPr>
-          <w:bCs/>
-          <w:b/>
-        </w:rPr>
-        <w:t xml:space="preserve">2-way</w:t>
-      </w:r>
-      <w:r>
-        <w:t xml:space="preserve"> </w:t>
-      </w:r>
-      <w:r>
-        <w:t xml:space="preserve">(tax-advantaged vs taxable) split and says so. The table</w:t>
-      </w:r>
-      <w:r>
-        <w:t xml:space="preserve"> </w:t>
-      </w:r>
-      <w:r>
-        <w:t xml:space="preserve">shows each name’s current vs</w:t>
-      </w:r>
-      <w:r>
-        <w:t xml:space="preserve"> </w:t>
-      </w:r>
-      <w:r>
-        <w:rPr>
-          <w:bCs/>
-          <w:b/>
-        </w:rPr>
-        <w:t xml:space="preserve">suggested</w:t>
-      </w:r>
-      <w:r>
-        <w:t xml:space="preserve"> </w:t>
-      </w:r>
-      <w:r>
-        <w:t xml:space="preserve">account (rows to move are highlighted), its yield, and the</w:t>
-      </w:r>
-      <w:r>
-        <w:t xml:space="preserve"> </w:t>
-      </w:r>
-      <w:r>
-        <w:rPr>
-          <w:bCs/>
-          <w:b/>
-        </w:rPr>
-        <w:t xml:space="preserve">tax drag avoided per year</w:t>
-      </w:r>
-      <w:r>
-        <w:t xml:space="preserve"> </w:t>
-      </w:r>
-      <w:r>
-        <w:t xml:space="preserve">by sheltering it — summed and compounded over your horizon. Growth (build-out</w:t>
-      </w:r>
-      <w:r>
-        <w:t xml:space="preserve"> </w:t>
-      </w:r>
-      <w:r>
-        <w:t xml:space="preserve">~9%, defensive ~4%) and yield use per-axis defaults where live data is absent.</w:t>
+        <w:t xml:space="preserve">Inline inputs (browser-stored; defaults 35% / 20yr) — so you never tell anyone your tax rate ahead of time:</w:t>
+      </w:r>
+      <w:r>
+        <w:t xml:space="preserve"> </w:t>
+      </w:r>
+      <w:r>
+        <w:t xml:space="preserve">-</w:t>
+      </w:r>
+      <w:r>
+        <w:t xml:space="preserve"> </w:t>
+      </w:r>
+      <w:r>
+        <w:rPr>
+          <w:bCs/>
+          <w:b/>
+        </w:rPr>
+        <w:t xml:space="preserve">Roth $ / Traditional $ / Taxable $</w:t>
+      </w:r>
+      <w:r>
+        <w:t xml:space="preserve"> </w:t>
+      </w:r>
+      <w:r>
+        <w:t xml:space="preserve">— your cash in each account (the deployable capacity).</w:t>
+      </w:r>
+      <w:r>
+        <w:t xml:space="preserve"> </w:t>
+      </w:r>
+      <w:r>
+        <w:t xml:space="preserve">-</w:t>
+      </w:r>
+      <w:r>
+        <w:t xml:space="preserve"> </w:t>
+      </w:r>
+      <w:r>
+        <w:rPr>
+          <w:bCs/>
+          <w:b/>
+        </w:rPr>
+        <w:t xml:space="preserve">Marginal % · Horizon yr</w:t>
+      </w:r>
+      <w:r>
+        <w:t xml:space="preserve"> </w:t>
+      </w:r>
+      <w:r>
+        <w:t xml:space="preserve">— drive the tax-drag estimate.</w:t>
+      </w:r>
+      <w:r>
+        <w:t xml:space="preserve"> </w:t>
+      </w:r>
+      <w:r>
+        <w:t xml:space="preserve">-</w:t>
+      </w:r>
+      <w:r>
+        <w:t xml:space="preserve"> </w:t>
+      </w:r>
+      <w:r>
+        <w:rPr>
+          <w:bCs/>
+          <w:b/>
+        </w:rPr>
+        <w:t xml:space="preserve">Exclude (own elsewhere)</w:t>
+      </w:r>
+      <w:r>
+        <w:t xml:space="preserve"> </w:t>
+      </w:r>
+      <w:r>
+        <w:t xml:space="preserve">— tickers you already hold in your broader portfolio (e.g. </w:t>
+      </w:r>
+      <w:r>
+        <w:rPr>
+          <w:rStyle w:val="VerbatimChar"/>
+        </w:rPr>
+        <w:t xml:space="preserve">SMH</w:t>
+      </w:r>
+      <w:r>
+        <w:t xml:space="preserve">); they’re</w:t>
+      </w:r>
+      <w:r>
+        <w:t xml:space="preserve"> </w:t>
+      </w:r>
+      <w:r>
+        <w:t xml:space="preserve">dropped and the remaining weights renormalized.</w:t>
+      </w:r>
+    </w:p>
+    <w:p>
+      <w:pPr>
+        <w:pStyle w:val="BodyText"/>
+      </w:pPr>
+      <w:r>
+        <w:t xml:space="preserve">Each account block shows what to</w:t>
+      </w:r>
+      <w:r>
+        <w:t xml:space="preserve"> </w:t>
+      </w:r>
+      <w:r>
+        <w:rPr>
+          <w:bCs/>
+          <w:b/>
+        </w:rPr>
+        <w:t xml:space="preserve">buy</w:t>
+      </w:r>
+      <w:r>
+        <w:t xml:space="preserve"> </w:t>
+      </w:r>
+      <w:r>
+        <w:t xml:space="preserve">there, the $ amount, yield, and the dividend tax it shelters/yr;</w:t>
+      </w:r>
+      <w:r>
+        <w:t xml:space="preserve"> </w:t>
+      </w:r>
+      <w:r>
+        <w:t xml:space="preserve">the header reports drag avoided per year + compounded over your horizon.</w:t>
+      </w:r>
+      <w:r>
+        <w:t xml:space="preserve"> </w:t>
+      </w:r>
+      <w:r>
+        <w:rPr>
+          <w:bCs/>
+          <w:b/>
+        </w:rPr>
+        <w:t xml:space="preserve">Rebalancing later keeps these</w:t>
+      </w:r>
+      <w:r>
+        <w:rPr>
+          <w:bCs/>
+          <w:b/>
+        </w:rPr>
+        <w:t xml:space="preserve"> </w:t>
+      </w:r>
+      <w:r>
+        <w:rPr>
+          <w:bCs/>
+          <w:b/>
+        </w:rPr>
+        <w:t xml:space="preserve">locations.</w:t>
+      </w:r>
+      <w:r>
+        <w:t xml:space="preserve"> </w:t>
+      </w:r>
+      <w:r>
+        <w:t xml:space="preserve">Until you split Roth vs Traditional it runs a 2-way (tax-advantaged vs taxable) split and says so.</w:t>
       </w:r>
     </w:p>
     <w:p>

--- a/docs/USER-GUIDE.docx
+++ b/docs/USER-GUIDE.docx
@@ -4489,7 +4489,7 @@
       <w:r>
         <w:drawing>
           <wp:inline>
-            <wp:extent cx="5334000" cy="17523023"/>
+            <wp:extent cx="5334000" cy="10672167"/>
             <wp:effectExtent b="0" l="0" r="0" t="0"/>
             <wp:docPr descr="Portfolio and triggers" title="" id="46" name="Picture"/>
             <a:graphic>
@@ -4510,7 +4510,7 @@
                   <pic:spPr bwMode="auto">
                     <a:xfrm>
                       <a:off x="0" y="0"/>
-                      <a:ext cx="5334000" cy="17523023"/>
+                      <a:ext cx="5334000" cy="10672167"/>
                     </a:xfrm>
                     <a:prstGeom prst="rect">
                       <a:avLst/>

--- a/docs/USER-GUIDE.docx
+++ b/docs/USER-GUIDE.docx
@@ -4624,23 +4624,23 @@
         <w:t xml:space="preserve"> </w:t>
       </w:r>
       <w:r>
-        <w:t xml:space="preserve">— the rebalance plan (grouped by sleeve), the</w:t>
-      </w:r>
-      <w:r>
-        <w:t xml:space="preserve"> </w:t>
-      </w:r>
-      <w:r>
-        <w:rPr>
-          <w:bCs/>
-          <w:b/>
-        </w:rPr>
-        <w:t xml:space="preserve">tax-located buy plan</w:t>
-      </w:r>
-      <w:r>
-        <w:t xml:space="preserve"> </w:t>
-      </w:r>
-      <w:r>
-        <w:t xml:space="preserve">that deploys your cash across Roth / Traditional / taxable, and a stress check.</w:t>
+        <w:t xml:space="preserve">— a</w:t>
+      </w:r>
+      <w:r>
+        <w:t xml:space="preserve"> </w:t>
+      </w:r>
+      <w:r>
+        <w:rPr>
+          <w:bCs/>
+          <w:b/>
+        </w:rPr>
+        <w:t xml:space="preserve">single tax-located buy/rebalance plan</w:t>
+      </w:r>
+      <w:r>
+        <w:t xml:space="preserve"> </w:t>
+      </w:r>
+      <w:r>
+        <w:t xml:space="preserve">that deploys your cash across Roth / Traditional / taxable (the old standalone Holdings-plan and generic Rebalance-plan tables were folded into this one), plus a stress check.</w:t>
       </w:r>
       <w:r>
         <w:t xml:space="preserve"> </w:t>
@@ -4656,7 +4656,7 @@
         <w:t xml:space="preserve"> </w:t>
       </w:r>
       <w:r>
-        <w:t xml:space="preserve">§4.7, §4.9, §4.10</w:t>
+        <w:t xml:space="preserve">§4.7, §4.10</w:t>
       </w:r>
     </w:p>
     <w:p>
@@ -7259,13 +7259,13 @@
       </w:r>
     </w:p>
     <w:bookmarkEnd w:id="55"/>
-    <w:bookmarkStart w:id="56" w:name="holdings-table"/>
+    <w:bookmarkStart w:id="56" w:name="holdings-table-folded-into-the-buy-plan"/>
     <w:p>
       <w:pPr>
         <w:pStyle w:val="Heading3"/>
       </w:pPr>
       <w:r>
-        <w:t xml:space="preserve">4.4 Holdings table</w:t>
+        <w:t xml:space="preserve">4.4 Holdings table → folded into the buy plan</w:t>
       </w:r>
     </w:p>
     <w:p>
@@ -7273,151 +7273,73 @@
         <w:pStyle w:val="FirstParagraph"/>
       </w:pPr>
       <w:r>
-        <w:t xml:space="preserve">Your</w:t>
-      </w:r>
-      <w:r>
-        <w:t xml:space="preserve"> </w:t>
-      </w:r>
-      <w:r>
-        <w:rPr>
-          <w:bCs/>
-          <w:b/>
-        </w:rPr>
-        <w:t xml:space="preserve">target plan</w:t>
-      </w:r>
-      <w:r>
-        <w:t xml:space="preserve">: account, target $, weight,</w:t>
-      </w:r>
-      <w:r>
-        <w:t xml:space="preserve"> </w:t>
-      </w:r>
-      <w:r>
-        <w:rPr>
-          <w:bCs/>
-          <w:b/>
-        </w:rPr>
-        <w:t xml:space="preserve">tier</w:t>
-      </w:r>
-      <w:r>
-        <w:t xml:space="preserve"> </w:t>
-      </w:r>
-      <w:r>
-        <w:t xml:space="preserve">(deployment pace), live price, YTD,</w:t>
-      </w:r>
-      <w:r>
-        <w:t xml:space="preserve"> </w:t>
-      </w:r>
-      <w:r>
-        <w:rPr>
-          <w:bCs/>
-          <w:b/>
-        </w:rPr>
-        <w:t xml:space="preserve">% off high</w:t>
-      </w:r>
-      <w:r>
-        <w:t xml:space="preserve">,</w:t>
-      </w:r>
-      <w:r>
-        <w:t xml:space="preserve"> </w:t>
-      </w:r>
-      <w:r>
-        <w:rPr>
-          <w:bCs/>
-          <w:b/>
-        </w:rPr>
-        <w:t xml:space="preserve">vs 200-DMA</w:t>
-      </w:r>
-      <w:r>
-        <w:t xml:space="preserve"> </w:t>
-      </w:r>
-      <w:r>
-        <w:t xml:space="preserve">(trend), and</w:t>
-      </w:r>
-      <w:r>
-        <w:t xml:space="preserve"> </w:t>
-      </w:r>
-      <w:r>
-        <w:rPr>
-          <w:bCs/>
-          <w:b/>
-        </w:rPr>
-        <w:t xml:space="preserve">Fwd P/E</w:t>
-      </w:r>
-      <w:r>
-        <w:t xml:space="preserve"> </w:t>
-      </w:r>
-      <w:r>
-        <w:t xml:space="preserve">(the</w:t>
-      </w:r>
-      <w:r>
-        <w:t xml:space="preserve"> </w:t>
-      </w:r>
-      <w:r>
-        <w:t xml:space="preserve">“</w:t>
-      </w:r>
-      <w:r>
-        <w:t xml:space="preserve">went up a lot ≠ expensive</w:t>
-      </w:r>
-      <w:r>
-        <w:t xml:space="preserve">”</w:t>
-      </w:r>
-      <w:r>
-        <w:t xml:space="preserve"> </w:t>
-      </w:r>
-      <w:r>
-        <w:t xml:space="preserve">check; skipped</w:t>
-      </w:r>
-      <w:r>
-        <w:t xml:space="preserve"> </w:t>
-      </w:r>
-      <w:r>
-        <w:t xml:space="preserve">for ETFs). A</w:t>
-      </w:r>
-      <w:r>
-        <w:t xml:space="preserve"> </w:t>
-      </w:r>
-      <w:r>
-        <w:rPr>
-          <w:bCs/>
-          <w:b/>
-        </w:rPr>
-        <w:t xml:space="preserve">⚠</w:t>
-      </w:r>
-      <w:r>
-        <w:t xml:space="preserve"> </w:t>
-      </w:r>
-      <w:r>
-        <w:t xml:space="preserve">next to a ticker means a data-quality flag (divergent sources, a big jump, or a stale</w:t>
-      </w:r>
-      <w:r>
-        <w:t xml:space="preserve"> </w:t>
-      </w:r>
-      <w:r>
-        <w:t xml:space="preserve">quote — hover to see why).</w:t>
-      </w:r>
-    </w:p>
-    <w:p>
-      <w:pPr>
-        <w:pStyle w:val="BodyText"/>
-      </w:pPr>
-      <w:r>
-        <w:rPr>
-          <w:bCs/>
-          <w:b/>
-        </w:rPr>
-        <w:t xml:space="preserve">Tiers:</w:t>
-      </w:r>
-      <w:r>
-        <w:t xml:space="preserve"> </w:t>
-      </w:r>
-      <w:r>
-        <w:t xml:space="preserve">A = 100% now · B = 50% now + months 1–3 · C = 25% now + DCA to month 9 · D = small option</w:t>
-      </w:r>
-      <w:r>
-        <w:t xml:space="preserve"> </w:t>
-      </w:r>
-      <w:r>
-        <w:t xml:space="preserve">sleeve · DRY = cash held for triggers.</w:t>
+        <w:t xml:space="preserve">The standalone Holdings-plan table was</w:t>
+      </w:r>
+      <w:r>
+        <w:t xml:space="preserve"> </w:t>
+      </w:r>
+      <w:r>
+        <w:rPr>
+          <w:bCs/>
+          <w:b/>
+        </w:rPr>
+        <w:t xml:space="preserve">removed</w:t>
+      </w:r>
+      <w:r>
+        <w:t xml:space="preserve"> </w:t>
+      </w:r>
+      <w:r>
+        <w:t xml:space="preserve">to keep the Portfolio page to one actionable plan. The</w:t>
+      </w:r>
+      <w:r>
+        <w:t xml:space="preserve"> </w:t>
+      </w:r>
+      <w:r>
+        <w:t xml:space="preserve">target plan’s names/weights now flow directly into the</w:t>
+      </w:r>
+      <w:r>
+        <w:t xml:space="preserve"> </w:t>
+      </w:r>
+      <w:r>
+        <w:rPr>
+          <w:bCs/>
+          <w:b/>
+        </w:rPr>
+        <w:t xml:space="preserve">Tax-located buy plan</w:t>
+      </w:r>
+      <w:r>
+        <w:t xml:space="preserve"> </w:t>
+      </w:r>
+      <w:r>
+        <w:t xml:space="preserve">(§4.10), which shows what</w:t>
+      </w:r>
+      <w:r>
+        <w:t xml:space="preserve"> </w:t>
+      </w:r>
+      <w:r>
+        <w:t xml:space="preserve">to buy of each and in which account.</w:t>
+      </w:r>
+      <w:r>
+        <w:t xml:space="preserve"> </w:t>
+      </w:r>
+      <w:r>
+        <w:rPr>
+          <w:bCs/>
+          <w:b/>
+        </w:rPr>
+        <w:t xml:space="preserve">Tiers</w:t>
+      </w:r>
+      <w:r>
+        <w:t xml:space="preserve"> </w:t>
+      </w:r>
+      <w:r>
+        <w:t xml:space="preserve">(deployment pace) still drive the DCA calendar (§4.6):</w:t>
+      </w:r>
+      <w:r>
+        <w:t xml:space="preserve"> </w:t>
+      </w:r>
+      <w:r>
+        <w:t xml:space="preserve">A = 100% now · B = 50% now + months 1–3 · C = 25% now + DCA to month 9 · D = small option sleeve · DRY = cash.</w:t>
       </w:r>
     </w:p>
     <w:bookmarkEnd w:id="56"/>
@@ -8079,13 +8001,13 @@
       </w:r>
     </w:p>
     <w:bookmarkEnd w:id="61"/>
-    <w:bookmarkStart w:id="62" w:name="Xbceddce322048c5d80798aee7cf845116272575"/>
+    <w:bookmarkStart w:id="62" w:name="X6c904b39a438a4d1ae019f77a5ea06af858fe8c"/>
     <w:p>
       <w:pPr>
         <w:pStyle w:val="Heading3"/>
       </w:pPr>
       <w:r>
-        <w:t xml:space="preserve">4.9 Rebalance plan (G3 — volatility-tilted target weights → buy/sell)</w:t>
+        <w:t xml:space="preserve">4.9 Rebalance plan → folded into the tax-located plan</w:t>
       </w:r>
     </w:p>
     <w:p>
@@ -8093,58 +8015,51 @@
         <w:pStyle w:val="FirstParagraph"/>
       </w:pPr>
       <w:r>
-        <w:t xml:space="preserve">The fuller allocation engine: it builds</w:t>
-      </w:r>
-      <w:r>
-        <w:t xml:space="preserve"> </w:t>
-      </w:r>
-      <w:r>
-        <w:rPr>
-          <w:bCs/>
-          <w:b/>
-        </w:rPr>
-        <w:t xml:space="preserve">two</w:t>
-      </w:r>
-      <w:r>
-        <w:t xml:space="preserve"> </w:t>
-      </w:r>
-      <w:r>
-        <w:t xml:space="preserve">target-weight vectors and turns each into a concrete</w:t>
-      </w:r>
-      <w:r>
-        <w:t xml:space="preserve"> </w:t>
-      </w:r>
-      <w:r>
-        <w:rPr>
-          <w:bCs/>
-          <w:b/>
-        </w:rPr>
-        <w:t xml:space="preserve">buy/sell dollar plan</w:t>
-      </w:r>
-      <w:r>
-        <w:t xml:space="preserve">, shown side by side so you can see how the signals move your book:</w:t>
-      </w:r>
-      <w:r>
-        <w:t xml:space="preserve"> </w:t>
-      </w:r>
-      <w:r>
-        <w:t xml:space="preserve">-</w:t>
-      </w:r>
-      <w:r>
-        <w:t xml:space="preserve"> </w:t>
-      </w:r>
-      <w:r>
-        <w:rPr>
-          <w:bCs/>
-          <w:b/>
-        </w:rPr>
-        <w:t xml:space="preserve">Research plan</w:t>
-      </w:r>
-      <w:r>
-        <w:t xml:space="preserve"> </w:t>
-      </w:r>
-      <w:r>
-        <w:t xml:space="preserve">— your</w:t>
+        <w:t xml:space="preserve">The standalone Rebalance-plan table was</w:t>
+      </w:r>
+      <w:r>
+        <w:t xml:space="preserve"> </w:t>
+      </w:r>
+      <w:r>
+        <w:rPr>
+          <w:bCs/>
+          <w:b/>
+        </w:rPr>
+        <w:t xml:space="preserve">removed</w:t>
+      </w:r>
+      <w:r>
+        <w:t xml:space="preserve"> </w:t>
+      </w:r>
+      <w:r>
+        <w:t xml:space="preserve">— the single</w:t>
+      </w:r>
+      <w:r>
+        <w:t xml:space="preserve"> </w:t>
+      </w:r>
+      <w:r>
+        <w:rPr>
+          <w:bCs/>
+          <w:b/>
+        </w:rPr>
+        <w:t xml:space="preserve">Tax-located buy plan</w:t>
+      </w:r>
+      <w:r>
+        <w:t xml:space="preserve"> </w:t>
+      </w:r>
+      <w:r>
+        <w:t xml:space="preserve">(§4.10) is now the</w:t>
+      </w:r>
+      <w:r>
+        <w:t xml:space="preserve"> </w:t>
+      </w:r>
+      <w:r>
+        <w:t xml:space="preserve">one buy/rebalance view. The scanner still computes the underlying weight/funding engine (below) and emits it</w:t>
+      </w:r>
+      <w:r>
+        <w:t xml:space="preserve"> </w:t>
+      </w:r>
+      <w:r>
+        <w:t xml:space="preserve">to</w:t>
       </w:r>
       <w:r>
         <w:t xml:space="preserve"> </w:t>
@@ -8153,236 +8068,184 @@
         <w:rPr>
           <w:rStyle w:val="VerbatimChar"/>
         </w:rPr>
-        <w:t xml:space="preserve">portfolio.json</w:t>
-      </w:r>
-      <w:r>
-        <w:t xml:space="preserve"> </w:t>
-      </w:r>
-      <w:r>
-        <w:t xml:space="preserve">weights nudged only by a</w:t>
-      </w:r>
-      <w:r>
-        <w:t xml:space="preserve"> </w:t>
-      </w:r>
-      <w:r>
-        <w:rPr>
-          <w:bCs/>
-          <w:b/>
-        </w:rPr>
-        <w:t xml:space="preserve">light ±15% inverse-volatility</w:t>
-      </w:r>
-      <w:r>
-        <w:rPr>
-          <w:bCs/>
-          <w:b/>
-        </w:rPr>
-        <w:t xml:space="preserve"> </w:t>
-      </w:r>
-      <w:r>
-        <w:rPr>
-          <w:bCs/>
-          <w:b/>
-        </w:rPr>
-        <w:t xml:space="preserve">tilt</w:t>
-      </w:r>
-      <w:r>
-        <w:t xml:space="preserve">, so high-vol names (COPX/LEU/MP) don’t silently dominate. Your conviction stays primary.</w:t>
-      </w:r>
-      <w:r>
-        <w:t xml:space="preserve"> </w:t>
-      </w:r>
-      <w:r>
-        <w:t xml:space="preserve">-</w:t>
-      </w:r>
-      <w:r>
-        <w:t xml:space="preserve"> </w:t>
-      </w:r>
-      <w:r>
-        <w:rPr>
-          <w:bCs/>
-          <w:b/>
-        </w:rPr>
-        <w:t xml:space="preserve">Signal plan</w:t>
-      </w:r>
-      <w:r>
-        <w:t xml:space="preserve"> </w:t>
-      </w:r>
-      <w:r>
-        <w:t xml:space="preserve">— the research weight</w:t>
-      </w:r>
-      <w:r>
-        <w:t xml:space="preserve"> </w:t>
-      </w:r>
-      <w:r>
-        <w:rPr>
-          <w:bCs/>
-          <w:b/>
-        </w:rPr>
-        <w:t xml:space="preserve">also</w:t>
-      </w:r>
-      <w:r>
-        <w:t xml:space="preserve"> </w:t>
-      </w:r>
-      <w:r>
-        <w:t xml:space="preserve">moved by the</w:t>
-      </w:r>
-      <w:r>
-        <w:t xml:space="preserve"> </w:t>
-      </w:r>
-      <w:r>
-        <w:rPr>
-          <w:bCs/>
-          <w:b/>
-        </w:rPr>
-        <w:t xml:space="preserve">thesis Opportunity</w:t>
-      </w:r>
-      <w:r>
-        <w:t xml:space="preserve"> </w:t>
-      </w:r>
-      <w:r>
-        <w:t xml:space="preserve">(the human</w:t>
-      </w:r>
-      <w:r>
-        <w:t xml:space="preserve"> </w:t>
-      </w:r>
-      <w:r>
-        <w:t xml:space="preserve">priced-in label × durability,</w:t>
-      </w:r>
-      <w:r>
-        <w:t xml:space="preserve"> </w:t>
-      </w:r>
+        <w:t xml:space="preserve">signals.json</w:t>
+      </w:r>
+      <w:r>
+        <w:t xml:space="preserve"> </w:t>
+      </w:r>
+      <w:r>
+        <w:t xml:space="preserve">for the record; the dashboard just no longer renders it as a separate table.</w:t>
+      </w:r>
+    </w:p>
+    <w:p>
+      <w:pPr>
+        <w:pStyle w:val="BodyText"/>
+      </w:pPr>
       <w:r>
         <w:rPr>
           <w:iCs/>
           <w:i/>
         </w:rPr>
-        <w:t xml:space="preserve">not</w:t>
-      </w:r>
-      <w:r>
-        <w:t xml:space="preserve"> </w:t>
-      </w:r>
-      <w:r>
-        <w:t xml:space="preserve">the price-momentum part — momentum enters only once, via the regime</w:t>
-      </w:r>
-      <w:r>
-        <w:t xml:space="preserve"> </w:t>
-      </w:r>
-      <w:r>
-        <w:t xml:space="preserve">tilt) and the</w:t>
-      </w:r>
-      <w:r>
-        <w:t xml:space="preserve"> </w:t>
-      </w:r>
-      <w:r>
-        <w:rPr>
-          <w:bCs/>
-          <w:b/>
-        </w:rPr>
-        <w:t xml:space="preserve">regime tilt</w:t>
-      </w:r>
-      <w:r>
-        <w:t xml:space="preserve">. A research-committee</w:t>
-      </w:r>
-      <w:r>
-        <w:t xml:space="preserve"> </w:t>
-      </w:r>
-      <w:r>
-        <w:t xml:space="preserve">“</w:t>
-      </w:r>
-      <w:r>
-        <w:t xml:space="preserve">crowded</w:t>
-      </w:r>
-      <w:r>
-        <w:t xml:space="preserve">”</w:t>
-      </w:r>
-      <w:r>
-        <w:t xml:space="preserve"> </w:t>
-      </w:r>
-      <w:r>
-        <w:t xml:space="preserve">downgrade lowers a name’s thesis</w:t>
-      </w:r>
-      <w:r>
-        <w:t xml:space="preserve"> </w:t>
-      </w:r>
-      <w:r>
-        <w:t xml:space="preserve">Opportunity → shrinks its weight here → surfaces a trim. This</w:t>
-      </w:r>
-      <w:r>
-        <w:t xml:space="preserve"> </w:t>
-      </w:r>
-      <w:r>
-        <w:rPr>
-          <w:bCs/>
-          <w:b/>
-        </w:rPr>
-        <w:t xml:space="preserve">closes the thesis→allocation link</w:t>
-      </w:r>
-      <w:r>
-        <w:t xml:space="preserve">.</w:t>
-      </w:r>
-    </w:p>
-    <w:p>
-      <w:pPr>
-        <w:pStyle w:val="BodyText"/>
-      </w:pPr>
-      <w:r>
-        <w:rPr>
-          <w:bCs/>
-          <w:b/>
-        </w:rPr>
-        <w:t xml:space="preserve">Grouped by sleeve.</w:t>
-      </w:r>
-      <w:r>
-        <w:t xml:space="preserve"> </w:t>
-      </w:r>
-      <w:r>
-        <w:t xml:space="preserve">The buy/sell rows are split into</w:t>
-      </w:r>
-      <w:r>
-        <w:t xml:space="preserve"> </w:t>
-      </w:r>
-      <w:r>
-        <w:rPr>
-          <w:bCs/>
-          <w:b/>
-        </w:rPr>
-        <w:t xml:space="preserve">Deep-tech build-out</w:t>
-      </w:r>
-      <w:r>
-        <w:t xml:space="preserve"> </w:t>
-      </w:r>
-      <w:r>
-        <w:t xml:space="preserve">and</w:t>
-      </w:r>
-      <w:r>
-        <w:t xml:space="preserve"> </w:t>
-      </w:r>
-      <w:r>
-        <w:rPr>
-          <w:bCs/>
-          <w:b/>
-        </w:rPr>
-        <w:t xml:space="preserve">◇ Diversifier · 2nd</w:t>
-      </w:r>
-      <w:r>
-        <w:rPr>
-          <w:bCs/>
-          <w:b/>
-        </w:rPr>
-        <w:t xml:space="preserve"> </w:t>
-      </w:r>
-      <w:r>
-        <w:rPr>
-          <w:bCs/>
-          <w:b/>
-        </w:rPr>
-        <w:t xml:space="preserve">axis</w:t>
-      </w:r>
-      <w:r>
-        <w:t xml:space="preserve"> </w:t>
-      </w:r>
-      <w:r>
-        <w:t xml:space="preserve">sub-sections, each rebalanced</w:t>
+        <w:t xml:space="preserve">(Engine, for reference — how the target weights are derived:)</w:t>
+      </w:r>
+      <w:r>
+        <w:t xml:space="preserve"> </w:t>
+      </w:r>
+      <w:r>
+        <w:t xml:space="preserve">it builds</w:t>
+      </w:r>
+      <w:r>
+        <w:t xml:space="preserve"> </w:t>
+      </w:r>
+      <w:r>
+        <w:rPr>
+          <w:bCs/>
+          <w:b/>
+        </w:rPr>
+        <w:t xml:space="preserve">two</w:t>
+      </w:r>
+      <w:r>
+        <w:t xml:space="preserve"> </w:t>
+      </w:r>
+      <w:r>
+        <w:t xml:space="preserve">target-weight vectors and turns each into a concrete</w:t>
+      </w:r>
+      <w:r>
+        <w:t xml:space="preserve"> </w:t>
+      </w:r>
+      <w:r>
+        <w:rPr>
+          <w:bCs/>
+          <w:b/>
+        </w:rPr>
+        <w:t xml:space="preserve">buy/sell dollar plan</w:t>
+      </w:r>
+      <w:r>
+        <w:t xml:space="preserve">, shown side by side so you can see how the signals move your book:</w:t>
+      </w:r>
+      <w:r>
+        <w:t xml:space="preserve"> </w:t>
+      </w:r>
+      <w:r>
+        <w:t xml:space="preserve">-</w:t>
+      </w:r>
+      <w:r>
+        <w:t xml:space="preserve"> </w:t>
+      </w:r>
+      <w:r>
+        <w:rPr>
+          <w:bCs/>
+          <w:b/>
+        </w:rPr>
+        <w:t xml:space="preserve">Research plan</w:t>
+      </w:r>
+      <w:r>
+        <w:t xml:space="preserve"> </w:t>
+      </w:r>
+      <w:r>
+        <w:t xml:space="preserve">— your</w:t>
+      </w:r>
+      <w:r>
+        <w:t xml:space="preserve"> </w:t>
+      </w:r>
+      <w:r>
+        <w:rPr>
+          <w:rStyle w:val="VerbatimChar"/>
+        </w:rPr>
+        <w:t xml:space="preserve">portfolio.json</w:t>
+      </w:r>
+      <w:r>
+        <w:t xml:space="preserve"> </w:t>
+      </w:r>
+      <w:r>
+        <w:t xml:space="preserve">weights nudged only by a</w:t>
+      </w:r>
+      <w:r>
+        <w:t xml:space="preserve"> </w:t>
+      </w:r>
+      <w:r>
+        <w:rPr>
+          <w:bCs/>
+          <w:b/>
+        </w:rPr>
+        <w:t xml:space="preserve">light ±15% inverse-volatility</w:t>
+      </w:r>
+      <w:r>
+        <w:rPr>
+          <w:bCs/>
+          <w:b/>
+        </w:rPr>
+        <w:t xml:space="preserve"> </w:t>
+      </w:r>
+      <w:r>
+        <w:rPr>
+          <w:bCs/>
+          <w:b/>
+        </w:rPr>
+        <w:t xml:space="preserve">tilt</w:t>
+      </w:r>
+      <w:r>
+        <w:t xml:space="preserve">, so high-vol names (COPX/LEU/MP) don’t silently dominate. Your conviction stays primary.</w:t>
+      </w:r>
+      <w:r>
+        <w:t xml:space="preserve"> </w:t>
+      </w:r>
+      <w:r>
+        <w:t xml:space="preserve">-</w:t>
+      </w:r>
+      <w:r>
+        <w:t xml:space="preserve"> </w:t>
+      </w:r>
+      <w:r>
+        <w:rPr>
+          <w:bCs/>
+          <w:b/>
+        </w:rPr>
+        <w:t xml:space="preserve">Signal plan</w:t>
+      </w:r>
+      <w:r>
+        <w:t xml:space="preserve"> </w:t>
+      </w:r>
+      <w:r>
+        <w:t xml:space="preserve">— the research weight</w:t>
+      </w:r>
+      <w:r>
+        <w:t xml:space="preserve"> </w:t>
+      </w:r>
+      <w:r>
+        <w:rPr>
+          <w:bCs/>
+          <w:b/>
+        </w:rPr>
+        <w:t xml:space="preserve">also</w:t>
+      </w:r>
+      <w:r>
+        <w:t xml:space="preserve"> </w:t>
+      </w:r>
+      <w:r>
+        <w:t xml:space="preserve">moved by the</w:t>
+      </w:r>
+      <w:r>
+        <w:t xml:space="preserve"> </w:t>
+      </w:r>
+      <w:r>
+        <w:rPr>
+          <w:bCs/>
+          <w:b/>
+        </w:rPr>
+        <w:t xml:space="preserve">thesis Opportunity</w:t>
+      </w:r>
+      <w:r>
+        <w:t xml:space="preserve"> </w:t>
+      </w:r>
+      <w:r>
+        <w:t xml:space="preserve">(the human</w:t>
+      </w:r>
+      <w:r>
+        <w:t xml:space="preserve"> </w:t>
+      </w:r>
+      <w:r>
+        <w:t xml:space="preserve">priced-in label × durability,</w:t>
       </w:r>
       <w:r>
         <w:t xml:space="preserve"> </w:t>
@@ -8392,25 +8255,32 @@
           <w:iCs/>
           <w:i/>
         </w:rPr>
-        <w:t xml:space="preserve">within its own budget</w:t>
-      </w:r>
-      <w:r>
-        <w:t xml:space="preserve"> </w:t>
-      </w:r>
-      <w:r>
-        <w:t xml:space="preserve">— so the diversifier sleeve is held to its</w:t>
-      </w:r>
-      <w:r>
-        <w:t xml:space="preserve"> </w:t>
-      </w:r>
-      <w:r>
-        <w:t xml:space="preserve">target % and never drifts into the build-out under the inverse-vol/opportunity tilts (and the opportunity</w:t>
-      </w:r>
-      <w:r>
-        <w:t xml:space="preserve"> </w:t>
-      </w:r>
-      <w:r>
-        <w:t xml:space="preserve">tilt is never applied to the diversifier). The diversifier line reads</w:t>
+        <w:t xml:space="preserve">not</w:t>
+      </w:r>
+      <w:r>
+        <w:t xml:space="preserve"> </w:t>
+      </w:r>
+      <w:r>
+        <w:t xml:space="preserve">the price-momentum part — momentum enters only once, via the regime</w:t>
+      </w:r>
+      <w:r>
+        <w:t xml:space="preserve"> </w:t>
+      </w:r>
+      <w:r>
+        <w:t xml:space="preserve">tilt) and the</w:t>
+      </w:r>
+      <w:r>
+        <w:t xml:space="preserve"> </w:t>
+      </w:r>
+      <w:r>
+        <w:rPr>
+          <w:bCs/>
+          <w:b/>
+        </w:rPr>
+        <w:t xml:space="preserve">regime tilt</w:t>
+      </w:r>
+      <w:r>
+        <w:t xml:space="preserve">. A research-committee</w:t>
       </w:r>
       <w:r>
         <w:t xml:space="preserve"> </w:t>
@@ -8419,7 +8289,7 @@
         <w:t xml:space="preserve">“</w:t>
       </w:r>
       <w:r>
-        <w:t xml:space="preserve">no moves this scan</w:t>
+        <w:t xml:space="preserve">crowded</w:t>
       </w:r>
       <w:r>
         <w:t xml:space="preserve">”</w:t>
@@ -8428,31 +8298,26 @@
         <w:t xml:space="preserve"> </w:t>
       </w:r>
       <w:r>
-        <w:t xml:space="preserve">or</w:t>
-      </w:r>
-      <w:r>
-        <w:t xml:space="preserve"> </w:t>
-      </w:r>
-      <w:r>
-        <w:t xml:space="preserve">“</w:t>
-      </w:r>
-      <w:r>
-        <w:t xml:space="preserve">not funded</w:t>
-      </w:r>
-      <w:r>
-        <w:t xml:space="preserve"> </w:t>
-      </w:r>
-      <w:r>
-        <w:t xml:space="preserve">yet</w:t>
-      </w:r>
-      <w:r>
-        <w:t xml:space="preserve">”</w:t>
-      </w:r>
-      <w:r>
-        <w:t xml:space="preserve"> </w:t>
-      </w:r>
-      <w:r>
-        <w:t xml:space="preserve">when it has nothing to change.</w:t>
+        <w:t xml:space="preserve">downgrade lowers a name’s thesis</w:t>
+      </w:r>
+      <w:r>
+        <w:t xml:space="preserve"> </w:t>
+      </w:r>
+      <w:r>
+        <w:t xml:space="preserve">Opportunity → shrinks its weight here → surfaces a trim. This</w:t>
+      </w:r>
+      <w:r>
+        <w:t xml:space="preserve"> </w:t>
+      </w:r>
+      <w:r>
+        <w:rPr>
+          <w:bCs/>
+          <w:b/>
+        </w:rPr>
+        <w:t xml:space="preserve">closes the thesis→allocation link</w:t>
+      </w:r>
+      <w:r>
+        <w:t xml:space="preserve">.</w:t>
       </w:r>
     </w:p>
     <w:p>
@@ -8464,110 +8329,59 @@
           <w:bCs/>
           <w:b/>
         </w:rPr>
-        <w:t xml:space="preserve">Funding rules (so the plan is realistic, not just ideal weights):</w:t>
-      </w:r>
-      <w:r>
-        <w:t xml:space="preserve"> </w:t>
-      </w:r>
-      <w:r>
-        <w:t xml:space="preserve">- The</w:t>
-      </w:r>
-      <w:r>
-        <w:t xml:space="preserve"> </w:t>
-      </w:r>
-      <w:r>
-        <w:rPr>
-          <w:bCs/>
-          <w:b/>
-        </w:rPr>
-        <w:t xml:space="preserve">IRA</w:t>
-      </w:r>
-      <w:r>
-        <w:t xml:space="preserve"> </w:t>
-      </w:r>
-      <w:r>
-        <w:t xml:space="preserve">(tax-free)</w:t>
-      </w:r>
-      <w:r>
-        <w:t xml:space="preserve"> </w:t>
-      </w:r>
-      <w:r>
-        <w:rPr>
-          <w:bCs/>
-          <w:b/>
-        </w:rPr>
-        <w:t xml:space="preserve">self-funds</w:t>
-      </w:r>
-      <w:r>
-        <w:t xml:space="preserve"> </w:t>
-      </w:r>
-      <w:r>
-        <w:t xml:space="preserve">— trims pay for buys within the sleeve (buys ≈ sells exactly).</w:t>
-      </w:r>
-      <w:r>
-        <w:t xml:space="preserve"> </w:t>
-      </w:r>
-      <w:r>
-        <w:t xml:space="preserve">- The</w:t>
-      </w:r>
-      <w:r>
-        <w:t xml:space="preserve"> </w:t>
-      </w:r>
-      <w:r>
-        <w:rPr>
-          <w:bCs/>
-          <w:b/>
-        </w:rPr>
-        <w:t xml:space="preserve">taxable</w:t>
-      </w:r>
-      <w:r>
-        <w:t xml:space="preserve"> </w:t>
-      </w:r>
-      <w:r>
-        <w:t xml:space="preserve">sleeve stays</w:t>
-      </w:r>
-      <w:r>
-        <w:t xml:space="preserve"> </w:t>
-      </w:r>
-      <w:r>
-        <w:rPr>
-          <w:bCs/>
-          <w:b/>
-        </w:rPr>
-        <w:t xml:space="preserve">buy-and-hold anchors</w:t>
-      </w:r>
-      <w:r>
-        <w:t xml:space="preserve">: a taxable</w:t>
-      </w:r>
-      <w:r>
-        <w:t xml:space="preserve"> </w:t>
-      </w:r>
-      <w:r>
-        <w:rPr>
-          <w:bCs/>
-          <w:b/>
-        </w:rPr>
-        <w:t xml:space="preserve">trim is only actioned above a higher</w:t>
-      </w:r>
-      <w:r>
-        <w:rPr>
-          <w:bCs/>
-          <w:b/>
-        </w:rPr>
-        <w:t xml:space="preserve"> </w:t>
-      </w:r>
-      <w:r>
-        <w:rPr>
-          <w:bCs/>
-          <w:b/>
-        </w:rPr>
-        <w:t xml:space="preserve">bar — the cost-basis trim rule</w:t>
-      </w:r>
-      <w:r>
-        <w:t xml:space="preserve"> </w:t>
-      </w:r>
-      <w:r>
-        <w:t xml:space="preserve">(&gt;2× cost AND &gt;50× forward). A signal-driven taxable sell is</w:t>
+        <w:t xml:space="preserve">Grouped by sleeve.</w:t>
+      </w:r>
+      <w:r>
+        <w:t xml:space="preserve"> </w:t>
+      </w:r>
+      <w:r>
+        <w:t xml:space="preserve">The buy/sell rows are split into</w:t>
+      </w:r>
+      <w:r>
+        <w:t xml:space="preserve"> </w:t>
+      </w:r>
+      <w:r>
+        <w:rPr>
+          <w:bCs/>
+          <w:b/>
+        </w:rPr>
+        <w:t xml:space="preserve">Deep-tech build-out</w:t>
+      </w:r>
+      <w:r>
+        <w:t xml:space="preserve"> </w:t>
+      </w:r>
+      <w:r>
+        <w:t xml:space="preserve">and</w:t>
+      </w:r>
+      <w:r>
+        <w:t xml:space="preserve"> </w:t>
+      </w:r>
+      <w:r>
+        <w:rPr>
+          <w:bCs/>
+          <w:b/>
+        </w:rPr>
+        <w:t xml:space="preserve">◇ Diversifier · 2nd</w:t>
+      </w:r>
+      <w:r>
+        <w:rPr>
+          <w:bCs/>
+          <w:b/>
+        </w:rPr>
+        <w:t xml:space="preserve"> </w:t>
+      </w:r>
+      <w:r>
+        <w:rPr>
+          <w:bCs/>
+          <w:b/>
+        </w:rPr>
+        <w:t xml:space="preserve">axis</w:t>
+      </w:r>
+      <w:r>
+        <w:t xml:space="preserve"> </w:t>
+      </w:r>
+      <w:r>
+        <w:t xml:space="preserve">sub-sections, each rebalanced</w:t>
       </w:r>
       <w:r>
         <w:t xml:space="preserve"> </w:t>
@@ -8577,60 +8391,67 @@
           <w:iCs/>
           <w:i/>
         </w:rPr>
-        <w:t xml:space="preserve">never</w:t>
-      </w:r>
-      <w:r>
-        <w:t xml:space="preserve"> </w:t>
-      </w:r>
-      <w:r>
-        <w:t xml:space="preserve">automated (selling into a dislocation can invert the forced-flow edge and realizes tax) — it needs your</w:t>
-      </w:r>
-      <w:r>
-        <w:t xml:space="preserve"> </w:t>
-      </w:r>
-      <w:r>
-        <w:t xml:space="preserve">decision. Otherwise the ideal weight is shown but held, reported as</w:t>
-      </w:r>
-      <w:r>
-        <w:t xml:space="preserve"> </w:t>
-      </w:r>
-      <w:r>
-        <w:rPr>
-          <w:rStyle w:val="VerbatimChar"/>
-        </w:rPr>
-        <w:t xml:space="preserve">anchor-trim held</w:t>
-      </w:r>
-      <w:r>
-        <w:t xml:space="preserve">.</w:t>
-      </w:r>
-      <w:r>
-        <w:t xml:space="preserve"> </w:t>
-      </w:r>
-      <w:r>
-        <w:t xml:space="preserve">-</w:t>
-      </w:r>
-      <w:r>
-        <w:t xml:space="preserve"> </w:t>
-      </w:r>
-      <w:r>
-        <w:rPr>
-          <w:rStyle w:val="VerbatimChar"/>
-          <w:bCs/>
-          <w:b/>
-        </w:rPr>
-        <w:t xml:space="preserve">needs new cash</w:t>
-      </w:r>
-      <w:r>
-        <w:t xml:space="preserve"> </w:t>
-      </w:r>
-      <w:r>
-        <w:t xml:space="preserve">— when buys in a sleeve exceed its available sells + dry powder, the shortfall is</w:t>
-      </w:r>
-      <w:r>
-        <w:t xml:space="preserve"> </w:t>
-      </w:r>
-      <w:r>
-        <w:t xml:space="preserve">surfaced explicitly rather than implying free money.</w:t>
+        <w:t xml:space="preserve">within its own budget</w:t>
+      </w:r>
+      <w:r>
+        <w:t xml:space="preserve"> </w:t>
+      </w:r>
+      <w:r>
+        <w:t xml:space="preserve">— so the diversifier sleeve is held to its</w:t>
+      </w:r>
+      <w:r>
+        <w:t xml:space="preserve"> </w:t>
+      </w:r>
+      <w:r>
+        <w:t xml:space="preserve">target % and never drifts into the build-out under the inverse-vol/opportunity tilts (and the opportunity</w:t>
+      </w:r>
+      <w:r>
+        <w:t xml:space="preserve"> </w:t>
+      </w:r>
+      <w:r>
+        <w:t xml:space="preserve">tilt is never applied to the diversifier). The diversifier line reads</w:t>
+      </w:r>
+      <w:r>
+        <w:t xml:space="preserve"> </w:t>
+      </w:r>
+      <w:r>
+        <w:t xml:space="preserve">“</w:t>
+      </w:r>
+      <w:r>
+        <w:t xml:space="preserve">no moves this scan</w:t>
+      </w:r>
+      <w:r>
+        <w:t xml:space="preserve">”</w:t>
+      </w:r>
+      <w:r>
+        <w:t xml:space="preserve"> </w:t>
+      </w:r>
+      <w:r>
+        <w:t xml:space="preserve">or</w:t>
+      </w:r>
+      <w:r>
+        <w:t xml:space="preserve"> </w:t>
+      </w:r>
+      <w:r>
+        <w:t xml:space="preserve">“</w:t>
+      </w:r>
+      <w:r>
+        <w:t xml:space="preserve">not funded</w:t>
+      </w:r>
+      <w:r>
+        <w:t xml:space="preserve"> </w:t>
+      </w:r>
+      <w:r>
+        <w:t xml:space="preserve">yet</w:t>
+      </w:r>
+      <w:r>
+        <w:t xml:space="preserve">”</w:t>
+      </w:r>
+      <w:r>
+        <w:t xml:space="preserve"> </w:t>
+      </w:r>
+      <w:r>
+        <w:t xml:space="preserve">when it has nothing to change.</w:t>
       </w:r>
     </w:p>
     <w:p>
@@ -8642,29 +8463,110 @@
           <w:bCs/>
           <w:b/>
         </w:rPr>
-        <w:t xml:space="preserve">Honest scope + accountability.</w:t>
-      </w:r>
-      <w:r>
-        <w:t xml:space="preserve"> </w:t>
-      </w:r>
-      <w:r>
-        <w:t xml:space="preserve">This is a</w:t>
-      </w:r>
-      <w:r>
-        <w:t xml:space="preserve"> </w:t>
-      </w:r>
-      <w:r>
-        <w:rPr>
-          <w:bCs/>
-          <w:b/>
-        </w:rPr>
-        <w:t xml:space="preserve">volatility</w:t>
-      </w:r>
-      <w:r>
-        <w:t xml:space="preserve"> </w:t>
-      </w:r>
-      <w:r>
-        <w:t xml:space="preserve">tilt,</w:t>
+        <w:t xml:space="preserve">Funding rules (so the plan is realistic, not just ideal weights):</w:t>
+      </w:r>
+      <w:r>
+        <w:t xml:space="preserve"> </w:t>
+      </w:r>
+      <w:r>
+        <w:t xml:space="preserve">- The</w:t>
+      </w:r>
+      <w:r>
+        <w:t xml:space="preserve"> </w:t>
+      </w:r>
+      <w:r>
+        <w:rPr>
+          <w:bCs/>
+          <w:b/>
+        </w:rPr>
+        <w:t xml:space="preserve">IRA</w:t>
+      </w:r>
+      <w:r>
+        <w:t xml:space="preserve"> </w:t>
+      </w:r>
+      <w:r>
+        <w:t xml:space="preserve">(tax-free)</w:t>
+      </w:r>
+      <w:r>
+        <w:t xml:space="preserve"> </w:t>
+      </w:r>
+      <w:r>
+        <w:rPr>
+          <w:bCs/>
+          <w:b/>
+        </w:rPr>
+        <w:t xml:space="preserve">self-funds</w:t>
+      </w:r>
+      <w:r>
+        <w:t xml:space="preserve"> </w:t>
+      </w:r>
+      <w:r>
+        <w:t xml:space="preserve">— trims pay for buys within the sleeve (buys ≈ sells exactly).</w:t>
+      </w:r>
+      <w:r>
+        <w:t xml:space="preserve"> </w:t>
+      </w:r>
+      <w:r>
+        <w:t xml:space="preserve">- The</w:t>
+      </w:r>
+      <w:r>
+        <w:t xml:space="preserve"> </w:t>
+      </w:r>
+      <w:r>
+        <w:rPr>
+          <w:bCs/>
+          <w:b/>
+        </w:rPr>
+        <w:t xml:space="preserve">taxable</w:t>
+      </w:r>
+      <w:r>
+        <w:t xml:space="preserve"> </w:t>
+      </w:r>
+      <w:r>
+        <w:t xml:space="preserve">sleeve stays</w:t>
+      </w:r>
+      <w:r>
+        <w:t xml:space="preserve"> </w:t>
+      </w:r>
+      <w:r>
+        <w:rPr>
+          <w:bCs/>
+          <w:b/>
+        </w:rPr>
+        <w:t xml:space="preserve">buy-and-hold anchors</w:t>
+      </w:r>
+      <w:r>
+        <w:t xml:space="preserve">: a taxable</w:t>
+      </w:r>
+      <w:r>
+        <w:t xml:space="preserve"> </w:t>
+      </w:r>
+      <w:r>
+        <w:rPr>
+          <w:bCs/>
+          <w:b/>
+        </w:rPr>
+        <w:t xml:space="preserve">trim is only actioned above a higher</w:t>
+      </w:r>
+      <w:r>
+        <w:rPr>
+          <w:bCs/>
+          <w:b/>
+        </w:rPr>
+        <w:t xml:space="preserve"> </w:t>
+      </w:r>
+      <w:r>
+        <w:rPr>
+          <w:bCs/>
+          <w:b/>
+        </w:rPr>
+        <w:t xml:space="preserve">bar — the cost-basis trim rule</w:t>
+      </w:r>
+      <w:r>
+        <w:t xml:space="preserve"> </w:t>
+      </w:r>
+      <w:r>
+        <w:t xml:space="preserve">(&gt;2× cost AND &gt;50× forward). A signal-driven taxable sell is</w:t>
       </w:r>
       <w:r>
         <w:t xml:space="preserve"> </w:t>
@@ -8674,44 +8576,94 @@
           <w:iCs/>
           <w:i/>
         </w:rPr>
-        <w:t xml:space="preserve">not</w:t>
-      </w:r>
-      <w:r>
-        <w:t xml:space="preserve"> </w:t>
-      </w:r>
-      <w:r>
-        <w:t xml:space="preserve">correlation/covariance-aware —</w:t>
-      </w:r>
-      <w:r>
-        <w:t xml:space="preserve"> </w:t>
-      </w:r>
-      <w:r>
-        <w:t xml:space="preserve">on a ~1.0-correlated book a standalone-vol tilt does little for portfolio drawdown, so true equal-risk</w:t>
-      </w:r>
-      <w:r>
-        <w:t xml:space="preserve"> </w:t>
-      </w:r>
-      <w:r>
-        <w:t xml:space="preserve">sizing waits on a genuinely uncorrelated 2nd axis (G2). The tilt is also</w:t>
-      </w:r>
-      <w:r>
-        <w:t xml:space="preserve"> </w:t>
-      </w:r>
-      <w:r>
-        <w:rPr>
-          <w:bCs/>
-          <w:b/>
-        </w:rPr>
-        <w:t xml:space="preserve">graded</w:t>
-      </w:r>
-      <w:r>
-        <w:t xml:space="preserve">: each scan records a</w:t>
-      </w:r>
-      <w:r>
-        <w:t xml:space="preserve"> </w:t>
-      </w:r>
-      <w:r>
-        <w:t xml:space="preserve">falsifiable</w:t>
+        <w:t xml:space="preserve">never</w:t>
+      </w:r>
+      <w:r>
+        <w:t xml:space="preserve"> </w:t>
+      </w:r>
+      <w:r>
+        <w:t xml:space="preserve">automated (selling into a dislocation can invert the forced-flow edge and realizes tax) — it needs your</w:t>
+      </w:r>
+      <w:r>
+        <w:t xml:space="preserve"> </w:t>
+      </w:r>
+      <w:r>
+        <w:t xml:space="preserve">decision. Otherwise the ideal weight is shown but held, reported as</w:t>
+      </w:r>
+      <w:r>
+        <w:t xml:space="preserve"> </w:t>
+      </w:r>
+      <w:r>
+        <w:rPr>
+          <w:rStyle w:val="VerbatimChar"/>
+        </w:rPr>
+        <w:t xml:space="preserve">anchor-trim held</w:t>
+      </w:r>
+      <w:r>
+        <w:t xml:space="preserve">.</w:t>
+      </w:r>
+      <w:r>
+        <w:t xml:space="preserve"> </w:t>
+      </w:r>
+      <w:r>
+        <w:t xml:space="preserve">-</w:t>
+      </w:r>
+      <w:r>
+        <w:t xml:space="preserve"> </w:t>
+      </w:r>
+      <w:r>
+        <w:rPr>
+          <w:rStyle w:val="VerbatimChar"/>
+          <w:bCs/>
+          <w:b/>
+        </w:rPr>
+        <w:t xml:space="preserve">needs new cash</w:t>
+      </w:r>
+      <w:r>
+        <w:t xml:space="preserve"> </w:t>
+      </w:r>
+      <w:r>
+        <w:t xml:space="preserve">— when buys in a sleeve exceed its available sells + dry powder, the shortfall is</w:t>
+      </w:r>
+      <w:r>
+        <w:t xml:space="preserve"> </w:t>
+      </w:r>
+      <w:r>
+        <w:t xml:space="preserve">surfaced explicitly rather than implying free money.</w:t>
+      </w:r>
+    </w:p>
+    <w:p>
+      <w:pPr>
+        <w:pStyle w:val="BodyText"/>
+      </w:pPr>
+      <w:r>
+        <w:rPr>
+          <w:bCs/>
+          <w:b/>
+        </w:rPr>
+        <w:t xml:space="preserve">Honest scope + accountability.</w:t>
+      </w:r>
+      <w:r>
+        <w:t xml:space="preserve"> </w:t>
+      </w:r>
+      <w:r>
+        <w:t xml:space="preserve">This is a</w:t>
+      </w:r>
+      <w:r>
+        <w:t xml:space="preserve"> </w:t>
+      </w:r>
+      <w:r>
+        <w:rPr>
+          <w:bCs/>
+          <w:b/>
+        </w:rPr>
+        <w:t xml:space="preserve">volatility</w:t>
+      </w:r>
+      <w:r>
+        <w:t xml:space="preserve"> </w:t>
+      </w:r>
+      <w:r>
+        <w:t xml:space="preserve">tilt,</w:t>
       </w:r>
       <w:r>
         <w:t xml:space="preserve"> </w:t>
@@ -8721,20 +8673,67 @@
           <w:iCs/>
           <w:i/>
         </w:rPr>
-        <w:t xml:space="preserve">“</w:t>
+        <w:t xml:space="preserve">not</w:t>
+      </w:r>
+      <w:r>
+        <w:t xml:space="preserve"> </w:t>
+      </w:r>
+      <w:r>
+        <w:t xml:space="preserve">correlation/covariance-aware —</w:t>
+      </w:r>
+      <w:r>
+        <w:t xml:space="preserve"> </w:t>
+      </w:r>
+      <w:r>
+        <w:t xml:space="preserve">on a ~1.0-correlated book a standalone-vol tilt does little for portfolio drawdown, so true equal-risk</w:t>
+      </w:r>
+      <w:r>
+        <w:t xml:space="preserve"> </w:t>
+      </w:r>
+      <w:r>
+        <w:t xml:space="preserve">sizing waits on a genuinely uncorrelated 2nd axis (G2). The tilt is also</w:t>
+      </w:r>
+      <w:r>
+        <w:t xml:space="preserve"> </w:t>
+      </w:r>
+      <w:r>
+        <w:rPr>
+          <w:bCs/>
+          <w:b/>
+        </w:rPr>
+        <w:t xml:space="preserve">graded</w:t>
+      </w:r>
+      <w:r>
+        <w:t xml:space="preserve">: each scan records a</w:t>
+      </w:r>
+      <w:r>
+        <w:t xml:space="preserve"> </w:t>
+      </w:r>
+      <w:r>
+        <w:t xml:space="preserve">falsifiable</w:t>
+      </w:r>
+      <w:r>
+        <w:t xml:space="preserve"> </w:t>
       </w:r>
       <w:r>
         <w:rPr>
           <w:iCs/>
           <w:i/>
         </w:rPr>
-        <w:t xml:space="preserve">signal weights beat the research baseline</w:t>
+        <w:t xml:space="preserve">“</w:t>
       </w:r>
       <w:r>
         <w:rPr>
           <w:iCs/>
           <w:i/>
         </w:rPr>
+        <w:t xml:space="preserve">signal weights beat the research baseline</w:t>
+      </w:r>
+      <w:r>
+        <w:rPr>
+          <w:iCs/>
+          <w:i/>
+        </w:rPr>
         <w:t xml:space="preserve">”</w:t>
       </w:r>
       <w:r>
@@ -8864,50 +8863,62 @@
         <w:t xml:space="preserve">🎯 Suggestions</w:t>
       </w:r>
       <w:r>
-        <w:t xml:space="preserve">. This is the</w:t>
-      </w:r>
-      <w:r>
-        <w:t xml:space="preserve"> </w:t>
-      </w:r>
-      <w:r>
-        <w:rPr>
-          <w:bCs/>
-          <w:b/>
-        </w:rPr>
-        <w:t xml:space="preserve">deployment plan</w:t>
-      </w:r>
-      <w:r>
-        <w:t xml:space="preserve">: it takes the committee’s suggested holdings</w:t>
-      </w:r>
-      <w:r>
-        <w:t xml:space="preserve"> </w:t>
-      </w:r>
-      <w:r>
-        <w:t xml:space="preserve">(build-out + the diversifier sleeve), spreads your cash across the target weights, and</w:t>
-      </w:r>
-      <w:r>
-        <w:t xml:space="preserve"> </w:t>
-      </w:r>
-      <w:r>
-        <w:rPr>
-          <w:bCs/>
-          <w:b/>
-        </w:rPr>
-        <w:t xml:space="preserve">places each name</w:t>
-      </w:r>
-      <w:r>
-        <w:rPr>
-          <w:bCs/>
-          <w:b/>
-        </w:rPr>
-        <w:t xml:space="preserve"> </w:t>
-      </w:r>
-      <w:r>
-        <w:rPr>
-          <w:bCs/>
-          <w:b/>
-        </w:rPr>
-        <w:t xml:space="preserve">in the account that maximizes after-tax terminal value</w:t>
+        <w:t xml:space="preserve"> </w:t>
+      </w:r>
+      <w:r>
+        <w:t xml:space="preserve">— the</w:t>
+      </w:r>
+      <w:r>
+        <w:t xml:space="preserve"> </w:t>
+      </w:r>
+      <w:r>
+        <w:rPr>
+          <w:bCs/>
+          <w:b/>
+        </w:rPr>
+        <w:t xml:space="preserve">single</w:t>
+      </w:r>
+      <w:r>
+        <w:t xml:space="preserve"> </w:t>
+      </w:r>
+      <w:r>
+        <w:t xml:space="preserve">buy/rebalance view (the old Holdings-plan and Rebalance-plan</w:t>
+      </w:r>
+      <w:r>
+        <w:t xml:space="preserve"> </w:t>
+      </w:r>
+      <w:r>
+        <w:t xml:space="preserve">tables fold into this one). It takes the committee’s suggested holdings (build-out + the diversifier</w:t>
+      </w:r>
+      <w:r>
+        <w:t xml:space="preserve"> </w:t>
+      </w:r>
+      <w:r>
+        <w:t xml:space="preserve">sleeve), spreads your cash across the target weights, and</w:t>
+      </w:r>
+      <w:r>
+        <w:t xml:space="preserve"> </w:t>
+      </w:r>
+      <w:r>
+        <w:rPr>
+          <w:bCs/>
+          <w:b/>
+        </w:rPr>
+        <w:t xml:space="preserve">places each name in the account that maximizes</w:t>
+      </w:r>
+      <w:r>
+        <w:rPr>
+          <w:bCs/>
+          <w:b/>
+        </w:rPr>
+        <w:t xml:space="preserve"> </w:t>
+      </w:r>
+      <w:r>
+        <w:rPr>
+          <w:bCs/>
+          <w:b/>
+        </w:rPr>
+        <w:t xml:space="preserve">after-tax terminal value</w:t>
       </w:r>
       <w:r>
         <w:t xml:space="preserve"> </w:t>
@@ -8926,7 +8937,190 @@
         <w:t xml:space="preserve">buy list grouped by account</w:t>
       </w:r>
       <w:r>
-        <w:t xml:space="preserve">.</w:t>
+        <w:t xml:space="preserve">. Each name’s dollars can</w:t>
+      </w:r>
+      <w:r>
+        <w:t xml:space="preserve"> </w:t>
+      </w:r>
+      <w:r>
+        <w:rPr>
+          <w:bCs/>
+          <w:b/>
+        </w:rPr>
+        <w:t xml:space="preserve">split</w:t>
+      </w:r>
+      <w:r>
+        <w:rPr>
+          <w:bCs/>
+          <w:b/>
+        </w:rPr>
+        <w:t xml:space="preserve"> </w:t>
+      </w:r>
+      <w:r>
+        <w:rPr>
+          <w:bCs/>
+          <w:b/>
+        </w:rPr>
+        <w:t xml:space="preserve">across accounts</w:t>
+      </w:r>
+      <w:r>
+        <w:t xml:space="preserve"> </w:t>
+      </w:r>
+      <w:r>
+        <w:t xml:space="preserve">so capacity is filled exactly (no account is over/under-filled).</w:t>
+      </w:r>
+    </w:p>
+    <w:p>
+      <w:pPr>
+        <w:pStyle w:val="BodyText"/>
+      </w:pPr>
+      <w:r>
+        <w:rPr>
+          <w:bCs/>
+          <w:b/>
+        </w:rPr>
+        <w:t xml:space="preserve">As you accept PRs:</w:t>
+      </w:r>
+      <w:r>
+        <w:t xml:space="preserve"> </w:t>
+      </w:r>
+      <w:r>
+        <w:t xml:space="preserve">the plan always reads your live</w:t>
+      </w:r>
+      <w:r>
+        <w:t xml:space="preserve"> </w:t>
+      </w:r>
+      <w:r>
+        <w:rPr>
+          <w:rStyle w:val="VerbatimChar"/>
+        </w:rPr>
+        <w:t xml:space="preserve">portfolio.json</w:t>
+      </w:r>
+      <w:r>
+        <w:t xml:space="preserve">, so any portfolio-changing PR</w:t>
+      </w:r>
+      <w:r>
+        <w:t xml:space="preserve"> </w:t>
+      </w:r>
+      <w:r>
+        <w:t xml:space="preserve">re-reviews it. While the diversifier funding PR is</w:t>
+      </w:r>
+      <w:r>
+        <w:t xml:space="preserve"> </w:t>
+      </w:r>
+      <w:r>
+        <w:rPr>
+          <w:iCs/>
+          <w:i/>
+        </w:rPr>
+        <w:t xml:space="preserve">pending</w:t>
+      </w:r>
+      <w:r>
+        <w:t xml:space="preserve"> </w:t>
+      </w:r>
+      <w:r>
+        <w:t xml:space="preserve">it previews the funded target; once you</w:t>
+      </w:r>
+      <w:r>
+        <w:t xml:space="preserve"> </w:t>
+      </w:r>
+      <w:r>
+        <w:rPr>
+          <w:bCs/>
+          <w:b/>
+        </w:rPr>
+        <w:t xml:space="preserve">merge</w:t>
+      </w:r>
+      <w:r>
+        <w:t xml:space="preserve"> </w:t>
+      </w:r>
+      <w:r>
+        <w:t xml:space="preserve">it, those names are in</w:t>
+      </w:r>
+      <w:r>
+        <w:t xml:space="preserve"> </w:t>
+      </w:r>
+      <w:r>
+        <w:rPr>
+          <w:rStyle w:val="VerbatimChar"/>
+        </w:rPr>
+        <w:t xml:space="preserve">portfolio.json</w:t>
+      </w:r>
+      <w:r>
+        <w:t xml:space="preserve"> </w:t>
+      </w:r>
+      <w:r>
+        <w:t xml:space="preserve">and the plan uses it as-is (it won’t double-count). The</w:t>
+      </w:r>
+      <w:r>
+        <w:t xml:space="preserve"> </w:t>
+      </w:r>
+      <w:r>
+        <w:t xml:space="preserve">build-out’s plan, by contrast, is changed by editing</w:t>
+      </w:r>
+      <w:r>
+        <w:t xml:space="preserve"> </w:t>
+      </w:r>
+      <w:r>
+        <w:rPr>
+          <w:rStyle w:val="VerbatimChar"/>
+        </w:rPr>
+        <w:t xml:space="preserve">portfolio.json</w:t>
+      </w:r>
+      <w:r>
+        <w:t xml:space="preserve"> </w:t>
+      </w:r>
+      <w:r>
+        <w:t xml:space="preserve">— research/scout PRs edit the</w:t>
+      </w:r>
+      <w:r>
+        <w:t xml:space="preserve"> </w:t>
+      </w:r>
+      <w:r>
+        <w:rPr>
+          <w:iCs/>
+          <w:i/>
+        </w:rPr>
+        <w:t xml:space="preserve">research</w:t>
+      </w:r>
+      <w:r>
+        <w:t xml:space="preserve"> </w:t>
+      </w:r>
+      <w:r>
+        <w:t xml:space="preserve">(</w:t>
+      </w:r>
+      <w:r>
+        <w:rPr>
+          <w:rStyle w:val="VerbatimChar"/>
+        </w:rPr>
+        <w:t xml:space="preserve">scarcities.json</w:t>
+      </w:r>
+      <w:r>
+        <w:t xml:space="preserve">), not your holdings.</w:t>
+      </w:r>
+      <w:r>
+        <w:t xml:space="preserve"> </w:t>
+      </w:r>
+      <w:r>
+        <w:rPr>
+          <w:iCs/>
+          <w:i/>
+        </w:rPr>
+        <w:t xml:space="preserve">(Today it deploys from cash; netting buy/sell deltas</w:t>
+      </w:r>
+      <w:r>
+        <w:rPr>
+          <w:iCs/>
+          <w:i/>
+        </w:rPr>
+        <w:t xml:space="preserve"> </w:t>
+      </w:r>
+      <w:r>
+        <w:rPr>
+          <w:iCs/>
+          <w:i/>
+        </w:rPr>
+        <w:t xml:space="preserve">against positions you already hold is the next step.)</w:t>
       </w:r>
     </w:p>
     <w:p>

--- a/docs/USER-GUIDE.docx
+++ b/docs/USER-GUIDE.docx
@@ -8968,6 +8968,102 @@
       </w:r>
       <w:r>
         <w:t xml:space="preserve">so capacity is filled exactly (no account is over/under-filled).</w:t>
+      </w:r>
+    </w:p>
+    <w:p>
+      <w:pPr>
+        <w:pStyle w:val="BodyText"/>
+      </w:pPr>
+      <w:r>
+        <w:rPr>
+          <w:bCs/>
+          <w:b/>
+        </w:rPr>
+        <w:t xml:space="preserve">Committee-aware.</w:t>
+      </w:r>
+      <w:r>
+        <w:t xml:space="preserve"> </w:t>
+      </w:r>
+      <w:r>
+        <w:t xml:space="preserve">The build-out names are weighted by the</w:t>
+      </w:r>
+      <w:r>
+        <w:t xml:space="preserve"> </w:t>
+      </w:r>
+      <w:r>
+        <w:rPr>
+          <w:bCs/>
+          <w:b/>
+        </w:rPr>
+        <w:t xml:space="preserve">scan’s signal-adjusted target</w:t>
+      </w:r>
+      <w:r>
+        <w:t xml:space="preserve"> </w:t>
+      </w:r>
+      <w:r>
+        <w:t xml:space="preserve">(your</w:t>
+      </w:r>
+      <w:r>
+        <w:t xml:space="preserve"> </w:t>
+      </w:r>
+      <w:r>
+        <w:t xml:space="preserve">plan weight × thesis-Opportunity × regime —</w:t>
+      </w:r>
+      <w:r>
+        <w:t xml:space="preserve"> </w:t>
+      </w:r>
+      <w:r>
+        <w:rPr>
+          <w:rStyle w:val="VerbatimChar"/>
+        </w:rPr>
+        <w:t xml:space="preserve">signals.json.rebalance.signal</w:t>
+      </w:r>
+      <w:r>
+        <w:t xml:space="preserve">), so when the committee marks a</w:t>
+      </w:r>
+      <w:r>
+        <w:t xml:space="preserve"> </w:t>
+      </w:r>
+      <w:r>
+        <w:t xml:space="preserve">scarcity</w:t>
+      </w:r>
+      <w:r>
+        <w:t xml:space="preserve"> </w:t>
+      </w:r>
+      <w:r>
+        <w:rPr>
+          <w:bCs/>
+          <w:b/>
+        </w:rPr>
+        <w:t xml:space="preserve">crowded</w:t>
+      </w:r>
+      <w:r>
+        <w:t xml:space="preserve"> </w:t>
+      </w:r>
+      <w:r>
+        <w:t xml:space="preserve">the next scan shrinks that name’s weight → a</w:t>
+      </w:r>
+      <w:r>
+        <w:t xml:space="preserve"> </w:t>
+      </w:r>
+      <w:r>
+        <w:rPr>
+          <w:bCs/>
+          <w:b/>
+        </w:rPr>
+        <w:t xml:space="preserve">smaller buy</w:t>
+      </w:r>
+      <w:r>
+        <w:t xml:space="preserve"> </w:t>
+      </w:r>
+      <w:r>
+        <w:t xml:space="preserve">here (the thesis→allocation</w:t>
+      </w:r>
+      <w:r>
+        <w:t xml:space="preserve"> </w:t>
+      </w:r>
+      <w:r>
+        <w:t xml:space="preserve">link reaches the screen). Diversifier names keep their funding weights; offline it falls back to plan weights.</w:t>
       </w:r>
     </w:p>
     <w:p>

--- a/docs/USER-GUIDE.docx
+++ b/docs/USER-GUIDE.docx
@@ -9463,13 +9463,35 @@
         <w:t xml:space="preserve"> </w:t>
       </w:r>
       <w:r>
-        <w:t xml:space="preserve">here. Diversifier names keep</w:t>
-      </w:r>
-      <w:r>
-        <w:t xml:space="preserve"> </w:t>
-      </w:r>
-      <w:r>
-        <w:t xml:space="preserve">their funding weights; offline it falls back to plan weights.</w:t>
+        <w:t xml:space="preserve">here. A name held across</w:t>
+      </w:r>
+      <w:r>
+        <w:t xml:space="preserve"> </w:t>
+      </w:r>
+      <w:r>
+        <w:t xml:space="preserve">more than one account is the</w:t>
+      </w:r>
+      <w:r>
+        <w:t xml:space="preserve"> </w:t>
+      </w:r>
+      <w:r>
+        <w:rPr>
+          <w:bCs/>
+          <w:b/>
+        </w:rPr>
+        <w:t xml:space="preserve">sum</w:t>
+      </w:r>
+      <w:r>
+        <w:t xml:space="preserve"> </w:t>
+      </w:r>
+      <w:r>
+        <w:t xml:space="preserve">of its per-account signal rows (so a split position isn’t undercounted).</w:t>
+      </w:r>
+      <w:r>
+        <w:t xml:space="preserve"> </w:t>
+      </w:r>
+      <w:r>
+        <w:t xml:space="preserve">Diversifier names keep their funding weights; offline it falls back to plan weights.</w:t>
       </w:r>
     </w:p>
     <w:p>

--- a/docs/USER-GUIDE.docx
+++ b/docs/USER-GUIDE.docx
@@ -6679,6 +6679,125 @@
       </w:r>
       <w:r>
         <w:t xml:space="preserve">claim falsifiable.</w:t>
+      </w:r>
+    </w:p>
+    <w:p>
+      <w:pPr>
+        <w:pStyle w:val="BodyText"/>
+      </w:pPr>
+      <w:r>
+        <w:rPr>
+          <w:bCs/>
+          <w:b/>
+        </w:rPr>
+        <w:t xml:space="preserve">Auto-relabel (G1 follow-up).</w:t>
+      </w:r>
+      <w:r>
+        <w:t xml:space="preserve"> </w:t>
+      </w:r>
+      <w:r>
+        <w:t xml:space="preserve">This verdict is now joined directly onto the</w:t>
+      </w:r>
+      <w:r>
+        <w:t xml:space="preserve"> </w:t>
+      </w:r>
+      <w:r>
+        <w:rPr>
+          <w:bCs/>
+          <w:b/>
+        </w:rPr>
+        <w:t xml:space="preserve">Alpha edge</w:t>
+      </w:r>
+      <w:r>
+        <w:t xml:space="preserve"> </w:t>
+      </w:r>
+      <w:r>
+        <w:t xml:space="preserve">line above it:</w:t>
+      </w:r>
+      <w:r>
+        <w:t xml:space="preserve"> </w:t>
+      </w:r>
+      <w:r>
+        <w:t xml:space="preserve">that line is auto-stamped</w:t>
+      </w:r>
+      <w:r>
+        <w:t xml:space="preserve"> </w:t>
+      </w:r>
+      <w:r>
+        <w:rPr>
+          <w:bCs/>
+          <w:b/>
+        </w:rPr>
+        <w:t xml:space="preserve">factor-adjusted: alpha</w:t>
+      </w:r>
+      <w:r>
+        <w:t xml:space="preserve"> </w:t>
+      </w:r>
+      <w:r>
+        <w:t xml:space="preserve">or</w:t>
+      </w:r>
+      <w:r>
+        <w:t xml:space="preserve"> </w:t>
+      </w:r>
+      <w:r>
+        <w:rPr>
+          <w:bCs/>
+          <w:b/>
+        </w:rPr>
+        <w:t xml:space="preserve">beta — NOT alpha</w:t>
+      </w:r>
+      <w:r>
+        <w:t xml:space="preserve">. Previously you had to eyeball</w:t>
+      </w:r>
+      <w:r>
+        <w:t xml:space="preserve"> </w:t>
+      </w:r>
+      <w:r>
+        <w:t xml:space="preserve">the two lines and connect them; now a strong forward hit-rate is</w:t>
+      </w:r>
+      <w:r>
+        <w:t xml:space="preserve"> </w:t>
+      </w:r>
+      <w:r>
+        <w:rPr>
+          <w:iCs/>
+          <w:i/>
+        </w:rPr>
+        <w:t xml:space="preserve">automatically</w:t>
+      </w:r>
+      <w:r>
+        <w:t xml:space="preserve"> </w:t>
+      </w:r>
+      <w:r>
+        <w:t xml:space="preserve">shown as</w:t>
+      </w:r>
+      <w:r>
+        <w:t xml:space="preserve"> </w:t>
+      </w:r>
+      <w:r>
+        <w:rPr>
+          <w:bCs/>
+          <w:b/>
+        </w:rPr>
+        <w:t xml:space="preserve">beta</w:t>
+      </w:r>
+      <w:r>
+        <w:t xml:space="preserve"> </w:t>
+      </w:r>
+      <w:r>
+        <w:t xml:space="preserve">whenever</w:t>
+      </w:r>
+      <w:r>
+        <w:t xml:space="preserve"> </w:t>
+      </w:r>
+      <w:r>
+        <w:t xml:space="preserve">the factor regression says the return is explained by market + momentum + theme — so a good track record</w:t>
+      </w:r>
+      <w:r>
+        <w:t xml:space="preserve"> </w:t>
+      </w:r>
+      <w:r>
+        <w:t xml:space="preserve">can never masquerade as skill on screen.</w:t>
       </w:r>
     </w:p>
     <w:bookmarkEnd w:id="52"/>

--- a/docs/USER-GUIDE.docx
+++ b/docs/USER-GUIDE.docx
@@ -9149,6 +9149,366 @@
       </w:r>
       <w:r>
         <w:t xml:space="preserve">account. A small legend sits above the table.</w:t>
+      </w:r>
+    </w:p>
+    <w:p>
+      <w:pPr>
+        <w:pStyle w:val="BodyText"/>
+      </w:pPr>
+      <w:r>
+        <w:rPr>
+          <w:bCs/>
+          <w:b/>
+        </w:rPr>
+        <w:t xml:space="preserve">Per-name entry timing (is it a good time to buy</w:t>
+      </w:r>
+      <w:r>
+        <w:rPr>
+          <w:bCs/>
+          <w:b/>
+        </w:rPr>
+        <w:t xml:space="preserve"> </w:t>
+      </w:r>
+      <w:r>
+        <w:rPr>
+          <w:iCs/>
+          <w:i/>
+          <w:bCs/>
+          <w:b/>
+        </w:rPr>
+        <w:t xml:space="preserve">this</w:t>
+      </w:r>
+      <w:r>
+        <w:rPr>
+          <w:bCs/>
+          <w:b/>
+        </w:rPr>
+        <w:t xml:space="preserve"> </w:t>
+      </w:r>
+      <w:r>
+        <w:rPr>
+          <w:bCs/>
+          <w:b/>
+        </w:rPr>
+        <w:t xml:space="preserve">name?).</w:t>
+      </w:r>
+      <w:r>
+        <w:t xml:space="preserve"> </w:t>
+      </w:r>
+      <w:r>
+        <w:t xml:space="preserve">The composite Dislocation card says</w:t>
+      </w:r>
+      <w:r>
+        <w:t xml:space="preserve"> </w:t>
+      </w:r>
+      <w:r>
+        <w:t xml:space="preserve">“</w:t>
+      </w:r>
+      <w:r>
+        <w:t xml:space="preserve">deploy in general</w:t>
+      </w:r>
+      <w:r>
+        <w:t xml:space="preserve">”</w:t>
+      </w:r>
+      <w:r>
+        <w:t xml:space="preserve">; each buy row also carries its</w:t>
+      </w:r>
+      <w:r>
+        <w:t xml:space="preserve"> </w:t>
+      </w:r>
+      <w:r>
+        <w:rPr>
+          <w:bCs/>
+          <w:b/>
+        </w:rPr>
+        <w:t xml:space="preserve">own</w:t>
+      </w:r>
+      <w:r>
+        <w:t xml:space="preserve"> </w:t>
+      </w:r>
+      <w:r>
+        <w:t xml:space="preserve">read —</w:t>
+      </w:r>
+      <w:r>
+        <w:t xml:space="preserve"> </w:t>
+      </w:r>
+      <w:r>
+        <w:rPr>
+          <w:bCs/>
+          <w:b/>
+        </w:rPr>
+        <w:t xml:space="preserve">good entry</w:t>
+      </w:r>
+      <w:r>
+        <w:t xml:space="preserve"> </w:t>
+      </w:r>
+      <w:r>
+        <w:t xml:space="preserve">/</w:t>
+      </w:r>
+      <w:r>
+        <w:t xml:space="preserve"> </w:t>
+      </w:r>
+      <w:r>
+        <w:rPr>
+          <w:bCs/>
+          <w:b/>
+        </w:rPr>
+        <w:t xml:space="preserve">fair</w:t>
+      </w:r>
+      <w:r>
+        <w:t xml:space="preserve"> </w:t>
+      </w:r>
+      <w:r>
+        <w:t xml:space="preserve">/</w:t>
+      </w:r>
+      <w:r>
+        <w:t xml:space="preserve"> </w:t>
+      </w:r>
+      <w:r>
+        <w:rPr>
+          <w:bCs/>
+          <w:b/>
+        </w:rPr>
+        <w:t xml:space="preserve">stretched</w:t>
+      </w:r>
+      <w:r>
+        <w:t xml:space="preserve"> </w:t>
+      </w:r>
+      <w:r>
+        <w:t xml:space="preserve">—</w:t>
+      </w:r>
+      <w:r>
+        <w:t xml:space="preserve"> </w:t>
+      </w:r>
+      <w:r>
+        <w:t xml:space="preserve">blending</w:t>
+      </w:r>
+      <w:r>
+        <w:t xml:space="preserve"> </w:t>
+      </w:r>
+      <w:r>
+        <w:rPr>
+          <w:bCs/>
+          <w:b/>
+        </w:rPr>
+        <w:t xml:space="preserve">dislocation</w:t>
+      </w:r>
+      <w:r>
+        <w:t xml:space="preserve"> </w:t>
+      </w:r>
+      <w:r>
+        <w:t xml:space="preserve">(% off the 52-week high),</w:t>
+      </w:r>
+      <w:r>
+        <w:t xml:space="preserve"> </w:t>
+      </w:r>
+      <w:r>
+        <w:rPr>
+          <w:bCs/>
+          <w:b/>
+        </w:rPr>
+        <w:t xml:space="preserve">trend</w:t>
+      </w:r>
+      <w:r>
+        <w:t xml:space="preserve"> </w:t>
+      </w:r>
+      <w:r>
+        <w:t xml:space="preserve">(vs the 200-DMA, a gate not a reward),</w:t>
+      </w:r>
+      <w:r>
+        <w:t xml:space="preserve"> </w:t>
+      </w:r>
+      <w:r>
+        <w:rPr>
+          <w:bCs/>
+          <w:b/>
+        </w:rPr>
+        <w:t xml:space="preserve">momentum</w:t>
+      </w:r>
+      <w:r>
+        <w:t xml:space="preserve"> </w:t>
+      </w:r>
+      <w:r>
+        <w:t xml:space="preserve">(12-month, penalized when the name just ran up in the last month), and</w:t>
+      </w:r>
+      <w:r>
+        <w:t xml:space="preserve"> </w:t>
+      </w:r>
+      <w:r>
+        <w:rPr>
+          <w:bCs/>
+          <w:b/>
+        </w:rPr>
+        <w:t xml:space="preserve">valuation</w:t>
+      </w:r>
+      <w:r>
+        <w:t xml:space="preserve">. A</w:t>
+      </w:r>
+      <w:r>
+        <w:t xml:space="preserve"> </w:t>
+      </w:r>
+      <w:r>
+        <w:rPr>
+          <w:iCs/>
+          <w:i/>
+        </w:rPr>
+        <w:t xml:space="preserve">stretched</w:t>
+      </w:r>
+      <w:r>
+        <w:t xml:space="preserve"> </w:t>
+      </w:r>
+      <w:r>
+        <w:t xml:space="preserve">name is</w:t>
+      </w:r>
+      <w:r>
+        <w:t xml:space="preserve"> </w:t>
+      </w:r>
+      <w:r>
+        <w:rPr>
+          <w:bCs/>
+          <w:b/>
+        </w:rPr>
+        <w:t xml:space="preserve">staged</w:t>
+      </w:r>
+      <w:r>
+        <w:t xml:space="preserve">: only part deploys now and the rest is</w:t>
+      </w:r>
+      <w:r>
+        <w:t xml:space="preserve"> </w:t>
+      </w:r>
+      <w:r>
+        <w:rPr>
+          <w:bCs/>
+          <w:b/>
+        </w:rPr>
+        <w:t xml:space="preserve">DCA’d</w:t>
+      </w:r>
+      <w:r>
+        <w:t xml:space="preserve"> </w:t>
+      </w:r>
+      <w:r>
+        <w:t xml:space="preserve">(shown as</w:t>
+      </w:r>
+      <w:r>
+        <w:t xml:space="preserve"> </w:t>
+      </w:r>
+      <w:r>
+        <w:t xml:space="preserve">“</w:t>
+      </w:r>
+      <w:r>
+        <w:t xml:space="preserve">$X now · DCA $Y</w:t>
+      </w:r>
+      <w:r>
+        <w:t xml:space="preserve">”</w:t>
+      </w:r>
+      <w:r>
+        <w:t xml:space="preserve">),</w:t>
+      </w:r>
+      <w:r>
+        <w:t xml:space="preserve"> </w:t>
+      </w:r>
+      <w:r>
+        <w:t xml:space="preserve">so a lump-sum doesn’t buy the top; the header totals</w:t>
+      </w:r>
+      <w:r>
+        <w:t xml:space="preserve"> </w:t>
+      </w:r>
+      <w:r>
+        <w:t xml:space="preserve">“</w:t>
+      </w:r>
+      <w:r>
+        <w:t xml:space="preserve">deploy now</w:t>
+      </w:r>
+      <w:r>
+        <w:t xml:space="preserve">”</w:t>
+      </w:r>
+      <w:r>
+        <w:t xml:space="preserve"> </w:t>
+      </w:r>
+      <w:r>
+        <w:t xml:space="preserve">vs</w:t>
+      </w:r>
+      <w:r>
+        <w:t xml:space="preserve"> </w:t>
+      </w:r>
+      <w:r>
+        <w:t xml:space="preserve">“</w:t>
+      </w:r>
+      <w:r>
+        <w:t xml:space="preserve">DCA’d.</w:t>
+      </w:r>
+      <w:r>
+        <w:t xml:space="preserve">”</w:t>
+      </w:r>
+      <w:r>
+        <w:t xml:space="preserve"> </w:t>
+      </w:r>
+      <w:r>
+        <w:t xml:space="preserve">Hover a pill for its reasons +</w:t>
+      </w:r>
+      <w:r>
+        <w:t xml:space="preserve"> </w:t>
+      </w:r>
+      <w:r>
+        <w:t xml:space="preserve">0–100 score.</w:t>
+      </w:r>
+      <w:r>
+        <w:t xml:space="preserve"> </w:t>
+      </w:r>
+      <w:r>
+        <w:rPr>
+          <w:bCs/>
+          <w:b/>
+        </w:rPr>
+        <w:t xml:space="preserve">Valuation is trailing P/E corroborated across two sources — SEC EDGAR XBRL (authoritative</w:t>
+      </w:r>
+      <w:r>
+        <w:rPr>
+          <w:bCs/>
+          <w:b/>
+        </w:rPr>
+        <w:t xml:space="preserve"> </w:t>
+      </w:r>
+      <w:r>
+        <w:rPr>
+          <w:bCs/>
+          <w:b/>
+        </w:rPr>
+        <w:t xml:space="preserve">reported earnings) and Tiingo</w:t>
+      </w:r>
+      <w:r>
+        <w:t xml:space="preserve"> </w:t>
+      </w:r>
+      <w:r>
+        <w:t xml:space="preserve">— flagged single-source when one is missing, exactly like price</w:t>
+      </w:r>
+      <w:r>
+        <w:t xml:space="preserve"> </w:t>
+      </w:r>
+      <w:r>
+        <w:t xml:space="preserve">corroboration.</w:t>
+      </w:r>
+      <w:r>
+        <w:t xml:space="preserve"> </w:t>
+      </w:r>
+      <w:r>
+        <w:rPr>
+          <w:iCs/>
+          <w:i/>
+        </w:rPr>
+        <w:t xml:space="preserve">Forward</w:t>
+      </w:r>
+      <w:r>
+        <w:t xml:space="preserve"> </w:t>
+      </w:r>
+      <w:r>
+        <w:t xml:space="preserve">P/E isn’t used because no keyless source provides it (Yahoo’s endpoint is</w:t>
+      </w:r>
+      <w:r>
+        <w:t xml:space="preserve"> </w:t>
+      </w:r>
+      <w:r>
+        <w:t xml:space="preserve">crumb-gated); the valuation leg fills in once the daily scan resolves it.</w:t>
       </w:r>
     </w:p>
     <w:p>

--- a/docs/USER-GUIDE.docx
+++ b/docs/USER-GUIDE.docx
@@ -9516,6 +9516,151 @@
         <w:pStyle w:val="BodyText"/>
       </w:pPr>
       <w:r>
+        <w:t xml:space="preserve">Because it’s</w:t>
+      </w:r>
+      <w:r>
+        <w:t xml:space="preserve"> </w:t>
+      </w:r>
+      <w:r>
+        <w:rPr>
+          <w:iCs/>
+          <w:i/>
+        </w:rPr>
+        <w:t xml:space="preserve">trailing</w:t>
+      </w:r>
+      <w:r>
+        <w:t xml:space="preserve">, the P/E is</w:t>
+      </w:r>
+      <w:r>
+        <w:t xml:space="preserve"> </w:t>
+      </w:r>
+      <w:r>
+        <w:rPr>
+          <w:bCs/>
+          <w:b/>
+        </w:rPr>
+        <w:t xml:space="preserve">growth-aware</w:t>
+      </w:r>
+      <w:r>
+        <w:t xml:space="preserve">: a high trailing multiple backed by strong revenue</w:t>
+      </w:r>
+      <w:r>
+        <w:t xml:space="preserve"> </w:t>
+      </w:r>
+      <w:r>
+        <w:t xml:space="preserve">growth (a recovering cyclical like</w:t>
+      </w:r>
+      <w:r>
+        <w:t xml:space="preserve"> </w:t>
+      </w:r>
+      <w:r>
+        <w:rPr>
+          <w:bCs/>
+          <w:b/>
+        </w:rPr>
+        <w:t xml:space="preserve">MU</w:t>
+      </w:r>
+      <w:r>
+        <w:t xml:space="preserve"> </w:t>
+      </w:r>
+      <w:r>
+        <w:t xml:space="preserve">— optically ~50× trailing but ~10–12×</w:t>
+      </w:r>
+      <w:r>
+        <w:t xml:space="preserve"> </w:t>
+      </w:r>
+      <w:r>
+        <w:rPr>
+          <w:iCs/>
+          <w:i/>
+        </w:rPr>
+        <w:t xml:space="preserve">forward</w:t>
+      </w:r>
+      <w:r>
+        <w:t xml:space="preserve">) is</w:t>
+      </w:r>
+      <w:r>
+        <w:t xml:space="preserve"> </w:t>
+      </w:r>
+      <w:r>
+        <w:rPr>
+          <w:bCs/>
+          <w:b/>
+        </w:rPr>
+        <w:t xml:space="preserve">not</w:t>
+      </w:r>
+      <w:r>
+        <w:t xml:space="preserve"> </w:t>
+      </w:r>
+      <w:r>
+        <w:t xml:space="preserve">tagged</w:t>
+      </w:r>
+      <w:r>
+        <w:t xml:space="preserve"> </w:t>
+      </w:r>
+      <w:r>
+        <w:t xml:space="preserve">“</w:t>
+      </w:r>
+      <w:r>
+        <w:t xml:space="preserve">rich</w:t>
+      </w:r>
+      <w:r>
+        <w:t xml:space="preserve">”</w:t>
+      </w:r>
+      <w:r>
+        <w:t xml:space="preserve"> </w:t>
+      </w:r>
+      <w:r>
+        <w:t xml:space="preserve">— it reads</w:t>
+      </w:r>
+      <w:r>
+        <w:t xml:space="preserve"> </w:t>
+      </w:r>
+      <w:r>
+        <w:t xml:space="preserve">“</w:t>
+      </w:r>
+      <w:r>
+        <w:t xml:space="preserve">fair (rich on trailing, but +X% rev → forward lower),</w:t>
+      </w:r>
+      <w:r>
+        <w:t xml:space="preserve">”</w:t>
+      </w:r>
+      <w:r>
+        <w:t xml:space="preserve"> </w:t>
+      </w:r>
+      <w:r>
+        <w:t xml:space="preserve">so the</w:t>
+      </w:r>
+      <w:r>
+        <w:t xml:space="preserve"> </w:t>
+      </w:r>
+      <w:r>
+        <w:t xml:space="preserve">“</w:t>
+      </w:r>
+      <w:r>
+        <w:t xml:space="preserve">went-up-a-lot ≠ expensive</w:t>
+      </w:r>
+      <w:r>
+        <w:t xml:space="preserve">”</w:t>
+      </w:r>
+      <w:r>
+        <w:t xml:space="preserve"> </w:t>
+      </w:r>
+      <w:r>
+        <w:t xml:space="preserve">correction holds. Implausible momentum prints (split/adjustment glitches, e.g. +900%) are dropped from the</w:t>
+      </w:r>
+      <w:r>
+        <w:t xml:space="preserve"> </w:t>
+      </w:r>
+      <w:r>
+        <w:t xml:space="preserve">entry score rather than trusted.</w:t>
+      </w:r>
+    </w:p>
+    <w:p>
+      <w:pPr>
+        <w:pStyle w:val="BodyText"/>
+      </w:pPr>
+      <w:r>
         <w:rPr>
           <w:bCs/>
           <w:b/>
@@ -11605,7 +11750,7 @@
       <w:r>
         <w:drawing>
           <wp:inline>
-            <wp:extent cx="5334000" cy="6509146"/>
+            <wp:extent cx="5334000" cy="7267575"/>
             <wp:effectExtent b="0" l="0" r="0" t="0"/>
             <wp:docPr descr="Filings and news" title="" id="68" name="Picture"/>
             <a:graphic>
@@ -11626,7 +11771,7 @@
                   <pic:spPr bwMode="auto">
                     <a:xfrm>
                       <a:off x="0" y="0"/>
-                      <a:ext cx="5334000" cy="6509146"/>
+                      <a:ext cx="5334000" cy="7267575"/>
                     </a:xfrm>
                     <a:prstGeom prst="rect">
                       <a:avLst/>
@@ -12433,7 +12578,7 @@
       <w:r>
         <w:drawing>
           <wp:inline>
-            <wp:extent cx="5334000" cy="3750468"/>
+            <wp:extent cx="5334000" cy="6509146"/>
             <wp:effectExtent b="0" l="0" r="0" t="0"/>
             <wp:docPr descr="Agent digest" title="" id="76" name="Picture"/>
             <a:graphic>
@@ -12454,7 +12599,7 @@
                   <pic:spPr bwMode="auto">
                     <a:xfrm>
                       <a:off x="0" y="0"/>
-                      <a:ext cx="5334000" cy="3750468"/>
+                      <a:ext cx="5334000" cy="6509146"/>
                     </a:xfrm>
                     <a:prstGeom prst="rect">
                       <a:avLst/>
@@ -12817,7 +12962,7 @@
       <w:r>
         <w:drawing>
           <wp:inline>
-            <wp:extent cx="5334000" cy="3750468"/>
+            <wp:extent cx="5334000" cy="6509146"/>
             <wp:effectExtent b="0" l="0" r="0" t="0"/>
             <wp:docPr descr="Settings" title="" id="80" name="Picture"/>
             <a:graphic>
@@ -12838,7 +12983,7 @@
                   <pic:spPr bwMode="auto">
                     <a:xfrm>
                       <a:off x="0" y="0"/>
-                      <a:ext cx="5334000" cy="3750468"/>
+                      <a:ext cx="5334000" cy="6509146"/>
                     </a:xfrm>
                     <a:prstGeom prst="rect">
                       <a:avLst/>

--- a/docs/USER-GUIDE.docx
+++ b/docs/USER-GUIDE.docx
@@ -9647,13 +9647,180 @@
         <w:t xml:space="preserve"> </w:t>
       </w:r>
       <w:r>
-        <w:t xml:space="preserve">correction holds. Implausible momentum prints (split/adjustment glitches, e.g. +900%) are dropped from the</w:t>
-      </w:r>
-      <w:r>
-        <w:t xml:space="preserve"> </w:t>
-      </w:r>
-      <w:r>
-        <w:t xml:space="preserve">entry score rather than trusted.</w:t>
+        <w:t xml:space="preserve">correction holds.</w:t>
+      </w:r>
+    </w:p>
+    <w:p>
+      <w:pPr>
+        <w:pStyle w:val="BodyText"/>
+      </w:pPr>
+      <w:r>
+        <w:t xml:space="preserve">Momentum is an</w:t>
+      </w:r>
+      <w:r>
+        <w:t xml:space="preserve"> </w:t>
+      </w:r>
+      <w:r>
+        <w:rPr>
+          <w:bCs/>
+          <w:b/>
+        </w:rPr>
+        <w:t xml:space="preserve">inverted-U</w:t>
+      </w:r>
+      <w:r>
+        <w:t xml:space="preserve">, not</w:t>
+      </w:r>
+      <w:r>
+        <w:t xml:space="preserve"> </w:t>
+      </w:r>
+      <w:r>
+        <w:t xml:space="preserve">“</w:t>
+      </w:r>
+      <w:r>
+        <w:t xml:space="preserve">more is better</w:t>
+      </w:r>
+      <w:r>
+        <w:t xml:space="preserve">”</w:t>
+      </w:r>
+      <w:r>
+        <w:t xml:space="preserve">: a healthy uptrend is a good entry, but a</w:t>
+      </w:r>
+      <w:r>
+        <w:t xml:space="preserve"> </w:t>
+      </w:r>
+      <w:r>
+        <w:rPr>
+          <w:bCs/>
+          <w:b/>
+        </w:rPr>
+        <w:t xml:space="preserve">parabolic</w:t>
+      </w:r>
+      <w:r>
+        <w:rPr>
+          <w:bCs/>
+          <w:b/>
+        </w:rPr>
+        <w:t xml:space="preserve"> </w:t>
+      </w:r>
+      <w:r>
+        <w:rPr>
+          <w:bCs/>
+          <w:b/>
+        </w:rPr>
+        <w:t xml:space="preserve">blow-off</w:t>
+      </w:r>
+      <w:r>
+        <w:t xml:space="preserve"> </w:t>
+      </w:r>
+      <w:r>
+        <w:t xml:space="preserve">— a name that’s doubled in a month or run up many-fold in a year, sitting at its all-time high — is</w:t>
+      </w:r>
+      <w:r>
+        <w:t xml:space="preserve"> </w:t>
+      </w:r>
+      <w:r>
+        <w:rPr>
+          <w:bCs/>
+          <w:b/>
+        </w:rPr>
+        <w:t xml:space="preserve">overbought</w:t>
+      </w:r>
+      <w:r>
+        <w:t xml:space="preserve">, so it reads</w:t>
+      </w:r>
+      <w:r>
+        <w:t xml:space="preserve"> </w:t>
+      </w:r>
+      <w:r>
+        <w:rPr>
+          <w:bCs/>
+          <w:b/>
+        </w:rPr>
+        <w:t xml:space="preserve">stretched</w:t>
+      </w:r>
+      <w:r>
+        <w:t xml:space="preserve"> </w:t>
+      </w:r>
+      <w:r>
+        <w:t xml:space="preserve">and gets</w:t>
+      </w:r>
+      <w:r>
+        <w:t xml:space="preserve"> </w:t>
+      </w:r>
+      <w:r>
+        <w:rPr>
+          <w:bCs/>
+          <w:b/>
+        </w:rPr>
+        <w:t xml:space="preserve">staged/DCA’d</w:t>
+      </w:r>
+      <w:r>
+        <w:t xml:space="preserve"> </w:t>
+      </w:r>
+      <w:r>
+        <w:t xml:space="preserve">rather than lump-summed. (That’s why a</w:t>
+      </w:r>
+      <w:r>
+        <w:t xml:space="preserve"> </w:t>
+      </w:r>
+      <w:r>
+        <w:t xml:space="preserve">high-conviction name like MU can be a great</w:t>
+      </w:r>
+      <w:r>
+        <w:t xml:space="preserve"> </w:t>
+      </w:r>
+      <w:r>
+        <w:rPr>
+          <w:iCs/>
+          <w:i/>
+        </w:rPr>
+        <w:t xml:space="preserve">holding</w:t>
+      </w:r>
+      <w:r>
+        <w:t xml:space="preserve"> </w:t>
+      </w:r>
+      <w:r>
+        <w:t xml:space="preserve">yet a poor</w:t>
+      </w:r>
+      <w:r>
+        <w:t xml:space="preserve"> </w:t>
+      </w:r>
+      <w:r>
+        <w:rPr>
+          <w:iCs/>
+          <w:i/>
+        </w:rPr>
+        <w:t xml:space="preserve">entry</w:t>
+      </w:r>
+      <w:r>
+        <w:t xml:space="preserve"> </w:t>
+      </w:r>
+      <w:r>
+        <w:t xml:space="preserve">today: conviction in the thesis ≠</w:t>
+      </w:r>
+      <w:r>
+        <w:t xml:space="preserve"> </w:t>
+      </w:r>
+      <w:r>
+        <w:t xml:space="preserve">buying the top of a vertical move.) This also makes the score robust to a bad data print — an absurd value</w:t>
+      </w:r>
+      <w:r>
+        <w:t xml:space="preserve"> </w:t>
+      </w:r>
+      <w:r>
+        <w:t xml:space="preserve">just lands at the overbought floor instead of being trusted as</w:t>
+      </w:r>
+      <w:r>
+        <w:t xml:space="preserve"> </w:t>
+      </w:r>
+      <w:r>
+        <w:t xml:space="preserve">“</w:t>
+      </w:r>
+      <w:r>
+        <w:t xml:space="preserve">great momentum.</w:t>
+      </w:r>
+      <w:r>
+        <w:t xml:space="preserve">”</w:t>
       </w:r>
     </w:p>
     <w:p>
@@ -12578,7 +12745,7 @@
       <w:r>
         <w:drawing>
           <wp:inline>
-            <wp:extent cx="5334000" cy="6509146"/>
+            <wp:extent cx="5334000" cy="6346626"/>
             <wp:effectExtent b="0" l="0" r="0" t="0"/>
             <wp:docPr descr="Agent digest" title="" id="76" name="Picture"/>
             <a:graphic>
@@ -12599,7 +12766,7 @@
                   <pic:spPr bwMode="auto">
                     <a:xfrm>
                       <a:off x="0" y="0"/>
-                      <a:ext cx="5334000" cy="6509146"/>
+                      <a:ext cx="5334000" cy="6346626"/>
                     </a:xfrm>
                     <a:prstGeom prst="rect">
                       <a:avLst/>
@@ -12962,7 +13129,7 @@
       <w:r>
         <w:drawing>
           <wp:inline>
-            <wp:extent cx="5334000" cy="6509146"/>
+            <wp:extent cx="5334000" cy="6346626"/>
             <wp:effectExtent b="0" l="0" r="0" t="0"/>
             <wp:docPr descr="Settings" title="" id="80" name="Picture"/>
             <a:graphic>
@@ -12983,7 +13150,7 @@
                   <pic:spPr bwMode="auto">
                     <a:xfrm>
                       <a:off x="0" y="0"/>
-                      <a:ext cx="5334000" cy="6509146"/>
+                      <a:ext cx="5334000" cy="6346626"/>
                     </a:xfrm>
                     <a:prstGeom prst="rect">
                       <a:avLst/>

--- a/docs/USER-GUIDE.docx
+++ b/docs/USER-GUIDE.docx
@@ -9329,7 +9329,29 @@
         <w:t xml:space="preserve"> </w:t>
       </w:r>
       <w:r>
-        <w:t xml:space="preserve">(12-month, penalized when the name just ran up in the last month), and</w:t>
+        <w:t xml:space="preserve">(12-month, inverted-U — see below),</w:t>
+      </w:r>
+      <w:r>
+        <w:t xml:space="preserve"> </w:t>
+      </w:r>
+      <w:r>
+        <w:rPr>
+          <w:bCs/>
+          <w:b/>
+        </w:rPr>
+        <w:t xml:space="preserve">relative strength</w:t>
+      </w:r>
+      <w:r>
+        <w:t xml:space="preserve"> </w:t>
+      </w:r>
+      <w:r>
+        <w:t xml:space="preserve">(its scarcity basket de-rating − vs</w:t>
+      </w:r>
+      <w:r>
+        <w:t xml:space="preserve"> </w:t>
+      </w:r>
+      <w:r>
+        <w:t xml:space="preserve">inflecting + against the build-out complex — the alpha signal, per name), and</w:t>
       </w:r>
       <w:r>
         <w:t xml:space="preserve"> </w:t>

--- a/docs/USER-GUIDE.docx
+++ b/docs/USER-GUIDE.docx
@@ -7268,6 +7268,287 @@
       </w:r>
       <w:r>
         <w:t xml:space="preserve">(manual): e.g. rare-earth/uranium policy shifts.</w:t>
+      </w:r>
+    </w:p>
+    <w:p>
+      <w:pPr>
+        <w:pStyle w:val="BodyText"/>
+      </w:pPr>
+      <w:r>
+        <w:rPr>
+          <w:bCs/>
+          <w:b/>
+        </w:rPr>
+        <w:t xml:space="preserve">Catalyst watch — the manual triggers are now auto-monitored.</w:t>
+      </w:r>
+      <w:r>
+        <w:t xml:space="preserve"> </w:t>
+      </w:r>
+      <w:r>
+        <w:t xml:space="preserve">Each policy trigger carries a</w:t>
+      </w:r>
+      <w:r>
+        <w:t xml:space="preserve"> </w:t>
+      </w:r>
+      <w:r>
+        <w:rPr>
+          <w:rStyle w:val="VerbatimChar"/>
+        </w:rPr>
+        <w:t xml:space="preserve">watch</w:t>
+      </w:r>
+      <w:r>
+        <w:t xml:space="preserve"> </w:t>
+      </w:r>
+      <w:r>
+        <w:t xml:space="preserve">spec</w:t>
+      </w:r>
+      <w:r>
+        <w:t xml:space="preserve"> </w:t>
+      </w:r>
+      <w:r>
+        <w:t xml:space="preserve">(news/filing queries); every scan the</w:t>
+      </w:r>
+      <w:r>
+        <w:t xml:space="preserve"> </w:t>
+      </w:r>
+      <w:r>
+        <w:rPr>
+          <w:bCs/>
+          <w:b/>
+        </w:rPr>
+        <w:t xml:space="preserve">committee</w:t>
+      </w:r>
+      <w:r>
+        <w:t xml:space="preserve"> </w:t>
+      </w:r>
+      <w:r>
+        <w:t xml:space="preserve">judges whether its condition is met from fresh</w:t>
+      </w:r>
+      <w:r>
+        <w:t xml:space="preserve"> </w:t>
+      </w:r>
+      <w:r>
+        <w:rPr>
+          <w:bCs/>
+          <w:b/>
+        </w:rPr>
+        <w:t xml:space="preserve">news +</w:t>
+      </w:r>
+      <w:r>
+        <w:rPr>
+          <w:bCs/>
+          <w:b/>
+        </w:rPr>
+        <w:t xml:space="preserve"> </w:t>
+      </w:r>
+      <w:r>
+        <w:rPr>
+          <w:bCs/>
+          <w:b/>
+        </w:rPr>
+        <w:t xml:space="preserve">SEC filings</w:t>
+      </w:r>
+      <w:r>
+        <w:t xml:space="preserve"> </w:t>
+      </w:r>
+      <w:r>
+        <w:t xml:space="preserve">and assigns a status —</w:t>
+      </w:r>
+      <w:r>
+        <w:t xml:space="preserve"> </w:t>
+      </w:r>
+      <w:r>
+        <w:rPr>
+          <w:bCs/>
+          <w:b/>
+        </w:rPr>
+        <w:t xml:space="preserve">monitoring → approaching → likely-met → fired</w:t>
+      </w:r>
+      <w:r>
+        <w:t xml:space="preserve"> </w:t>
+      </w:r>
+      <w:r>
+        <w:t xml:space="preserve">— with a</w:t>
+      </w:r>
+      <w:r>
+        <w:t xml:space="preserve"> </w:t>
+      </w:r>
+      <w:r>
+        <w:rPr>
+          <w:bCs/>
+          <w:b/>
+        </w:rPr>
+        <w:t xml:space="preserve">confidence</w:t>
+      </w:r>
+      <w:r>
+        <w:t xml:space="preserve">,</w:t>
+      </w:r>
+      <w:r>
+        <w:t xml:space="preserve"> </w:t>
+      </w:r>
+      <w:r>
+        <w:t xml:space="preserve">the</w:t>
+      </w:r>
+      <w:r>
+        <w:t xml:space="preserve"> </w:t>
+      </w:r>
+      <w:r>
+        <w:rPr>
+          <w:bCs/>
+          <w:b/>
+        </w:rPr>
+        <w:t xml:space="preserve">evidence</w:t>
+      </w:r>
+      <w:r>
+        <w:t xml:space="preserve"> </w:t>
+      </w:r>
+      <w:r>
+        <w:t xml:space="preserve">it cited, and a drafted</w:t>
+      </w:r>
+      <w:r>
+        <w:t xml:space="preserve"> </w:t>
+      </w:r>
+      <w:r>
+        <w:rPr>
+          <w:bCs/>
+          <w:b/>
+        </w:rPr>
+        <w:t xml:space="preserve">⇒ suggested action</w:t>
+      </w:r>
+      <w:r>
+        <w:t xml:space="preserve"> </w:t>
+      </w:r>
+      <w:r>
+        <w:t xml:space="preserve">(portfolio- and tax-aware, grounded on the</w:t>
+      </w:r>
+      <w:r>
+        <w:t xml:space="preserve"> </w:t>
+      </w:r>
+      <w:r>
+        <w:t xml:space="preserve">canned policy action). It only reaches</w:t>
+      </w:r>
+      <w:r>
+        <w:t xml:space="preserve"> </w:t>
+      </w:r>
+      <w:r>
+        <w:rPr>
+          <w:iCs/>
+          <w:i/>
+        </w:rPr>
+        <w:t xml:space="preserve">fired</w:t>
+      </w:r>
+      <w:r>
+        <w:t xml:space="preserve"> </w:t>
+      </w:r>
+      <w:r>
+        <w:t xml:space="preserve">when</w:t>
+      </w:r>
+      <w:r>
+        <w:t xml:space="preserve"> </w:t>
+      </w:r>
+      <w:r>
+        <w:rPr>
+          <w:bCs/>
+          <w:b/>
+        </w:rPr>
+        <w:t xml:space="preserve">corroborated</w:t>
+      </w:r>
+      <w:r>
+        <w:t xml:space="preserve"> </w:t>
+      </w:r>
+      <w:r>
+        <w:t xml:space="preserve">(a filing or ≥2 independent sources —</w:t>
+      </w:r>
+      <w:r>
+        <w:t xml:space="preserve"> </w:t>
+      </w:r>
+      <w:r>
+        <w:t xml:space="preserve">never one headline)</w:t>
+      </w:r>
+      <w:r>
+        <w:t xml:space="preserve"> </w:t>
+      </w:r>
+      <w:r>
+        <w:rPr>
+          <w:bCs/>
+          <w:b/>
+        </w:rPr>
+        <w:t xml:space="preserve">and</w:t>
+      </w:r>
+      <w:r>
+        <w:t xml:space="preserve"> </w:t>
+      </w:r>
+      <w:r>
+        <w:t xml:space="preserve">confirmed on</w:t>
+      </w:r>
+      <w:r>
+        <w:t xml:space="preserve"> </w:t>
+      </w:r>
+      <w:r>
+        <w:rPr>
+          <w:bCs/>
+          <w:b/>
+        </w:rPr>
+        <w:t xml:space="preserve">two consecutive scans</w:t>
+      </w:r>
+      <w:r>
+        <w:t xml:space="preserve">, the same fail-safe as the auto triggers.</w:t>
+      </w:r>
+      <w:r>
+        <w:t xml:space="preserve"> </w:t>
+      </w:r>
+      <w:r>
+        <w:t xml:space="preserve">Commodity-price legs (e.g. NdPr &lt; $80/kg, memory pricing) have no free feed, so they’re judged</w:t>
+      </w:r>
+      <w:r>
+        <w:t xml:space="preserve"> </w:t>
+      </w:r>
+      <w:r>
+        <w:rPr>
+          <w:iCs/>
+          <w:i/>
+        </w:rPr>
+        <w:t xml:space="preserve">news-inferred</w:t>
+      </w:r>
+      <w:r>
+        <w:t xml:space="preserve"> </w:t>
+      </w:r>
+      <w:r>
+        <w:t xml:space="preserve">and flagged as such.</w:t>
+      </w:r>
+      <w:r>
+        <w:t xml:space="preserve"> </w:t>
+      </w:r>
+      <w:r>
+        <w:rPr>
+          <w:bCs/>
+          <w:b/>
+        </w:rPr>
+        <w:t xml:space="preserve">Advisory only — Puck never trades or edits your book; you confirm and act.</w:t>
+      </w:r>
+      <w:r>
+        <w:t xml:space="preserve"> </w:t>
+      </w:r>
+      <w:r>
+        <w:rPr>
+          <w:iCs/>
+          <w:i/>
+        </w:rPr>
+        <w:t xml:space="preserve">(Needs an</w:t>
+      </w:r>
+      <w:r>
+        <w:rPr>
+          <w:iCs/>
+          <w:i/>
+        </w:rPr>
+        <w:t xml:space="preserve"> </w:t>
+      </w:r>
+      <w:r>
+        <w:rPr>
+          <w:iCs/>
+          <w:i/>
+        </w:rPr>
+        <w:t xml:space="preserve">LLM key; without one the manual triggers fall back to plain monitor reminders.)</w:t>
       </w:r>
     </w:p>
     <w:p>

--- a/docs/USER-GUIDE.docx
+++ b/docs/USER-GUIDE.docx
@@ -5236,6 +5236,169 @@
       </w:r>
       <w:r>
         <w:t xml:space="preserve">(which names to lean into vs. trim).</w:t>
+      </w:r>
+    </w:p>
+    <w:p>
+      <w:pPr>
+        <w:pStyle w:val="BodyText"/>
+      </w:pPr>
+      <w:r>
+        <w:rPr>
+          <w:bCs/>
+          <w:b/>
+        </w:rPr>
+        <w:t xml:space="preserve">Regime instruments panel.</w:t>
+      </w:r>
+      <w:r>
+        <w:t xml:space="preserve"> </w:t>
+      </w:r>
+      <w:r>
+        <w:t xml:space="preserve">Under the posture, a small table shows the daily technicals the timing layer</w:t>
+      </w:r>
+      <w:r>
+        <w:t xml:space="preserve"> </w:t>
+      </w:r>
+      <w:r>
+        <w:t xml:space="preserve">actually reads on the</w:t>
+      </w:r>
+      <w:r>
+        <w:t xml:space="preserve"> </w:t>
+      </w:r>
+      <w:r>
+        <w:rPr>
+          <w:bCs/>
+          <w:b/>
+        </w:rPr>
+        <w:t xml:space="preserve">QQQ</w:t>
+      </w:r>
+      <w:r>
+        <w:t xml:space="preserve"> </w:t>
+      </w:r>
+      <w:r>
+        <w:t xml:space="preserve">complex —</w:t>
+      </w:r>
+      <w:r>
+        <w:t xml:space="preserve"> </w:t>
+      </w:r>
+      <w:r>
+        <w:rPr>
+          <w:bCs/>
+          <w:b/>
+        </w:rPr>
+        <w:t xml:space="preserve">QQQ</w:t>
+      </w:r>
+      <w:r>
+        <w:t xml:space="preserve"> </w:t>
+      </w:r>
+      <w:r>
+        <w:t xml:space="preserve">(the regime’s reference underlying) plus</w:t>
+      </w:r>
+      <w:r>
+        <w:t xml:space="preserve"> </w:t>
+      </w:r>
+      <w:r>
+        <w:rPr>
+          <w:bCs/>
+          <w:b/>
+        </w:rPr>
+        <w:t xml:space="preserve">TQQQ / SQQQ</w:t>
+      </w:r>
+      <w:r>
+        <w:t xml:space="preserve"> </w:t>
+      </w:r>
+      <w:r>
+        <w:t xml:space="preserve">(the</w:t>
+      </w:r>
+      <w:r>
+        <w:t xml:space="preserve"> </w:t>
+      </w:r>
+      <w:r>
+        <w:t xml:space="preserve">3× long / 3× short proxies, the actionable risk-on / brake instruments):</w:t>
+      </w:r>
+      <w:r>
+        <w:t xml:space="preserve"> </w:t>
+      </w:r>
+      <w:r>
+        <w:rPr>
+          <w:bCs/>
+          <w:b/>
+        </w:rPr>
+        <w:t xml:space="preserve">price, RSI-14, % vs the 200-DMA</w:t>
+      </w:r>
+      <w:r>
+        <w:rPr>
+          <w:bCs/>
+          <w:b/>
+        </w:rPr>
+        <w:t xml:space="preserve"> </w:t>
+      </w:r>
+      <w:r>
+        <w:rPr>
+          <w:bCs/>
+          <w:b/>
+        </w:rPr>
+        <w:t xml:space="preserve">(green above / red below), % off the 52-week high, 12-month &amp; 1-month momentum, and realized vol</w:t>
+      </w:r>
+      <w:r>
+        <w:t xml:space="preserve">, refreshed</w:t>
+      </w:r>
+      <w:r>
+        <w:t xml:space="preserve"> </w:t>
+      </w:r>
+      <w:r>
+        <w:t xml:space="preserve">every scan. RSI &gt; 70 reads overbought, &lt; 30 oversold.</w:t>
+      </w:r>
+      <w:r>
+        <w:t xml:space="preserve"> </w:t>
+      </w:r>
+      <w:r>
+        <w:rPr>
+          <w:bCs/>
+          <w:b/>
+        </w:rPr>
+        <w:t xml:space="preserve">TQQQ/SQQQ are leveraged — tactical only, their value</w:t>
+      </w:r>
+      <w:r>
+        <w:rPr>
+          <w:bCs/>
+          <w:b/>
+        </w:rPr>
+        <w:t xml:space="preserve"> </w:t>
+      </w:r>
+      <w:r>
+        <w:rPr>
+          <w:bCs/>
+          <w:b/>
+        </w:rPr>
+        <w:t xml:space="preserve">decays over time; they are not buy-and-hold.</w:t>
+      </w:r>
+      <w:r>
+        <w:t xml:space="preserve"> </w:t>
+      </w:r>
+      <w:r>
+        <w:t xml:space="preserve">The panel restates the current posture so you can see</w:t>
+      </w:r>
+      <w:r>
+        <w:t xml:space="preserve"> </w:t>
+      </w:r>
+      <w:r>
+        <w:rPr>
+          <w:iCs/>
+          <w:i/>
+        </w:rPr>
+        <w:t xml:space="preserve">why</w:t>
+      </w:r>
+      <w:r>
+        <w:t xml:space="preserve"> </w:t>
+      </w:r>
+      <w:r>
+        <w:t xml:space="preserve">the</w:t>
+      </w:r>
+      <w:r>
+        <w:t xml:space="preserve"> </w:t>
+      </w:r>
+      <w:r>
+        <w:t xml:space="preserve">regime reads the way it does.</w:t>
       </w:r>
     </w:p>
     <w:p>

--- a/docs/USER-GUIDE.docx
+++ b/docs/USER-GUIDE.docx
@@ -5376,19 +5376,62 @@
         <w:t xml:space="preserve"> </w:t>
       </w:r>
       <w:r>
-        <w:t xml:space="preserve">It’s its own card beneath the posture, and the columns adapt —</w:t>
-      </w:r>
-      <w:r>
-        <w:t xml:space="preserve"> </w:t>
-      </w:r>
-      <w:r>
-        <w:t xml:space="preserve">a metric only appears once it has data (so e.g. 12-month momentum shows only when there’s &gt;1 year of history</w:t>
-      </w:r>
-      <w:r>
-        <w:t xml:space="preserve"> </w:t>
-      </w:r>
-      <w:r>
-        <w:t xml:space="preserve">for the instrument; it’s omitted rather than shown as a blank column).</w:t>
+        <w:t xml:space="preserve">It’s its own card beneath the posture. Technicals are computed</w:t>
+      </w:r>
+      <w:r>
+        <w:t xml:space="preserve"> </w:t>
+      </w:r>
+      <w:r>
+        <w:t xml:space="preserve">from the</w:t>
+      </w:r>
+      <w:r>
+        <w:t xml:space="preserve"> </w:t>
+      </w:r>
+      <w:r>
+        <w:rPr>
+          <w:bCs/>
+          <w:b/>
+        </w:rPr>
+        <w:t xml:space="preserve">deep price-history DB</w:t>
+      </w:r>
+      <w:r>
+        <w:t xml:space="preserve"> </w:t>
+      </w:r>
+      <w:r>
+        <w:t xml:space="preserve">(2.2y → real 12-month momentum), not a shallow 1-year fetch; the columns</w:t>
+      </w:r>
+      <w:r>
+        <w:t xml:space="preserve"> </w:t>
+      </w:r>
+      <w:r>
+        <w:t xml:space="preserve">adapt — a metric only appears once it has data, so a freshly-added instrument with no DB history yet (TQQQ/SQQQ</w:t>
+      </w:r>
+      <w:r>
+        <w:t xml:space="preserve"> </w:t>
+      </w:r>
+      <w:r>
+        <w:t xml:space="preserve">until the one-time</w:t>
+      </w:r>
+      <w:r>
+        <w:t xml:space="preserve"> </w:t>
+      </w:r>
+      <w:r>
+        <w:rPr>
+          <w:rStyle w:val="VerbatimChar"/>
+        </w:rPr>
+        <w:t xml:space="preserve">--backfill</w:t>
+      </w:r>
+      <w:r>
+        <w:t xml:space="preserve"> </w:t>
+      </w:r>
+      <w:r>
+        <w:t xml:space="preserve">runs) simply omits 12m rather than showing a blank column. QQQ (already in the</w:t>
+      </w:r>
+      <w:r>
+        <w:t xml:space="preserve"> </w:t>
+      </w:r>
+      <w:r>
+        <w:t xml:space="preserve">DB) shows the full set immediately.</w:t>
       </w:r>
     </w:p>
     <w:p>

--- a/docs/USER-GUIDE.docx
+++ b/docs/USER-GUIDE.docx
@@ -4489,7 +4489,7 @@
       <w:r>
         <w:drawing>
           <wp:inline>
-            <wp:extent cx="5334000" cy="11693128"/>
+            <wp:extent cx="5334000" cy="11788973"/>
             <wp:effectExtent b="0" l="0" r="0" t="0"/>
             <wp:docPr descr="Portfolio and triggers" title="" id="46" name="Picture"/>
             <a:graphic>
@@ -4510,7 +4510,7 @@
                   <pic:spPr bwMode="auto">
                     <a:xfrm>
                       <a:off x="0" y="0"/>
-                      <a:ext cx="5334000" cy="11693128"/>
+                      <a:ext cx="5334000" cy="11788973"/>
                     </a:xfrm>
                     <a:prstGeom prst="rect">
                       <a:avLst/>
@@ -5425,13 +5425,13 @@
         <w:t xml:space="preserve"> </w:t>
       </w:r>
       <w:r>
-        <w:t xml:space="preserve">runs) simply omits 12m rather than showing a blank column. QQQ (already in the</w:t>
-      </w:r>
-      <w:r>
-        <w:t xml:space="preserve"> </w:t>
-      </w:r>
-      <w:r>
-        <w:t xml:space="preserve">DB) shows the full set immediately.</w:t>
+        <w:t xml:space="preserve">runs) simply omits 12m rather than showing a blank column, and the footnote</w:t>
+      </w:r>
+      <w:r>
+        <w:t xml:space="preserve"> </w:t>
+      </w:r>
+      <w:r>
+        <w:t xml:space="preserve">calls out any instrument still on the 1-year fetch. QQQ (already in the DB) shows the full set immediately.</w:t>
       </w:r>
     </w:p>
     <w:p>
@@ -12632,7 +12632,7 @@
       <w:r>
         <w:drawing>
           <wp:inline>
-            <wp:extent cx="5334000" cy="7375921"/>
+            <wp:extent cx="5334000" cy="7267575"/>
             <wp:effectExtent b="0" l="0" r="0" t="0"/>
             <wp:docPr descr="Filings and news" title="" id="68" name="Picture"/>
             <a:graphic>
@@ -12653,7 +12653,7 @@
                   <pic:spPr bwMode="auto">
                     <a:xfrm>
                       <a:off x="0" y="0"/>
-                      <a:ext cx="5334000" cy="7375921"/>
+                      <a:ext cx="5334000" cy="7267575"/>
                     </a:xfrm>
                     <a:prstGeom prst="rect">
                       <a:avLst/>
@@ -13460,7 +13460,7 @@
       <w:r>
         <w:drawing>
           <wp:inline>
-            <wp:extent cx="5334000" cy="6592490"/>
+            <wp:extent cx="5334000" cy="7159228"/>
             <wp:effectExtent b="0" l="0" r="0" t="0"/>
             <wp:docPr descr="Agent digest" title="" id="76" name="Picture"/>
             <a:graphic>
@@ -13481,7 +13481,7 @@
                   <pic:spPr bwMode="auto">
                     <a:xfrm>
                       <a:off x="0" y="0"/>
-                      <a:ext cx="5334000" cy="6592490"/>
+                      <a:ext cx="5334000" cy="7159228"/>
                     </a:xfrm>
                     <a:prstGeom prst="rect">
                       <a:avLst/>
@@ -13844,7 +13844,7 @@
       <w:r>
         <w:drawing>
           <wp:inline>
-            <wp:extent cx="5334000" cy="6592490"/>
+            <wp:extent cx="5334000" cy="7159228"/>
             <wp:effectExtent b="0" l="0" r="0" t="0"/>
             <wp:docPr descr="Settings" title="" id="80" name="Picture"/>
             <a:graphic>
@@ -13865,7 +13865,7 @@
                   <pic:spPr bwMode="auto">
                     <a:xfrm>
                       <a:off x="0" y="0"/>
-                      <a:ext cx="5334000" cy="6592490"/>
+                      <a:ext cx="5334000" cy="7159228"/>
                     </a:xfrm>
                     <a:prstGeom prst="rect">
                       <a:avLst/>

--- a/docs/USER-GUIDE.docx
+++ b/docs/USER-GUIDE.docx
@@ -6487,7 +6487,133 @@
         <w:t xml:space="preserve"> </w:t>
       </w:r>
       <w:r>
-        <w:t xml:space="preserve">instead of showing a number — see</w:t>
+        <w:t xml:space="preserve">instead of showing a number. A separate</w:t>
+      </w:r>
+      <w:r>
+        <w:t xml:space="preserve"> </w:t>
+      </w:r>
+      <w:r>
+        <w:rPr>
+          <w:bCs/>
+          <w:b/>
+        </w:rPr>
+        <w:t xml:space="preserve">“</w:t>
+      </w:r>
+      <w:r>
+        <w:rPr>
+          <w:bCs/>
+          <w:b/>
+        </w:rPr>
+        <w:t xml:space="preserve">Brake proof</w:t>
+      </w:r>
+      <w:r>
+        <w:rPr>
+          <w:bCs/>
+          <w:b/>
+        </w:rPr>
+        <w:t xml:space="preserve">”</w:t>
+      </w:r>
+      <w:r>
+        <w:t xml:space="preserve"> </w:t>
+      </w:r>
+      <w:r>
+        <w:t xml:space="preserve">block then runs the</w:t>
+      </w:r>
+      <w:r>
+        <w:t xml:space="preserve"> </w:t>
+      </w:r>
+      <w:r>
+        <w:rPr>
+          <w:iCs/>
+          <w:i/>
+        </w:rPr>
+        <w:t xml:space="preserve">same</w:t>
+      </w:r>
+      <w:r>
+        <w:t xml:space="preserve"> </w:t>
+      </w:r>
+      <w:r>
+        <w:t xml:space="preserve">200-day brake on</w:t>
+      </w:r>
+      <w:r>
+        <w:t xml:space="preserve"> </w:t>
+      </w:r>
+      <w:r>
+        <w:rPr>
+          <w:bCs/>
+          <w:b/>
+        </w:rPr>
+        <w:t xml:space="preserve">long-history proxies</w:t>
+      </w:r>
+      <w:r>
+        <w:t xml:space="preserve"> </w:t>
+      </w:r>
+      <w:r>
+        <w:t xml:space="preserve">(SPY/QQQ/SOXX, back through 2000/2008/2020/2022) so the dial’s tail claim is tested against real crashes — showing, per proxy, whether the brake</w:t>
+      </w:r>
+      <w:r>
+        <w:t xml:space="preserve"> </w:t>
+      </w:r>
+      <w:r>
+        <w:rPr>
+          <w:bCs/>
+          <w:b/>
+        </w:rPr>
+        <w:t xml:space="preserve">cut</w:t>
+      </w:r>
+      <w:r>
+        <w:t xml:space="preserve"> </w:t>
+      </w:r>
+      <w:r>
+        <w:t xml:space="preserve">max drawdown (✓/✗),</w:t>
+      </w:r>
+      <w:r>
+        <w:t xml:space="preserve"> </w:t>
+      </w:r>
+      <w:r>
+        <w:rPr>
+          <w:bCs/>
+          <w:b/>
+        </w:rPr>
+        <w:t xml:space="preserve">improved</w:t>
+      </w:r>
+      <w:r>
+        <w:t xml:space="preserve"> </w:t>
+      </w:r>
+      <w:r>
+        <w:t xml:space="preserve">Calmar (✓/✗), its CAGR cost, and a per-crash list where ⚠ marks a crash the brake</w:t>
+      </w:r>
+      <w:r>
+        <w:t xml:space="preserve"> </w:t>
+      </w:r>
+      <w:r>
+        <w:rPr>
+          <w:bCs/>
+          <w:b/>
+        </w:rPr>
+        <w:t xml:space="preserve">whipsawed</w:t>
+      </w:r>
+      <w:r>
+        <w:t xml:space="preserve"> </w:t>
+      </w:r>
+      <w:r>
+        <w:t xml:space="preserve">instead of cutting. It’s methodology evidence on a proxy,</w:t>
+      </w:r>
+      <w:r>
+        <w:t xml:space="preserve"> </w:t>
+      </w:r>
+      <w:r>
+        <w:rPr>
+          <w:iCs/>
+          <w:i/>
+        </w:rPr>
+        <w:t xml:space="preserve">not</w:t>
+      </w:r>
+      <w:r>
+        <w:t xml:space="preserve"> </w:t>
+      </w:r>
+      <w:r>
+        <w:t xml:space="preserve">a backtest of your book. See</w:t>
       </w:r>
       <w:r>
         <w:t xml:space="preserve"> </w:t>

--- a/docs/USER-GUIDE.docx
+++ b/docs/USER-GUIDE.docx
@@ -4489,7 +4489,7 @@
       <w:r>
         <w:drawing>
           <wp:inline>
-            <wp:extent cx="5334000" cy="12234862"/>
+            <wp:extent cx="5334000" cy="12372379"/>
             <wp:effectExtent b="0" l="0" r="0" t="0"/>
             <wp:docPr descr="Portfolio and triggers" title="" id="46" name="Picture"/>
             <a:graphic>
@@ -4510,7 +4510,7 @@
                   <pic:spPr bwMode="auto">
                     <a:xfrm>
                       <a:off x="0" y="0"/>
-                      <a:ext cx="5334000" cy="12234862"/>
+                      <a:ext cx="5334000" cy="12372379"/>
                     </a:xfrm>
                     <a:prstGeom prst="rect">
                       <a:avLst/>
@@ -5236,6 +5236,206 @@
       </w:r>
       <w:r>
         <w:t xml:space="preserve">(which names to lean into vs. trim).</w:t>
+      </w:r>
+    </w:p>
+    <w:p>
+      <w:pPr>
+        <w:pStyle w:val="BodyText"/>
+      </w:pPr>
+      <w:r>
+        <w:rPr>
+          <w:bCs/>
+          <w:b/>
+        </w:rPr>
+        <w:t xml:space="preserve">Overlays line.</w:t>
+      </w:r>
+      <w:r>
+        <w:t xml:space="preserve"> </w:t>
+      </w:r>
+      <w:r>
+        <w:t xml:space="preserve">Directly under the account policy, an</w:t>
+      </w:r>
+      <w:r>
+        <w:t xml:space="preserve"> </w:t>
+      </w:r>
+      <w:r>
+        <w:rPr>
+          <w:bCs/>
+          <w:b/>
+        </w:rPr>
+        <w:t xml:space="preserve">Overlays</w:t>
+      </w:r>
+      <w:r>
+        <w:t xml:space="preserve"> </w:t>
+      </w:r>
+      <w:r>
+        <w:t xml:space="preserve">row makes both dials explicit at a</w:t>
+      </w:r>
+      <w:r>
+        <w:t xml:space="preserve"> </w:t>
+      </w:r>
+      <w:r>
+        <w:t xml:space="preserve">glance: the</w:t>
+      </w:r>
+      <w:r>
+        <w:t xml:space="preserve"> </w:t>
+      </w:r>
+      <w:r>
+        <w:rPr>
+          <w:bCs/>
+          <w:b/>
+        </w:rPr>
+        <w:t xml:space="preserve">Brake</w:t>
+      </w:r>
+      <w:r>
+        <w:t xml:space="preserve"> </w:t>
+      </w:r>
+      <w:r>
+        <w:t xml:space="preserve">(trend vs the 200-DMA + breadth above it →</w:t>
+      </w:r>
+      <w:r>
+        <w:t xml:space="preserve"> </w:t>
+      </w:r>
+      <w:r>
+        <w:rPr>
+          <w:iCs/>
+          <w:i/>
+        </w:rPr>
+        <w:t xml:space="preserve">brakes on / clear</w:t>
+      </w:r>
+      <w:r>
+        <w:t xml:space="preserve">) and</w:t>
+      </w:r>
+      <w:r>
+        <w:t xml:space="preserve"> </w:t>
+      </w:r>
+      <w:r>
+        <w:rPr>
+          <w:bCs/>
+          <w:b/>
+        </w:rPr>
+        <w:t xml:space="preserve">Fast re-entry</w:t>
+      </w:r>
+      <w:r>
+        <w:t xml:space="preserve"> </w:t>
+      </w:r>
+      <w:r>
+        <w:t xml:space="preserve">(breadth above the 20-DMA vs its</w:t>
+      </w:r>
+      <w:r>
+        <w:t xml:space="preserve"> </w:t>
+      </w:r>
+      <w:r>
+        <w:rPr>
+          <w:bCs/>
+          <w:b/>
+        </w:rPr>
+        <w:t xml:space="preserve">60% trigger</w:t>
+      </w:r>
+      <w:r>
+        <w:t xml:space="preserve"> </w:t>
+      </w:r>
+      <w:r>
+        <w:t xml:space="preserve">→</w:t>
+      </w:r>
+      <w:r>
+        <w:t xml:space="preserve"> </w:t>
+      </w:r>
+      <w:r>
+        <w:rPr>
+          <w:iCs/>
+          <w:i/>
+        </w:rPr>
+        <w:t xml:space="preserve">armed</w:t>
+      </w:r>
+      <w:r>
+        <w:t xml:space="preserve"> </w:t>
+      </w:r>
+      <w:r>
+        <w:t xml:space="preserve">/</w:t>
+      </w:r>
+      <w:r>
+        <w:t xml:space="preserve"> </w:t>
+      </w:r>
+      <w:r>
+        <w:rPr>
+          <w:iCs/>
+          <w:i/>
+        </w:rPr>
+        <w:t xml:space="preserve">not armed</w:t>
+      </w:r>
+      <w:r>
+        <w:t xml:space="preserve">, and whether it</w:t>
+      </w:r>
+      <w:r>
+        <w:t xml:space="preserve"> </w:t>
+      </w:r>
+      <w:r>
+        <w:rPr>
+          <w:bCs/>
+          <w:b/>
+        </w:rPr>
+        <w:t xml:space="preserve">re-risked one</w:t>
+      </w:r>
+      <w:r>
+        <w:rPr>
+          <w:bCs/>
+          <w:b/>
+        </w:rPr>
+        <w:t xml:space="preserve"> </w:t>
+      </w:r>
+      <w:r>
+        <w:rPr>
+          <w:bCs/>
+          <w:b/>
+        </w:rPr>
+        <w:t xml:space="preserve">notch</w:t>
+      </w:r>
+      <w:r>
+        <w:t xml:space="preserve">), plus the macro overlay state. The tilt + posture flow into the</w:t>
+      </w:r>
+      <w:r>
+        <w:t xml:space="preserve"> </w:t>
+      </w:r>
+      <w:r>
+        <w:rPr>
+          <w:bCs/>
+          <w:b/>
+        </w:rPr>
+        <w:t xml:space="preserve">buy plan’s SIGNAL weights</w:t>
+      </w:r>
+      <w:r>
+        <w:t xml:space="preserve"> </w:t>
+      </w:r>
+      <w:r>
+        <w:t xml:space="preserve">(</w:t>
+      </w:r>
+      <w:r>
+        <w:rPr>
+          <w:rStyle w:val="VerbatimChar"/>
+        </w:rPr>
+        <w:t xml:space="preserve">web/sizing.mjs</w:t>
+      </w:r>
+      <w:r>
+        <w:t xml:space="preserve"> </w:t>
+      </w:r>
+      <w:r>
+        <w:rPr>
+          <w:rStyle w:val="VerbatimChar"/>
+        </w:rPr>
+        <w:t xml:space="preserve">regimeFactor</w:t>
+      </w:r>
+      <w:r>
+        <w:t xml:space="preserve"> </w:t>
+      </w:r>
+      <w:r>
+        <w:t xml:space="preserve">— overweights only accelerate in a risk-on posture; trims bite in any</w:t>
+      </w:r>
+      <w:r>
+        <w:t xml:space="preserve"> </w:t>
+      </w:r>
+      <w:r>
+        <w:t xml:space="preserve">posture) and into the forced-flow accumulate badges (⏳ on-trigger when the brakes are on).</w:t>
       </w:r>
     </w:p>
     <w:p>

--- a/docs/USER-GUIDE.docx
+++ b/docs/USER-GUIDE.docx
@@ -6749,7 +6749,7 @@
         <w:t xml:space="preserve"> </w:t>
       </w:r>
       <w:r>
-        <w:t xml:space="preserve">(QQQ + the deepest semis holdings MU/SMH, back through 2000/2008/2020/2022) so the dial’s tail claim is tested against real crashes — showing, per instrument, whether the brake</w:t>
+        <w:t xml:space="preserve">(SPY/QQQ/SOXX, back through 2000/2008/2020/2022) so the dial’s tail claim is tested against real crashes — showing, per instrument, whether the brake</w:t>
       </w:r>
       <w:r>
         <w:t xml:space="preserve"> </w:t>
@@ -6797,7 +6797,7 @@
         <w:t xml:space="preserve"> </w:t>
       </w:r>
       <w:r>
-        <w:t xml:space="preserve">instead of cutting. A</w:t>
+        <w:t xml:space="preserve">instead of cutting. Finally, the</w:t>
       </w:r>
       <w:r>
         <w:t xml:space="preserve"> </w:t>
@@ -6814,7 +6814,7 @@
           <w:bCs/>
           <w:b/>
         </w:rPr>
-        <w:t xml:space="preserve">Fast re-entry proof</w:t>
+        <w:t xml:space="preserve">System backtest (as designed)</w:t>
       </w:r>
       <w:r>
         <w:rPr>
@@ -6827,7 +6827,7 @@
         <w:t xml:space="preserve"> </w:t>
       </w:r>
       <w:r>
-        <w:t xml:space="preserve">block tests the</w:t>
+        <w:t xml:space="preserve">block runs the</w:t>
       </w:r>
       <w:r>
         <w:t xml:space="preserve"> </w:t>
@@ -6837,29 +6837,74 @@
           <w:iCs/>
           <w:i/>
         </w:rPr>
-        <w:t xml:space="preserve">entry</w:t>
-      </w:r>
-      <w:r>
-        <w:t xml:space="preserve"> </w:t>
-      </w:r>
-      <w:r>
-        <w:t xml:space="preserve">side: the breadth-based fast-entry overlay (re-risk when ≥60% of names reclaim their 20-DMA) vs a plain brake, with a</w:t>
-      </w:r>
-      <w:r>
-        <w:t xml:space="preserve"> </w:t>
-      </w:r>
-      <w:r>
-        <w:rPr>
-          <w:bCs/>
-          <w:b/>
-        </w:rPr>
-        <w:t xml:space="preserve">worth it / not worth it</w:t>
-      </w:r>
-      <w:r>
-        <w:t xml:space="preserve"> </w:t>
-      </w:r>
-      <w:r>
-        <w:t xml:space="preserve">verdict on whether re-entering early captures more recovery without giving back the drawdown protection. Both are methodology evidence,</w:t>
+        <w:t xml:space="preserve">full</w:t>
+      </w:r>
+      <w:r>
+        <w:t xml:space="preserve"> </w:t>
+      </w:r>
+      <w:r>
+        <w:t xml:space="preserve">timing overlay (200-day brake</w:t>
+      </w:r>
+      <w:r>
+        <w:t xml:space="preserve"> </w:t>
+      </w:r>
+      <w:r>
+        <w:rPr>
+          <w:bCs/>
+          <w:b/>
+        </w:rPr>
+        <w:t xml:space="preserve">+</w:t>
+      </w:r>
+      <w:r>
+        <w:t xml:space="preserve"> </w:t>
+      </w:r>
+      <w:r>
+        <w:t xml:space="preserve">breadth fast-entry — re-risk when ≥60% of names reclaim their 20-DMA, turnover-costed) on the</w:t>
+      </w:r>
+      <w:r>
+        <w:t xml:space="preserve"> </w:t>
+      </w:r>
+      <w:r>
+        <w:rPr>
+          <w:bCs/>
+          <w:b/>
+        </w:rPr>
+        <w:t xml:space="preserve">book’s own names</w:t>
+      </w:r>
+      <w:r>
+        <w:t xml:space="preserve">, three ways —</w:t>
+      </w:r>
+      <w:r>
+        <w:t xml:space="preserve"> </w:t>
+      </w:r>
+      <w:r>
+        <w:rPr>
+          <w:bCs/>
+          <w:b/>
+        </w:rPr>
+        <w:t xml:space="preserve">buy-&amp;-hold vs +brake vs +brake+fast-reentry</w:t>
+      </w:r>
+      <w:r>
+        <w:t xml:space="preserve"> </w:t>
+      </w:r>
+      <w:r>
+        <w:t xml:space="preserve">— and checks each against the</w:t>
+      </w:r>
+      <w:r>
+        <w:t xml:space="preserve"> </w:t>
+      </w:r>
+      <w:r>
+        <w:rPr>
+          <w:bCs/>
+          <w:b/>
+        </w:rPr>
+        <w:t xml:space="preserve">−35% mandate</w:t>
+      </w:r>
+      <w:r>
+        <w:t xml:space="preserve"> </w:t>
+      </w:r>
+      <w:r>
+        <w:t xml:space="preserve">(✓ holds / ✗ breaches), so you can see exactly what the timing layer does to both drawdown and CAGR. Selection is held fixed (the alpha selection signal is graded separately by the Track record + cross-sectional signal backtest). The proofs are methodology evidence on deep history,</w:t>
       </w:r>
       <w:r>
         <w:t xml:space="preserve"> </w:t>
@@ -6875,7 +6920,7 @@
         <w:t xml:space="preserve"> </w:t>
       </w:r>
       <w:r>
-        <w:t xml:space="preserve">a backtest of your exact book. See</w:t>
+        <w:t xml:space="preserve">a promise about your exact future book. See</w:t>
       </w:r>
       <w:r>
         <w:t xml:space="preserve"> </w:t>
@@ -6885,6 +6930,21 @@
           <w:rStyle w:val="VerbatimChar"/>
         </w:rPr>
         <w:t xml:space="preserve">docs/DRAWDOWN-DEFENSE.md</w:t>
+      </w:r>
+      <w:r>
+        <w:t xml:space="preserve"> </w:t>
+      </w:r>
+      <w:r>
+        <w:t xml:space="preserve">and</w:t>
+      </w:r>
+      <w:r>
+        <w:t xml:space="preserve"> </w:t>
+      </w:r>
+      <w:r>
+        <w:rPr>
+          <w:rStyle w:val="VerbatimChar"/>
+        </w:rPr>
+        <w:t xml:space="preserve">docs/ARCHITECTURE.md</w:t>
       </w:r>
       <w:r>
         <w:t xml:space="preserve">.</w:t>

--- a/docs/USER-GUIDE.docx
+++ b/docs/USER-GUIDE.docx
@@ -5798,43 +5798,83 @@
         <w:t xml:space="preserve"> </w:t>
       </w:r>
       <w:r>
-        <w:t xml:space="preserve">When ≥60% of holdings reclaim their 20-day average, the posture</w:t>
-      </w:r>
-      <w:r>
-        <w:t xml:space="preserve"> </w:t>
-      </w:r>
-      <w:r>
-        <w:rPr>
-          <w:bCs/>
-          <w:b/>
-        </w:rPr>
-        <w:t xml:space="preserve">re-risks</w:t>
-      </w:r>
-      <w:r>
-        <w:rPr>
-          <w:bCs/>
-          <w:b/>
-        </w:rPr>
-        <w:t xml:space="preserve"> </w:t>
-      </w:r>
-      <w:r>
-        <w:rPr>
-          <w:bCs/>
-          <w:b/>
-        </w:rPr>
-        <w:t xml:space="preserve">one notch</w:t>
-      </w:r>
-      <w:r>
-        <w:t xml:space="preserve"> </w:t>
-      </w:r>
-      <w:r>
-        <w:t xml:space="preserve">— so you don’t stay in cash too long after a V-shaped bottom (the momentum-crash fix). The</w:t>
-      </w:r>
-      <w:r>
-        <w:t xml:space="preserve"> </w:t>
-      </w:r>
-      <w:r>
-        <w:t xml:space="preserve">macro brake always wins over re-entry.</w:t>
+        <w:t xml:space="preserve">When ≥60% of holdings reclaim their 20-day average — a broad thrust — it</w:t>
+      </w:r>
+      <w:r>
+        <w:t xml:space="preserve"> </w:t>
+      </w:r>
+      <w:r>
+        <w:rPr>
+          <w:bCs/>
+          <w:b/>
+        </w:rPr>
+        <w:t xml:space="preserve">clears the deploy-brake to neutral</w:t>
+      </w:r>
+      <w:r>
+        <w:t xml:space="preserve">, even out of a deep</w:t>
+      </w:r>
+      <w:r>
+        <w:t xml:space="preserve"> </w:t>
+      </w:r>
+      <w:r>
+        <w:rPr>
+          <w:iCs/>
+          <w:i/>
+        </w:rPr>
+        <w:t xml:space="preserve">defensive</w:t>
+      </w:r>
+      <w:r>
+        <w:t xml:space="preserve"> </w:t>
+      </w:r>
+      <w:r>
+        <w:t xml:space="preserve">regime, so you don’t stay in cash</w:t>
+      </w:r>
+      <w:r>
+        <w:t xml:space="preserve"> </w:t>
+      </w:r>
+      <w:r>
+        <w:t xml:space="preserve">through a V-shaped bottom (the momentum-crash fix). It’s</w:t>
+      </w:r>
+      <w:r>
+        <w:t xml:space="preserve"> </w:t>
+      </w:r>
+      <w:r>
+        <w:rPr>
+          <w:bCs/>
+          <w:b/>
+        </w:rPr>
+        <w:t xml:space="preserve">capped at neutral</w:t>
+      </w:r>
+      <w:r>
+        <w:t xml:space="preserve">: it lifts the brake (deploy</w:t>
+      </w:r>
+      <w:r>
+        <w:t xml:space="preserve"> </w:t>
+      </w:r>
+      <w:r>
+        <w:t xml:space="preserve">pace) without triggering position</w:t>
+      </w:r>
+      <w:r>
+        <w:t xml:space="preserve"> </w:t>
+      </w:r>
+      <w:r>
+        <w:rPr>
+          <w:iCs/>
+          <w:i/>
+        </w:rPr>
+        <w:t xml:space="preserve">acceleration</w:t>
+      </w:r>
+      <w:r>
+        <w:t xml:space="preserve"> </w:t>
+      </w:r>
+      <w:r>
+        <w:t xml:space="preserve">— re-risk, not lever up. The macro-stress brake always</w:t>
+      </w:r>
+      <w:r>
+        <w:t xml:space="preserve"> </w:t>
+      </w:r>
+      <w:r>
+        <w:t xml:space="preserve">wins over it.</w:t>
       </w:r>
     </w:p>
     <w:bookmarkEnd w:id="48"/>

--- a/docs/USER-GUIDE.docx
+++ b/docs/USER-GUIDE.docx
@@ -10495,6 +10495,207 @@
       </w:r>
       <w:r>
         <w:t xml:space="preserve">so capacity is filled exactly.</w:t>
+      </w:r>
+    </w:p>
+    <w:p>
+      <w:pPr>
+        <w:pStyle w:val="BodyText"/>
+      </w:pPr>
+      <w:r>
+        <w:t xml:space="preserve">A</w:t>
+      </w:r>
+      <w:r>
+        <w:t xml:space="preserve"> </w:t>
+      </w:r>
+      <w:r>
+        <w:rPr>
+          <w:bCs/>
+          <w:b/>
+        </w:rPr>
+        <w:t xml:space="preserve">Timing overlay banner</w:t>
+      </w:r>
+      <w:r>
+        <w:t xml:space="preserve"> </w:t>
+      </w:r>
+      <w:r>
+        <w:t xml:space="preserve">sits at the top of the plan so the regime is visible</w:t>
+      </w:r>
+      <w:r>
+        <w:t xml:space="preserve"> </w:t>
+      </w:r>
+      <w:r>
+        <w:rPr>
+          <w:iCs/>
+          <w:i/>
+        </w:rPr>
+        <w:t xml:space="preserve">where the money moves</w:t>
+      </w:r>
+      <w:r>
+        <w:t xml:space="preserve">,</w:t>
+      </w:r>
+      <w:r>
+        <w:t xml:space="preserve"> </w:t>
+      </w:r>
+      <w:r>
+        <w:t xml:space="preserve">not just in the posture panel: it shows the current</w:t>
+      </w:r>
+      <w:r>
+        <w:t xml:space="preserve"> </w:t>
+      </w:r>
+      <w:r>
+        <w:rPr>
+          <w:bCs/>
+          <w:b/>
+        </w:rPr>
+        <w:t xml:space="preserve">posture</w:t>
+      </w:r>
+      <w:r>
+        <w:t xml:space="preserve">, whether the</w:t>
+      </w:r>
+      <w:r>
+        <w:t xml:space="preserve"> </w:t>
+      </w:r>
+      <w:r>
+        <w:rPr>
+          <w:bCs/>
+          <w:b/>
+        </w:rPr>
+        <w:t xml:space="preserve">brakes are on</w:t>
+      </w:r>
+      <w:r>
+        <w:t xml:space="preserve"> </w:t>
+      </w:r>
+      <w:r>
+        <w:t xml:space="preserve">(deploy into</w:t>
+      </w:r>
+      <w:r>
+        <w:t xml:space="preserve"> </w:t>
+      </w:r>
+      <w:r>
+        <w:t xml:space="preserve">the drawdown trigger, not now) or</w:t>
+      </w:r>
+      <w:r>
+        <w:t xml:space="preserve"> </w:t>
+      </w:r>
+      <w:r>
+        <w:rPr>
+          <w:bCs/>
+          <w:b/>
+        </w:rPr>
+        <w:t xml:space="preserve">clear</w:t>
+      </w:r>
+      <w:r>
+        <w:t xml:space="preserve"> </w:t>
+      </w:r>
+      <w:r>
+        <w:t xml:space="preserve">(deploy on schedule), and whether</w:t>
+      </w:r>
+      <w:r>
+        <w:t xml:space="preserve"> </w:t>
+      </w:r>
+      <w:r>
+        <w:rPr>
+          <w:bCs/>
+          <w:b/>
+        </w:rPr>
+        <w:t xml:space="preserve">⚡ fast re-entry is armed</w:t>
+      </w:r>
+      <w:r>
+        <w:t xml:space="preserve"> </w:t>
+      </w:r>
+      <w:r>
+        <w:t xml:space="preserve">(a breadth thrust cleared the brake). The buy weights themselves are</w:t>
+      </w:r>
+      <w:r>
+        <w:t xml:space="preserve"> </w:t>
+      </w:r>
+      <w:r>
+        <w:rPr>
+          <w:bCs/>
+          <w:b/>
+        </w:rPr>
+        <w:t xml:space="preserve">regime-tilted</w:t>
+      </w:r>
+      <w:r>
+        <w:t xml:space="preserve"> </w:t>
+      </w:r>
+      <w:r>
+        <w:t xml:space="preserve">in the IRA sleeve</w:t>
+      </w:r>
+      <w:r>
+        <w:t xml:space="preserve"> </w:t>
+      </w:r>
+      <w:r>
+        <w:t xml:space="preserve">(</w:t>
+      </w:r>
+      <w:r>
+        <w:rPr>
+          <w:rStyle w:val="VerbatimChar"/>
+        </w:rPr>
+        <w:t xml:space="preserve">web/sizing.mjs</w:t>
+      </w:r>
+      <w:r>
+        <w:t xml:space="preserve">): overweights only</w:t>
+      </w:r>
+      <w:r>
+        <w:t xml:space="preserve"> </w:t>
+      </w:r>
+      <w:r>
+        <w:rPr>
+          <w:iCs/>
+          <w:i/>
+        </w:rPr>
+        <w:t xml:space="preserve">accelerate</w:t>
+      </w:r>
+      <w:r>
+        <w:t xml:space="preserve"> </w:t>
+      </w:r>
+      <w:r>
+        <w:t xml:space="preserve">in a risk-on posture, trims bite in any posture, and the</w:t>
+      </w:r>
+      <w:r>
+        <w:t xml:space="preserve"> </w:t>
+      </w:r>
+      <w:r>
+        <w:t xml:space="preserve">taxable sleeve stays buy-and-hold. So both the</w:t>
+      </w:r>
+      <w:r>
+        <w:t xml:space="preserve"> </w:t>
+      </w:r>
+      <w:r>
+        <w:rPr>
+          <w:bCs/>
+          <w:b/>
+        </w:rPr>
+        <w:t xml:space="preserve">pace</w:t>
+      </w:r>
+      <w:r>
+        <w:t xml:space="preserve"> </w:t>
+      </w:r>
+      <w:r>
+        <w:t xml:space="preserve">(banner + the Radar’s ⏳/✚ forced-flow badges) and</w:t>
+      </w:r>
+      <w:r>
+        <w:t xml:space="preserve"> </w:t>
+      </w:r>
+      <w:r>
+        <w:t xml:space="preserve">the</w:t>
+      </w:r>
+      <w:r>
+        <w:t xml:space="preserve"> </w:t>
+      </w:r>
+      <w:r>
+        <w:rPr>
+          <w:bCs/>
+          <w:b/>
+        </w:rPr>
+        <w:t xml:space="preserve">size</w:t>
+      </w:r>
+      <w:r>
+        <w:t xml:space="preserve"> </w:t>
+      </w:r>
+      <w:r>
+        <w:t xml:space="preserve">(the weights) reflect the brake + fast-re-entry — the timing layer is wired through end to end.</w:t>
       </w:r>
     </w:p>
     <w:p>

--- a/docs/USER-GUIDE.docx
+++ b/docs/USER-GUIDE.docx
@@ -10510,13 +10510,7 @@
         <w:t xml:space="preserve"> </w:t>
       </w:r>
       <w:r>
-        <w:t xml:space="preserve">(deploy into</w:t>
-      </w:r>
-      <w:r>
-        <w:t xml:space="preserve"> </w:t>
-      </w:r>
-      <w:r>
-        <w:t xml:space="preserve">the drawdown trigger, not now) or</w:t>
+        <w:t xml:space="preserve">or</w:t>
       </w:r>
       <w:r>
         <w:t xml:space="preserve"> </w:t>
@@ -10529,26 +10523,51 @@
         <w:t xml:space="preserve">clear</w:t>
       </w:r>
       <w:r>
-        <w:t xml:space="preserve"> </w:t>
-      </w:r>
-      <w:r>
-        <w:t xml:space="preserve">(deploy on schedule), and whether</w:t>
-      </w:r>
-      <w:r>
-        <w:t xml:space="preserve"> </w:t>
-      </w:r>
-      <w:r>
-        <w:rPr>
-          <w:bCs/>
-          <w:b/>
-        </w:rPr>
-        <w:t xml:space="preserve">⚡ fast re-entry is armed</w:t>
-      </w:r>
-      <w:r>
-        <w:t xml:space="preserve"> </w:t>
-      </w:r>
-      <w:r>
-        <w:t xml:space="preserve">(a breadth thrust cleared the brake). The buy weights themselves are</w:t>
+        <w:t xml:space="preserve">,</w:t>
+      </w:r>
+      <w:r>
+        <w:t xml:space="preserve"> </w:t>
+      </w:r>
+      <w:r>
+        <w:t xml:space="preserve">and whether</w:t>
+      </w:r>
+      <w:r>
+        <w:t xml:space="preserve"> </w:t>
+      </w:r>
+      <w:r>
+        <w:rPr>
+          <w:bCs/>
+          <w:b/>
+        </w:rPr>
+        <w:t xml:space="preserve">⚡ THRUST fast re-entry</w:t>
+      </w:r>
+      <w:r>
+        <w:t xml:space="preserve"> </w:t>
+      </w:r>
+      <w:r>
+        <w:t xml:space="preserve">fired. Two things now reflect the brake mechanically, not just in text:</w:t>
+      </w:r>
+      <w:r>
+        <w:t xml:space="preserve"> </w:t>
+      </w:r>
+      <w:r>
+        <w:t xml:space="preserve">-</w:t>
+      </w:r>
+      <w:r>
+        <w:t xml:space="preserve"> </w:t>
+      </w:r>
+      <w:r>
+        <w:rPr>
+          <w:bCs/>
+          <w:b/>
+        </w:rPr>
+        <w:t xml:space="preserve">Size</w:t>
+      </w:r>
+      <w:r>
+        <w:t xml:space="preserve"> </w:t>
+      </w:r>
+      <w:r>
+        <w:t xml:space="preserve">— the buy weights are</w:t>
       </w:r>
       <w:r>
         <w:t xml:space="preserve"> </w:t>
@@ -10559,12 +10578,6 @@
           <w:b/>
         </w:rPr>
         <w:t xml:space="preserve">regime-tilted</w:t>
-      </w:r>
-      <w:r>
-        <w:t xml:space="preserve"> </w:t>
-      </w:r>
-      <w:r>
-        <w:t xml:space="preserve">in the IRA sleeve</w:t>
       </w:r>
       <w:r>
         <w:t xml:space="preserve"> </w:t>
@@ -10595,51 +10608,182 @@
         <w:t xml:space="preserve"> </w:t>
       </w:r>
       <w:r>
-        <w:t xml:space="preserve">in a risk-on posture, trims bite in any posture, and the</w:t>
-      </w:r>
-      <w:r>
-        <w:t xml:space="preserve"> </w:t>
-      </w:r>
-      <w:r>
-        <w:t xml:space="preserve">taxable sleeve stays buy-and-hold. So both the</w:t>
-      </w:r>
-      <w:r>
-        <w:t xml:space="preserve"> </w:t>
-      </w:r>
-      <w:r>
-        <w:rPr>
-          <w:bCs/>
-          <w:b/>
-        </w:rPr>
-        <w:t xml:space="preserve">pace</w:t>
-      </w:r>
-      <w:r>
-        <w:t xml:space="preserve"> </w:t>
-      </w:r>
-      <w:r>
-        <w:t xml:space="preserve">(banner + the Radar’s ⏳/✚ forced-flow badges) and</w:t>
-      </w:r>
-      <w:r>
-        <w:t xml:space="preserve"> </w:t>
-      </w:r>
-      <w:r>
-        <w:t xml:space="preserve">the</w:t>
-      </w:r>
-      <w:r>
-        <w:t xml:space="preserve"> </w:t>
-      </w:r>
-      <w:r>
-        <w:rPr>
-          <w:bCs/>
-          <w:b/>
-        </w:rPr>
-        <w:t xml:space="preserve">size</w:t>
-      </w:r>
-      <w:r>
-        <w:t xml:space="preserve"> </w:t>
-      </w:r>
-      <w:r>
-        <w:t xml:space="preserve">(the weights) reflect the brake + fast-re-entry — the timing layer is wired through end to end.</w:t>
+        <w:t xml:space="preserve">when the</w:t>
+      </w:r>
+      <w:r>
+        <w:t xml:space="preserve"> </w:t>
+      </w:r>
+      <w:r>
+        <w:t xml:space="preserve">composite is in</w:t>
+      </w:r>
+      <w:r>
+        <w:t xml:space="preserve"> </w:t>
+      </w:r>
+      <w:r>
+        <w:rPr>
+          <w:bCs/>
+          <w:b/>
+        </w:rPr>
+        <w:t xml:space="preserve">TREND</w:t>
+      </w:r>
+      <w:r>
+        <w:t xml:space="preserve"> </w:t>
+      </w:r>
+      <w:r>
+        <w:t xml:space="preserve">(risk-on); trims bite in any posture; taxable stays buy-and-hold.</w:t>
+      </w:r>
+      <w:r>
+        <w:t xml:space="preserve"> </w:t>
+      </w:r>
+      <w:r>
+        <w:t xml:space="preserve">-</w:t>
+      </w:r>
+      <w:r>
+        <w:t xml:space="preserve"> </w:t>
+      </w:r>
+      <w:r>
+        <w:rPr>
+          <w:bCs/>
+          <w:b/>
+        </w:rPr>
+        <w:t xml:space="preserve">Pace (the IRA brake)</w:t>
+      </w:r>
+      <w:r>
+        <w:t xml:space="preserve"> </w:t>
+      </w:r>
+      <w:r>
+        <w:t xml:space="preserve">— when the posture is</w:t>
+      </w:r>
+      <w:r>
+        <w:t xml:space="preserve"> </w:t>
+      </w:r>
+      <w:r>
+        <w:rPr>
+          <w:bCs/>
+          <w:b/>
+        </w:rPr>
+        <w:t xml:space="preserve">DEFENSIVE</w:t>
+      </w:r>
+      <w:r>
+        <w:t xml:space="preserve"> </w:t>
+      </w:r>
+      <w:r>
+        <w:t xml:space="preserve">(or macro-stress), the tactical</w:t>
+      </w:r>
+      <w:r>
+        <w:t xml:space="preserve"> </w:t>
+      </w:r>
+      <w:r>
+        <w:rPr>
+          <w:bCs/>
+          <w:b/>
+        </w:rPr>
+        <w:t xml:space="preserve">IRA/Roth</w:t>
+      </w:r>
+      <w:r>
+        <w:t xml:space="preserve"> </w:t>
+      </w:r>
+      <w:r>
+        <w:t xml:space="preserve">sleeve</w:t>
+      </w:r>
+      <w:r>
+        <w:t xml:space="preserve"> </w:t>
+      </w:r>
+      <w:r>
+        <w:rPr>
+          <w:bCs/>
+          <w:b/>
+        </w:rPr>
+        <w:t xml:space="preserve">stops deploying</w:t>
+      </w:r>
+      <w:r>
+        <w:t xml:space="preserve">: its buys are reframed as</w:t>
+      </w:r>
+      <w:r>
+        <w:t xml:space="preserve"> </w:t>
+      </w:r>
+      <w:r>
+        <w:rPr>
+          <w:bCs/>
+          <w:b/>
+        </w:rPr>
+        <w:t xml:space="preserve">⏳ on-trigger</w:t>
+      </w:r>
+      <w:r>
+        <w:t xml:space="preserve"> </w:t>
+      </w:r>
+      <w:r>
+        <w:t xml:space="preserve">(held until the drawdown trigger</w:t>
+      </w:r>
+      <w:r>
+        <w:t xml:space="preserve"> </w:t>
+      </w:r>
+      <w:r>
+        <w:t xml:space="preserve">fires) and removed from the</w:t>
+      </w:r>
+      <w:r>
+        <w:t xml:space="preserve"> </w:t>
+      </w:r>
+      <w:r>
+        <w:t xml:space="preserve">“</w:t>
+      </w:r>
+      <w:r>
+        <w:t xml:space="preserve">buy now</w:t>
+      </w:r>
+      <w:r>
+        <w:t xml:space="preserve">”</w:t>
+      </w:r>
+      <w:r>
+        <w:t xml:space="preserve"> </w:t>
+      </w:r>
+      <w:r>
+        <w:t xml:space="preserve">total, so the plan’s</w:t>
+      </w:r>
+      <w:r>
+        <w:t xml:space="preserve"> </w:t>
+      </w:r>
+      <w:r>
+        <w:rPr>
+          <w:iCs/>
+          <w:i/>
+        </w:rPr>
+        <w:t xml:space="preserve">numbers</w:t>
+      </w:r>
+      <w:r>
+        <w:t xml:space="preserve"> </w:t>
+      </w:r>
+      <w:r>
+        <w:t xml:space="preserve">match the posture. The</w:t>
+      </w:r>
+      <w:r>
+        <w:t xml:space="preserve"> </w:t>
+      </w:r>
+      <w:r>
+        <w:rPr>
+          <w:bCs/>
+          <w:b/>
+        </w:rPr>
+        <w:t xml:space="preserve">taxable</w:t>
+      </w:r>
+      <w:r>
+        <w:t xml:space="preserve"> </w:t>
+      </w:r>
+      <w:r>
+        <w:t xml:space="preserve">sleeve keeps deploying into anchors (buy-and-hold). A THRUST/TREND re-entry clears the brake → buys resume.</w:t>
+      </w:r>
+    </w:p>
+    <w:p>
+      <w:pPr>
+        <w:pStyle w:val="BodyText"/>
+      </w:pPr>
+      <w:r>
+        <w:t xml:space="preserve">So both the size and the pace reflect the F+C Thrust brake + re-entry — the timing layer is wired through end</w:t>
+      </w:r>
+      <w:r>
+        <w:t xml:space="preserve"> </w:t>
+      </w:r>
+      <w:r>
+        <w:t xml:space="preserve">to end (the banner, the Radar’s ⏳/✚ forced-flow badges, and now the IRA buy/hold numbers all agree).</w:t>
       </w:r>
     </w:p>
     <w:p>

--- a/docs/USER-GUIDE.docx
+++ b/docs/USER-GUIDE.docx
@@ -6593,115 +6593,124 @@
         <w:t xml:space="preserve"> </w:t>
       </w:r>
       <w:r>
-        <w:t xml:space="preserve">limit while earning a good risk-adjusted return — a backward-looking proxy, not a forecast. A</w:t>
-      </w:r>
-      <w:r>
-        <w:t xml:space="preserve"> </w:t>
-      </w:r>
-      <w:r>
-        <w:rPr>
-          <w:bCs/>
-          <w:b/>
-        </w:rPr>
-        <w:t xml:space="preserve">trend-brake backtest</w:t>
-      </w:r>
-      <w:r>
-        <w:t xml:space="preserve"> </w:t>
-      </w:r>
-      <w:r>
-        <w:t xml:space="preserve">line below it shows, on this basket and with no look-ahead, whether a moving-average brake actually cut max-drawdown and improved Calmar vs. buy-and-hold (the dial’s premise, tested). The brake now runs at the</w:t>
-      </w:r>
-      <w:r>
-        <w:t xml:space="preserve"> </w:t>
-      </w:r>
-      <w:r>
-        <w:rPr>
-          <w:bCs/>
-          <w:b/>
-        </w:rPr>
-        <w:t xml:space="preserve">live 200-day MA</w:t>
-      </w:r>
-      <w:r>
-        <w:t xml:space="preserve"> </w:t>
-      </w:r>
-      <w:r>
-        <w:t xml:space="preserve">and the line includes the</w:t>
-      </w:r>
-      <w:r>
-        <w:t xml:space="preserve"> </w:t>
-      </w:r>
-      <w:r>
-        <w:rPr>
-          <w:bCs/>
-          <w:b/>
-        </w:rPr>
-        <w:t xml:space="preserve">turnover cost</w:t>
-      </w:r>
-      <w:r>
-        <w:t xml:space="preserve"> </w:t>
-      </w:r>
-      <w:r>
-        <w:t xml:space="preserve">charged for switching in/out of cash (so its Calmar isn’t overstated). When the basket lacks enough history to test the 200-day brake honestly, the line reads</w:t>
-      </w:r>
-      <w:r>
-        <w:t xml:space="preserve"> </w:t>
-      </w:r>
-      <w:r>
-        <w:rPr>
-          <w:bCs/>
-          <w:b/>
-        </w:rPr>
-        <w:t xml:space="preserve">“</w:t>
-      </w:r>
-      <w:r>
-        <w:rPr>
-          <w:bCs/>
-          <w:b/>
-        </w:rPr>
-        <w:t xml:space="preserve">unproven</w:t>
-      </w:r>
-      <w:r>
-        <w:rPr>
-          <w:bCs/>
-          <w:b/>
-        </w:rPr>
-        <w:t xml:space="preserve">”</w:t>
-      </w:r>
-      <w:r>
-        <w:t xml:space="preserve"> </w:t>
-      </w:r>
-      <w:r>
-        <w:t xml:space="preserve">instead of showing a number. A separate</w:t>
-      </w:r>
-      <w:r>
-        <w:t xml:space="preserve"> </w:t>
-      </w:r>
-      <w:r>
-        <w:rPr>
-          <w:bCs/>
-          <w:b/>
-        </w:rPr>
-        <w:t xml:space="preserve">“</w:t>
-      </w:r>
-      <w:r>
-        <w:rPr>
-          <w:bCs/>
-          <w:b/>
-        </w:rPr>
-        <w:t xml:space="preserve">Brake proof</w:t>
-      </w:r>
-      <w:r>
-        <w:rPr>
-          <w:bCs/>
-          <w:b/>
-        </w:rPr>
-        <w:t xml:space="preserve">”</w:t>
-      </w:r>
-      <w:r>
-        <w:t xml:space="preserve"> </w:t>
-      </w:r>
-      <w:r>
-        <w:t xml:space="preserve">block then runs the</w:t>
+        <w:t xml:space="preserve">limit while earning a good risk-adjusted return — a backward-looking proxy, not a forecast. Below it sit three backtest lines, all running the</w:t>
+      </w:r>
+      <w:r>
+        <w:t xml:space="preserve"> </w:t>
+      </w:r>
+      <w:r>
+        <w:rPr>
+          <w:bCs/>
+          <w:b/>
+        </w:rPr>
+        <w:t xml:space="preserve">exact live F+C Thrust ladder</w:t>
+      </w:r>
+      <w:r>
+        <w:t xml:space="preserve"> </w:t>
+      </w:r>
+      <w:r>
+        <w:t xml:space="preserve">(the same</w:t>
+      </w:r>
+      <w:r>
+        <w:t xml:space="preserve"> </w:t>
+      </w:r>
+      <w:r>
+        <w:rPr>
+          <w:rStyle w:val="VerbatimChar"/>
+        </w:rPr>
+        <w:t xml:space="preserve">v23.mjs</w:t>
+      </w:r>
+      <w:r>
+        <w:t xml:space="preserve"> </w:t>
+      </w:r>
+      <w:r>
+        <w:t xml:space="preserve">rule the regime uses), no look-ahead, turnover-costed:</w:t>
+      </w:r>
+      <w:r>
+        <w:t xml:space="preserve"> </w:t>
+      </w:r>
+      <w:r>
+        <w:t xml:space="preserve">-</w:t>
+      </w:r>
+      <w:r>
+        <w:t xml:space="preserve"> </w:t>
+      </w:r>
+      <w:r>
+        <w:rPr>
+          <w:bCs/>
+          <w:b/>
+        </w:rPr>
+        <w:t xml:space="preserve">F+C Thrust backtest (the live design)</w:t>
+      </w:r>
+      <w:r>
+        <w:t xml:space="preserve"> </w:t>
+      </w:r>
+      <w:r>
+        <w:t xml:space="preserve">— the ladder on</w:t>
+      </w:r>
+      <w:r>
+        <w:t xml:space="preserve"> </w:t>
+      </w:r>
+      <w:r>
+        <w:rPr>
+          <w:bCs/>
+          <w:b/>
+        </w:rPr>
+        <w:t xml:space="preserve">deep benchmark history</w:t>
+      </w:r>
+      <w:r>
+        <w:t xml:space="preserve"> </w:t>
+      </w:r>
+      <w:r>
+        <w:t xml:space="preserve">(SPY/QQQ/SOXX, back through 2000/2008/2020/2022) vs buy-&amp;-hold. Per instrument: did it</w:t>
+      </w:r>
+      <w:r>
+        <w:t xml:space="preserve"> </w:t>
+      </w:r>
+      <w:r>
+        <w:rPr>
+          <w:bCs/>
+          <w:b/>
+        </w:rPr>
+        <w:t xml:space="preserve">cut</w:t>
+      </w:r>
+      <w:r>
+        <w:t xml:space="preserve"> </w:t>
+      </w:r>
+      <w:r>
+        <w:t xml:space="preserve">max drawdown (✓/✗),</w:t>
+      </w:r>
+      <w:r>
+        <w:t xml:space="preserve"> </w:t>
+      </w:r>
+      <w:r>
+        <w:rPr>
+          <w:bCs/>
+          <w:b/>
+        </w:rPr>
+        <w:t xml:space="preserve">hold</w:t>
+      </w:r>
+      <w:r>
+        <w:t xml:space="preserve"> </w:t>
+      </w:r>
+      <w:r>
+        <w:t xml:space="preserve">the −35% mandate,</w:t>
+      </w:r>
+      <w:r>
+        <w:t xml:space="preserve"> </w:t>
+      </w:r>
+      <w:r>
+        <w:rPr>
+          <w:bCs/>
+          <w:b/>
+        </w:rPr>
+        <w:t xml:space="preserve">improve</w:t>
+      </w:r>
+      <w:r>
+        <w:t xml:space="preserve"> </w:t>
+      </w:r>
+      <w:r>
+        <w:t xml:space="preserve">Calmar (✓/✗), at what CAGR cost, and a per-crash list (⚠ = a crash it didn’t cut). This is where the</w:t>
       </w:r>
       <w:r>
         <w:t xml:space="preserve"> </w:t>
@@ -6711,200 +6720,129 @@
           <w:iCs/>
           <w:i/>
         </w:rPr>
-        <w:t xml:space="preserve">same</w:t>
-      </w:r>
-      <w:r>
-        <w:t xml:space="preserve"> </w:t>
-      </w:r>
-      <w:r>
-        <w:t xml:space="preserve">200-day brake on</w:t>
-      </w:r>
-      <w:r>
-        <w:t xml:space="preserve"> </w:t>
-      </w:r>
-      <w:r>
-        <w:rPr>
-          <w:bCs/>
-          <w:b/>
-        </w:rPr>
-        <w:t xml:space="preserve">deep history pulled from the accumulated database</w:t>
-      </w:r>
-      <w:r>
-        <w:t xml:space="preserve"> </w:t>
-      </w:r>
-      <w:r>
-        <w:t xml:space="preserve">(SPY/QQQ/SOXX, back through 2000/2008/2020/2022) so the dial’s tail claim is tested against real crashes — showing, per instrument, whether the brake</w:t>
-      </w:r>
-      <w:r>
-        <w:t xml:space="preserve"> </w:t>
-      </w:r>
-      <w:r>
-        <w:rPr>
-          <w:bCs/>
-          <w:b/>
-        </w:rPr>
-        <w:t xml:space="preserve">cut</w:t>
-      </w:r>
-      <w:r>
-        <w:t xml:space="preserve"> </w:t>
-      </w:r>
-      <w:r>
-        <w:t xml:space="preserve">max drawdown (✓/✗),</w:t>
-      </w:r>
-      <w:r>
-        <w:t xml:space="preserve"> </w:t>
-      </w:r>
-      <w:r>
-        <w:rPr>
-          <w:bCs/>
-          <w:b/>
-        </w:rPr>
-        <w:t xml:space="preserve">improved</w:t>
-      </w:r>
-      <w:r>
-        <w:t xml:space="preserve"> </w:t>
-      </w:r>
-      <w:r>
-        <w:t xml:space="preserve">Calmar (✓/✗), its CAGR cost, and a per-crash list where ⚠ marks a crash the brake</w:t>
-      </w:r>
-      <w:r>
-        <w:t xml:space="preserve"> </w:t>
-      </w:r>
-      <w:r>
-        <w:rPr>
-          <w:bCs/>
-          <w:b/>
-        </w:rPr>
-        <w:t xml:space="preserve">whipsawed</w:t>
-      </w:r>
-      <w:r>
-        <w:t xml:space="preserve"> </w:t>
-      </w:r>
-      <w:r>
-        <w:t xml:space="preserve">instead of cutting. Finally, the</w:t>
-      </w:r>
-      <w:r>
-        <w:t xml:space="preserve"> </w:t>
-      </w:r>
-      <w:r>
-        <w:rPr>
-          <w:bCs/>
-          <w:b/>
-        </w:rPr>
-        <w:t xml:space="preserve">“</w:t>
-      </w:r>
-      <w:r>
-        <w:rPr>
-          <w:bCs/>
-          <w:b/>
-        </w:rPr>
-        <w:t xml:space="preserve">System backtest (as designed)</w:t>
-      </w:r>
-      <w:r>
-        <w:rPr>
-          <w:bCs/>
-          <w:b/>
-        </w:rPr>
-        <w:t xml:space="preserve">”</w:t>
-      </w:r>
-      <w:r>
-        <w:t xml:space="preserve"> </w:t>
-      </w:r>
-      <w:r>
-        <w:t xml:space="preserve">block runs the</w:t>
-      </w:r>
-      <w:r>
-        <w:t xml:space="preserve"> </w:t>
-      </w:r>
-      <w:r>
-        <w:rPr>
-          <w:iCs/>
-          <w:i/>
-        </w:rPr>
-        <w:t xml:space="preserve">full</w:t>
-      </w:r>
-      <w:r>
-        <w:t xml:space="preserve"> </w:t>
-      </w:r>
-      <w:r>
-        <w:t xml:space="preserve">timing overlay (200-day brake</w:t>
-      </w:r>
-      <w:r>
-        <w:t xml:space="preserve"> </w:t>
-      </w:r>
-      <w:r>
-        <w:rPr>
-          <w:bCs/>
-          <w:b/>
-        </w:rPr>
-        <w:t xml:space="preserve">+</w:t>
-      </w:r>
-      <w:r>
-        <w:t xml:space="preserve"> </w:t>
-      </w:r>
-      <w:r>
-        <w:t xml:space="preserve">breadth fast-entry — re-risk when ≥60% of names reclaim their 20-DMA, turnover-costed) on the</w:t>
-      </w:r>
-      <w:r>
-        <w:t xml:space="preserve"> </w:t>
-      </w:r>
-      <w:r>
-        <w:rPr>
-          <w:bCs/>
-          <w:b/>
-        </w:rPr>
-        <w:t xml:space="preserve">book’s own names</w:t>
-      </w:r>
-      <w:r>
-        <w:t xml:space="preserve">, three ways —</w:t>
-      </w:r>
-      <w:r>
-        <w:t xml:space="preserve"> </w:t>
-      </w:r>
-      <w:r>
-        <w:rPr>
-          <w:bCs/>
-          <w:b/>
-        </w:rPr>
-        <w:t xml:space="preserve">buy-&amp;-hold vs +brake vs +brake+fast-reentry</w:t>
-      </w:r>
-      <w:r>
-        <w:t xml:space="preserve"> </w:t>
-      </w:r>
-      <w:r>
-        <w:t xml:space="preserve">— and checks each against the</w:t>
-      </w:r>
-      <w:r>
-        <w:t xml:space="preserve"> </w:t>
-      </w:r>
-      <w:r>
-        <w:rPr>
-          <w:bCs/>
-          <w:b/>
-        </w:rPr>
-        <w:t xml:space="preserve">−35% mandate</w:t>
-      </w:r>
-      <w:r>
-        <w:t xml:space="preserve"> </w:t>
-      </w:r>
-      <w:r>
-        <w:t xml:space="preserve">(✓ holds / ✗ breaches), so you can see exactly what the timing layer does to both drawdown and CAGR. Selection is held fixed (the alpha selection signal is graded separately by the Track record + cross-sectional signal backtest). The proofs are methodology evidence on deep history,</w:t>
-      </w:r>
-      <w:r>
-        <w:t xml:space="preserve"> </w:t>
-      </w:r>
-      <w:r>
-        <w:rPr>
-          <w:iCs/>
-          <w:i/>
-        </w:rPr>
-        <w:t xml:space="preserve">not</w:t>
-      </w:r>
-      <w:r>
-        <w:t xml:space="preserve"> </w:t>
-      </w:r>
-      <w:r>
-        <w:t xml:space="preserve">a promise about your exact future book. See</w:t>
+        <w:t xml:space="preserve">timing</w:t>
+      </w:r>
+      <w:r>
+        <w:t xml:space="preserve"> </w:t>
+      </w:r>
+      <w:r>
+        <w:t xml:space="preserve">edge is actually tested against real bears — it’s methodology evidence on proxies, not your book.</w:t>
+      </w:r>
+      <w:r>
+        <w:t xml:space="preserve"> </w:t>
+      </w:r>
+      <w:r>
+        <w:t xml:space="preserve">-</w:t>
+      </w:r>
+      <w:r>
+        <w:t xml:space="preserve"> </w:t>
+      </w:r>
+      <w:r>
+        <w:rPr>
+          <w:bCs/>
+          <w:b/>
+        </w:rPr>
+        <w:t xml:space="preserve">Combo — F+C Thrust × the scarcity book</w:t>
+      </w:r>
+      <w:r>
+        <w:t xml:space="preserve"> </w:t>
+      </w:r>
+      <w:r>
+        <w:t xml:space="preserve">— the timing overlay applied to</w:t>
+      </w:r>
+      <w:r>
+        <w:t xml:space="preserve"> </w:t>
+      </w:r>
+      <w:r>
+        <w:rPr>
+          <w:bCs/>
+          <w:b/>
+        </w:rPr>
+        <w:t xml:space="preserve">your</w:t>
+      </w:r>
+      <w:r>
+        <w:t xml:space="preserve"> </w:t>
+      </w:r>
+      <w:r>
+        <w:t xml:space="preserve">target-weighted basket (the alpha-from-scarcities selection) vs buy-&amp;-hold the book, each checked against −35%.</w:t>
+      </w:r>
+      <w:r>
+        <w:t xml:space="preserve"> </w:t>
+      </w:r>
+      <w:r>
+        <w:rPr>
+          <w:bCs/>
+          <w:b/>
+        </w:rPr>
+        <w:t xml:space="preserve">Honest caveat:</w:t>
+      </w:r>
+      <w:r>
+        <w:t xml:space="preserve"> </w:t>
+      </w:r>
+      <w:r>
+        <w:t xml:space="preserve">the book’s own history is short and (so far) bull-only, so this line can’t show the timing’s tail benefit until the book lives through a real drawdown — read the deep-proxy line above for that.</w:t>
+      </w:r>
+      <w:r>
+        <w:t xml:space="preserve"> </w:t>
+      </w:r>
+      <w:r>
+        <w:t xml:space="preserve">- The</w:t>
+      </w:r>
+      <w:r>
+        <w:t xml:space="preserve"> </w:t>
+      </w:r>
+      <w:r>
+        <w:rPr>
+          <w:bCs/>
+          <w:b/>
+        </w:rPr>
+        <w:t xml:space="preserve">selection edge</w:t>
+      </w:r>
+      <w:r>
+        <w:t xml:space="preserve"> </w:t>
+      </w:r>
+      <w:r>
+        <w:t xml:space="preserve">(does the scarcity alpha actually pick winners) is graded separately by the</w:t>
+      </w:r>
+      <w:r>
+        <w:t xml:space="preserve"> </w:t>
+      </w:r>
+      <w:r>
+        <w:rPr>
+          <w:bCs/>
+          <w:b/>
+        </w:rPr>
+        <w:t xml:space="preserve">Track record</w:t>
+      </w:r>
+      <w:r>
+        <w:t xml:space="preserve"> </w:t>
+      </w:r>
+      <w:r>
+        <w:t xml:space="preserve">(live, unbiased) and the</w:t>
+      </w:r>
+      <w:r>
+        <w:t xml:space="preserve"> </w:t>
+      </w:r>
+      <w:r>
+        <w:rPr>
+          <w:bCs/>
+          <w:b/>
+        </w:rPr>
+        <w:t xml:space="preserve">cross-sectional signal backtest</w:t>
+      </w:r>
+      <w:r>
+        <w:t xml:space="preserve"> </w:t>
+      </w:r>
+      <w:r>
+        <w:t xml:space="preserve">(rank IC + hit-rate, an upper bound with survivorship caveats).</w:t>
+      </w:r>
+    </w:p>
+    <w:p>
+      <w:pPr>
+        <w:pStyle w:val="BodyText"/>
+      </w:pPr>
+      <w:r>
+        <w:t xml:space="preserve">See</w:t>
       </w:r>
       <w:r>
         <w:t xml:space="preserve"> </w:t>

--- a/docs/USER-GUIDE.docx
+++ b/docs/USER-GUIDE.docx
@@ -6780,7 +6780,134 @@
         <w:t xml:space="preserve"> </w:t>
       </w:r>
       <w:r>
-        <w:t xml:space="preserve">the book’s own history is short and (so far) bull-only, so this line can’t show the timing’s tail benefit until the book lives through a real drawdown — read the deep-proxy line above for that.</w:t>
+        <w:t xml:space="preserve">the book’s own history is short and (so far) bull-only, so this line can’t show the timing’s tail benefit until the book lives through a real drawdown.</w:t>
+      </w:r>
+      <w:r>
+        <w:t xml:space="preserve"> </w:t>
+      </w:r>
+      <w:r>
+        <w:t xml:space="preserve">-</w:t>
+      </w:r>
+      <w:r>
+        <w:t xml:space="preserve"> </w:t>
+      </w:r>
+      <w:r>
+        <w:rPr>
+          <w:bCs/>
+          <w:b/>
+        </w:rPr>
+        <w:t xml:space="preserve">Combo through real bears</w:t>
+      </w:r>
+      <w:r>
+        <w:t xml:space="preserve"> </w:t>
+      </w:r>
+      <w:r>
+        <w:t xml:space="preserve">— because the book is too young, the build-out sleeve is mapped to</w:t>
+      </w:r>
+      <w:r>
+        <w:t xml:space="preserve"> </w:t>
+      </w:r>
+      <w:r>
+        <w:rPr>
+          <w:bCs/>
+          <w:b/>
+        </w:rPr>
+        <w:t xml:space="preserve">long-history liquid analogues</w:t>
+      </w:r>
+      <w:r>
+        <w:t xml:space="preserve"> </w:t>
+      </w:r>
+      <w:r>
+        <w:t xml:space="preserve">(SMH/XLI/XLU/XME/ITA/PHO/XLK) and the same F+C Thrust ladder is run through</w:t>
+      </w:r>
+      <w:r>
+        <w:t xml:space="preserve"> </w:t>
+      </w:r>
+      <w:r>
+        <w:rPr>
+          <w:bCs/>
+          <w:b/>
+        </w:rPr>
+        <w:t xml:space="preserve">2008/2020/2022</w:t>
+      </w:r>
+      <w:r>
+        <w:t xml:space="preserve">. This is where the</w:t>
+      </w:r>
+      <w:r>
+        <w:t xml:space="preserve"> </w:t>
+      </w:r>
+      <w:r>
+        <w:rPr>
+          <w:iCs/>
+          <w:i/>
+        </w:rPr>
+        <w:t xml:space="preserve">combo</w:t>
+      </w:r>
+      <w:r>
+        <w:t xml:space="preserve"> </w:t>
+      </w:r>
+      <w:r>
+        <w:t xml:space="preserve">(theme × timing) is actually cycle-tested. It’s an</w:t>
+      </w:r>
+      <w:r>
+        <w:t xml:space="preserve"> </w:t>
+      </w:r>
+      <w:r>
+        <w:rPr>
+          <w:bCs/>
+          <w:b/>
+        </w:rPr>
+        <w:t xml:space="preserve">analogue</w:t>
+      </w:r>
+      <w:r>
+        <w:t xml:space="preserve"> </w:t>
+      </w:r>
+      <w:r>
+        <w:t xml:space="preserve">— composition/weights approximate, mapping chosen with hindsight, survivors — so read the</w:t>
+      </w:r>
+      <w:r>
+        <w:t xml:space="preserve"> </w:t>
+      </w:r>
+      <w:r>
+        <w:rPr>
+          <w:bCs/>
+          <w:b/>
+        </w:rPr>
+        <w:t xml:space="preserve">drawdown-cut and Calmar delta</w:t>
+      </w:r>
+      <w:r>
+        <w:t xml:space="preserve">, not the absolute CAGR. See</w:t>
+      </w:r>
+      <w:r>
+        <w:t xml:space="preserve"> </w:t>
+      </w:r>
+      <w:r>
+        <w:rPr>
+          <w:rStyle w:val="VerbatimChar"/>
+        </w:rPr>
+        <w:t xml:space="preserve">docs/DRAWDOWN-DEFENSE.md</w:t>
+      </w:r>
+      <w:r>
+        <w:t xml:space="preserve"> </w:t>
+      </w:r>
+      <w:r>
+        <w:t xml:space="preserve">→</w:t>
+      </w:r>
+      <w:r>
+        <w:t xml:space="preserve"> </w:t>
+      </w:r>
+      <w:r>
+        <w:rPr>
+          <w:iCs/>
+          <w:i/>
+        </w:rPr>
+        <w:t xml:space="preserve">Backtest realism</w:t>
+      </w:r>
+      <w:r>
+        <w:t xml:space="preserve"> </w:t>
+      </w:r>
+      <w:r>
+        <w:t xml:space="preserve">for the full caveats (tax not modeled = IRA-only; execution optimism; survivor/hindsight bias).</w:t>
       </w:r>
       <w:r>
         <w:t xml:space="preserve"> </w:t>

--- a/docs/USER-GUIDE.docx
+++ b/docs/USER-GUIDE.docx
@@ -4489,7 +4489,7 @@
       <w:r>
         <w:drawing>
           <wp:inline>
-            <wp:extent cx="5334000" cy="11538942"/>
+            <wp:extent cx="5334000" cy="14222610"/>
             <wp:effectExtent b="0" l="0" r="0" t="0"/>
             <wp:docPr descr="Portfolio and triggers" title="" id="46" name="Picture"/>
             <a:graphic>
@@ -4510,7 +4510,7 @@
                   <pic:spPr bwMode="auto">
                     <a:xfrm>
                       <a:off x="0" y="0"/>
-                      <a:ext cx="5334000" cy="11538942"/>
+                      <a:ext cx="5334000" cy="14222610"/>
                     </a:xfrm>
                     <a:prstGeom prst="rect">
                       <a:avLst/>
@@ -6593,7 +6593,36 @@
         <w:t xml:space="preserve"> </w:t>
       </w:r>
       <w:r>
-        <w:t xml:space="preserve">limit while earning a good risk-adjusted return — a backward-looking proxy, not a forecast. Below it sit three backtest lines, all running the</w:t>
+        <w:t xml:space="preserve">limit while earning a good risk-adjusted return — a backward-looking proxy, not a forecast. Below it sit the backtests as</w:t>
+      </w:r>
+      <w:r>
+        <w:t xml:space="preserve"> </w:t>
+      </w:r>
+      <w:r>
+        <w:rPr>
+          <w:bCs/>
+          <w:b/>
+        </w:rPr>
+        <w:t xml:space="preserve">compact, horizontally-scrollable tables</w:t>
+      </w:r>
+      <w:r>
+        <w:t xml:space="preserve"> </w:t>
+      </w:r>
+      <w:r>
+        <w:t xml:space="preserve">(max drawdown / CAGR / Calmar shown as</w:t>
+      </w:r>
+      <w:r>
+        <w:t xml:space="preserve"> </w:t>
+      </w:r>
+      <w:r>
+        <w:rPr>
+          <w:iCs/>
+          <w:i/>
+        </w:rPr>
+        <w:t xml:space="preserve">buy-&amp;-hold → timed</w:t>
+      </w:r>
+      <w:r>
+        <w:t xml:space="preserve">, with a per-crash column), all running the</w:t>
       </w:r>
       <w:r>
         <w:t xml:space="preserve"> </w:t>
@@ -14711,7 +14740,7 @@
       <w:r>
         <w:drawing>
           <wp:inline>
-            <wp:extent cx="5334000" cy="6834187"/>
+            <wp:extent cx="5334000" cy="3750468"/>
             <wp:effectExtent b="0" l="0" r="0" t="0"/>
             <wp:docPr descr="Agent digest" title="" id="76" name="Picture"/>
             <a:graphic>
@@ -14732,7 +14761,7 @@
                   <pic:spPr bwMode="auto">
                     <a:xfrm>
                       <a:off x="0" y="0"/>
-                      <a:ext cx="5334000" cy="6834187"/>
+                      <a:ext cx="5334000" cy="3750468"/>
                     </a:xfrm>
                     <a:prstGeom prst="rect">
                       <a:avLst/>
@@ -15095,7 +15124,7 @@
       <w:r>
         <w:drawing>
           <wp:inline>
-            <wp:extent cx="5334000" cy="6834187"/>
+            <wp:extent cx="5334000" cy="3750468"/>
             <wp:effectExtent b="0" l="0" r="0" t="0"/>
             <wp:docPr descr="Settings" title="" id="80" name="Picture"/>
             <a:graphic>
@@ -15116,7 +15145,7 @@
                   <pic:spPr bwMode="auto">
                     <a:xfrm>
                       <a:off x="0" y="0"/>
-                      <a:ext cx="5334000" cy="6834187"/>
+                      <a:ext cx="5334000" cy="3750468"/>
                     </a:xfrm>
                     <a:prstGeom prst="rect">
                       <a:avLst/>

--- a/docs/USER-GUIDE.docx
+++ b/docs/USER-GUIDE.docx
@@ -5529,7 +5529,7 @@
           <w:bCs/>
           <w:b/>
         </w:rPr>
-        <w:t xml:space="preserve">price, RSI-14, % vs the 200-DMA</w:t>
+        <w:t xml:space="preserve">price, RSI-14 &amp; RSI-10 (Wilder; &gt;70 overbought / &lt;30 oversold — the shorter RSI-10 is more responsive), % vs the 200-DMA</w:t>
       </w:r>
       <w:r>
         <w:rPr>
